--- a/LLDD/word/BE/LLDD-BE-API-Document-List-Search.docx
+++ b/LLDD/word/BE/LLDD-BE-API-Document-List-Search.docx
@@ -3249,7 +3249,7 @@
               <w:br/>
               <w:t xml:space="preserve">    {</w:t>
               <w:br/>
-              <w:t xml:space="preserve">      "docNo": "2569/00123",</w:t>
+              <w:t xml:space="preserve">      "docNo": "2026/00123",</w:t>
               <w:br/>
               <w:t xml:space="preserve">      "waitingDays": 3</w:t>
               <w:br/>
@@ -4281,7 +4281,7 @@
               <w:br/>
               <w:t xml:space="preserve">    {</w:t>
               <w:br/>
-              <w:t xml:space="preserve">      "docNo": "2569/00123",</w:t>
+              <w:t xml:space="preserve">      "docNo": "2026/00123",</w:t>
               <w:br/>
               <w:t xml:space="preserve">      "statusCode": "06"</w:t>
               <w:br/>
@@ -4805,7 +4805,7 @@
                 <w:b w:val="0"/>
                 <w:sz w:val="18"/>
               </w:rPr>
-              <w:t>workflow_tasks</w:t>
+              <w:t>workflow_transaction / workflow_approver (@srm/glb-workflow)</w:t>
             </w:r>
           </w:p>
         </w:tc>
@@ -4847,7 +4847,7 @@
                 <w:b w:val="0"/>
                 <w:sz w:val="18"/>
               </w:rPr>
-              <w:t>อ่าน inbox ตาม section/role</w:t>
+              <w:t>อ่าน inbox ผ่าน getPendingFlow()</w:t>
             </w:r>
           </w:p>
         </w:tc>

--- a/LLDD/word/BE/LLDD-BE-API-Document-List-Search.docx
+++ b/LLDD/word/BE/LLDD-BE-API-Document-List-Search.docx
@@ -3728,7 +3728,7 @@
               </w:rPr>
               <w:t>{</w:t>
               <w:br/>
-              <w:t xml:space="preserve">  "year": 2569,</w:t>
+              <w:t xml:space="preserve">  "year": 2026,</w:t>
               <w:br/>
               <w:t xml:space="preserve">  "storeCode": "00788",</w:t>
               <w:br/>

--- a/LLDD/word/BE/LLDD-BE-API-Document-List-Search.docx
+++ b/LLDD/word/BE/LLDD-BE-API-Document-List-Search.docx
@@ -103,11 +103,15 @@
               <w:keepLines/>
               <w:spacing w:after="0"/>
             </w:pPr>
-            <w:r/>
-            <w:r>
-              <w:rPr>
-                <w:rFonts w:ascii="Arial" w:hAnsi="Arial" w:eastAsia="Arial"/>
-                <w:b w:val="0"/>
+            <w:r>
+              <w:rPr>
+                <w:rFonts w:ascii="Arial" w:hAnsi="Arial" w:eastAsia="Arial"/>
+                <w:sz w:val="18"/>
+              </w:rPr>
+            </w:r>
+            <w:r>
+              <w:rPr>
+                <w:rFonts w:ascii="Arial" w:hAnsi="Arial" w:eastAsia="Arial"/>
                 <w:sz w:val="18"/>
               </w:rPr>
               <w:t>วัตถุประสงค์</w:t>
@@ -124,11 +128,15 @@
               <w:keepLines/>
               <w:spacing w:after="0"/>
             </w:pPr>
-            <w:r/>
-            <w:r>
-              <w:rPr>
-                <w:rFonts w:ascii="Arial" w:hAnsi="Arial" w:eastAsia="Arial"/>
-                <w:b w:val="0"/>
+            <w:r>
+              <w:rPr>
+                <w:rFonts w:ascii="Arial" w:hAnsi="Arial" w:eastAsia="Arial"/>
+                <w:sz w:val="18"/>
+              </w:rPr>
+            </w:r>
+            <w:r>
+              <w:rPr>
+                <w:rFonts w:ascii="Arial" w:hAnsi="Arial" w:eastAsia="Arial"/>
                 <w:sz w:val="18"/>
               </w:rPr>
               <w:t>ใช้เป็นรายละเอียดระดับพัฒนาสำหรับออกแบบ ลงมือพัฒนา ตรวจทาน และทดสอบขอบเขตที่ระบุในฉบับนี้</w:t>
@@ -150,11 +158,15 @@
               <w:keepLines/>
               <w:spacing w:after="0"/>
             </w:pPr>
-            <w:r/>
-            <w:r>
-              <w:rPr>
-                <w:rFonts w:ascii="Arial" w:hAnsi="Arial" w:eastAsia="Arial"/>
-                <w:b w:val="0"/>
+            <w:r>
+              <w:rPr>
+                <w:rFonts w:ascii="Arial" w:hAnsi="Arial" w:eastAsia="Arial"/>
+                <w:sz w:val="18"/>
+              </w:rPr>
+            </w:r>
+            <w:r>
+              <w:rPr>
+                <w:rFonts w:ascii="Arial" w:hAnsi="Arial" w:eastAsia="Arial"/>
                 <w:sz w:val="18"/>
               </w:rPr>
               <w:t>ลำดับการอ่าน</w:t>
@@ -171,11 +183,15 @@
               <w:keepLines/>
               <w:spacing w:after="0"/>
             </w:pPr>
-            <w:r/>
-            <w:r>
-              <w:rPr>
-                <w:rFonts w:ascii="Arial" w:hAnsi="Arial" w:eastAsia="Arial"/>
-                <w:b w:val="0"/>
+            <w:r>
+              <w:rPr>
+                <w:rFonts w:ascii="Arial" w:hAnsi="Arial" w:eastAsia="Arial"/>
+                <w:sz w:val="18"/>
+              </w:rPr>
+            </w:r>
+            <w:r>
+              <w:rPr>
+                <w:rFonts w:ascii="Arial" w:hAnsi="Arial" w:eastAsia="Arial"/>
                 <w:sz w:val="18"/>
               </w:rPr>
               <w:t>เริ่มจาก Overview และ Scope จากนั้นตรวจ Field/Validation, Implementation, Contract, Processing Flow, Acceptance Criteria และ Test Checklist ตามลำดับ</w:t>
@@ -197,11 +213,15 @@
               <w:keepLines/>
               <w:spacing w:after="0"/>
             </w:pPr>
-            <w:r/>
-            <w:r>
-              <w:rPr>
-                <w:rFonts w:ascii="Arial" w:hAnsi="Arial" w:eastAsia="Arial"/>
-                <w:b w:val="0"/>
+            <w:r>
+              <w:rPr>
+                <w:rFonts w:ascii="Arial" w:hAnsi="Arial" w:eastAsia="Arial"/>
+                <w:sz w:val="18"/>
+              </w:rPr>
+            </w:r>
+            <w:r>
+              <w:rPr>
+                <w:rFonts w:ascii="Arial" w:hAnsi="Arial" w:eastAsia="Arial"/>
                 <w:sz w:val="18"/>
               </w:rPr>
               <w:t>ผลลัพธ์ที่คาดหวัง</w:t>
@@ -218,11 +238,15 @@
               <w:keepLines/>
               <w:spacing w:after="0"/>
             </w:pPr>
-            <w:r/>
-            <w:r>
-              <w:rPr>
-                <w:rFonts w:ascii="Arial" w:hAnsi="Arial" w:eastAsia="Arial"/>
-                <w:b w:val="0"/>
+            <w:r>
+              <w:rPr>
+                <w:rFonts w:ascii="Arial" w:hAnsi="Arial" w:eastAsia="Arial"/>
+                <w:sz w:val="18"/>
+              </w:rPr>
+            </w:r>
+            <w:r>
+              <w:rPr>
+                <w:rFonts w:ascii="Arial" w:hAnsi="Arial" w:eastAsia="Arial"/>
                 <w:sz w:val="18"/>
               </w:rPr>
               <w:t>ผู้อ่านสามารถระบุ input, ขั้นตอนประมวลผล, output, เงื่อนไขผิดพลาด และหลักฐานการทดสอบได้จากเนื้อหาในฉบับเดียว</w:t>
@@ -322,11 +346,15 @@
               <w:keepLines/>
               <w:spacing w:after="0"/>
             </w:pPr>
-            <w:r/>
-            <w:r>
-              <w:rPr>
-                <w:rFonts w:ascii="Arial" w:hAnsi="Arial" w:eastAsia="Arial"/>
-                <w:b w:val="0"/>
+            <w:r>
+              <w:rPr>
+                <w:rFonts w:ascii="Arial" w:hAnsi="Arial" w:eastAsia="Arial"/>
+                <w:sz w:val="18"/>
+              </w:rPr>
+            </w:r>
+            <w:r>
+              <w:rPr>
+                <w:rFonts w:ascii="Arial" w:hAnsi="Arial" w:eastAsia="Arial"/>
                 <w:sz w:val="18"/>
               </w:rPr>
               <w:t>Track</w:t>
@@ -343,11 +371,15 @@
               <w:keepLines/>
               <w:spacing w:after="0"/>
             </w:pPr>
-            <w:r/>
-            <w:r>
-              <w:rPr>
-                <w:rFonts w:ascii="Arial" w:hAnsi="Arial" w:eastAsia="Arial"/>
-                <w:b w:val="0"/>
+            <w:r>
+              <w:rPr>
+                <w:rFonts w:ascii="Arial" w:hAnsi="Arial" w:eastAsia="Arial"/>
+                <w:sz w:val="18"/>
+              </w:rPr>
+            </w:r>
+            <w:r>
+              <w:rPr>
+                <w:rFonts w:ascii="Arial" w:hAnsi="Arial" w:eastAsia="Arial"/>
                 <w:sz w:val="18"/>
               </w:rPr>
               <w:t>BE</w:t>
@@ -369,11 +401,15 @@
               <w:keepLines/>
               <w:spacing w:after="0"/>
             </w:pPr>
-            <w:r/>
-            <w:r>
-              <w:rPr>
-                <w:rFonts w:ascii="Arial" w:hAnsi="Arial" w:eastAsia="Arial"/>
-                <w:b w:val="0"/>
+            <w:r>
+              <w:rPr>
+                <w:rFonts w:ascii="Arial" w:hAnsi="Arial" w:eastAsia="Arial"/>
+                <w:sz w:val="18"/>
+              </w:rPr>
+            </w:r>
+            <w:r>
+              <w:rPr>
+                <w:rFonts w:ascii="Arial" w:hAnsi="Arial" w:eastAsia="Arial"/>
                 <w:sz w:val="18"/>
               </w:rPr>
               <w:t>Estimate</w:t>
@@ -390,14 +426,18 @@
               <w:keepLines/>
               <w:spacing w:after="0"/>
             </w:pPr>
-            <w:r/>
-            <w:r>
-              <w:rPr>
-                <w:rFonts w:ascii="Arial" w:hAnsi="Arial" w:eastAsia="Arial"/>
-                <w:b w:val="0"/>
-                <w:sz w:val="18"/>
-              </w:rPr>
-              <w:t>21 ชั่วโมง</w:t>
+            <w:r>
+              <w:rPr>
+                <w:rFonts w:ascii="Arial" w:hAnsi="Arial" w:eastAsia="Arial"/>
+                <w:sz w:val="18"/>
+              </w:rPr>
+            </w:r>
+            <w:r>
+              <w:rPr>
+                <w:rFonts w:ascii="Arial" w:hAnsi="Arial" w:eastAsia="Arial"/>
+                <w:sz w:val="18"/>
+              </w:rPr>
+              <w:t>24 ชั่วโมง</w:t>
             </w:r>
           </w:p>
         </w:tc>
@@ -416,11 +456,15 @@
               <w:keepLines/>
               <w:spacing w:after="0"/>
             </w:pPr>
-            <w:r/>
-            <w:r>
-              <w:rPr>
-                <w:rFonts w:ascii="Arial" w:hAnsi="Arial" w:eastAsia="Arial"/>
-                <w:b w:val="0"/>
+            <w:r>
+              <w:rPr>
+                <w:rFonts w:ascii="Arial" w:hAnsi="Arial" w:eastAsia="Arial"/>
+                <w:sz w:val="18"/>
+              </w:rPr>
+            </w:r>
+            <w:r>
+              <w:rPr>
+                <w:rFonts w:ascii="Arial" w:hAnsi="Arial" w:eastAsia="Arial"/>
                 <w:sz w:val="18"/>
               </w:rPr>
               <w:t>Owner</w:t>
@@ -437,11 +481,15 @@
               <w:keepLines/>
               <w:spacing w:after="0"/>
             </w:pPr>
-            <w:r/>
-            <w:r>
-              <w:rPr>
-                <w:rFonts w:ascii="Arial" w:hAnsi="Arial" w:eastAsia="Arial"/>
-                <w:b w:val="0"/>
+            <w:r>
+              <w:rPr>
+                <w:rFonts w:ascii="Arial" w:hAnsi="Arial" w:eastAsia="Arial"/>
+                <w:sz w:val="18"/>
+              </w:rPr>
+            </w:r>
+            <w:r>
+              <w:rPr>
+                <w:rFonts w:ascii="Arial" w:hAnsi="Arial" w:eastAsia="Arial"/>
                 <w:sz w:val="18"/>
               </w:rPr>
               <w:t>Butsaba &lt;But&gt; Podamrong</w:t>
@@ -463,11 +511,15 @@
               <w:keepLines/>
               <w:spacing w:after="0"/>
             </w:pPr>
-            <w:r/>
-            <w:r>
-              <w:rPr>
-                <w:rFonts w:ascii="Arial" w:hAnsi="Arial" w:eastAsia="Arial"/>
-                <w:b w:val="0"/>
+            <w:r>
+              <w:rPr>
+                <w:rFonts w:ascii="Arial" w:hAnsi="Arial" w:eastAsia="Arial"/>
+                <w:sz w:val="18"/>
+              </w:rPr>
+            </w:r>
+            <w:r>
+              <w:rPr>
+                <w:rFonts w:ascii="Arial" w:hAnsi="Arial" w:eastAsia="Arial"/>
                 <w:sz w:val="18"/>
               </w:rPr>
               <w:t>Objective</w:t>
@@ -484,11 +536,15 @@
               <w:keepLines/>
               <w:spacing w:after="0"/>
             </w:pPr>
-            <w:r/>
-            <w:r>
-              <w:rPr>
-                <w:rFonts w:ascii="Arial" w:hAnsi="Arial" w:eastAsia="Arial"/>
-                <w:b w:val="0"/>
+            <w:r>
+              <w:rPr>
+                <w:rFonts w:ascii="Arial" w:hAnsi="Arial" w:eastAsia="Arial"/>
+                <w:sz w:val="18"/>
+              </w:rPr>
+            </w:r>
+            <w:r>
+              <w:rPr>
+                <w:rFonts w:ascii="Arial" w:hAnsi="Arial" w:eastAsia="Arial"/>
                 <w:sz w:val="18"/>
               </w:rPr>
               <w:t>ออกแบบ APIs สำหรับงานรอดำเนินการและค้นหาเอกสารที่เกี่ยวข้อง</w:t>
@@ -754,11 +810,15 @@
               <w:keepLines/>
               <w:spacing w:after="0"/>
             </w:pPr>
-            <w:r/>
-            <w:r>
-              <w:rPr>
-                <w:rFonts w:ascii="Arial" w:hAnsi="Arial" w:eastAsia="Arial"/>
-                <w:b w:val="0"/>
+            <w:r>
+              <w:rPr>
+                <w:rFonts w:ascii="Arial" w:hAnsi="Arial" w:eastAsia="Arial"/>
+                <w:sz w:val="18"/>
+              </w:rPr>
+            </w:r>
+            <w:r>
+              <w:rPr>
+                <w:rFonts w:ascii="Arial" w:hAnsi="Arial" w:eastAsia="Arial"/>
                 <w:sz w:val="18"/>
               </w:rPr>
               <w:t>docNo</w:t>
@@ -775,11 +835,15 @@
               <w:keepLines/>
               <w:spacing w:after="0"/>
             </w:pPr>
-            <w:r/>
-            <w:r>
-              <w:rPr>
-                <w:rFonts w:ascii="Arial" w:hAnsi="Arial" w:eastAsia="Arial"/>
-                <w:b w:val="0"/>
+            <w:r>
+              <w:rPr>
+                <w:rFonts w:ascii="Arial" w:hAnsi="Arial" w:eastAsia="Arial"/>
+                <w:sz w:val="18"/>
+              </w:rPr>
+            </w:r>
+            <w:r>
+              <w:rPr>
+                <w:rFonts w:ascii="Arial" w:hAnsi="Arial" w:eastAsia="Arial"/>
                 <w:sz w:val="18"/>
               </w:rPr>
               <w:t>YYYY/xxxxx</w:t>
@@ -796,11 +860,15 @@
               <w:keepLines/>
               <w:spacing w:after="0"/>
             </w:pPr>
-            <w:r/>
-            <w:r>
-              <w:rPr>
-                <w:rFonts w:ascii="Arial" w:hAnsi="Arial" w:eastAsia="Arial"/>
-                <w:b w:val="0"/>
+            <w:r>
+              <w:rPr>
+                <w:rFonts w:ascii="Arial" w:hAnsi="Arial" w:eastAsia="Arial"/>
+                <w:sz w:val="18"/>
+              </w:rPr>
+            </w:r>
+            <w:r>
+              <w:rPr>
+                <w:rFonts w:ascii="Arial" w:hAnsi="Arial" w:eastAsia="Arial"/>
                 <w:sz w:val="18"/>
               </w:rPr>
               <w:t>required when opening existing document</w:t>
@@ -817,11 +885,15 @@
               <w:keepLines/>
               <w:spacing w:after="0"/>
             </w:pPr>
-            <w:r/>
-            <w:r>
-              <w:rPr>
-                <w:rFonts w:ascii="Arial" w:hAnsi="Arial" w:eastAsia="Arial"/>
-                <w:b w:val="0"/>
+            <w:r>
+              <w:rPr>
+                <w:rFonts w:ascii="Arial" w:hAnsi="Arial" w:eastAsia="Arial"/>
+                <w:sz w:val="18"/>
+              </w:rPr>
+            </w:r>
+            <w:r>
+              <w:rPr>
+                <w:rFonts w:ascii="Arial" w:hAnsi="Arial" w:eastAsia="Arial"/>
                 <w:sz w:val="18"/>
               </w:rPr>
               <w:t>ใช้ปี พ.ศ. และ running 5 หลัก</w:t>
@@ -843,11 +915,15 @@
               <w:keepLines/>
               <w:spacing w:after="0"/>
             </w:pPr>
-            <w:r/>
-            <w:r>
-              <w:rPr>
-                <w:rFonts w:ascii="Arial" w:hAnsi="Arial" w:eastAsia="Arial"/>
-                <w:b w:val="0"/>
+            <w:r>
+              <w:rPr>
+                <w:rFonts w:ascii="Arial" w:hAnsi="Arial" w:eastAsia="Arial"/>
+                <w:sz w:val="18"/>
+              </w:rPr>
+            </w:r>
+            <w:r>
+              <w:rPr>
+                <w:rFonts w:ascii="Arial" w:hAnsi="Arial" w:eastAsia="Arial"/>
                 <w:sz w:val="18"/>
               </w:rPr>
               <w:t>storeCode</w:t>
@@ -864,11 +940,15 @@
               <w:keepLines/>
               <w:spacing w:after="0"/>
             </w:pPr>
-            <w:r/>
-            <w:r>
-              <w:rPr>
-                <w:rFonts w:ascii="Arial" w:hAnsi="Arial" w:eastAsia="Arial"/>
-                <w:b w:val="0"/>
+            <w:r>
+              <w:rPr>
+                <w:rFonts w:ascii="Arial" w:hAnsi="Arial" w:eastAsia="Arial"/>
+                <w:sz w:val="18"/>
+              </w:rPr>
+            </w:r>
+            <w:r>
+              <w:rPr>
+                <w:rFonts w:ascii="Arial" w:hAnsi="Arial" w:eastAsia="Arial"/>
                 <w:sz w:val="18"/>
               </w:rPr>
               <w:t>string 5 digits</w:t>
@@ -885,11 +965,15 @@
               <w:keepLines/>
               <w:spacing w:after="0"/>
             </w:pPr>
-            <w:r/>
-            <w:r>
-              <w:rPr>
-                <w:rFonts w:ascii="Arial" w:hAnsi="Arial" w:eastAsia="Arial"/>
-                <w:b w:val="0"/>
+            <w:r>
+              <w:rPr>
+                <w:rFonts w:ascii="Arial" w:hAnsi="Arial" w:eastAsia="Arial"/>
+                <w:sz w:val="18"/>
+              </w:rPr>
+            </w:r>
+            <w:r>
+              <w:rPr>
+                <w:rFonts w:ascii="Arial" w:hAnsi="Arial" w:eastAsia="Arial"/>
                 <w:sz w:val="18"/>
               </w:rPr>
               <w:t>numeric length = 5</w:t>
@@ -906,11 +990,15 @@
               <w:keepLines/>
               <w:spacing w:after="0"/>
             </w:pPr>
-            <w:r/>
-            <w:r>
-              <w:rPr>
-                <w:rFonts w:ascii="Arial" w:hAnsi="Arial" w:eastAsia="Arial"/>
-                <w:b w:val="0"/>
+            <w:r>
+              <w:rPr>
+                <w:rFonts w:ascii="Arial" w:hAnsi="Arial" w:eastAsia="Arial"/>
+                <w:sz w:val="18"/>
+              </w:rPr>
+            </w:r>
+            <w:r>
+              <w:rPr>
+                <w:rFonts w:ascii="Arial" w:hAnsi="Arial" w:eastAsia="Arial"/>
                 <w:sz w:val="18"/>
               </w:rPr>
               <w:t>แสดง leading zero</w:t>
@@ -932,11 +1020,15 @@
               <w:keepLines/>
               <w:spacing w:after="0"/>
             </w:pPr>
-            <w:r/>
-            <w:r>
-              <w:rPr>
-                <w:rFonts w:ascii="Arial" w:hAnsi="Arial" w:eastAsia="Arial"/>
-                <w:b w:val="0"/>
+            <w:r>
+              <w:rPr>
+                <w:rFonts w:ascii="Arial" w:hAnsi="Arial" w:eastAsia="Arial"/>
+                <w:sz w:val="18"/>
+              </w:rPr>
+            </w:r>
+            <w:r>
+              <w:rPr>
+                <w:rFonts w:ascii="Arial" w:hAnsi="Arial" w:eastAsia="Arial"/>
                 <w:sz w:val="18"/>
               </w:rPr>
               <w:t>amount</w:t>
@@ -953,11 +1045,15 @@
               <w:keepLines/>
               <w:spacing w:after="0"/>
             </w:pPr>
-            <w:r/>
-            <w:r>
-              <w:rPr>
-                <w:rFonts w:ascii="Arial" w:hAnsi="Arial" w:eastAsia="Arial"/>
-                <w:b w:val="0"/>
+            <w:r>
+              <w:rPr>
+                <w:rFonts w:ascii="Arial" w:hAnsi="Arial" w:eastAsia="Arial"/>
+                <w:sz w:val="18"/>
+              </w:rPr>
+            </w:r>
+            <w:r>
+              <w:rPr>
+                <w:rFonts w:ascii="Arial" w:hAnsi="Arial" w:eastAsia="Arial"/>
                 <w:sz w:val="18"/>
               </w:rPr>
               <w:t>number, 2 decimals</w:t>
@@ -974,11 +1070,15 @@
               <w:keepLines/>
               <w:spacing w:after="0"/>
             </w:pPr>
-            <w:r/>
-            <w:r>
-              <w:rPr>
-                <w:rFonts w:ascii="Arial" w:hAnsi="Arial" w:eastAsia="Arial"/>
-                <w:b w:val="0"/>
+            <w:r>
+              <w:rPr>
+                <w:rFonts w:ascii="Arial" w:hAnsi="Arial" w:eastAsia="Arial"/>
+                <w:sz w:val="18"/>
+              </w:rPr>
+            </w:r>
+            <w:r>
+              <w:rPr>
+                <w:rFonts w:ascii="Arial" w:hAnsi="Arial" w:eastAsia="Arial"/>
                 <w:sz w:val="18"/>
               </w:rPr>
               <w:t>&gt;= 0</w:t>
@@ -995,14 +1095,32 @@
               <w:keepLines/>
               <w:spacing w:after="0"/>
             </w:pPr>
-            <w:r/>
-            <w:r>
-              <w:rPr>
-                <w:rFonts w:ascii="Arial" w:hAnsi="Arial" w:eastAsia="Arial"/>
-                <w:b w:val="0"/>
-                <w:sz w:val="18"/>
-              </w:rPr>
-              <w:t>format `#,##0.00` บาท</w:t>
+            <w:r>
+              <w:rPr>
+                <w:rFonts w:ascii="Arial" w:hAnsi="Arial" w:eastAsia="Arial"/>
+                <w:sz w:val="18"/>
+              </w:rPr>
+            </w:r>
+            <w:r>
+              <w:rPr>
+                <w:rFonts w:ascii="Arial" w:hAnsi="Arial" w:eastAsia="Arial"/>
+                <w:sz w:val="18"/>
+              </w:rPr>
+              <w:t xml:space="preserve">format </w:t>
+            </w:r>
+            <w:r>
+              <w:rPr>
+                <w:rFonts w:ascii="Courier New" w:hAnsi="Courier New" w:eastAsia="Arial"/>
+                <w:sz w:val="18"/>
+              </w:rPr>
+              <w:t>#,##0.00</w:t>
+            </w:r>
+            <w:r>
+              <w:rPr>
+                <w:rFonts w:ascii="Arial" w:hAnsi="Arial" w:eastAsia="Arial"/>
+                <w:sz w:val="18"/>
+              </w:rPr>
+              <w:t xml:space="preserve"> บาท</w:t>
             </w:r>
           </w:p>
         </w:tc>
@@ -1021,11 +1139,15 @@
               <w:keepLines/>
               <w:spacing w:after="0"/>
             </w:pPr>
-            <w:r/>
-            <w:r>
-              <w:rPr>
-                <w:rFonts w:ascii="Arial" w:hAnsi="Arial" w:eastAsia="Arial"/>
-                <w:b w:val="0"/>
+            <w:r>
+              <w:rPr>
+                <w:rFonts w:ascii="Arial" w:hAnsi="Arial" w:eastAsia="Arial"/>
+                <w:sz w:val="18"/>
+              </w:rPr>
+            </w:r>
+            <w:r>
+              <w:rPr>
+                <w:rFonts w:ascii="Arial" w:hAnsi="Arial" w:eastAsia="Arial"/>
                 <w:sz w:val="18"/>
               </w:rPr>
               <w:t>percent</w:t>
@@ -1042,11 +1164,15 @@
               <w:keepLines/>
               <w:spacing w:after="0"/>
             </w:pPr>
-            <w:r/>
-            <w:r>
-              <w:rPr>
-                <w:rFonts w:ascii="Arial" w:hAnsi="Arial" w:eastAsia="Arial"/>
-                <w:b w:val="0"/>
+            <w:r>
+              <w:rPr>
+                <w:rFonts w:ascii="Arial" w:hAnsi="Arial" w:eastAsia="Arial"/>
+                <w:sz w:val="18"/>
+              </w:rPr>
+            </w:r>
+            <w:r>
+              <w:rPr>
+                <w:rFonts w:ascii="Arial" w:hAnsi="Arial" w:eastAsia="Arial"/>
                 <w:sz w:val="18"/>
               </w:rPr>
               <w:t>number, 2 decimals</w:t>
@@ -1063,11 +1189,15 @@
               <w:keepLines/>
               <w:spacing w:after="0"/>
             </w:pPr>
-            <w:r/>
-            <w:r>
-              <w:rPr>
-                <w:rFonts w:ascii="Arial" w:hAnsi="Arial" w:eastAsia="Arial"/>
-                <w:b w:val="0"/>
+            <w:r>
+              <w:rPr>
+                <w:rFonts w:ascii="Arial" w:hAnsi="Arial" w:eastAsia="Arial"/>
+                <w:sz w:val="18"/>
+              </w:rPr>
+            </w:r>
+            <w:r>
+              <w:rPr>
+                <w:rFonts w:ascii="Arial" w:hAnsi="Arial" w:eastAsia="Arial"/>
                 <w:sz w:val="18"/>
               </w:rPr>
               <w:t>0-100</w:t>
@@ -1084,14 +1214,32 @@
               <w:keepLines/>
               <w:spacing w:after="0"/>
             </w:pPr>
-            <w:r/>
-            <w:r>
-              <w:rPr>
-                <w:rFonts w:ascii="Arial" w:hAnsi="Arial" w:eastAsia="Arial"/>
-                <w:b w:val="0"/>
-                <w:sz w:val="18"/>
-              </w:rPr>
-              <w:t>ใช้ `%` และรวม allocation ต้องเท่ากับ 100</w:t>
+            <w:r>
+              <w:rPr>
+                <w:rFonts w:ascii="Arial" w:hAnsi="Arial" w:eastAsia="Arial"/>
+                <w:sz w:val="18"/>
+              </w:rPr>
+            </w:r>
+            <w:r>
+              <w:rPr>
+                <w:rFonts w:ascii="Arial" w:hAnsi="Arial" w:eastAsia="Arial"/>
+                <w:sz w:val="18"/>
+              </w:rPr>
+              <w:t xml:space="preserve">ใช้ </w:t>
+            </w:r>
+            <w:r>
+              <w:rPr>
+                <w:rFonts w:ascii="Courier New" w:hAnsi="Courier New" w:eastAsia="Arial"/>
+                <w:sz w:val="18"/>
+              </w:rPr>
+              <w:t>%</w:t>
+            </w:r>
+            <w:r>
+              <w:rPr>
+                <w:rFonts w:ascii="Arial" w:hAnsi="Arial" w:eastAsia="Arial"/>
+                <w:sz w:val="18"/>
+              </w:rPr>
+              <w:t xml:space="preserve"> และรวม allocation ต้องเท่ากับ 100</w:t>
             </w:r>
           </w:p>
         </w:tc>
@@ -1110,11 +1258,15 @@
               <w:keepLines/>
               <w:spacing w:after="0"/>
             </w:pPr>
-            <w:r/>
-            <w:r>
-              <w:rPr>
-                <w:rFonts w:ascii="Arial" w:hAnsi="Arial" w:eastAsia="Arial"/>
-                <w:b w:val="0"/>
+            <w:r>
+              <w:rPr>
+                <w:rFonts w:ascii="Arial" w:hAnsi="Arial" w:eastAsia="Arial"/>
+                <w:sz w:val="18"/>
+              </w:rPr>
+            </w:r>
+            <w:r>
+              <w:rPr>
+                <w:rFonts w:ascii="Arial" w:hAnsi="Arial" w:eastAsia="Arial"/>
                 <w:sz w:val="18"/>
               </w:rPr>
               <w:t>date</w:t>
@@ -1131,11 +1283,15 @@
               <w:keepLines/>
               <w:spacing w:after="0"/>
             </w:pPr>
-            <w:r/>
-            <w:r>
-              <w:rPr>
-                <w:rFonts w:ascii="Arial" w:hAnsi="Arial" w:eastAsia="Arial"/>
-                <w:b w:val="0"/>
+            <w:r>
+              <w:rPr>
+                <w:rFonts w:ascii="Arial" w:hAnsi="Arial" w:eastAsia="Arial"/>
+                <w:sz w:val="18"/>
+              </w:rPr>
+            </w:r>
+            <w:r>
+              <w:rPr>
+                <w:rFonts w:ascii="Arial" w:hAnsi="Arial" w:eastAsia="Arial"/>
                 <w:sz w:val="18"/>
               </w:rPr>
               <w:t>DD/MM/YYYY</w:t>
@@ -1152,11 +1308,15 @@
               <w:keepLines/>
               <w:spacing w:after="0"/>
             </w:pPr>
-            <w:r/>
-            <w:r>
-              <w:rPr>
-                <w:rFonts w:ascii="Arial" w:hAnsi="Arial" w:eastAsia="Arial"/>
-                <w:b w:val="0"/>
+            <w:r>
+              <w:rPr>
+                <w:rFonts w:ascii="Arial" w:hAnsi="Arial" w:eastAsia="Arial"/>
+                <w:sz w:val="18"/>
+              </w:rPr>
+            </w:r>
+            <w:r>
+              <w:rPr>
+                <w:rFonts w:ascii="Arial" w:hAnsi="Arial" w:eastAsia="Arial"/>
                 <w:sz w:val="18"/>
               </w:rPr>
               <w:t>valid date</w:t>
@@ -1173,11 +1333,15 @@
               <w:keepLines/>
               <w:spacing w:after="0"/>
             </w:pPr>
-            <w:r/>
-            <w:r>
-              <w:rPr>
-                <w:rFonts w:ascii="Arial" w:hAnsi="Arial" w:eastAsia="Arial"/>
-                <w:b w:val="0"/>
+            <w:r>
+              <w:rPr>
+                <w:rFonts w:ascii="Arial" w:hAnsi="Arial" w:eastAsia="Arial"/>
+                <w:sz w:val="18"/>
+              </w:rPr>
+            </w:r>
+            <w:r>
+              <w:rPr>
+                <w:rFonts w:ascii="Arial" w:hAnsi="Arial" w:eastAsia="Arial"/>
                 <w:sz w:val="18"/>
               </w:rPr>
               <w:t>FE แสดง พ.ศ. หาก source เป็น ISO ค.ศ.</w:t>
@@ -1199,11 +1363,15 @@
               <w:keepLines/>
               <w:spacing w:after="0"/>
             </w:pPr>
-            <w:r/>
-            <w:r>
-              <w:rPr>
-                <w:rFonts w:ascii="Arial" w:hAnsi="Arial" w:eastAsia="Arial"/>
-                <w:b w:val="0"/>
+            <w:r>
+              <w:rPr>
+                <w:rFonts w:ascii="Arial" w:hAnsi="Arial" w:eastAsia="Arial"/>
+                <w:sz w:val="18"/>
+              </w:rPr>
+            </w:r>
+            <w:r>
+              <w:rPr>
+                <w:rFonts w:ascii="Arial" w:hAnsi="Arial" w:eastAsia="Arial"/>
                 <w:sz w:val="18"/>
               </w:rPr>
               <w:t>attachment</w:t>
@@ -1220,11 +1388,15 @@
               <w:keepLines/>
               <w:spacing w:after="0"/>
             </w:pPr>
-            <w:r/>
-            <w:r>
-              <w:rPr>
-                <w:rFonts w:ascii="Arial" w:hAnsi="Arial" w:eastAsia="Arial"/>
-                <w:b w:val="0"/>
+            <w:r>
+              <w:rPr>
+                <w:rFonts w:ascii="Arial" w:hAnsi="Arial" w:eastAsia="Arial"/>
+                <w:sz w:val="18"/>
+              </w:rPr>
+            </w:r>
+            <w:r>
+              <w:rPr>
+                <w:rFonts w:ascii="Arial" w:hAnsi="Arial" w:eastAsia="Arial"/>
                 <w:sz w:val="18"/>
               </w:rPr>
               <w:t>file</w:t>
@@ -1241,11 +1413,15 @@
               <w:keepLines/>
               <w:spacing w:after="0"/>
             </w:pPr>
-            <w:r/>
-            <w:r>
-              <w:rPr>
-                <w:rFonts w:ascii="Arial" w:hAnsi="Arial" w:eastAsia="Arial"/>
-                <w:b w:val="0"/>
+            <w:r>
+              <w:rPr>
+                <w:rFonts w:ascii="Arial" w:hAnsi="Arial" w:eastAsia="Arial"/>
+                <w:sz w:val="18"/>
+              </w:rPr>
+            </w:r>
+            <w:r>
+              <w:rPr>
+                <w:rFonts w:ascii="Arial" w:hAnsi="Arial" w:eastAsia="Arial"/>
                 <w:sz w:val="18"/>
               </w:rPr>
               <w:t>&lt;= 5 MB</w:t>
@@ -1262,11 +1438,15 @@
               <w:keepLines/>
               <w:spacing w:after="0"/>
             </w:pPr>
-            <w:r/>
-            <w:r>
-              <w:rPr>
-                <w:rFonts w:ascii="Arial" w:hAnsi="Arial" w:eastAsia="Arial"/>
-                <w:b w:val="0"/>
+            <w:r>
+              <w:rPr>
+                <w:rFonts w:ascii="Arial" w:hAnsi="Arial" w:eastAsia="Arial"/>
+                <w:sz w:val="18"/>
+              </w:rPr>
+            </w:r>
+            <w:r>
+              <w:rPr>
+                <w:rFonts w:ascii="Arial" w:hAnsi="Arial" w:eastAsia="Arial"/>
                 <w:sz w:val="18"/>
               </w:rPr>
               <w:t>รองรับ vsd, dwg, afp, pdf, mda, zip, wav, mp3, gif, jpg, tif, tiff, htm, html, txt, xml, mpg, mov, ivs, doc, docx, xls, xlsx, pps, ppt, pot, csv</w:t>
@@ -1288,11 +1468,15 @@
               <w:keepLines/>
               <w:spacing w:after="0"/>
             </w:pPr>
-            <w:r/>
-            <w:r>
-              <w:rPr>
-                <w:rFonts w:ascii="Arial" w:hAnsi="Arial" w:eastAsia="Arial"/>
-                <w:b w:val="0"/>
+            <w:r>
+              <w:rPr>
+                <w:rFonts w:ascii="Arial" w:hAnsi="Arial" w:eastAsia="Arial"/>
+                <w:sz w:val="18"/>
+              </w:rPr>
+            </w:r>
+            <w:r>
+              <w:rPr>
+                <w:rFonts w:ascii="Arial" w:hAnsi="Arial" w:eastAsia="Arial"/>
                 <w:sz w:val="18"/>
               </w:rPr>
               <w:t>year</w:t>
@@ -1309,11 +1493,15 @@
               <w:keepLines/>
               <w:spacing w:after="0"/>
             </w:pPr>
-            <w:r/>
-            <w:r>
-              <w:rPr>
-                <w:rFonts w:ascii="Arial" w:hAnsi="Arial" w:eastAsia="Arial"/>
-                <w:b w:val="0"/>
+            <w:r>
+              <w:rPr>
+                <w:rFonts w:ascii="Arial" w:hAnsi="Arial" w:eastAsia="Arial"/>
+                <w:sz w:val="18"/>
+              </w:rPr>
+            </w:r>
+            <w:r>
+              <w:rPr>
+                <w:rFonts w:ascii="Arial" w:hAnsi="Arial" w:eastAsia="Arial"/>
                 <w:sz w:val="18"/>
               </w:rPr>
               <w:t>พ.ศ. YYYY</w:t>
@@ -1330,11 +1518,15 @@
               <w:keepLines/>
               <w:spacing w:after="0"/>
             </w:pPr>
-            <w:r/>
-            <w:r>
-              <w:rPr>
-                <w:rFonts w:ascii="Arial" w:hAnsi="Arial" w:eastAsia="Arial"/>
-                <w:b w:val="0"/>
+            <w:r>
+              <w:rPr>
+                <w:rFonts w:ascii="Arial" w:hAnsi="Arial" w:eastAsia="Arial"/>
+                <w:sz w:val="18"/>
+              </w:rPr>
+            </w:r>
+            <w:r>
+              <w:rPr>
+                <w:rFonts w:ascii="Arial" w:hAnsi="Arial" w:eastAsia="Arial"/>
                 <w:sz w:val="18"/>
               </w:rPr>
               <w:t>required for /documents</w:t>
@@ -1351,11 +1543,15 @@
               <w:keepLines/>
               <w:spacing w:after="0"/>
             </w:pPr>
-            <w:r/>
-            <w:r>
-              <w:rPr>
-                <w:rFonts w:ascii="Arial" w:hAnsi="Arial" w:eastAsia="Arial"/>
-                <w:b w:val="0"/>
+            <w:r>
+              <w:rPr>
+                <w:rFonts w:ascii="Arial" w:hAnsi="Arial" w:eastAsia="Arial"/>
+                <w:sz w:val="18"/>
+              </w:rPr>
+            </w:r>
+            <w:r>
+              <w:rPr>
+                <w:rFonts w:ascii="Arial" w:hAnsi="Arial" w:eastAsia="Arial"/>
                 <w:sz w:val="18"/>
               </w:rPr>
               <w:t>ไม่ระบุคืน 400 ตาม ข้อกำหนดทางธุรกิจ</w:t>
@@ -1377,11 +1573,15 @@
               <w:keepLines/>
               <w:spacing w:after="0"/>
             </w:pPr>
-            <w:r/>
-            <w:r>
-              <w:rPr>
-                <w:rFonts w:ascii="Arial" w:hAnsi="Arial" w:eastAsia="Arial"/>
-                <w:b w:val="0"/>
+            <w:r>
+              <w:rPr>
+                <w:rFonts w:ascii="Arial" w:hAnsi="Arial" w:eastAsia="Arial"/>
+                <w:sz w:val="18"/>
+              </w:rPr>
+            </w:r>
+            <w:r>
+              <w:rPr>
+                <w:rFonts w:ascii="Arial" w:hAnsi="Arial" w:eastAsia="Arial"/>
                 <w:sz w:val="18"/>
               </w:rPr>
               <w:t>page/size</w:t>
@@ -1398,11 +1598,15 @@
               <w:keepLines/>
               <w:spacing w:after="0"/>
             </w:pPr>
-            <w:r/>
-            <w:r>
-              <w:rPr>
-                <w:rFonts w:ascii="Arial" w:hAnsi="Arial" w:eastAsia="Arial"/>
-                <w:b w:val="0"/>
+            <w:r>
+              <w:rPr>
+                <w:rFonts w:ascii="Arial" w:hAnsi="Arial" w:eastAsia="Arial"/>
+                <w:sz w:val="18"/>
+              </w:rPr>
+            </w:r>
+            <w:r>
+              <w:rPr>
+                <w:rFonts w:ascii="Arial" w:hAnsi="Arial" w:eastAsia="Arial"/>
                 <w:sz w:val="18"/>
               </w:rPr>
               <w:t>integer</w:t>
@@ -1419,11 +1623,15 @@
               <w:keepLines/>
               <w:spacing w:after="0"/>
             </w:pPr>
-            <w:r/>
-            <w:r>
-              <w:rPr>
-                <w:rFonts w:ascii="Arial" w:hAnsi="Arial" w:eastAsia="Arial"/>
-                <w:b w:val="0"/>
+            <w:r>
+              <w:rPr>
+                <w:rFonts w:ascii="Arial" w:hAnsi="Arial" w:eastAsia="Arial"/>
+                <w:sz w:val="18"/>
+              </w:rPr>
+            </w:r>
+            <w:r>
+              <w:rPr>
+                <w:rFonts w:ascii="Arial" w:hAnsi="Arial" w:eastAsia="Arial"/>
                 <w:sz w:val="18"/>
               </w:rPr>
               <w:t>page&gt;=1 size&lt;=100</w:t>
@@ -1440,11 +1648,15 @@
               <w:keepLines/>
               <w:spacing w:after="0"/>
             </w:pPr>
-            <w:r/>
-            <w:r>
-              <w:rPr>
-                <w:rFonts w:ascii="Arial" w:hAnsi="Arial" w:eastAsia="Arial"/>
-                <w:b w:val="0"/>
+            <w:r>
+              <w:rPr>
+                <w:rFonts w:ascii="Arial" w:hAnsi="Arial" w:eastAsia="Arial"/>
+                <w:sz w:val="18"/>
+              </w:rPr>
+            </w:r>
+            <w:r>
+              <w:rPr>
+                <w:rFonts w:ascii="Arial" w:hAnsi="Arial" w:eastAsia="Arial"/>
                 <w:sz w:val="18"/>
               </w:rPr>
               <w:t>pagination</w:t>
@@ -1539,11 +1751,15 @@
               <w:keepLines/>
               <w:spacing w:after="0"/>
             </w:pPr>
-            <w:r/>
-            <w:r>
-              <w:rPr>
-                <w:rFonts w:ascii="Arial" w:hAnsi="Arial" w:eastAsia="Arial"/>
-                <w:b w:val="0"/>
+            <w:r>
+              <w:rPr>
+                <w:rFonts w:ascii="Arial" w:hAnsi="Arial" w:eastAsia="Arial"/>
+                <w:sz w:val="18"/>
+              </w:rPr>
+            </w:r>
+            <w:r>
+              <w:rPr>
+                <w:rFonts w:ascii="Arial" w:hAnsi="Arial" w:eastAsia="Arial"/>
                 <w:sz w:val="18"/>
               </w:rPr>
               <w:t>Input</w:t>
@@ -1560,11 +1776,15 @@
               <w:keepLines/>
               <w:spacing w:after="0"/>
             </w:pPr>
-            <w:r/>
-            <w:r>
-              <w:rPr>
-                <w:rFonts w:ascii="Arial" w:hAnsi="Arial" w:eastAsia="Arial"/>
-                <w:b w:val="0"/>
+            <w:r>
+              <w:rPr>
+                <w:rFonts w:ascii="Arial" w:hAnsi="Arial" w:eastAsia="Arial"/>
+                <w:sz w:val="18"/>
+              </w:rPr>
+            </w:r>
+            <w:r>
+              <w:rPr>
+                <w:rFonts w:ascii="Arial" w:hAnsi="Arial" w:eastAsia="Arial"/>
                 <w:sz w:val="18"/>
               </w:rPr>
               <w:t>GET /api/v1/tasks; GET /api/v1/documents</w:t>
@@ -1586,11 +1806,15 @@
               <w:keepLines/>
               <w:spacing w:after="0"/>
             </w:pPr>
-            <w:r/>
-            <w:r>
-              <w:rPr>
-                <w:rFonts w:ascii="Arial" w:hAnsi="Arial" w:eastAsia="Arial"/>
-                <w:b w:val="0"/>
+            <w:r>
+              <w:rPr>
+                <w:rFonts w:ascii="Arial" w:hAnsi="Arial" w:eastAsia="Arial"/>
+                <w:sz w:val="18"/>
+              </w:rPr>
+            </w:r>
+            <w:r>
+              <w:rPr>
+                <w:rFonts w:ascii="Arial" w:hAnsi="Arial" w:eastAsia="Arial"/>
                 <w:sz w:val="18"/>
               </w:rPr>
               <w:t>Progress</w:t>
@@ -1607,11 +1831,15 @@
               <w:keepLines/>
               <w:spacing w:after="0"/>
             </w:pPr>
-            <w:r/>
-            <w:r>
-              <w:rPr>
-                <w:rFonts w:ascii="Arial" w:hAnsi="Arial" w:eastAsia="Arial"/>
-                <w:b w:val="0"/>
+            <w:r>
+              <w:rPr>
+                <w:rFonts w:ascii="Arial" w:hAnsi="Arial" w:eastAsia="Arial"/>
+                <w:sz w:val="18"/>
+              </w:rPr>
+            </w:r>
+            <w:r>
+              <w:rPr>
+                <w:rFonts w:ascii="Arial" w:hAnsi="Arial" w:eastAsia="Arial"/>
                 <w:sz w:val="18"/>
               </w:rPr>
               <w:t>Read JWT section/role; Validate year for documents; Build filter query; Join impacted_stores</w:t>
@@ -1633,11 +1861,15 @@
               <w:keepLines/>
               <w:spacing w:after="0"/>
             </w:pPr>
-            <w:r/>
-            <w:r>
-              <w:rPr>
-                <w:rFonts w:ascii="Arial" w:hAnsi="Arial" w:eastAsia="Arial"/>
-                <w:b w:val="0"/>
+            <w:r>
+              <w:rPr>
+                <w:rFonts w:ascii="Arial" w:hAnsi="Arial" w:eastAsia="Arial"/>
+                <w:sz w:val="18"/>
+              </w:rPr>
+            </w:r>
+            <w:r>
+              <w:rPr>
+                <w:rFonts w:ascii="Arial" w:hAnsi="Arial" w:eastAsia="Arial"/>
                 <w:sz w:val="18"/>
               </w:rPr>
               <w:t>Output</w:t>
@@ -1654,11 +1886,15 @@
               <w:keepLines/>
               <w:spacing w:after="0"/>
             </w:pPr>
-            <w:r/>
-            <w:r>
-              <w:rPr>
-                <w:rFonts w:ascii="Arial" w:hAnsi="Arial" w:eastAsia="Arial"/>
-                <w:b w:val="0"/>
+            <w:r>
+              <w:rPr>
+                <w:rFonts w:ascii="Arial" w:hAnsi="Arial" w:eastAsia="Arial"/>
+                <w:sz w:val="18"/>
+              </w:rPr>
+            </w:r>
+            <w:r>
+              <w:rPr>
+                <w:rFonts w:ascii="Arial" w:hAnsi="Arial" w:eastAsia="Arial"/>
                 <w:sz w:val="18"/>
               </w:rPr>
               <w:t>Rendered UI state or normalized API response with status/message and audit-ready trace reference.</w:t>
@@ -1799,11 +2035,15 @@
               <w:keepLines/>
               <w:spacing w:after="0"/>
             </w:pPr>
-            <w:r/>
-            <w:r>
-              <w:rPr>
-                <w:rFonts w:ascii="Arial" w:hAnsi="Arial" w:eastAsia="Arial"/>
-                <w:b w:val="0"/>
+            <w:r>
+              <w:rPr>
+                <w:rFonts w:ascii="Arial" w:hAnsi="Arial" w:eastAsia="Arial"/>
+                <w:sz w:val="18"/>
+              </w:rPr>
+            </w:r>
+            <w:r>
+              <w:rPr>
+                <w:rFonts w:ascii="Arial" w:hAnsi="Arial" w:eastAsia="Arial"/>
                 <w:sz w:val="18"/>
               </w:rPr>
               <w:t>GET /api/v1/tasks</w:t>
@@ -1820,11 +2060,15 @@
               <w:keepLines/>
               <w:spacing w:after="0"/>
             </w:pPr>
-            <w:r/>
-            <w:r>
-              <w:rPr>
-                <w:rFonts w:ascii="Arial" w:hAnsi="Arial" w:eastAsia="Arial"/>
-                <w:b w:val="0"/>
+            <w:r>
+              <w:rPr>
+                <w:rFonts w:ascii="Arial" w:hAnsi="Arial" w:eastAsia="Arial"/>
+                <w:sz w:val="18"/>
+              </w:rPr>
+            </w:r>
+            <w:r>
+              <w:rPr>
+                <w:rFonts w:ascii="Arial" w:hAnsi="Arial" w:eastAsia="Arial"/>
                 <w:sz w:val="18"/>
               </w:rPr>
               <w:t>Inbox tasks API</w:t>
@@ -1841,11 +2085,15 @@
               <w:keepLines/>
               <w:spacing w:after="0"/>
             </w:pPr>
-            <w:r/>
-            <w:r>
-              <w:rPr>
-                <w:rFonts w:ascii="Arial" w:hAnsi="Arial" w:eastAsia="Arial"/>
-                <w:b w:val="0"/>
+            <w:r>
+              <w:rPr>
+                <w:rFonts w:ascii="Arial" w:hAnsi="Arial" w:eastAsia="Arial"/>
+                <w:sz w:val="18"/>
+              </w:rPr>
+            </w:r>
+            <w:r>
+              <w:rPr>
+                <w:rFonts w:ascii="Arial" w:hAnsi="Arial" w:eastAsia="Arial"/>
                 <w:sz w:val="18"/>
               </w:rPr>
               <w:t>Read JWT section/role</w:t>
@@ -1862,11 +2110,15 @@
               <w:keepLines/>
               <w:spacing w:after="0"/>
             </w:pPr>
-            <w:r/>
-            <w:r>
-              <w:rPr>
-                <w:rFonts w:ascii="Arial" w:hAnsi="Arial" w:eastAsia="Arial"/>
-                <w:b w:val="0"/>
+            <w:r>
+              <w:rPr>
+                <w:rFonts w:ascii="Arial" w:hAnsi="Arial" w:eastAsia="Arial"/>
+                <w:sz w:val="18"/>
+              </w:rPr>
+            </w:r>
+            <w:r>
+              <w:rPr>
+                <w:rFonts w:ascii="Arial" w:hAnsi="Arial" w:eastAsia="Arial"/>
                 <w:sz w:val="18"/>
               </w:rPr>
               <w:t>year missing fails for /documents</w:t>
@@ -1888,11 +2140,15 @@
               <w:keepLines/>
               <w:spacing w:after="0"/>
             </w:pPr>
-            <w:r/>
-            <w:r>
-              <w:rPr>
-                <w:rFonts w:ascii="Arial" w:hAnsi="Arial" w:eastAsia="Arial"/>
-                <w:b w:val="0"/>
+            <w:r>
+              <w:rPr>
+                <w:rFonts w:ascii="Arial" w:hAnsi="Arial" w:eastAsia="Arial"/>
+                <w:sz w:val="18"/>
+              </w:rPr>
+            </w:r>
+            <w:r>
+              <w:rPr>
+                <w:rFonts w:ascii="Arial" w:hAnsi="Arial" w:eastAsia="Arial"/>
                 <w:sz w:val="18"/>
               </w:rPr>
               <w:t>GET /api/v1/documents</w:t>
@@ -1909,11 +2165,15 @@
               <w:keepLines/>
               <w:spacing w:after="0"/>
             </w:pPr>
-            <w:r/>
-            <w:r>
-              <w:rPr>
-                <w:rFonts w:ascii="Arial" w:hAnsi="Arial" w:eastAsia="Arial"/>
-                <w:b w:val="0"/>
+            <w:r>
+              <w:rPr>
+                <w:rFonts w:ascii="Arial" w:hAnsi="Arial" w:eastAsia="Arial"/>
+                <w:sz w:val="18"/>
+              </w:rPr>
+            </w:r>
+            <w:r>
+              <w:rPr>
+                <w:rFonts w:ascii="Arial" w:hAnsi="Arial" w:eastAsia="Arial"/>
                 <w:sz w:val="18"/>
               </w:rPr>
               <w:t>Document search API</w:t>
@@ -1930,11 +2190,15 @@
               <w:keepLines/>
               <w:spacing w:after="0"/>
             </w:pPr>
-            <w:r/>
-            <w:r>
-              <w:rPr>
-                <w:rFonts w:ascii="Arial" w:hAnsi="Arial" w:eastAsia="Arial"/>
-                <w:b w:val="0"/>
+            <w:r>
+              <w:rPr>
+                <w:rFonts w:ascii="Arial" w:hAnsi="Arial" w:eastAsia="Arial"/>
+                <w:sz w:val="18"/>
+              </w:rPr>
+            </w:r>
+            <w:r>
+              <w:rPr>
+                <w:rFonts w:ascii="Arial" w:hAnsi="Arial" w:eastAsia="Arial"/>
                 <w:sz w:val="18"/>
               </w:rPr>
               <w:t>Validate year for documents</w:t>
@@ -1951,11 +2215,15 @@
               <w:keepLines/>
               <w:spacing w:after="0"/>
             </w:pPr>
-            <w:r/>
-            <w:r>
-              <w:rPr>
-                <w:rFonts w:ascii="Arial" w:hAnsi="Arial" w:eastAsia="Arial"/>
-                <w:b w:val="0"/>
+            <w:r>
+              <w:rPr>
+                <w:rFonts w:ascii="Arial" w:hAnsi="Arial" w:eastAsia="Arial"/>
+                <w:sz w:val="18"/>
+              </w:rPr>
+            </w:r>
+            <w:r>
+              <w:rPr>
+                <w:rFonts w:ascii="Arial" w:hAnsi="Arial" w:eastAsia="Arial"/>
                 <w:sz w:val="18"/>
               </w:rPr>
               <w:t>leading zero storeCode preserved</w:t>
@@ -2073,11 +2341,15 @@
               <w:keepLines/>
               <w:spacing w:after="0"/>
             </w:pPr>
-            <w:r/>
-            <w:r>
-              <w:rPr>
-                <w:rFonts w:ascii="Arial" w:hAnsi="Arial" w:eastAsia="Arial"/>
-                <w:b w:val="0"/>
+            <w:r>
+              <w:rPr>
+                <w:rFonts w:ascii="Arial" w:hAnsi="Arial" w:eastAsia="Arial"/>
+                <w:sz w:val="18"/>
+              </w:rPr>
+            </w:r>
+            <w:r>
+              <w:rPr>
+                <w:rFonts w:ascii="Arial" w:hAnsi="Arial" w:eastAsia="Arial"/>
                 <w:sz w:val="18"/>
               </w:rPr>
               <w:t>1</w:t>
@@ -2094,11 +2366,15 @@
               <w:keepLines/>
               <w:spacing w:after="0"/>
             </w:pPr>
-            <w:r/>
-            <w:r>
-              <w:rPr>
-                <w:rFonts w:ascii="Arial" w:hAnsi="Arial" w:eastAsia="Arial"/>
-                <w:b w:val="0"/>
+            <w:r>
+              <w:rPr>
+                <w:rFonts w:ascii="Arial" w:hAnsi="Arial" w:eastAsia="Arial"/>
+                <w:sz w:val="18"/>
+              </w:rPr>
+            </w:r>
+            <w:r>
+              <w:rPr>
+                <w:rFonts w:ascii="Arial" w:hAnsi="Arial" w:eastAsia="Arial"/>
                 <w:sz w:val="18"/>
               </w:rPr>
               <w:t>Read JWT section/role</w:t>
@@ -2115,11 +2391,15 @@
               <w:keepLines/>
               <w:spacing w:after="0"/>
             </w:pPr>
-            <w:r/>
-            <w:r>
-              <w:rPr>
-                <w:rFonts w:ascii="Arial" w:hAnsi="Arial" w:eastAsia="Arial"/>
-                <w:b w:val="0"/>
+            <w:r>
+              <w:rPr>
+                <w:rFonts w:ascii="Arial" w:hAnsi="Arial" w:eastAsia="Arial"/>
+                <w:sz w:val="18"/>
+              </w:rPr>
+            </w:r>
+            <w:r>
+              <w:rPr>
+                <w:rFonts w:ascii="Arial" w:hAnsi="Arial" w:eastAsia="Arial"/>
                 <w:sz w:val="18"/>
               </w:rPr>
               <w:t>tasks by section</w:t>
@@ -2141,11 +2421,15 @@
               <w:keepLines/>
               <w:spacing w:after="0"/>
             </w:pPr>
-            <w:r/>
-            <w:r>
-              <w:rPr>
-                <w:rFonts w:ascii="Arial" w:hAnsi="Arial" w:eastAsia="Arial"/>
-                <w:b w:val="0"/>
+            <w:r>
+              <w:rPr>
+                <w:rFonts w:ascii="Arial" w:hAnsi="Arial" w:eastAsia="Arial"/>
+                <w:sz w:val="18"/>
+              </w:rPr>
+            </w:r>
+            <w:r>
+              <w:rPr>
+                <w:rFonts w:ascii="Arial" w:hAnsi="Arial" w:eastAsia="Arial"/>
                 <w:sz w:val="18"/>
               </w:rPr>
               <w:t>2</w:t>
@@ -2162,11 +2446,15 @@
               <w:keepLines/>
               <w:spacing w:after="0"/>
             </w:pPr>
-            <w:r/>
-            <w:r>
-              <w:rPr>
-                <w:rFonts w:ascii="Arial" w:hAnsi="Arial" w:eastAsia="Arial"/>
-                <w:b w:val="0"/>
+            <w:r>
+              <w:rPr>
+                <w:rFonts w:ascii="Arial" w:hAnsi="Arial" w:eastAsia="Arial"/>
+                <w:sz w:val="18"/>
+              </w:rPr>
+            </w:r>
+            <w:r>
+              <w:rPr>
+                <w:rFonts w:ascii="Arial" w:hAnsi="Arial" w:eastAsia="Arial"/>
                 <w:sz w:val="18"/>
               </w:rPr>
               <w:t>Validate year for documents</w:t>
@@ -2183,11 +2471,15 @@
               <w:keepLines/>
               <w:spacing w:after="0"/>
             </w:pPr>
-            <w:r/>
-            <w:r>
-              <w:rPr>
-                <w:rFonts w:ascii="Arial" w:hAnsi="Arial" w:eastAsia="Arial"/>
-                <w:b w:val="0"/>
+            <w:r>
+              <w:rPr>
+                <w:rFonts w:ascii="Arial" w:hAnsi="Arial" w:eastAsia="Arial"/>
+                <w:sz w:val="18"/>
+              </w:rPr>
+            </w:r>
+            <w:r>
+              <w:rPr>
+                <w:rFonts w:ascii="Arial" w:hAnsi="Arial" w:eastAsia="Arial"/>
                 <w:sz w:val="18"/>
               </w:rPr>
               <w:t>documents missing year</w:t>
@@ -2209,11 +2501,15 @@
               <w:keepLines/>
               <w:spacing w:after="0"/>
             </w:pPr>
-            <w:r/>
-            <w:r>
-              <w:rPr>
-                <w:rFonts w:ascii="Arial" w:hAnsi="Arial" w:eastAsia="Arial"/>
-                <w:b w:val="0"/>
+            <w:r>
+              <w:rPr>
+                <w:rFonts w:ascii="Arial" w:hAnsi="Arial" w:eastAsia="Arial"/>
+                <w:sz w:val="18"/>
+              </w:rPr>
+            </w:r>
+            <w:r>
+              <w:rPr>
+                <w:rFonts w:ascii="Arial" w:hAnsi="Arial" w:eastAsia="Arial"/>
                 <w:sz w:val="18"/>
               </w:rPr>
               <w:t>3</w:t>
@@ -2230,11 +2526,15 @@
               <w:keepLines/>
               <w:spacing w:after="0"/>
             </w:pPr>
-            <w:r/>
-            <w:r>
-              <w:rPr>
-                <w:rFonts w:ascii="Arial" w:hAnsi="Arial" w:eastAsia="Arial"/>
-                <w:b w:val="0"/>
+            <w:r>
+              <w:rPr>
+                <w:rFonts w:ascii="Arial" w:hAnsi="Arial" w:eastAsia="Arial"/>
+                <w:sz w:val="18"/>
+              </w:rPr>
+            </w:r>
+            <w:r>
+              <w:rPr>
+                <w:rFonts w:ascii="Arial" w:hAnsi="Arial" w:eastAsia="Arial"/>
                 <w:sz w:val="18"/>
               </w:rPr>
               <w:t>Build filter query</w:t>
@@ -2251,11 +2551,15 @@
               <w:keepLines/>
               <w:spacing w:after="0"/>
             </w:pPr>
-            <w:r/>
-            <w:r>
-              <w:rPr>
-                <w:rFonts w:ascii="Arial" w:hAnsi="Arial" w:eastAsia="Arial"/>
-                <w:b w:val="0"/>
+            <w:r>
+              <w:rPr>
+                <w:rFonts w:ascii="Arial" w:hAnsi="Arial" w:eastAsia="Arial"/>
+                <w:sz w:val="18"/>
+              </w:rPr>
+            </w:r>
+            <w:r>
+              <w:rPr>
+                <w:rFonts w:ascii="Arial" w:hAnsi="Arial" w:eastAsia="Arial"/>
                 <w:sz w:val="18"/>
               </w:rPr>
               <w:t>store search</w:t>
@@ -2277,11 +2581,15 @@
               <w:keepLines/>
               <w:spacing w:after="0"/>
             </w:pPr>
-            <w:r/>
-            <w:r>
-              <w:rPr>
-                <w:rFonts w:ascii="Arial" w:hAnsi="Arial" w:eastAsia="Arial"/>
-                <w:b w:val="0"/>
+            <w:r>
+              <w:rPr>
+                <w:rFonts w:ascii="Arial" w:hAnsi="Arial" w:eastAsia="Arial"/>
+                <w:sz w:val="18"/>
+              </w:rPr>
+            </w:r>
+            <w:r>
+              <w:rPr>
+                <w:rFonts w:ascii="Arial" w:hAnsi="Arial" w:eastAsia="Arial"/>
                 <w:sz w:val="18"/>
               </w:rPr>
               <w:t>4</w:t>
@@ -2298,11 +2606,15 @@
               <w:keepLines/>
               <w:spacing w:after="0"/>
             </w:pPr>
-            <w:r/>
-            <w:r>
-              <w:rPr>
-                <w:rFonts w:ascii="Arial" w:hAnsi="Arial" w:eastAsia="Arial"/>
-                <w:b w:val="0"/>
+            <w:r>
+              <w:rPr>
+                <w:rFonts w:ascii="Arial" w:hAnsi="Arial" w:eastAsia="Arial"/>
+                <w:sz w:val="18"/>
+              </w:rPr>
+            </w:r>
+            <w:r>
+              <w:rPr>
+                <w:rFonts w:ascii="Arial" w:hAnsi="Arial" w:eastAsia="Arial"/>
                 <w:sz w:val="18"/>
               </w:rPr>
               <w:t>Join impacted_stores</w:t>
@@ -2319,11 +2631,15 @@
               <w:keepLines/>
               <w:spacing w:after="0"/>
             </w:pPr>
-            <w:r/>
-            <w:r>
-              <w:rPr>
-                <w:rFonts w:ascii="Arial" w:hAnsi="Arial" w:eastAsia="Arial"/>
-                <w:b w:val="0"/>
+            <w:r>
+              <w:rPr>
+                <w:rFonts w:ascii="Arial" w:hAnsi="Arial" w:eastAsia="Arial"/>
+                <w:sz w:val="18"/>
+              </w:rPr>
+            </w:r>
+            <w:r>
+              <w:rPr>
+                <w:rFonts w:ascii="Arial" w:hAnsi="Arial" w:eastAsia="Arial"/>
                 <w:sz w:val="18"/>
               </w:rPr>
               <w:t>empty result</w:t>
@@ -2345,11 +2661,15 @@
               <w:keepLines/>
               <w:spacing w:after="0"/>
             </w:pPr>
-            <w:r/>
-            <w:r>
-              <w:rPr>
-                <w:rFonts w:ascii="Arial" w:hAnsi="Arial" w:eastAsia="Arial"/>
-                <w:b w:val="0"/>
+            <w:r>
+              <w:rPr>
+                <w:rFonts w:ascii="Arial" w:hAnsi="Arial" w:eastAsia="Arial"/>
+                <w:sz w:val="18"/>
+              </w:rPr>
+            </w:r>
+            <w:r>
+              <w:rPr>
+                <w:rFonts w:ascii="Arial" w:hAnsi="Arial" w:eastAsia="Arial"/>
                 <w:sz w:val="18"/>
               </w:rPr>
               <w:t>5</w:t>
@@ -2366,11 +2686,15 @@
               <w:keepLines/>
               <w:spacing w:after="0"/>
             </w:pPr>
-            <w:r/>
-            <w:r>
-              <w:rPr>
-                <w:rFonts w:ascii="Arial" w:hAnsi="Arial" w:eastAsia="Arial"/>
-                <w:b w:val="0"/>
+            <w:r>
+              <w:rPr>
+                <w:rFonts w:ascii="Arial" w:hAnsi="Arial" w:eastAsia="Arial"/>
+                <w:sz w:val="18"/>
+              </w:rPr>
+            </w:r>
+            <w:r>
+              <w:rPr>
+                <w:rFonts w:ascii="Arial" w:hAnsi="Arial" w:eastAsia="Arial"/>
                 <w:sz w:val="18"/>
               </w:rPr>
               <w:t>Return page result</w:t>
@@ -2387,11 +2711,15 @@
               <w:keepLines/>
               <w:spacing w:after="0"/>
             </w:pPr>
-            <w:r/>
-            <w:r>
-              <w:rPr>
-                <w:rFonts w:ascii="Arial" w:hAnsi="Arial" w:eastAsia="Arial"/>
-                <w:b w:val="0"/>
+            <w:r>
+              <w:rPr>
+                <w:rFonts w:ascii="Arial" w:hAnsi="Arial" w:eastAsia="Arial"/>
+                <w:sz w:val="18"/>
+              </w:rPr>
+            </w:r>
+            <w:r>
+              <w:rPr>
+                <w:rFonts w:ascii="Arial" w:hAnsi="Arial" w:eastAsia="Arial"/>
                 <w:sz w:val="18"/>
               </w:rPr>
               <w:t>tasks by section</w:t>
@@ -2532,11 +2860,15 @@
               <w:keepLines/>
               <w:spacing w:after="0"/>
             </w:pPr>
-            <w:r/>
-            <w:r>
-              <w:rPr>
-                <w:rFonts w:ascii="Arial" w:hAnsi="Arial" w:eastAsia="Arial"/>
-                <w:b w:val="0"/>
+            <w:r>
+              <w:rPr>
+                <w:rFonts w:ascii="Arial" w:hAnsi="Arial" w:eastAsia="Arial"/>
+                <w:sz w:val="18"/>
+              </w:rPr>
+            </w:r>
+            <w:r>
+              <w:rPr>
+                <w:rFonts w:ascii="Arial" w:hAnsi="Arial" w:eastAsia="Arial"/>
                 <w:sz w:val="18"/>
               </w:rPr>
               <w:t>Inbox tasks</w:t>
@@ -2553,11 +2885,15 @@
               <w:keepLines/>
               <w:spacing w:after="0"/>
             </w:pPr>
-            <w:r/>
-            <w:r>
-              <w:rPr>
-                <w:rFonts w:ascii="Arial" w:hAnsi="Arial" w:eastAsia="Arial"/>
-                <w:b w:val="0"/>
+            <w:r>
+              <w:rPr>
+                <w:rFonts w:ascii="Arial" w:hAnsi="Arial" w:eastAsia="Arial"/>
+                <w:sz w:val="18"/>
+              </w:rPr>
+            </w:r>
+            <w:r>
+              <w:rPr>
+                <w:rFonts w:ascii="Arial" w:hAnsi="Arial" w:eastAsia="Arial"/>
                 <w:sz w:val="18"/>
               </w:rPr>
               <w:t>GET</w:t>
@@ -2574,11 +2910,15 @@
               <w:keepLines/>
               <w:spacing w:after="0"/>
             </w:pPr>
-            <w:r/>
-            <w:r>
-              <w:rPr>
-                <w:rFonts w:ascii="Arial" w:hAnsi="Arial" w:eastAsia="Arial"/>
-                <w:b w:val="0"/>
+            <w:r>
+              <w:rPr>
+                <w:rFonts w:ascii="Arial" w:hAnsi="Arial" w:eastAsia="Arial"/>
+                <w:sz w:val="18"/>
+              </w:rPr>
+            </w:r>
+            <w:r>
+              <w:rPr>
+                <w:rFonts w:ascii="Arial" w:hAnsi="Arial" w:eastAsia="Arial"/>
                 <w:sz w:val="18"/>
               </w:rPr>
               <w:t>task.service.searchOpenTasks</w:t>
@@ -2595,11 +2935,15 @@
               <w:keepLines/>
               <w:spacing w:after="0"/>
             </w:pPr>
-            <w:r/>
-            <w:r>
-              <w:rPr>
-                <w:rFonts w:ascii="Arial" w:hAnsi="Arial" w:eastAsia="Arial"/>
-                <w:b w:val="0"/>
+            <w:r>
+              <w:rPr>
+                <w:rFonts w:ascii="Arial" w:hAnsi="Arial" w:eastAsia="Arial"/>
+                <w:sz w:val="18"/>
+              </w:rPr>
+            </w:r>
+            <w:r>
+              <w:rPr>
+                <w:rFonts w:ascii="Arial" w:hAnsi="Arial" w:eastAsia="Arial"/>
                 <w:sz w:val="18"/>
               </w:rPr>
               <w:t>return waiting list</w:t>
@@ -2621,11 +2965,15 @@
               <w:keepLines/>
               <w:spacing w:after="0"/>
             </w:pPr>
-            <w:r/>
-            <w:r>
-              <w:rPr>
-                <w:rFonts w:ascii="Arial" w:hAnsi="Arial" w:eastAsia="Arial"/>
-                <w:b w:val="0"/>
+            <w:r>
+              <w:rPr>
+                <w:rFonts w:ascii="Arial" w:hAnsi="Arial" w:eastAsia="Arial"/>
+                <w:sz w:val="18"/>
+              </w:rPr>
+            </w:r>
+            <w:r>
+              <w:rPr>
+                <w:rFonts w:ascii="Arial" w:hAnsi="Arial" w:eastAsia="Arial"/>
                 <w:sz w:val="18"/>
               </w:rPr>
               <w:t>Document search</w:t>
@@ -2642,11 +2990,15 @@
               <w:keepLines/>
               <w:spacing w:after="0"/>
             </w:pPr>
-            <w:r/>
-            <w:r>
-              <w:rPr>
-                <w:rFonts w:ascii="Arial" w:hAnsi="Arial" w:eastAsia="Arial"/>
-                <w:b w:val="0"/>
+            <w:r>
+              <w:rPr>
+                <w:rFonts w:ascii="Arial" w:hAnsi="Arial" w:eastAsia="Arial"/>
+                <w:sz w:val="18"/>
+              </w:rPr>
+            </w:r>
+            <w:r>
+              <w:rPr>
+                <w:rFonts w:ascii="Arial" w:hAnsi="Arial" w:eastAsia="Arial"/>
                 <w:sz w:val="18"/>
               </w:rPr>
               <w:t>GET</w:t>
@@ -2663,11 +3015,15 @@
               <w:keepLines/>
               <w:spacing w:after="0"/>
             </w:pPr>
-            <w:r/>
-            <w:r>
-              <w:rPr>
-                <w:rFonts w:ascii="Arial" w:hAnsi="Arial" w:eastAsia="Arial"/>
-                <w:b w:val="0"/>
+            <w:r>
+              <w:rPr>
+                <w:rFonts w:ascii="Arial" w:hAnsi="Arial" w:eastAsia="Arial"/>
+                <w:sz w:val="18"/>
+              </w:rPr>
+            </w:r>
+            <w:r>
+              <w:rPr>
+                <w:rFonts w:ascii="Arial" w:hAnsi="Arial" w:eastAsia="Arial"/>
                 <w:sz w:val="18"/>
               </w:rPr>
               <w:t>document.service.search</w:t>
@@ -2684,11 +3040,15 @@
               <w:keepLines/>
               <w:spacing w:after="0"/>
             </w:pPr>
-            <w:r/>
-            <w:r>
-              <w:rPr>
-                <w:rFonts w:ascii="Arial" w:hAnsi="Arial" w:eastAsia="Arial"/>
-                <w:b w:val="0"/>
+            <w:r>
+              <w:rPr>
+                <w:rFonts w:ascii="Arial" w:hAnsi="Arial" w:eastAsia="Arial"/>
+                <w:sz w:val="18"/>
+              </w:rPr>
+            </w:r>
+            <w:r>
+              <w:rPr>
+                <w:rFonts w:ascii="Arial" w:hAnsi="Arial" w:eastAsia="Arial"/>
                 <w:sz w:val="18"/>
               </w:rPr>
               <w:t>return related list</w:t>
@@ -2931,11 +3291,15 @@
               <w:keepLines/>
               <w:spacing w:after="0"/>
             </w:pPr>
-            <w:r/>
-            <w:r>
-              <w:rPr>
-                <w:rFonts w:ascii="Arial" w:hAnsi="Arial" w:eastAsia="Arial"/>
-                <w:b w:val="0"/>
+            <w:r>
+              <w:rPr>
+                <w:rFonts w:ascii="Arial" w:hAnsi="Arial" w:eastAsia="Arial"/>
+                <w:sz w:val="18"/>
+              </w:rPr>
+            </w:r>
+            <w:r>
+              <w:rPr>
+                <w:rFonts w:ascii="Arial" w:hAnsi="Arial" w:eastAsia="Arial"/>
                 <w:sz w:val="18"/>
               </w:rPr>
               <w:t>sectionCode</w:t>
@@ -2952,11 +3316,15 @@
               <w:keepLines/>
               <w:spacing w:after="0"/>
             </w:pPr>
-            <w:r/>
-            <w:r>
-              <w:rPr>
-                <w:rFonts w:ascii="Arial" w:hAnsi="Arial" w:eastAsia="Arial"/>
-                <w:b w:val="0"/>
+            <w:r>
+              <w:rPr>
+                <w:rFonts w:ascii="Arial" w:hAnsi="Arial" w:eastAsia="Arial"/>
+                <w:sz w:val="18"/>
+              </w:rPr>
+            </w:r>
+            <w:r>
+              <w:rPr>
+                <w:rFonts w:ascii="Arial" w:hAnsi="Arial" w:eastAsia="Arial"/>
                 <w:sz w:val="18"/>
               </w:rPr>
               <w:t>string</w:t>
@@ -2973,11 +3341,15 @@
               <w:keepLines/>
               <w:spacing w:after="0"/>
             </w:pPr>
-            <w:r/>
-            <w:r>
-              <w:rPr>
-                <w:rFonts w:ascii="Arial" w:hAnsi="Arial" w:eastAsia="Arial"/>
-                <w:b w:val="0"/>
+            <w:r>
+              <w:rPr>
+                <w:rFonts w:ascii="Arial" w:hAnsi="Arial" w:eastAsia="Arial"/>
+                <w:sz w:val="18"/>
+              </w:rPr>
+            </w:r>
+            <w:r>
+              <w:rPr>
+                <w:rFonts w:ascii="Arial" w:hAnsi="Arial" w:eastAsia="Arial"/>
                 <w:sz w:val="18"/>
               </w:rPr>
               <w:t>No</w:t>
@@ -2994,11 +3366,15 @@
               <w:keepLines/>
               <w:spacing w:after="0"/>
             </w:pPr>
-            <w:r/>
-            <w:r>
-              <w:rPr>
-                <w:rFonts w:ascii="Arial" w:hAnsi="Arial" w:eastAsia="Arial"/>
-                <w:b w:val="0"/>
+            <w:r>
+              <w:rPr>
+                <w:rFonts w:ascii="Arial" w:hAnsi="Arial" w:eastAsia="Arial"/>
+                <w:sz w:val="18"/>
+              </w:rPr>
+            </w:r>
+            <w:r>
+              <w:rPr>
+                <w:rFonts w:ascii="Arial" w:hAnsi="Arial" w:eastAsia="Arial"/>
                 <w:sz w:val="18"/>
               </w:rPr>
               <w:t>canonical code; do not replace with display label</w:t>
@@ -3020,11 +3396,15 @@
               <w:keepLines/>
               <w:spacing w:after="0"/>
             </w:pPr>
-            <w:r/>
-            <w:r>
-              <w:rPr>
-                <w:rFonts w:ascii="Arial" w:hAnsi="Arial" w:eastAsia="Arial"/>
-                <w:b w:val="0"/>
+            <w:r>
+              <w:rPr>
+                <w:rFonts w:ascii="Arial" w:hAnsi="Arial" w:eastAsia="Arial"/>
+                <w:sz w:val="18"/>
+              </w:rPr>
+            </w:r>
+            <w:r>
+              <w:rPr>
+                <w:rFonts w:ascii="Arial" w:hAnsi="Arial" w:eastAsia="Arial"/>
                 <w:sz w:val="18"/>
               </w:rPr>
               <w:t>page</w:t>
@@ -3041,11 +3421,15 @@
               <w:keepLines/>
               <w:spacing w:after="0"/>
             </w:pPr>
-            <w:r/>
-            <w:r>
-              <w:rPr>
-                <w:rFonts w:ascii="Arial" w:hAnsi="Arial" w:eastAsia="Arial"/>
-                <w:b w:val="0"/>
+            <w:r>
+              <w:rPr>
+                <w:rFonts w:ascii="Arial" w:hAnsi="Arial" w:eastAsia="Arial"/>
+                <w:sz w:val="18"/>
+              </w:rPr>
+            </w:r>
+            <w:r>
+              <w:rPr>
+                <w:rFonts w:ascii="Arial" w:hAnsi="Arial" w:eastAsia="Arial"/>
                 <w:sz w:val="18"/>
               </w:rPr>
               <w:t>integer</w:t>
@@ -3062,11 +3446,15 @@
               <w:keepLines/>
               <w:spacing w:after="0"/>
             </w:pPr>
-            <w:r/>
-            <w:r>
-              <w:rPr>
-                <w:rFonts w:ascii="Arial" w:hAnsi="Arial" w:eastAsia="Arial"/>
-                <w:b w:val="0"/>
+            <w:r>
+              <w:rPr>
+                <w:rFonts w:ascii="Arial" w:hAnsi="Arial" w:eastAsia="Arial"/>
+                <w:sz w:val="18"/>
+              </w:rPr>
+            </w:r>
+            <w:r>
+              <w:rPr>
+                <w:rFonts w:ascii="Arial" w:hAnsi="Arial" w:eastAsia="Arial"/>
                 <w:sz w:val="18"/>
               </w:rPr>
               <w:t>No</w:t>
@@ -3083,11 +3471,15 @@
               <w:keepLines/>
               <w:spacing w:after="0"/>
             </w:pPr>
-            <w:r/>
-            <w:r>
-              <w:rPr>
-                <w:rFonts w:ascii="Arial" w:hAnsi="Arial" w:eastAsia="Arial"/>
-                <w:b w:val="0"/>
+            <w:r>
+              <w:rPr>
+                <w:rFonts w:ascii="Arial" w:hAnsi="Arial" w:eastAsia="Arial"/>
+                <w:sz w:val="18"/>
+              </w:rPr>
+            </w:r>
+            <w:r>
+              <w:rPr>
+                <w:rFonts w:ascii="Arial" w:hAnsi="Arial" w:eastAsia="Arial"/>
                 <w:sz w:val="18"/>
               </w:rPr>
               <w:t>&gt;= 1; default 1</w:t>
@@ -3109,11 +3501,15 @@
               <w:keepLines/>
               <w:spacing w:after="0"/>
             </w:pPr>
-            <w:r/>
-            <w:r>
-              <w:rPr>
-                <w:rFonts w:ascii="Arial" w:hAnsi="Arial" w:eastAsia="Arial"/>
-                <w:b w:val="0"/>
+            <w:r>
+              <w:rPr>
+                <w:rFonts w:ascii="Arial" w:hAnsi="Arial" w:eastAsia="Arial"/>
+                <w:sz w:val="18"/>
+              </w:rPr>
+            </w:r>
+            <w:r>
+              <w:rPr>
+                <w:rFonts w:ascii="Arial" w:hAnsi="Arial" w:eastAsia="Arial"/>
                 <w:sz w:val="18"/>
               </w:rPr>
               <w:t>size</w:t>
@@ -3130,11 +3526,15 @@
               <w:keepLines/>
               <w:spacing w:after="0"/>
             </w:pPr>
-            <w:r/>
-            <w:r>
-              <w:rPr>
-                <w:rFonts w:ascii="Arial" w:hAnsi="Arial" w:eastAsia="Arial"/>
-                <w:b w:val="0"/>
+            <w:r>
+              <w:rPr>
+                <w:rFonts w:ascii="Arial" w:hAnsi="Arial" w:eastAsia="Arial"/>
+                <w:sz w:val="18"/>
+              </w:rPr>
+            </w:r>
+            <w:r>
+              <w:rPr>
+                <w:rFonts w:ascii="Arial" w:hAnsi="Arial" w:eastAsia="Arial"/>
                 <w:sz w:val="18"/>
               </w:rPr>
               <w:t>integer</w:t>
@@ -3151,11 +3551,15 @@
               <w:keepLines/>
               <w:spacing w:after="0"/>
             </w:pPr>
-            <w:r/>
-            <w:r>
-              <w:rPr>
-                <w:rFonts w:ascii="Arial" w:hAnsi="Arial" w:eastAsia="Arial"/>
-                <w:b w:val="0"/>
+            <w:r>
+              <w:rPr>
+                <w:rFonts w:ascii="Arial" w:hAnsi="Arial" w:eastAsia="Arial"/>
+                <w:sz w:val="18"/>
+              </w:rPr>
+            </w:r>
+            <w:r>
+              <w:rPr>
+                <w:rFonts w:ascii="Arial" w:hAnsi="Arial" w:eastAsia="Arial"/>
                 <w:sz w:val="18"/>
               </w:rPr>
               <w:t>No</w:t>
@@ -3172,11 +3576,15 @@
               <w:keepLines/>
               <w:spacing w:after="0"/>
             </w:pPr>
-            <w:r/>
-            <w:r>
-              <w:rPr>
-                <w:rFonts w:ascii="Arial" w:hAnsi="Arial" w:eastAsia="Arial"/>
-                <w:b w:val="0"/>
+            <w:r>
+              <w:rPr>
+                <w:rFonts w:ascii="Arial" w:hAnsi="Arial" w:eastAsia="Arial"/>
+                <w:sz w:val="18"/>
+              </w:rPr>
+            </w:r>
+            <w:r>
+              <w:rPr>
+                <w:rFonts w:ascii="Arial" w:hAnsi="Arial" w:eastAsia="Arial"/>
                 <w:sz w:val="18"/>
               </w:rPr>
               <w:t>1..100; default 20</w:t>
@@ -3395,11 +3803,15 @@
               <w:keepLines/>
               <w:spacing w:after="0"/>
             </w:pPr>
-            <w:r/>
-            <w:r>
-              <w:rPr>
-                <w:rFonts w:ascii="Arial" w:hAnsi="Arial" w:eastAsia="Arial"/>
-                <w:b w:val="0"/>
+            <w:r>
+              <w:rPr>
+                <w:rFonts w:ascii="Arial" w:hAnsi="Arial" w:eastAsia="Arial"/>
+                <w:sz w:val="18"/>
+              </w:rPr>
+            </w:r>
+            <w:r>
+              <w:rPr>
+                <w:rFonts w:ascii="Arial" w:hAnsi="Arial" w:eastAsia="Arial"/>
                 <w:sz w:val="18"/>
               </w:rPr>
               <w:t>items</w:t>
@@ -3416,11 +3828,15 @@
               <w:keepLines/>
               <w:spacing w:after="0"/>
             </w:pPr>
-            <w:r/>
-            <w:r>
-              <w:rPr>
-                <w:rFonts w:ascii="Arial" w:hAnsi="Arial" w:eastAsia="Arial"/>
-                <w:b w:val="0"/>
+            <w:r>
+              <w:rPr>
+                <w:rFonts w:ascii="Arial" w:hAnsi="Arial" w:eastAsia="Arial"/>
+                <w:sz w:val="18"/>
+              </w:rPr>
+            </w:r>
+            <w:r>
+              <w:rPr>
+                <w:rFonts w:ascii="Arial" w:hAnsi="Arial" w:eastAsia="Arial"/>
                 <w:sz w:val="18"/>
               </w:rPr>
               <w:t>array&lt;object&gt;</w:t>
@@ -3437,11 +3853,15 @@
               <w:keepLines/>
               <w:spacing w:after="0"/>
             </w:pPr>
-            <w:r/>
-            <w:r>
-              <w:rPr>
-                <w:rFonts w:ascii="Arial" w:hAnsi="Arial" w:eastAsia="Arial"/>
-                <w:b w:val="0"/>
+            <w:r>
+              <w:rPr>
+                <w:rFonts w:ascii="Arial" w:hAnsi="Arial" w:eastAsia="Arial"/>
+                <w:sz w:val="18"/>
+              </w:rPr>
+            </w:r>
+            <w:r>
+              <w:rPr>
+                <w:rFonts w:ascii="Arial" w:hAnsi="Arial" w:eastAsia="Arial"/>
                 <w:sz w:val="18"/>
               </w:rPr>
               <w:t>Yes</w:t>
@@ -3458,11 +3878,15 @@
               <w:keepLines/>
               <w:spacing w:after="0"/>
             </w:pPr>
-            <w:r/>
-            <w:r>
-              <w:rPr>
-                <w:rFonts w:ascii="Arial" w:hAnsi="Arial" w:eastAsia="Arial"/>
-                <w:b w:val="0"/>
+            <w:r>
+              <w:rPr>
+                <w:rFonts w:ascii="Arial" w:hAnsi="Arial" w:eastAsia="Arial"/>
+                <w:sz w:val="18"/>
+              </w:rPr>
+            </w:r>
+            <w:r>
+              <w:rPr>
+                <w:rFonts w:ascii="Arial" w:hAnsi="Arial" w:eastAsia="Arial"/>
                 <w:sz w:val="18"/>
               </w:rPr>
               <w:t>JSON array; element type shown in Type column</w:t>
@@ -3484,11 +3908,15 @@
               <w:keepLines/>
               <w:spacing w:after="0"/>
             </w:pPr>
-            <w:r/>
-            <w:r>
-              <w:rPr>
-                <w:rFonts w:ascii="Arial" w:hAnsi="Arial" w:eastAsia="Arial"/>
-                <w:b w:val="0"/>
+            <w:r>
+              <w:rPr>
+                <w:rFonts w:ascii="Arial" w:hAnsi="Arial" w:eastAsia="Arial"/>
+                <w:sz w:val="18"/>
+              </w:rPr>
+            </w:r>
+            <w:r>
+              <w:rPr>
+                <w:rFonts w:ascii="Arial" w:hAnsi="Arial" w:eastAsia="Arial"/>
                 <w:sz w:val="18"/>
               </w:rPr>
               <w:t>items[].docNo</w:t>
@@ -3505,11 +3933,15 @@
               <w:keepLines/>
               <w:spacing w:after="0"/>
             </w:pPr>
-            <w:r/>
-            <w:r>
-              <w:rPr>
-                <w:rFonts w:ascii="Arial" w:hAnsi="Arial" w:eastAsia="Arial"/>
-                <w:b w:val="0"/>
+            <w:r>
+              <w:rPr>
+                <w:rFonts w:ascii="Arial" w:hAnsi="Arial" w:eastAsia="Arial"/>
+                <w:sz w:val="18"/>
+              </w:rPr>
+            </w:r>
+            <w:r>
+              <w:rPr>
+                <w:rFonts w:ascii="Arial" w:hAnsi="Arial" w:eastAsia="Arial"/>
                 <w:sz w:val="18"/>
               </w:rPr>
               <w:t>string</w:t>
@@ -3526,11 +3958,15 @@
               <w:keepLines/>
               <w:spacing w:after="0"/>
             </w:pPr>
-            <w:r/>
-            <w:r>
-              <w:rPr>
-                <w:rFonts w:ascii="Arial" w:hAnsi="Arial" w:eastAsia="Arial"/>
-                <w:b w:val="0"/>
+            <w:r>
+              <w:rPr>
+                <w:rFonts w:ascii="Arial" w:hAnsi="Arial" w:eastAsia="Arial"/>
+                <w:sz w:val="18"/>
+              </w:rPr>
+            </w:r>
+            <w:r>
+              <w:rPr>
+                <w:rFonts w:ascii="Arial" w:hAnsi="Arial" w:eastAsia="Arial"/>
                 <w:sz w:val="18"/>
               </w:rPr>
               <w:t>Yes</w:t>
@@ -3547,11 +3983,15 @@
               <w:keepLines/>
               <w:spacing w:after="0"/>
             </w:pPr>
-            <w:r/>
-            <w:r>
-              <w:rPr>
-                <w:rFonts w:ascii="Arial" w:hAnsi="Arial" w:eastAsia="Arial"/>
-                <w:b w:val="0"/>
+            <w:r>
+              <w:rPr>
+                <w:rFonts w:ascii="Arial" w:hAnsi="Arial" w:eastAsia="Arial"/>
+                <w:sz w:val="18"/>
+              </w:rPr>
+            </w:r>
+            <w:r>
+              <w:rPr>
+                <w:rFonts w:ascii="Arial" w:hAnsi="Arial" w:eastAsia="Arial"/>
                 <w:sz w:val="18"/>
               </w:rPr>
               <w:t>พ.ศ. YYYY/xxxxx</w:t>
@@ -3573,11 +4013,15 @@
               <w:keepLines/>
               <w:spacing w:after="0"/>
             </w:pPr>
-            <w:r/>
-            <w:r>
-              <w:rPr>
-                <w:rFonts w:ascii="Arial" w:hAnsi="Arial" w:eastAsia="Arial"/>
-                <w:b w:val="0"/>
+            <w:r>
+              <w:rPr>
+                <w:rFonts w:ascii="Arial" w:hAnsi="Arial" w:eastAsia="Arial"/>
+                <w:sz w:val="18"/>
+              </w:rPr>
+            </w:r>
+            <w:r>
+              <w:rPr>
+                <w:rFonts w:ascii="Arial" w:hAnsi="Arial" w:eastAsia="Arial"/>
                 <w:sz w:val="18"/>
               </w:rPr>
               <w:t>items[].waitingDays</w:t>
@@ -3594,11 +4038,15 @@
               <w:keepLines/>
               <w:spacing w:after="0"/>
             </w:pPr>
-            <w:r/>
-            <w:r>
-              <w:rPr>
-                <w:rFonts w:ascii="Arial" w:hAnsi="Arial" w:eastAsia="Arial"/>
-                <w:b w:val="0"/>
+            <w:r>
+              <w:rPr>
+                <w:rFonts w:ascii="Arial" w:hAnsi="Arial" w:eastAsia="Arial"/>
+                <w:sz w:val="18"/>
+              </w:rPr>
+            </w:r>
+            <w:r>
+              <w:rPr>
+                <w:rFonts w:ascii="Arial" w:hAnsi="Arial" w:eastAsia="Arial"/>
                 <w:sz w:val="18"/>
               </w:rPr>
               <w:t>integer</w:t>
@@ -3615,11 +4063,15 @@
               <w:keepLines/>
               <w:spacing w:after="0"/>
             </w:pPr>
-            <w:r/>
-            <w:r>
-              <w:rPr>
-                <w:rFonts w:ascii="Arial" w:hAnsi="Arial" w:eastAsia="Arial"/>
-                <w:b w:val="0"/>
+            <w:r>
+              <w:rPr>
+                <w:rFonts w:ascii="Arial" w:hAnsi="Arial" w:eastAsia="Arial"/>
+                <w:sz w:val="18"/>
+              </w:rPr>
+            </w:r>
+            <w:r>
+              <w:rPr>
+                <w:rFonts w:ascii="Arial" w:hAnsi="Arial" w:eastAsia="Arial"/>
                 <w:sz w:val="18"/>
               </w:rPr>
               <w:t>Yes</w:t>
@@ -3636,11 +4088,15 @@
               <w:keepLines/>
               <w:spacing w:after="0"/>
             </w:pPr>
-            <w:r/>
-            <w:r>
-              <w:rPr>
-                <w:rFonts w:ascii="Arial" w:hAnsi="Arial" w:eastAsia="Arial"/>
-                <w:b w:val="0"/>
+            <w:r>
+              <w:rPr>
+                <w:rFonts w:ascii="Arial" w:hAnsi="Arial" w:eastAsia="Arial"/>
+                <w:sz w:val="18"/>
+              </w:rPr>
+            </w:r>
+            <w:r>
+              <w:rPr>
+                <w:rFonts w:ascii="Arial" w:hAnsi="Arial" w:eastAsia="Arial"/>
                 <w:sz w:val="18"/>
               </w:rPr>
               <w:t>UTF-8; use value domain described by endpoint purpose</w:t>
@@ -3874,11 +4330,15 @@
               <w:keepLines/>
               <w:spacing w:after="0"/>
             </w:pPr>
-            <w:r/>
-            <w:r>
-              <w:rPr>
-                <w:rFonts w:ascii="Arial" w:hAnsi="Arial" w:eastAsia="Arial"/>
-                <w:b w:val="0"/>
+            <w:r>
+              <w:rPr>
+                <w:rFonts w:ascii="Arial" w:hAnsi="Arial" w:eastAsia="Arial"/>
+                <w:sz w:val="18"/>
+              </w:rPr>
+            </w:r>
+            <w:r>
+              <w:rPr>
+                <w:rFonts w:ascii="Arial" w:hAnsi="Arial" w:eastAsia="Arial"/>
                 <w:sz w:val="18"/>
               </w:rPr>
               <w:t>year</w:t>
@@ -3895,11 +4355,15 @@
               <w:keepLines/>
               <w:spacing w:after="0"/>
             </w:pPr>
-            <w:r/>
-            <w:r>
-              <w:rPr>
-                <w:rFonts w:ascii="Arial" w:hAnsi="Arial" w:eastAsia="Arial"/>
-                <w:b w:val="0"/>
+            <w:r>
+              <w:rPr>
+                <w:rFonts w:ascii="Arial" w:hAnsi="Arial" w:eastAsia="Arial"/>
+                <w:sz w:val="18"/>
+              </w:rPr>
+            </w:r>
+            <w:r>
+              <w:rPr>
+                <w:rFonts w:ascii="Arial" w:hAnsi="Arial" w:eastAsia="Arial"/>
                 <w:sz w:val="18"/>
               </w:rPr>
               <w:t>integer</w:t>
@@ -3916,11 +4380,15 @@
               <w:keepLines/>
               <w:spacing w:after="0"/>
             </w:pPr>
-            <w:r/>
-            <w:r>
-              <w:rPr>
-                <w:rFonts w:ascii="Arial" w:hAnsi="Arial" w:eastAsia="Arial"/>
-                <w:b w:val="0"/>
+            <w:r>
+              <w:rPr>
+                <w:rFonts w:ascii="Arial" w:hAnsi="Arial" w:eastAsia="Arial"/>
+                <w:sz w:val="18"/>
+              </w:rPr>
+            </w:r>
+            <w:r>
+              <w:rPr>
+                <w:rFonts w:ascii="Arial" w:hAnsi="Arial" w:eastAsia="Arial"/>
                 <w:sz w:val="18"/>
               </w:rPr>
               <w:t>Yes</w:t>
@@ -3937,11 +4405,15 @@
               <w:keepLines/>
               <w:spacing w:after="0"/>
             </w:pPr>
-            <w:r/>
-            <w:r>
-              <w:rPr>
-                <w:rFonts w:ascii="Arial" w:hAnsi="Arial" w:eastAsia="Arial"/>
-                <w:b w:val="0"/>
+            <w:r>
+              <w:rPr>
+                <w:rFonts w:ascii="Arial" w:hAnsi="Arial" w:eastAsia="Arial"/>
+                <w:sz w:val="18"/>
+              </w:rPr>
+            </w:r>
+            <w:r>
+              <w:rPr>
+                <w:rFonts w:ascii="Arial" w:hAnsi="Arial" w:eastAsia="Arial"/>
                 <w:sz w:val="18"/>
               </w:rPr>
               <w:t>UTF-8; use value domain described by endpoint purpose</w:t>
@@ -3963,11 +4435,15 @@
               <w:keepLines/>
               <w:spacing w:after="0"/>
             </w:pPr>
-            <w:r/>
-            <w:r>
-              <w:rPr>
-                <w:rFonts w:ascii="Arial" w:hAnsi="Arial" w:eastAsia="Arial"/>
-                <w:b w:val="0"/>
+            <w:r>
+              <w:rPr>
+                <w:rFonts w:ascii="Arial" w:hAnsi="Arial" w:eastAsia="Arial"/>
+                <w:sz w:val="18"/>
+              </w:rPr>
+            </w:r>
+            <w:r>
+              <w:rPr>
+                <w:rFonts w:ascii="Arial" w:hAnsi="Arial" w:eastAsia="Arial"/>
                 <w:sz w:val="18"/>
               </w:rPr>
               <w:t>storeCode</w:t>
@@ -3984,11 +4460,15 @@
               <w:keepLines/>
               <w:spacing w:after="0"/>
             </w:pPr>
-            <w:r/>
-            <w:r>
-              <w:rPr>
-                <w:rFonts w:ascii="Arial" w:hAnsi="Arial" w:eastAsia="Arial"/>
-                <w:b w:val="0"/>
+            <w:r>
+              <w:rPr>
+                <w:rFonts w:ascii="Arial" w:hAnsi="Arial" w:eastAsia="Arial"/>
+                <w:sz w:val="18"/>
+              </w:rPr>
+            </w:r>
+            <w:r>
+              <w:rPr>
+                <w:rFonts w:ascii="Arial" w:hAnsi="Arial" w:eastAsia="Arial"/>
                 <w:sz w:val="18"/>
               </w:rPr>
               <w:t>string</w:t>
@@ -4005,11 +4485,15 @@
               <w:keepLines/>
               <w:spacing w:after="0"/>
             </w:pPr>
-            <w:r/>
-            <w:r>
-              <w:rPr>
-                <w:rFonts w:ascii="Arial" w:hAnsi="Arial" w:eastAsia="Arial"/>
-                <w:b w:val="0"/>
+            <w:r>
+              <w:rPr>
+                <w:rFonts w:ascii="Arial" w:hAnsi="Arial" w:eastAsia="Arial"/>
+                <w:sz w:val="18"/>
+              </w:rPr>
+            </w:r>
+            <w:r>
+              <w:rPr>
+                <w:rFonts w:ascii="Arial" w:hAnsi="Arial" w:eastAsia="Arial"/>
                 <w:sz w:val="18"/>
               </w:rPr>
               <w:t>No</w:t>
@@ -4026,11 +4510,15 @@
               <w:keepLines/>
               <w:spacing w:after="0"/>
             </w:pPr>
-            <w:r/>
-            <w:r>
-              <w:rPr>
-                <w:rFonts w:ascii="Arial" w:hAnsi="Arial" w:eastAsia="Arial"/>
-                <w:b w:val="0"/>
+            <w:r>
+              <w:rPr>
+                <w:rFonts w:ascii="Arial" w:hAnsi="Arial" w:eastAsia="Arial"/>
+                <w:sz w:val="18"/>
+              </w:rPr>
+            </w:r>
+            <w:r>
+              <w:rPr>
+                <w:rFonts w:ascii="Arial" w:hAnsi="Arial" w:eastAsia="Arial"/>
                 <w:sz w:val="18"/>
               </w:rPr>
               <w:t>exactly 5 digits; preserve leading zero</w:t>
@@ -4052,11 +4540,15 @@
               <w:keepLines/>
               <w:spacing w:after="0"/>
             </w:pPr>
-            <w:r/>
-            <w:r>
-              <w:rPr>
-                <w:rFonts w:ascii="Arial" w:hAnsi="Arial" w:eastAsia="Arial"/>
-                <w:b w:val="0"/>
+            <w:r>
+              <w:rPr>
+                <w:rFonts w:ascii="Arial" w:hAnsi="Arial" w:eastAsia="Arial"/>
+                <w:sz w:val="18"/>
+              </w:rPr>
+            </w:r>
+            <w:r>
+              <w:rPr>
+                <w:rFonts w:ascii="Arial" w:hAnsi="Arial" w:eastAsia="Arial"/>
                 <w:sz w:val="18"/>
               </w:rPr>
               <w:t>status</w:t>
@@ -4073,11 +4565,15 @@
               <w:keepLines/>
               <w:spacing w:after="0"/>
             </w:pPr>
-            <w:r/>
-            <w:r>
-              <w:rPr>
-                <w:rFonts w:ascii="Arial" w:hAnsi="Arial" w:eastAsia="Arial"/>
-                <w:b w:val="0"/>
+            <w:r>
+              <w:rPr>
+                <w:rFonts w:ascii="Arial" w:hAnsi="Arial" w:eastAsia="Arial"/>
+                <w:sz w:val="18"/>
+              </w:rPr>
+            </w:r>
+            <w:r>
+              <w:rPr>
+                <w:rFonts w:ascii="Arial" w:hAnsi="Arial" w:eastAsia="Arial"/>
                 <w:sz w:val="18"/>
               </w:rPr>
               <w:t>string</w:t>
@@ -4094,11 +4590,15 @@
               <w:keepLines/>
               <w:spacing w:after="0"/>
             </w:pPr>
-            <w:r/>
-            <w:r>
-              <w:rPr>
-                <w:rFonts w:ascii="Arial" w:hAnsi="Arial" w:eastAsia="Arial"/>
-                <w:b w:val="0"/>
+            <w:r>
+              <w:rPr>
+                <w:rFonts w:ascii="Arial" w:hAnsi="Arial" w:eastAsia="Arial"/>
+                <w:sz w:val="18"/>
+              </w:rPr>
+            </w:r>
+            <w:r>
+              <w:rPr>
+                <w:rFonts w:ascii="Arial" w:hAnsi="Arial" w:eastAsia="Arial"/>
                 <w:sz w:val="18"/>
               </w:rPr>
               <w:t>No</w:t>
@@ -4115,11 +4615,15 @@
               <w:keepLines/>
               <w:spacing w:after="0"/>
             </w:pPr>
-            <w:r/>
-            <w:r>
-              <w:rPr>
-                <w:rFonts w:ascii="Arial" w:hAnsi="Arial" w:eastAsia="Arial"/>
-                <w:b w:val="0"/>
+            <w:r>
+              <w:rPr>
+                <w:rFonts w:ascii="Arial" w:hAnsi="Arial" w:eastAsia="Arial"/>
+                <w:sz w:val="18"/>
+              </w:rPr>
+            </w:r>
+            <w:r>
+              <w:rPr>
+                <w:rFonts w:ascii="Arial" w:hAnsi="Arial" w:eastAsia="Arial"/>
                 <w:sz w:val="18"/>
               </w:rPr>
               <w:t>UTF-8; use value domain described by endpoint purpose</w:t>
@@ -4141,11 +4645,15 @@
               <w:keepLines/>
               <w:spacing w:after="0"/>
             </w:pPr>
-            <w:r/>
-            <w:r>
-              <w:rPr>
-                <w:rFonts w:ascii="Arial" w:hAnsi="Arial" w:eastAsia="Arial"/>
-                <w:b w:val="0"/>
+            <w:r>
+              <w:rPr>
+                <w:rFonts w:ascii="Arial" w:hAnsi="Arial" w:eastAsia="Arial"/>
+                <w:sz w:val="18"/>
+              </w:rPr>
+            </w:r>
+            <w:r>
+              <w:rPr>
+                <w:rFonts w:ascii="Arial" w:hAnsi="Arial" w:eastAsia="Arial"/>
                 <w:sz w:val="18"/>
               </w:rPr>
               <w:t>page</w:t>
@@ -4162,11 +4670,15 @@
               <w:keepLines/>
               <w:spacing w:after="0"/>
             </w:pPr>
-            <w:r/>
-            <w:r>
-              <w:rPr>
-                <w:rFonts w:ascii="Arial" w:hAnsi="Arial" w:eastAsia="Arial"/>
-                <w:b w:val="0"/>
+            <w:r>
+              <w:rPr>
+                <w:rFonts w:ascii="Arial" w:hAnsi="Arial" w:eastAsia="Arial"/>
+                <w:sz w:val="18"/>
+              </w:rPr>
+            </w:r>
+            <w:r>
+              <w:rPr>
+                <w:rFonts w:ascii="Arial" w:hAnsi="Arial" w:eastAsia="Arial"/>
                 <w:sz w:val="18"/>
               </w:rPr>
               <w:t>integer</w:t>
@@ -4183,11 +4695,15 @@
               <w:keepLines/>
               <w:spacing w:after="0"/>
             </w:pPr>
-            <w:r/>
-            <w:r>
-              <w:rPr>
-                <w:rFonts w:ascii="Arial" w:hAnsi="Arial" w:eastAsia="Arial"/>
-                <w:b w:val="0"/>
+            <w:r>
+              <w:rPr>
+                <w:rFonts w:ascii="Arial" w:hAnsi="Arial" w:eastAsia="Arial"/>
+                <w:sz w:val="18"/>
+              </w:rPr>
+            </w:r>
+            <w:r>
+              <w:rPr>
+                <w:rFonts w:ascii="Arial" w:hAnsi="Arial" w:eastAsia="Arial"/>
                 <w:sz w:val="18"/>
               </w:rPr>
               <w:t>No</w:t>
@@ -4204,11 +4720,15 @@
               <w:keepLines/>
               <w:spacing w:after="0"/>
             </w:pPr>
-            <w:r/>
-            <w:r>
-              <w:rPr>
-                <w:rFonts w:ascii="Arial" w:hAnsi="Arial" w:eastAsia="Arial"/>
-                <w:b w:val="0"/>
+            <w:r>
+              <w:rPr>
+                <w:rFonts w:ascii="Arial" w:hAnsi="Arial" w:eastAsia="Arial"/>
+                <w:sz w:val="18"/>
+              </w:rPr>
+            </w:r>
+            <w:r>
+              <w:rPr>
+                <w:rFonts w:ascii="Arial" w:hAnsi="Arial" w:eastAsia="Arial"/>
                 <w:sz w:val="18"/>
               </w:rPr>
               <w:t>&gt;= 1; default 1</w:t>
@@ -4427,11 +4947,15 @@
               <w:keepLines/>
               <w:spacing w:after="0"/>
             </w:pPr>
-            <w:r/>
-            <w:r>
-              <w:rPr>
-                <w:rFonts w:ascii="Arial" w:hAnsi="Arial" w:eastAsia="Arial"/>
-                <w:b w:val="0"/>
+            <w:r>
+              <w:rPr>
+                <w:rFonts w:ascii="Arial" w:hAnsi="Arial" w:eastAsia="Arial"/>
+                <w:sz w:val="18"/>
+              </w:rPr>
+            </w:r>
+            <w:r>
+              <w:rPr>
+                <w:rFonts w:ascii="Arial" w:hAnsi="Arial" w:eastAsia="Arial"/>
                 <w:sz w:val="18"/>
               </w:rPr>
               <w:t>items</w:t>
@@ -4448,11 +4972,15 @@
               <w:keepLines/>
               <w:spacing w:after="0"/>
             </w:pPr>
-            <w:r/>
-            <w:r>
-              <w:rPr>
-                <w:rFonts w:ascii="Arial" w:hAnsi="Arial" w:eastAsia="Arial"/>
-                <w:b w:val="0"/>
+            <w:r>
+              <w:rPr>
+                <w:rFonts w:ascii="Arial" w:hAnsi="Arial" w:eastAsia="Arial"/>
+                <w:sz w:val="18"/>
+              </w:rPr>
+            </w:r>
+            <w:r>
+              <w:rPr>
+                <w:rFonts w:ascii="Arial" w:hAnsi="Arial" w:eastAsia="Arial"/>
                 <w:sz w:val="18"/>
               </w:rPr>
               <w:t>array&lt;object&gt;</w:t>
@@ -4469,11 +4997,15 @@
               <w:keepLines/>
               <w:spacing w:after="0"/>
             </w:pPr>
-            <w:r/>
-            <w:r>
-              <w:rPr>
-                <w:rFonts w:ascii="Arial" w:hAnsi="Arial" w:eastAsia="Arial"/>
-                <w:b w:val="0"/>
+            <w:r>
+              <w:rPr>
+                <w:rFonts w:ascii="Arial" w:hAnsi="Arial" w:eastAsia="Arial"/>
+                <w:sz w:val="18"/>
+              </w:rPr>
+            </w:r>
+            <w:r>
+              <w:rPr>
+                <w:rFonts w:ascii="Arial" w:hAnsi="Arial" w:eastAsia="Arial"/>
                 <w:sz w:val="18"/>
               </w:rPr>
               <w:t>Yes</w:t>
@@ -4490,11 +5022,15 @@
               <w:keepLines/>
               <w:spacing w:after="0"/>
             </w:pPr>
-            <w:r/>
-            <w:r>
-              <w:rPr>
-                <w:rFonts w:ascii="Arial" w:hAnsi="Arial" w:eastAsia="Arial"/>
-                <w:b w:val="0"/>
+            <w:r>
+              <w:rPr>
+                <w:rFonts w:ascii="Arial" w:hAnsi="Arial" w:eastAsia="Arial"/>
+                <w:sz w:val="18"/>
+              </w:rPr>
+            </w:r>
+            <w:r>
+              <w:rPr>
+                <w:rFonts w:ascii="Arial" w:hAnsi="Arial" w:eastAsia="Arial"/>
                 <w:sz w:val="18"/>
               </w:rPr>
               <w:t>JSON array; element type shown in Type column</w:t>
@@ -4516,11 +5052,15 @@
               <w:keepLines/>
               <w:spacing w:after="0"/>
             </w:pPr>
-            <w:r/>
-            <w:r>
-              <w:rPr>
-                <w:rFonts w:ascii="Arial" w:hAnsi="Arial" w:eastAsia="Arial"/>
-                <w:b w:val="0"/>
+            <w:r>
+              <w:rPr>
+                <w:rFonts w:ascii="Arial" w:hAnsi="Arial" w:eastAsia="Arial"/>
+                <w:sz w:val="18"/>
+              </w:rPr>
+            </w:r>
+            <w:r>
+              <w:rPr>
+                <w:rFonts w:ascii="Arial" w:hAnsi="Arial" w:eastAsia="Arial"/>
                 <w:sz w:val="18"/>
               </w:rPr>
               <w:t>items[].docNo</w:t>
@@ -4537,11 +5077,15 @@
               <w:keepLines/>
               <w:spacing w:after="0"/>
             </w:pPr>
-            <w:r/>
-            <w:r>
-              <w:rPr>
-                <w:rFonts w:ascii="Arial" w:hAnsi="Arial" w:eastAsia="Arial"/>
-                <w:b w:val="0"/>
+            <w:r>
+              <w:rPr>
+                <w:rFonts w:ascii="Arial" w:hAnsi="Arial" w:eastAsia="Arial"/>
+                <w:sz w:val="18"/>
+              </w:rPr>
+            </w:r>
+            <w:r>
+              <w:rPr>
+                <w:rFonts w:ascii="Arial" w:hAnsi="Arial" w:eastAsia="Arial"/>
                 <w:sz w:val="18"/>
               </w:rPr>
               <w:t>string</w:t>
@@ -4558,11 +5102,15 @@
               <w:keepLines/>
               <w:spacing w:after="0"/>
             </w:pPr>
-            <w:r/>
-            <w:r>
-              <w:rPr>
-                <w:rFonts w:ascii="Arial" w:hAnsi="Arial" w:eastAsia="Arial"/>
-                <w:b w:val="0"/>
+            <w:r>
+              <w:rPr>
+                <w:rFonts w:ascii="Arial" w:hAnsi="Arial" w:eastAsia="Arial"/>
+                <w:sz w:val="18"/>
+              </w:rPr>
+            </w:r>
+            <w:r>
+              <w:rPr>
+                <w:rFonts w:ascii="Arial" w:hAnsi="Arial" w:eastAsia="Arial"/>
                 <w:sz w:val="18"/>
               </w:rPr>
               <w:t>Yes</w:t>
@@ -4579,11 +5127,15 @@
               <w:keepLines/>
               <w:spacing w:after="0"/>
             </w:pPr>
-            <w:r/>
-            <w:r>
-              <w:rPr>
-                <w:rFonts w:ascii="Arial" w:hAnsi="Arial" w:eastAsia="Arial"/>
-                <w:b w:val="0"/>
+            <w:r>
+              <w:rPr>
+                <w:rFonts w:ascii="Arial" w:hAnsi="Arial" w:eastAsia="Arial"/>
+                <w:sz w:val="18"/>
+              </w:rPr>
+            </w:r>
+            <w:r>
+              <w:rPr>
+                <w:rFonts w:ascii="Arial" w:hAnsi="Arial" w:eastAsia="Arial"/>
                 <w:sz w:val="18"/>
               </w:rPr>
               <w:t>พ.ศ. YYYY/xxxxx</w:t>
@@ -4605,11 +5157,15 @@
               <w:keepLines/>
               <w:spacing w:after="0"/>
             </w:pPr>
-            <w:r/>
-            <w:r>
-              <w:rPr>
-                <w:rFonts w:ascii="Arial" w:hAnsi="Arial" w:eastAsia="Arial"/>
-                <w:b w:val="0"/>
+            <w:r>
+              <w:rPr>
+                <w:rFonts w:ascii="Arial" w:hAnsi="Arial" w:eastAsia="Arial"/>
+                <w:sz w:val="18"/>
+              </w:rPr>
+            </w:r>
+            <w:r>
+              <w:rPr>
+                <w:rFonts w:ascii="Arial" w:hAnsi="Arial" w:eastAsia="Arial"/>
                 <w:sz w:val="18"/>
               </w:rPr>
               <w:t>items[].statusCode</w:t>
@@ -4626,11 +5182,15 @@
               <w:keepLines/>
               <w:spacing w:after="0"/>
             </w:pPr>
-            <w:r/>
-            <w:r>
-              <w:rPr>
-                <w:rFonts w:ascii="Arial" w:hAnsi="Arial" w:eastAsia="Arial"/>
-                <w:b w:val="0"/>
+            <w:r>
+              <w:rPr>
+                <w:rFonts w:ascii="Arial" w:hAnsi="Arial" w:eastAsia="Arial"/>
+                <w:sz w:val="18"/>
+              </w:rPr>
+            </w:r>
+            <w:r>
+              <w:rPr>
+                <w:rFonts w:ascii="Arial" w:hAnsi="Arial" w:eastAsia="Arial"/>
                 <w:sz w:val="18"/>
               </w:rPr>
               <w:t>string</w:t>
@@ -4647,11 +5207,15 @@
               <w:keepLines/>
               <w:spacing w:after="0"/>
             </w:pPr>
-            <w:r/>
-            <w:r>
-              <w:rPr>
-                <w:rFonts w:ascii="Arial" w:hAnsi="Arial" w:eastAsia="Arial"/>
-                <w:b w:val="0"/>
+            <w:r>
+              <w:rPr>
+                <w:rFonts w:ascii="Arial" w:hAnsi="Arial" w:eastAsia="Arial"/>
+                <w:sz w:val="18"/>
+              </w:rPr>
+            </w:r>
+            <w:r>
+              <w:rPr>
+                <w:rFonts w:ascii="Arial" w:hAnsi="Arial" w:eastAsia="Arial"/>
                 <w:sz w:val="18"/>
               </w:rPr>
               <w:t>Yes</w:t>
@@ -4668,11 +5232,15 @@
               <w:keepLines/>
               <w:spacing w:after="0"/>
             </w:pPr>
-            <w:r/>
-            <w:r>
-              <w:rPr>
-                <w:rFonts w:ascii="Arial" w:hAnsi="Arial" w:eastAsia="Arial"/>
-                <w:b w:val="0"/>
+            <w:r>
+              <w:rPr>
+                <w:rFonts w:ascii="Arial" w:hAnsi="Arial" w:eastAsia="Arial"/>
+                <w:sz w:val="18"/>
+              </w:rPr>
+            </w:r>
+            <w:r>
+              <w:rPr>
+                <w:rFonts w:ascii="Arial" w:hAnsi="Arial" w:eastAsia="Arial"/>
                 <w:sz w:val="18"/>
               </w:rPr>
               <w:t>canonical code; do not replace with display label</w:t>
@@ -4798,11 +5366,15 @@
               <w:keepLines/>
               <w:spacing w:after="0"/>
             </w:pPr>
-            <w:r/>
-            <w:r>
-              <w:rPr>
-                <w:rFonts w:ascii="Arial" w:hAnsi="Arial" w:eastAsia="Arial"/>
-                <w:b w:val="0"/>
+            <w:r>
+              <w:rPr>
+                <w:rFonts w:ascii="Arial" w:hAnsi="Arial" w:eastAsia="Arial"/>
+                <w:sz w:val="18"/>
+              </w:rPr>
+            </w:r>
+            <w:r>
+              <w:rPr>
+                <w:rFonts w:ascii="Arial" w:hAnsi="Arial" w:eastAsia="Arial"/>
                 <w:sz w:val="18"/>
               </w:rPr>
               <w:t>workflow_transaction / workflow_approver (@srm/glb-workflow)</w:t>
@@ -4819,11 +5391,15 @@
               <w:keepLines/>
               <w:spacing w:after="0"/>
             </w:pPr>
-            <w:r/>
-            <w:r>
-              <w:rPr>
-                <w:rFonts w:ascii="Arial" w:hAnsi="Arial" w:eastAsia="Arial"/>
-                <w:b w:val="0"/>
+            <w:r>
+              <w:rPr>
+                <w:rFonts w:ascii="Arial" w:hAnsi="Arial" w:eastAsia="Arial"/>
+                <w:sz w:val="18"/>
+              </w:rPr>
+            </w:r>
+            <w:r>
+              <w:rPr>
+                <w:rFonts w:ascii="Arial" w:hAnsi="Arial" w:eastAsia="Arial"/>
                 <w:sz w:val="18"/>
               </w:rPr>
               <w:t>R</w:t>
@@ -4840,11 +5416,15 @@
               <w:keepLines/>
               <w:spacing w:after="0"/>
             </w:pPr>
-            <w:r/>
-            <w:r>
-              <w:rPr>
-                <w:rFonts w:ascii="Arial" w:hAnsi="Arial" w:eastAsia="Arial"/>
-                <w:b w:val="0"/>
+            <w:r>
+              <w:rPr>
+                <w:rFonts w:ascii="Arial" w:hAnsi="Arial" w:eastAsia="Arial"/>
+                <w:sz w:val="18"/>
+              </w:rPr>
+            </w:r>
+            <w:r>
+              <w:rPr>
+                <w:rFonts w:ascii="Arial" w:hAnsi="Arial" w:eastAsia="Arial"/>
                 <w:sz w:val="18"/>
               </w:rPr>
               <w:t>อ่าน inbox ผ่าน getPendingFlow()</w:t>
@@ -4866,11 +5446,15 @@
               <w:keepLines/>
               <w:spacing w:after="0"/>
             </w:pPr>
-            <w:r/>
-            <w:r>
-              <w:rPr>
-                <w:rFonts w:ascii="Arial" w:hAnsi="Arial" w:eastAsia="Arial"/>
-                <w:b w:val="0"/>
+            <w:r>
+              <w:rPr>
+                <w:rFonts w:ascii="Arial" w:hAnsi="Arial" w:eastAsia="Arial"/>
+                <w:sz w:val="18"/>
+              </w:rPr>
+            </w:r>
+            <w:r>
+              <w:rPr>
+                <w:rFonts w:ascii="Arial" w:hAnsi="Arial" w:eastAsia="Arial"/>
                 <w:sz w:val="18"/>
               </w:rPr>
               <w:t>compensation_documents</w:t>
@@ -4887,11 +5471,15 @@
               <w:keepLines/>
               <w:spacing w:after="0"/>
             </w:pPr>
-            <w:r/>
-            <w:r>
-              <w:rPr>
-                <w:rFonts w:ascii="Arial" w:hAnsi="Arial" w:eastAsia="Arial"/>
-                <w:b w:val="0"/>
+            <w:r>
+              <w:rPr>
+                <w:rFonts w:ascii="Arial" w:hAnsi="Arial" w:eastAsia="Arial"/>
+                <w:sz w:val="18"/>
+              </w:rPr>
+            </w:r>
+            <w:r>
+              <w:rPr>
+                <w:rFonts w:ascii="Arial" w:hAnsi="Arial" w:eastAsia="Arial"/>
                 <w:sz w:val="18"/>
               </w:rPr>
               <w:t>R</w:t>
@@ -4908,11 +5496,15 @@
               <w:keepLines/>
               <w:spacing w:after="0"/>
             </w:pPr>
-            <w:r/>
-            <w:r>
-              <w:rPr>
-                <w:rFonts w:ascii="Arial" w:hAnsi="Arial" w:eastAsia="Arial"/>
-                <w:b w:val="0"/>
+            <w:r>
+              <w:rPr>
+                <w:rFonts w:ascii="Arial" w:hAnsi="Arial" w:eastAsia="Arial"/>
+                <w:sz w:val="18"/>
+              </w:rPr>
+            </w:r>
+            <w:r>
+              <w:rPr>
+                <w:rFonts w:ascii="Arial" w:hAnsi="Arial" w:eastAsia="Arial"/>
                 <w:sz w:val="18"/>
               </w:rPr>
               <w:t>ค้นเอกสารตาม year/status/store</w:t>
@@ -4934,11 +5526,15 @@
               <w:keepLines/>
               <w:spacing w:after="0"/>
             </w:pPr>
-            <w:r/>
-            <w:r>
-              <w:rPr>
-                <w:rFonts w:ascii="Arial" w:hAnsi="Arial" w:eastAsia="Arial"/>
-                <w:b w:val="0"/>
+            <w:r>
+              <w:rPr>
+                <w:rFonts w:ascii="Arial" w:hAnsi="Arial" w:eastAsia="Arial"/>
+                <w:sz w:val="18"/>
+              </w:rPr>
+            </w:r>
+            <w:r>
+              <w:rPr>
+                <w:rFonts w:ascii="Arial" w:hAnsi="Arial" w:eastAsia="Arial"/>
                 <w:sz w:val="18"/>
               </w:rPr>
               <w:t>impacted_stores</w:t>
@@ -4955,11 +5551,15 @@
               <w:keepLines/>
               <w:spacing w:after="0"/>
             </w:pPr>
-            <w:r/>
-            <w:r>
-              <w:rPr>
-                <w:rFonts w:ascii="Arial" w:hAnsi="Arial" w:eastAsia="Arial"/>
-                <w:b w:val="0"/>
+            <w:r>
+              <w:rPr>
+                <w:rFonts w:ascii="Arial" w:hAnsi="Arial" w:eastAsia="Arial"/>
+                <w:sz w:val="18"/>
+              </w:rPr>
+            </w:r>
+            <w:r>
+              <w:rPr>
+                <w:rFonts w:ascii="Arial" w:hAnsi="Arial" w:eastAsia="Arial"/>
                 <w:sz w:val="18"/>
               </w:rPr>
               <w:t>R</w:t>
@@ -4976,11 +5576,15 @@
               <w:keepLines/>
               <w:spacing w:after="0"/>
             </w:pPr>
-            <w:r/>
-            <w:r>
-              <w:rPr>
-                <w:rFonts w:ascii="Arial" w:hAnsi="Arial" w:eastAsia="Arial"/>
-                <w:b w:val="0"/>
+            <w:r>
+              <w:rPr>
+                <w:rFonts w:ascii="Arial" w:hAnsi="Arial" w:eastAsia="Arial"/>
+                <w:sz w:val="18"/>
+              </w:rPr>
+            </w:r>
+            <w:r>
+              <w:rPr>
+                <w:rFonts w:ascii="Arial" w:hAnsi="Arial" w:eastAsia="Arial"/>
                 <w:sz w:val="18"/>
               </w:rPr>
               <w:t>ชื่อร้าน ภาค และข้อมูลร้าน</w:t>
@@ -5002,11 +5606,15 @@
               <w:keepLines/>
               <w:spacing w:after="0"/>
             </w:pPr>
-            <w:r/>
-            <w:r>
-              <w:rPr>
-                <w:rFonts w:ascii="Arial" w:hAnsi="Arial" w:eastAsia="Arial"/>
-                <w:b w:val="0"/>
+            <w:r>
+              <w:rPr>
+                <w:rFonts w:ascii="Arial" w:hAnsi="Arial" w:eastAsia="Arial"/>
+                <w:sz w:val="18"/>
+              </w:rPr>
+            </w:r>
+            <w:r>
+              <w:rPr>
+                <w:rFonts w:ascii="Arial" w:hAnsi="Arial" w:eastAsia="Arial"/>
                 <w:sz w:val="18"/>
               </w:rPr>
               <w:t>fgi_impact_sales_summaries</w:t>
@@ -5023,11 +5631,15 @@
               <w:keepLines/>
               <w:spacing w:after="0"/>
             </w:pPr>
-            <w:r/>
-            <w:r>
-              <w:rPr>
-                <w:rFonts w:ascii="Arial" w:hAnsi="Arial" w:eastAsia="Arial"/>
-                <w:b w:val="0"/>
+            <w:r>
+              <w:rPr>
+                <w:rFonts w:ascii="Arial" w:hAnsi="Arial" w:eastAsia="Arial"/>
+                <w:sz w:val="18"/>
+              </w:rPr>
+            </w:r>
+            <w:r>
+              <w:rPr>
+                <w:rFonts w:ascii="Arial" w:hAnsi="Arial" w:eastAsia="Arial"/>
                 <w:sz w:val="18"/>
               </w:rPr>
               <w:t>R</w:t>
@@ -5044,11 +5656,15 @@
               <w:keepLines/>
               <w:spacing w:after="0"/>
             </w:pPr>
-            <w:r/>
-            <w:r>
-              <w:rPr>
-                <w:rFonts w:ascii="Arial" w:hAnsi="Arial" w:eastAsia="Arial"/>
-                <w:b w:val="0"/>
+            <w:r>
+              <w:rPr>
+                <w:rFonts w:ascii="Arial" w:hAnsi="Arial" w:eastAsia="Arial"/>
+                <w:sz w:val="18"/>
+              </w:rPr>
+            </w:r>
+            <w:r>
+              <w:rPr>
+                <w:rFonts w:ascii="Arial" w:hAnsi="Arial" w:eastAsia="Arial"/>
                 <w:sz w:val="18"/>
               </w:rPr>
               <w:t>flag ข้อมูลผิดปกติ/ยอดขายไม่ครบ 60 วัน</w:t>
@@ -5066,7 +5682,80 @@
         <w:pageBreakBefore w:val="0"/>
       </w:pPr>
       <w:r>
-        <w:t>9. Processing Flow</w:t>
+        <w:t>9. Skeleton Code (store-backend + BFF)</w:t>
+      </w:r>
+    </w:p>
+    <w:p>
+      <w:pPr>
+        <w:keepNext w:val="0"/>
+      </w:pPr>
+      <w:r>
+        <w:t xml:space="preserve">โครงโค้ดตั้งต้นของเอกสารฉบับนี้ ยึด convention จริงของ </w:t>
+      </w:r>
+      <w:r>
+        <w:rPr>
+          <w:rFonts w:ascii="Courier New" w:hAnsi="Courier New"/>
+        </w:rPr>
+        <w:t>srm-sps-spsap-store-backend</w:t>
+      </w:r>
+      <w:r>
+        <w:t xml:space="preserve"> (NestJS 11 + TypeORM, schema </w:t>
+      </w:r>
+      <w:r>
+        <w:rPr>
+          <w:rFonts w:ascii="Courier New" w:hAnsi="Courier New"/>
+        </w:rPr>
+        <w:t>sps_store</w:t>
+      </w:r>
+      <w:r>
+        <w:t xml:space="preserve">, custom provider </w:t>
+      </w:r>
+      <w:r>
+        <w:rPr>
+          <w:rFonts w:ascii="Courier New" w:hAnsi="Courier New"/>
+        </w:rPr>
+        <w:t>DATA_SOURCE</w:t>
+      </w:r>
+      <w:r>
+        <w:t xml:space="preserve"> ที่ route SELECT ไป slave pool) และ </w:t>
+      </w:r>
+      <w:r>
+        <w:rPr>
+          <w:rFonts w:ascii="Courier New" w:hAnsi="Courier New"/>
+        </w:rPr>
+        <w:t>srm-sps-spsap-sbp-bff</w:t>
+      </w:r>
+      <w:r>
+        <w:t xml:space="preserve"> (ไม่มี DB, forward ผ่าน client service). ทุกจุดที่ต้องเติมกำกับด้วย </w:t>
+      </w:r>
+      <w:r>
+        <w:rPr>
+          <w:rFonts w:ascii="Courier New" w:hAnsi="Courier New"/>
+        </w:rPr>
+        <w:t>// TODO:</w:t>
+      </w:r>
+      <w:r>
+        <w:t xml:space="preserve"> และ response ทุกเส้นถูกห่อเป็น </w:t>
+      </w:r>
+      <w:r>
+        <w:rPr>
+          <w:rFonts w:ascii="Courier New" w:hAnsi="Courier New"/>
+        </w:rPr>
+        <w:t>{success, data}</w:t>
+      </w:r>
+      <w:r>
+        <w:t xml:space="preserve"> โดย ResponseInterceptor อยู่แล้ว จึงห้าม service ห่อซ้ำ</w:t>
+      </w:r>
+    </w:p>
+    <w:p>
+      <w:pPr>
+        <w:pStyle w:val="Heading3"/>
+        <w:keepNext/>
+        <w:keepLines/>
+        <w:pageBreakBefore w:val="0"/>
+      </w:pPr>
+      <w:r>
+        <w:t>9.1 ผังไฟล์ที่ต้องสร้าง</w:t>
       </w:r>
     </w:p>
     <w:tbl>
@@ -5102,7 +5791,7 @@
                 <w:b/>
                 <w:sz w:val="18"/>
               </w:rPr>
-              <w:t>Step</w:t>
+              <w:t>Path</w:t>
             </w:r>
           </w:p>
         </w:tc>
@@ -5124,7 +5813,7 @@
                 <w:b/>
                 <w:sz w:val="18"/>
               </w:rPr>
-              <w:t>Description</w:t>
+              <w:t>หน้าที่</w:t>
             </w:r>
           </w:p>
         </w:tc>
@@ -5143,14 +5832,18 @@
               <w:keepLines/>
               <w:spacing w:after="0"/>
             </w:pPr>
-            <w:r/>
-            <w:r>
-              <w:rPr>
-                <w:rFonts w:ascii="Arial" w:hAnsi="Arial" w:eastAsia="Arial"/>
-                <w:b w:val="0"/>
-                <w:sz w:val="18"/>
-              </w:rPr>
-              <w:t>1</w:t>
+            <w:r>
+              <w:rPr>
+                <w:rFonts w:ascii="Arial" w:hAnsi="Arial" w:eastAsia="Arial"/>
+                <w:sz w:val="18"/>
+              </w:rPr>
+            </w:r>
+            <w:r>
+              <w:rPr>
+                <w:rFonts w:ascii="Arial" w:hAnsi="Arial" w:eastAsia="Arial"/>
+                <w:sz w:val="18"/>
+              </w:rPr>
+              <w:t>store-backend · src/modules/sbpgi-document-list-search/sbpgi-document-list-search.controller.ts</w:t>
             </w:r>
           </w:p>
         </w:tc>
@@ -5164,14 +5857,39 @@
               <w:keepLines/>
               <w:spacing w:after="0"/>
             </w:pPr>
-            <w:r/>
-            <w:r>
-              <w:rPr>
-                <w:rFonts w:ascii="Arial" w:hAnsi="Arial" w:eastAsia="Arial"/>
-                <w:b w:val="0"/>
-                <w:sz w:val="18"/>
-              </w:rPr>
-              <w:t>Read JWT section/role</w:t>
+            <w:r>
+              <w:rPr>
+                <w:rFonts w:ascii="Arial" w:hAnsi="Arial" w:eastAsia="Arial"/>
+                <w:sz w:val="18"/>
+              </w:rPr>
+            </w:r>
+            <w:r>
+              <w:rPr>
+                <w:rFonts w:ascii="Arial" w:hAnsi="Arial" w:eastAsia="Arial"/>
+                <w:sz w:val="18"/>
+              </w:rPr>
+              <w:t xml:space="preserve">route ทั้งหมดของเอกสารนี้ (2 เส้น) + </w:t>
+            </w:r>
+            <w:r>
+              <w:rPr>
+                <w:rFonts w:ascii="Courier New" w:hAnsi="Courier New" w:eastAsia="Arial"/>
+                <w:sz w:val="18"/>
+              </w:rPr>
+              <w:t>@UseGuards(HttpHeaderGuard)</w:t>
+            </w:r>
+            <w:r>
+              <w:rPr>
+                <w:rFonts w:ascii="Arial" w:hAnsi="Arial" w:eastAsia="Arial"/>
+                <w:sz w:val="18"/>
+              </w:rPr>
+              <w:t xml:space="preserve"> + </w:t>
+            </w:r>
+            <w:r>
+              <w:rPr>
+                <w:rFonts w:ascii="Courier New" w:hAnsi="Courier New" w:eastAsia="Arial"/>
+                <w:sz w:val="18"/>
+              </w:rPr>
+              <w:t>@UserId()</w:t>
             </w:r>
           </w:p>
         </w:tc>
@@ -5190,14 +5908,18 @@
               <w:keepLines/>
               <w:spacing w:after="0"/>
             </w:pPr>
-            <w:r/>
-            <w:r>
-              <w:rPr>
-                <w:rFonts w:ascii="Arial" w:hAnsi="Arial" w:eastAsia="Arial"/>
-                <w:b w:val="0"/>
-                <w:sz w:val="18"/>
-              </w:rPr>
-              <w:t>2</w:t>
+            <w:r>
+              <w:rPr>
+                <w:rFonts w:ascii="Arial" w:hAnsi="Arial" w:eastAsia="Arial"/>
+                <w:sz w:val="18"/>
+              </w:rPr>
+            </w:r>
+            <w:r>
+              <w:rPr>
+                <w:rFonts w:ascii="Arial" w:hAnsi="Arial" w:eastAsia="Arial"/>
+                <w:sz w:val="18"/>
+              </w:rPr>
+              <w:t>store-backend · src/modules/sbpgi-document-list-search/sbpgi-document-list-search.service.ts</w:t>
             </w:r>
           </w:p>
         </w:tc>
@@ -5211,14 +5933,32 @@
               <w:keepLines/>
               <w:spacing w:after="0"/>
             </w:pPr>
-            <w:r/>
-            <w:r>
-              <w:rPr>
-                <w:rFonts w:ascii="Arial" w:hAnsi="Arial" w:eastAsia="Arial"/>
-                <w:b w:val="0"/>
-                <w:sz w:val="18"/>
-              </w:rPr>
-              <w:t>Validate year for documents</w:t>
+            <w:r>
+              <w:rPr>
+                <w:rFonts w:ascii="Arial" w:hAnsi="Arial" w:eastAsia="Arial"/>
+                <w:sz w:val="18"/>
+              </w:rPr>
+            </w:r>
+            <w:r>
+              <w:rPr>
+                <w:rFonts w:ascii="Arial" w:hAnsi="Arial" w:eastAsia="Arial"/>
+                <w:sz w:val="18"/>
+              </w:rPr>
+              <w:t xml:space="preserve">business logic — inject </w:t>
+            </w:r>
+            <w:r>
+              <w:rPr>
+                <w:rFonts w:ascii="Courier New" w:hAnsi="Courier New" w:eastAsia="Arial"/>
+                <w:sz w:val="18"/>
+              </w:rPr>
+              <w:t>'DATA_SOURCE'</w:t>
+            </w:r>
+            <w:r>
+              <w:rPr>
+                <w:rFonts w:ascii="Arial" w:hAnsi="Arial" w:eastAsia="Arial"/>
+                <w:sz w:val="18"/>
+              </w:rPr>
+              <w:t xml:space="preserve"> แล้วยิง raw SQL, mutation ใช้ QueryRunner transaction</w:t>
             </w:r>
           </w:p>
         </w:tc>
@@ -5237,14 +5977,18 @@
               <w:keepLines/>
               <w:spacing w:after="0"/>
             </w:pPr>
-            <w:r/>
-            <w:r>
-              <w:rPr>
-                <w:rFonts w:ascii="Arial" w:hAnsi="Arial" w:eastAsia="Arial"/>
-                <w:b w:val="0"/>
-                <w:sz w:val="18"/>
-              </w:rPr>
-              <w:t>3</w:t>
+            <w:r>
+              <w:rPr>
+                <w:rFonts w:ascii="Arial" w:hAnsi="Arial" w:eastAsia="Arial"/>
+                <w:sz w:val="18"/>
+              </w:rPr>
+            </w:r>
+            <w:r>
+              <w:rPr>
+                <w:rFonts w:ascii="Arial" w:hAnsi="Arial" w:eastAsia="Arial"/>
+                <w:sz w:val="18"/>
+              </w:rPr>
+              <w:t>store-backend · src/modules/sbpgi-document-list-search/sbpgi-document-list-search.sql.ts</w:t>
             </w:r>
           </w:p>
         </w:tc>
@@ -5258,14 +6002,18 @@
               <w:keepLines/>
               <w:spacing w:after="0"/>
             </w:pPr>
-            <w:r/>
-            <w:r>
-              <w:rPr>
-                <w:rFonts w:ascii="Arial" w:hAnsi="Arial" w:eastAsia="Arial"/>
-                <w:b w:val="0"/>
-                <w:sz w:val="18"/>
-              </w:rPr>
-              <w:t>Build filter query</w:t>
+            <w:r>
+              <w:rPr>
+                <w:rFonts w:ascii="Arial" w:hAnsi="Arial" w:eastAsia="Arial"/>
+                <w:sz w:val="18"/>
+              </w:rPr>
+            </w:r>
+            <w:r>
+              <w:rPr>
+                <w:rFonts w:ascii="Arial" w:hAnsi="Arial" w:eastAsia="Arial"/>
+                <w:sz w:val="18"/>
+              </w:rPr>
+              <w:t>เก็บ SQL ต่อ endpoint (คัดจากหัวข้อ 10) แยกออกจาก service ให้ทดสอบ/รีวิวง่าย</w:t>
             </w:r>
           </w:p>
         </w:tc>
@@ -5284,14 +6032,18 @@
               <w:keepLines/>
               <w:spacing w:after="0"/>
             </w:pPr>
-            <w:r/>
-            <w:r>
-              <w:rPr>
-                <w:rFonts w:ascii="Arial" w:hAnsi="Arial" w:eastAsia="Arial"/>
-                <w:b w:val="0"/>
-                <w:sz w:val="18"/>
-              </w:rPr>
-              <w:t>4</w:t>
+            <w:r>
+              <w:rPr>
+                <w:rFonts w:ascii="Arial" w:hAnsi="Arial" w:eastAsia="Arial"/>
+                <w:sz w:val="18"/>
+              </w:rPr>
+            </w:r>
+            <w:r>
+              <w:rPr>
+                <w:rFonts w:ascii="Arial" w:hAnsi="Arial" w:eastAsia="Arial"/>
+                <w:sz w:val="18"/>
+              </w:rPr>
+              <w:t>store-backend · src/modules/sbpgi-document-list-search/dto/sbpgi-document-list-search.dto.ts</w:t>
             </w:r>
           </w:p>
         </w:tc>
@@ -5305,14 +6057,18 @@
               <w:keepLines/>
               <w:spacing w:after="0"/>
             </w:pPr>
-            <w:r/>
-            <w:r>
-              <w:rPr>
-                <w:rFonts w:ascii="Arial" w:hAnsi="Arial" w:eastAsia="Arial"/>
-                <w:b w:val="0"/>
-                <w:sz w:val="18"/>
-              </w:rPr>
-              <w:t>Join impacted_stores</w:t>
+            <w:r>
+              <w:rPr>
+                <w:rFonts w:ascii="Arial" w:hAnsi="Arial" w:eastAsia="Arial"/>
+                <w:sz w:val="18"/>
+              </w:rPr>
+            </w:r>
+            <w:r>
+              <w:rPr>
+                <w:rFonts w:ascii="Arial" w:hAnsi="Arial" w:eastAsia="Arial"/>
+                <w:sz w:val="18"/>
+              </w:rPr>
+              <w:t>DTO + class-validator ตาม validation ในหัวข้อฟิลด์ของเอกสารนี้</w:t>
             </w:r>
           </w:p>
         </w:tc>
@@ -5331,14 +6087,18 @@
               <w:keepLines/>
               <w:spacing w:after="0"/>
             </w:pPr>
-            <w:r/>
-            <w:r>
-              <w:rPr>
-                <w:rFonts w:ascii="Arial" w:hAnsi="Arial" w:eastAsia="Arial"/>
-                <w:b w:val="0"/>
-                <w:sz w:val="18"/>
-              </w:rPr>
-              <w:t>5</w:t>
+            <w:r>
+              <w:rPr>
+                <w:rFonts w:ascii="Arial" w:hAnsi="Arial" w:eastAsia="Arial"/>
+                <w:sz w:val="18"/>
+              </w:rPr>
+            </w:r>
+            <w:r>
+              <w:rPr>
+                <w:rFonts w:ascii="Arial" w:hAnsi="Arial" w:eastAsia="Arial"/>
+                <w:sz w:val="18"/>
+              </w:rPr>
+              <w:t>store-backend · src/modules/sbpgi-document-list-search/sbpgi-document-list-search.module.ts</w:t>
             </w:r>
           </w:p>
         </w:tc>
@@ -5352,11 +6112,3441 @@
               <w:keepLines/>
               <w:spacing w:after="0"/>
             </w:pPr>
+            <w:r>
+              <w:rPr>
+                <w:rFonts w:ascii="Arial" w:hAnsi="Arial" w:eastAsia="Arial"/>
+                <w:sz w:val="18"/>
+              </w:rPr>
+            </w:r>
+            <w:r>
+              <w:rPr>
+                <w:rFonts w:ascii="Arial" w:hAnsi="Arial" w:eastAsia="Arial"/>
+                <w:sz w:val="18"/>
+              </w:rPr>
+              <w:t xml:space="preserve">ประกอบ controller/service/providers แล้ว register ที่ </w:t>
+            </w:r>
+            <w:r>
+              <w:rPr>
+                <w:rFonts w:ascii="Courier New" w:hAnsi="Courier New" w:eastAsia="Arial"/>
+                <w:sz w:val="18"/>
+              </w:rPr>
+              <w:t>app.module.ts</w:t>
+            </w:r>
+          </w:p>
+        </w:tc>
+      </w:tr>
+      <w:tr>
+        <w:trPr>
+          <w:cantSplit/>
+        </w:trPr>
+        <w:tc>
+          <w:tcPr>
+            <w:tcW w:type="dxa" w:w="5040"/>
+            <w:vAlign w:val="center"/>
+          </w:tcPr>
+          <w:p>
+            <w:pPr>
+              <w:keepLines/>
+              <w:spacing w:after="0"/>
+            </w:pPr>
+            <w:r>
+              <w:rPr>
+                <w:rFonts w:ascii="Arial" w:hAnsi="Arial" w:eastAsia="Arial"/>
+                <w:sz w:val="18"/>
+              </w:rPr>
+            </w:r>
+            <w:r>
+              <w:rPr>
+                <w:rFonts w:ascii="Arial" w:hAnsi="Arial" w:eastAsia="Arial"/>
+                <w:sz w:val="18"/>
+              </w:rPr>
+              <w:t>store-backend · src/entitys/compensation-documents.entity.ts</w:t>
+            </w:r>
+          </w:p>
+        </w:tc>
+        <w:tc>
+          <w:tcPr>
+            <w:tcW w:type="dxa" w:w="5040"/>
+            <w:vAlign w:val="center"/>
+          </w:tcPr>
+          <w:p>
+            <w:pPr>
+              <w:keepLines/>
+              <w:spacing w:after="0"/>
+            </w:pPr>
+            <w:r>
+              <w:rPr>
+                <w:rFonts w:ascii="Arial" w:hAnsi="Arial" w:eastAsia="Arial"/>
+                <w:sz w:val="18"/>
+              </w:rPr>
+            </w:r>
+            <w:r>
+              <w:rPr>
+                <w:rFonts w:ascii="Arial" w:hAnsi="Arial" w:eastAsia="Arial"/>
+                <w:sz w:val="18"/>
+              </w:rPr>
+              <w:t xml:space="preserve">entity ของ </w:t>
+            </w:r>
+            <w:r>
+              <w:rPr>
+                <w:rFonts w:ascii="Courier New" w:hAnsi="Courier New" w:eastAsia="Arial"/>
+                <w:sz w:val="18"/>
+              </w:rPr>
+              <w:t>compensation_documents</w:t>
+            </w:r>
+            <w:r>
+              <w:rPr>
+                <w:rFonts w:ascii="Arial" w:hAnsi="Arial" w:eastAsia="Arial"/>
+                <w:sz w:val="18"/>
+              </w:rPr>
+              <w:t xml:space="preserve"> (</w:t>
+            </w:r>
+            <w:r>
+              <w:rPr>
+                <w:rFonts w:ascii="Courier New" w:hAnsi="Courier New" w:eastAsia="Arial"/>
+                <w:sz w:val="18"/>
+              </w:rPr>
+              <w:t>@Entity({schema: process.env.DB_SCHEMA})</w:t>
+            </w:r>
+            <w:r>
+              <w:rPr>
+                <w:rFonts w:ascii="Arial" w:hAnsi="Arial" w:eastAsia="Arial"/>
+                <w:sz w:val="18"/>
+              </w:rPr>
+              <w:t xml:space="preserve">, ไม่ประกาศ relation) — </w:t>
+            </w:r>
+            <w:r>
+              <w:rPr>
+                <w:rFonts w:ascii="Arial" w:hAnsi="Arial" w:eastAsia="Arial"/>
+                <w:b/>
+                <w:sz w:val="18"/>
+              </w:rPr>
+              <w:t>entity ร่วมหลายเอกสาร: ประกาศครั้งเดียวแล้วอ้างอิง อย่าสร้างซ้ำ</w:t>
+            </w:r>
+          </w:p>
+        </w:tc>
+      </w:tr>
+      <w:tr>
+        <w:trPr>
+          <w:cantSplit/>
+        </w:trPr>
+        <w:tc>
+          <w:tcPr>
+            <w:tcW w:type="dxa" w:w="5040"/>
+            <w:vAlign w:val="center"/>
+          </w:tcPr>
+          <w:p>
+            <w:pPr>
+              <w:keepLines/>
+              <w:spacing w:after="0"/>
+            </w:pPr>
+            <w:r>
+              <w:rPr>
+                <w:rFonts w:ascii="Arial" w:hAnsi="Arial" w:eastAsia="Arial"/>
+                <w:sz w:val="18"/>
+              </w:rPr>
+            </w:r>
+            <w:r>
+              <w:rPr>
+                <w:rFonts w:ascii="Arial" w:hAnsi="Arial" w:eastAsia="Arial"/>
+                <w:sz w:val="18"/>
+              </w:rPr>
+              <w:t>store-backend · src/entitys/impacted-stores.entity.ts</w:t>
+            </w:r>
+          </w:p>
+        </w:tc>
+        <w:tc>
+          <w:tcPr>
+            <w:tcW w:type="dxa" w:w="5040"/>
+            <w:vAlign w:val="center"/>
+          </w:tcPr>
+          <w:p>
+            <w:pPr>
+              <w:keepLines/>
+              <w:spacing w:after="0"/>
+            </w:pPr>
+            <w:r>
+              <w:rPr>
+                <w:rFonts w:ascii="Arial" w:hAnsi="Arial" w:eastAsia="Arial"/>
+                <w:sz w:val="18"/>
+              </w:rPr>
+            </w:r>
+            <w:r>
+              <w:rPr>
+                <w:rFonts w:ascii="Arial" w:hAnsi="Arial" w:eastAsia="Arial"/>
+                <w:sz w:val="18"/>
+              </w:rPr>
+              <w:t xml:space="preserve">entity ของ </w:t>
+            </w:r>
+            <w:r>
+              <w:rPr>
+                <w:rFonts w:ascii="Courier New" w:hAnsi="Courier New" w:eastAsia="Arial"/>
+                <w:sz w:val="18"/>
+              </w:rPr>
+              <w:t>impacted_stores</w:t>
+            </w:r>
+            <w:r>
+              <w:rPr>
+                <w:rFonts w:ascii="Arial" w:hAnsi="Arial" w:eastAsia="Arial"/>
+                <w:sz w:val="18"/>
+              </w:rPr>
+              <w:t xml:space="preserve"> (</w:t>
+            </w:r>
+            <w:r>
+              <w:rPr>
+                <w:rFonts w:ascii="Courier New" w:hAnsi="Courier New" w:eastAsia="Arial"/>
+                <w:sz w:val="18"/>
+              </w:rPr>
+              <w:t>@Entity({schema: process.env.DB_SCHEMA})</w:t>
+            </w:r>
+            <w:r>
+              <w:rPr>
+                <w:rFonts w:ascii="Arial" w:hAnsi="Arial" w:eastAsia="Arial"/>
+                <w:sz w:val="18"/>
+              </w:rPr>
+              <w:t>, ไม่ประกาศ relation)</w:t>
+            </w:r>
+          </w:p>
+        </w:tc>
+      </w:tr>
+      <w:tr>
+        <w:trPr>
+          <w:cantSplit/>
+        </w:trPr>
+        <w:tc>
+          <w:tcPr>
+            <w:tcW w:type="dxa" w:w="5040"/>
+            <w:vAlign w:val="center"/>
+          </w:tcPr>
+          <w:p>
+            <w:pPr>
+              <w:keepLines/>
+              <w:spacing w:after="0"/>
+            </w:pPr>
+            <w:r>
+              <w:rPr>
+                <w:rFonts w:ascii="Arial" w:hAnsi="Arial" w:eastAsia="Arial"/>
+                <w:sz w:val="18"/>
+              </w:rPr>
+            </w:r>
+            <w:r>
+              <w:rPr>
+                <w:rFonts w:ascii="Arial" w:hAnsi="Arial" w:eastAsia="Arial"/>
+                <w:sz w:val="18"/>
+              </w:rPr>
+              <w:t>store-backend · src/entitys/fgi-impact-sales-summaries.entity.ts</w:t>
+            </w:r>
+          </w:p>
+        </w:tc>
+        <w:tc>
+          <w:tcPr>
+            <w:tcW w:type="dxa" w:w="5040"/>
+            <w:vAlign w:val="center"/>
+          </w:tcPr>
+          <w:p>
+            <w:pPr>
+              <w:keepLines/>
+              <w:spacing w:after="0"/>
+            </w:pPr>
+            <w:r>
+              <w:rPr>
+                <w:rFonts w:ascii="Arial" w:hAnsi="Arial" w:eastAsia="Arial"/>
+                <w:sz w:val="18"/>
+              </w:rPr>
+            </w:r>
+            <w:r>
+              <w:rPr>
+                <w:rFonts w:ascii="Arial" w:hAnsi="Arial" w:eastAsia="Arial"/>
+                <w:sz w:val="18"/>
+              </w:rPr>
+              <w:t xml:space="preserve">entity ของ </w:t>
+            </w:r>
+            <w:r>
+              <w:rPr>
+                <w:rFonts w:ascii="Courier New" w:hAnsi="Courier New" w:eastAsia="Arial"/>
+                <w:sz w:val="18"/>
+              </w:rPr>
+              <w:t>fgi_impact_sales_summaries</w:t>
+            </w:r>
+            <w:r>
+              <w:rPr>
+                <w:rFonts w:ascii="Arial" w:hAnsi="Arial" w:eastAsia="Arial"/>
+                <w:sz w:val="18"/>
+              </w:rPr>
+              <w:t xml:space="preserve"> (</w:t>
+            </w:r>
+            <w:r>
+              <w:rPr>
+                <w:rFonts w:ascii="Courier New" w:hAnsi="Courier New" w:eastAsia="Arial"/>
+                <w:sz w:val="18"/>
+              </w:rPr>
+              <w:t>@Entity({schema: process.env.DB_SCHEMA})</w:t>
+            </w:r>
+            <w:r>
+              <w:rPr>
+                <w:rFonts w:ascii="Arial" w:hAnsi="Arial" w:eastAsia="Arial"/>
+                <w:sz w:val="18"/>
+              </w:rPr>
+              <w:t>, ไม่ประกาศ relation)</w:t>
+            </w:r>
+          </w:p>
+        </w:tc>
+      </w:tr>
+      <w:tr>
+        <w:trPr>
+          <w:cantSplit/>
+        </w:trPr>
+        <w:tc>
+          <w:tcPr>
+            <w:tcW w:type="dxa" w:w="5040"/>
+            <w:vAlign w:val="center"/>
+          </w:tcPr>
+          <w:p>
+            <w:pPr>
+              <w:keepLines/>
+              <w:spacing w:after="0"/>
+            </w:pPr>
+            <w:r>
+              <w:rPr>
+                <w:rFonts w:ascii="Arial" w:hAnsi="Arial" w:eastAsia="Arial"/>
+                <w:sz w:val="18"/>
+              </w:rPr>
+            </w:r>
+            <w:r>
+              <w:rPr>
+                <w:rFonts w:ascii="Arial" w:hAnsi="Arial" w:eastAsia="Arial"/>
+                <w:sz w:val="18"/>
+              </w:rPr>
+              <w:t>store-backend · src/providers/sbpgi/sbpgi.ts</w:t>
+            </w:r>
+          </w:p>
+        </w:tc>
+        <w:tc>
+          <w:tcPr>
+            <w:tcW w:type="dxa" w:w="5040"/>
+            <w:vAlign w:val="center"/>
+          </w:tcPr>
+          <w:p>
+            <w:pPr>
+              <w:keepLines/>
+              <w:spacing w:after="0"/>
+            </w:pPr>
+            <w:r>
+              <w:rPr>
+                <w:rFonts w:ascii="Arial" w:hAnsi="Arial" w:eastAsia="Arial"/>
+                <w:sz w:val="18"/>
+              </w:rPr>
+            </w:r>
+            <w:r>
+              <w:rPr>
+                <w:rFonts w:ascii="Arial" w:hAnsi="Arial" w:eastAsia="Arial"/>
+                <w:sz w:val="18"/>
+              </w:rPr>
+              <w:t xml:space="preserve">repository provider แบบ factory ผูก token string กับ </w:t>
+            </w:r>
+            <w:r>
+              <w:rPr>
+                <w:rFonts w:ascii="Courier New" w:hAnsi="Courier New" w:eastAsia="Arial"/>
+                <w:sz w:val="18"/>
+              </w:rPr>
+              <w:t>DATA_SOURCE</w:t>
+            </w:r>
+            <w:r>
+              <w:rPr>
+                <w:rFonts w:ascii="Arial" w:hAnsi="Arial" w:eastAsia="Arial"/>
+                <w:sz w:val="18"/>
+              </w:rPr>
+              <w:t xml:space="preserve"> — </w:t>
+            </w:r>
+            <w:r>
+              <w:rPr>
+                <w:rFonts w:ascii="Arial" w:hAnsi="Arial" w:eastAsia="Arial"/>
+                <w:b/>
+                <w:sz w:val="18"/>
+              </w:rPr>
+              <w:t>ไฟล์ร่วมของทุกเอกสาร BE ให้ merge array เพิ่ม ห้ามเขียนทับ</w:t>
+            </w:r>
+          </w:p>
+        </w:tc>
+      </w:tr>
+      <w:tr>
+        <w:trPr>
+          <w:cantSplit/>
+        </w:trPr>
+        <w:tc>
+          <w:tcPr>
+            <w:tcW w:type="dxa" w:w="5040"/>
+            <w:vAlign w:val="center"/>
+          </w:tcPr>
+          <w:p>
+            <w:pPr>
+              <w:keepLines/>
+              <w:spacing w:after="0"/>
+            </w:pPr>
+            <w:r>
+              <w:rPr>
+                <w:rFonts w:ascii="Arial" w:hAnsi="Arial" w:eastAsia="Arial"/>
+                <w:sz w:val="18"/>
+              </w:rPr>
+            </w:r>
+            <w:r>
+              <w:rPr>
+                <w:rFonts w:ascii="Arial" w:hAnsi="Arial" w:eastAsia="Arial"/>
+                <w:sz w:val="18"/>
+              </w:rPr>
+              <w:t>store-backend · sql/deploy-sbpgi-document-list-search.sql</w:t>
+            </w:r>
+          </w:p>
+        </w:tc>
+        <w:tc>
+          <w:tcPr>
+            <w:tcW w:type="dxa" w:w="5040"/>
+            <w:vAlign w:val="center"/>
+          </w:tcPr>
+          <w:p>
+            <w:pPr>
+              <w:keepLines/>
+              <w:spacing w:after="0"/>
+            </w:pPr>
+            <w:r>
+              <w:rPr>
+                <w:rFonts w:ascii="Arial" w:hAnsi="Arial" w:eastAsia="Arial"/>
+                <w:sz w:val="18"/>
+              </w:rPr>
+            </w:r>
+            <w:r>
+              <w:rPr>
+                <w:rFonts w:ascii="Arial" w:hAnsi="Arial" w:eastAsia="Arial"/>
+                <w:sz w:val="18"/>
+              </w:rPr>
+              <w:t>DDL production แบบ idempotent (ทีมนี้ไม่ใช้ migration เป็นหลัก)</w:t>
+            </w:r>
+          </w:p>
+        </w:tc>
+      </w:tr>
+      <w:tr>
+        <w:trPr>
+          <w:cantSplit/>
+        </w:trPr>
+        <w:tc>
+          <w:tcPr>
+            <w:tcW w:type="dxa" w:w="5040"/>
+            <w:vAlign w:val="center"/>
+          </w:tcPr>
+          <w:p>
+            <w:pPr>
+              <w:keepLines/>
+              <w:spacing w:after="0"/>
+            </w:pPr>
+            <w:r>
+              <w:rPr>
+                <w:rFonts w:ascii="Arial" w:hAnsi="Arial" w:eastAsia="Arial"/>
+                <w:sz w:val="18"/>
+              </w:rPr>
+            </w:r>
+            <w:r>
+              <w:rPr>
+                <w:rFonts w:ascii="Arial" w:hAnsi="Arial" w:eastAsia="Arial"/>
+                <w:sz w:val="18"/>
+              </w:rPr>
+              <w:t>BFF · src/common/client-services/sbpgi-client.service.ts</w:t>
+            </w:r>
+          </w:p>
+        </w:tc>
+        <w:tc>
+          <w:tcPr>
+            <w:tcW w:type="dxa" w:w="5040"/>
+            <w:vAlign w:val="center"/>
+          </w:tcPr>
+          <w:p>
+            <w:pPr>
+              <w:keepLines/>
+              <w:spacing w:after="0"/>
+            </w:pPr>
+            <w:r>
+              <w:rPr>
+                <w:rFonts w:ascii="Arial" w:hAnsi="Arial" w:eastAsia="Arial"/>
+                <w:sz w:val="18"/>
+              </w:rPr>
+            </w:r>
+            <w:r>
+              <w:rPr>
+                <w:rFonts w:ascii="Arial" w:hAnsi="Arial" w:eastAsia="Arial"/>
+                <w:sz w:val="18"/>
+              </w:rPr>
+              <w:t xml:space="preserve">client ต่อจาก </w:t>
+            </w:r>
+            <w:r>
+              <w:rPr>
+                <w:rFonts w:ascii="Courier New" w:hAnsi="Courier New" w:eastAsia="Arial"/>
+                <w:sz w:val="18"/>
+              </w:rPr>
+              <w:t>BaseClientService</w:t>
+            </w:r>
+            <w:r>
+              <w:rPr>
+                <w:rFonts w:ascii="Arial" w:hAnsi="Arial" w:eastAsia="Arial"/>
+                <w:sz w:val="18"/>
+              </w:rPr>
+              <w:t xml:space="preserve"> ตั้ง baseUrl + </w:t>
+            </w:r>
+            <w:r>
+              <w:rPr>
+                <w:rFonts w:ascii="Courier New" w:hAnsi="Courier New" w:eastAsia="Arial"/>
+                <w:sz w:val="18"/>
+              </w:rPr>
+              <w:t>x-api-key</w:t>
+            </w:r>
+            <w:r>
+              <w:rPr>
+                <w:rFonts w:ascii="Arial" w:hAnsi="Arial" w:eastAsia="Arial"/>
+                <w:sz w:val="18"/>
+              </w:rPr>
+              <w:t xml:space="preserve"> ตอน </w:t>
+            </w:r>
+            <w:r>
+              <w:rPr>
+                <w:rFonts w:ascii="Courier New" w:hAnsi="Courier New" w:eastAsia="Arial"/>
+                <w:sz w:val="18"/>
+              </w:rPr>
+              <w:t>onModuleInit</w:t>
+            </w:r>
+          </w:p>
+        </w:tc>
+      </w:tr>
+      <w:tr>
+        <w:trPr>
+          <w:cantSplit/>
+        </w:trPr>
+        <w:tc>
+          <w:tcPr>
+            <w:tcW w:type="dxa" w:w="5040"/>
+            <w:vAlign w:val="center"/>
+          </w:tcPr>
+          <w:p>
+            <w:pPr>
+              <w:keepLines/>
+              <w:spacing w:after="0"/>
+            </w:pPr>
+            <w:r>
+              <w:rPr>
+                <w:rFonts w:ascii="Arial" w:hAnsi="Arial" w:eastAsia="Arial"/>
+                <w:sz w:val="18"/>
+              </w:rPr>
+            </w:r>
+            <w:r>
+              <w:rPr>
+                <w:rFonts w:ascii="Arial" w:hAnsi="Arial" w:eastAsia="Arial"/>
+                <w:sz w:val="18"/>
+              </w:rPr>
+              <w:t>BFF · src/modules/sbpgi-document-list-search/sbpgi-document-list-search.controller.ts</w:t>
+            </w:r>
+          </w:p>
+        </w:tc>
+        <w:tc>
+          <w:tcPr>
+            <w:tcW w:type="dxa" w:w="5040"/>
+            <w:vAlign w:val="center"/>
+          </w:tcPr>
+          <w:p>
+            <w:pPr>
+              <w:keepLines/>
+              <w:spacing w:after="0"/>
+            </w:pPr>
+            <w:r>
+              <w:rPr>
+                <w:rFonts w:ascii="Arial" w:hAnsi="Arial" w:eastAsia="Arial"/>
+                <w:sz w:val="18"/>
+              </w:rPr>
+            </w:r>
+            <w:r>
+              <w:rPr>
+                <w:rFonts w:ascii="Arial" w:hAnsi="Arial" w:eastAsia="Arial"/>
+                <w:sz w:val="18"/>
+              </w:rPr>
+              <w:t xml:space="preserve">route ฝั่ง BFF prefix </w:t>
+            </w:r>
+            <w:r>
+              <w:rPr>
+                <w:rFonts w:ascii="Courier New" w:hAnsi="Courier New" w:eastAsia="Arial"/>
+                <w:sz w:val="18"/>
+              </w:rPr>
+              <w:t>/bff/sbpgi/…</w:t>
+            </w:r>
+            <w:r>
+              <w:rPr>
+                <w:rFonts w:ascii="Arial" w:hAnsi="Arial" w:eastAsia="Arial"/>
+                <w:sz w:val="18"/>
+              </w:rPr>
+              <w:t xml:space="preserve"> + </w:t>
+            </w:r>
+            <w:r>
+              <w:rPr>
+                <w:rFonts w:ascii="Courier New" w:hAnsi="Courier New" w:eastAsia="Arial"/>
+                <w:sz w:val="18"/>
+              </w:rPr>
+              <w:t>@UseGuards(AuthGuard('jwt'))</w:t>
+            </w:r>
+          </w:p>
+        </w:tc>
+      </w:tr>
+      <w:tr>
+        <w:trPr>
+          <w:cantSplit/>
+        </w:trPr>
+        <w:tc>
+          <w:tcPr>
+            <w:tcW w:type="dxa" w:w="5040"/>
+            <w:vAlign w:val="center"/>
+          </w:tcPr>
+          <w:p>
+            <w:pPr>
+              <w:keepLines/>
+              <w:spacing w:after="0"/>
+            </w:pPr>
+            <w:r>
+              <w:rPr>
+                <w:rFonts w:ascii="Arial" w:hAnsi="Arial" w:eastAsia="Arial"/>
+                <w:sz w:val="18"/>
+              </w:rPr>
+            </w:r>
+            <w:r>
+              <w:rPr>
+                <w:rFonts w:ascii="Arial" w:hAnsi="Arial" w:eastAsia="Arial"/>
+                <w:sz w:val="18"/>
+              </w:rPr>
+              <w:t>BFF · src/modules/sbpgi-document-list-search/sbpgi-document-list-search.service.ts</w:t>
+            </w:r>
+          </w:p>
+        </w:tc>
+        <w:tc>
+          <w:tcPr>
+            <w:tcW w:type="dxa" w:w="5040"/>
+            <w:vAlign w:val="center"/>
+          </w:tcPr>
+          <w:p>
+            <w:pPr>
+              <w:keepLines/>
+              <w:spacing w:after="0"/>
+            </w:pPr>
+            <w:r>
+              <w:rPr>
+                <w:rFonts w:ascii="Arial" w:hAnsi="Arial" w:eastAsia="Arial"/>
+                <w:sz w:val="18"/>
+              </w:rPr>
+            </w:r>
+            <w:r>
+              <w:rPr>
+                <w:rFonts w:ascii="Arial" w:hAnsi="Arial" w:eastAsia="Arial"/>
+                <w:sz w:val="18"/>
+              </w:rPr>
+              <w:t xml:space="preserve">แนบ </w:t>
+            </w:r>
+            <w:r>
+              <w:rPr>
+                <w:rFonts w:ascii="Courier New" w:hAnsi="Courier New" w:eastAsia="Arial"/>
+                <w:sz w:val="18"/>
+              </w:rPr>
+              <w:t>x-user-id</w:t>
+            </w:r>
+            <w:r>
+              <w:rPr>
+                <w:rFonts w:ascii="Arial" w:hAnsi="Arial" w:eastAsia="Arial"/>
+                <w:sz w:val="18"/>
+              </w:rPr>
+              <w:t xml:space="preserve"> / </w:t>
+            </w:r>
+            <w:r>
+              <w:rPr>
+                <w:rFonts w:ascii="Courier New" w:hAnsi="Courier New" w:eastAsia="Arial"/>
+                <w:sz w:val="18"/>
+              </w:rPr>
+              <w:t>x-user-group-id</w:t>
+            </w:r>
+            <w:r>
+              <w:rPr>
+                <w:rFonts w:ascii="Arial" w:hAnsi="Arial" w:eastAsia="Arial"/>
+                <w:sz w:val="18"/>
+              </w:rPr>
+              <w:t xml:space="preserve"> / </w:t>
+            </w:r>
+            <w:r>
+              <w:rPr>
+                <w:rFonts w:ascii="Courier New" w:hAnsi="Courier New" w:eastAsia="Arial"/>
+                <w:sz w:val="18"/>
+              </w:rPr>
+              <w:t>x-user-permissions</w:t>
+            </w:r>
+            <w:r>
+              <w:rPr>
+                <w:rFonts w:ascii="Arial" w:hAnsi="Arial" w:eastAsia="Arial"/>
+                <w:sz w:val="18"/>
+              </w:rPr>
+              <w:t xml:space="preserve"> แล้ว forward ไป backend</w:t>
+            </w:r>
+          </w:p>
+        </w:tc>
+      </w:tr>
+    </w:tbl>
+    <w:p/>
+    <w:p>
+      <w:pPr>
+        <w:pStyle w:val="Heading3"/>
+        <w:keepNext/>
+        <w:keepLines/>
+        <w:pageBreakBefore w:val="0"/>
+      </w:pPr>
+      <w:r>
+        <w:t>9.2 Controller (store-backend)</w:t>
+      </w:r>
+    </w:p>
+    <w:p>
+      <w:pPr>
+        <w:keepLines w:val="0"/>
+        <w:ind w:left="288"/>
+      </w:pPr>
+      <w:r>
+        <w:rPr>
+          <w:rFonts w:ascii="Courier New" w:hAnsi="Courier New"/>
+          <w:sz w:val="16"/>
+        </w:rPr>
+        <w:t>// src/modules/sbpgi-document-list-search/sbpgi-document-list-search.controller.ts</w:t>
+        <w:br/>
+        <w:t>import { Controller, Get, Query, UseGuards } from '@nestjs/common';</w:t>
+        <w:br/>
+        <w:t>import { HttpHeaderGuard } from '../../guards/http-header.guard';</w:t>
+        <w:br/>
+        <w:t>import { UserId } from '../../common/decorators/user-id.decorator';</w:t>
+        <w:br/>
+        <w:t>import { SbpgiDocumentListSearchService } from './sbpgi-document-list-search.service';</w:t>
+        <w:br/>
+        <w:t>import { DocumentListSearchQueryDto } from './dto/sbpgi-document-list-search.dto';</w:t>
+        <w:br/>
+        <w:br/>
+        <w:t>// LLDD BE - API Document List and Search</w:t>
+        <w:br/>
+        <w:t>// BFF เรียกด้วย x-api-key และแนบ x-user-id / x-user-group-id / x-user-permissions มาให้</w:t>
+        <w:br/>
+        <w:t>@Controller('sbpgi')</w:t>
+        <w:br/>
+        <w:t>@UseGuards(HttpHeaderGuard)</w:t>
+        <w:br/>
+        <w:t>export class SbpgiDocumentListSearchController {</w:t>
+        <w:br/>
+        <w:t xml:space="preserve">  constructor(private readonly service: SbpgiDocumentListSearchService) {}</w:t>
+        <w:br/>
+        <w:br/>
+        <w:t xml:space="preserve">  // GET /api/v1/tasks — Inbox tasks API</w:t>
+        <w:br/>
+        <w:t xml:space="preserve">  @Get('tasks')</w:t>
+        <w:br/>
+        <w:t xml:space="preserve">  getTasks(@Query() query: DocumentListSearchQueryDto, @UserId() userId: string) {</w:t>
+        <w:br/>
+        <w:t xml:space="preserve">    // TODO: ตรวจ x-user-permissions ก่อนเรียก service ถ้า endpoint นี้จำกัดสิทธิ์เมนู</w:t>
+        <w:br/>
+        <w:t xml:space="preserve">    return this.service.getTasks(query, userId);</w:t>
+        <w:br/>
+        <w:t xml:space="preserve">  }</w:t>
+        <w:br/>
+        <w:br/>
+        <w:t xml:space="preserve">  // GET /api/v1/documents — Document search API</w:t>
+        <w:br/>
+        <w:t xml:space="preserve">  @Get('documents')</w:t>
+        <w:br/>
+        <w:t xml:space="preserve">  getDocuments(@Query() query: DocumentListSearchQueryDto, @UserId() userId: string) {</w:t>
+        <w:br/>
+        <w:t xml:space="preserve">    // TODO: ตรวจ x-user-permissions ก่อนเรียก service ถ้า endpoint นี้จำกัดสิทธิ์เมนู</w:t>
+        <w:br/>
+        <w:t xml:space="preserve">    return this.service.getDocuments(query, userId);</w:t>
+        <w:br/>
+        <w:t xml:space="preserve">  }</w:t>
+        <w:br/>
+        <w:t>}</w:t>
+      </w:r>
+    </w:p>
+    <w:p>
+      <w:pPr>
+        <w:pStyle w:val="Heading3"/>
+        <w:keepNext/>
+        <w:keepLines/>
+        <w:pageBreakBefore w:val="0"/>
+      </w:pPr>
+      <w:r>
+        <w:t>9.3 DTO + Validation</w:t>
+      </w:r>
+    </w:p>
+    <w:p>
+      <w:pPr>
+        <w:keepLines w:val="0"/>
+        <w:ind w:left="288"/>
+      </w:pPr>
+      <w:r>
+        <w:rPr>
+          <w:rFonts w:ascii="Courier New" w:hAnsi="Courier New"/>
+          <w:sz w:val="16"/>
+        </w:rPr>
+        <w:t>// src/modules/sbpgi-document-list-search/dto/sbpgi-document-list-search.dto.ts</w:t>
+        <w:br/>
+        <w:t>import { Type } from 'class-transformer';</w:t>
+        <w:br/>
+        <w:t>import {</w:t>
+        <w:br/>
+        <w:t xml:space="preserve">  IsArray, IsBoolean, IsIn, IsInt, IsNotEmpty, IsNumber, IsObject, IsOptional,</w:t>
+        <w:br/>
+        <w:t xml:space="preserve">  IsString, Matches, Max, MaxLength, Min,</w:t>
+        <w:br/>
+        <w:t>} from 'class-validator';</w:t>
+        <w:br/>
+        <w:br/>
+        <w:t>// ValidationPipe ระดับ global ตั้ง whitelist + forbidNonWhitelisted + transform ไว้แล้ว (main.ts)</w:t>
+        <w:br/>
+        <w:t>// property ที่ไม่ประกาศที่นี่จะถูก reject เป็น 400 อัตโนมัติ</w:t>
+        <w:br/>
+        <w:br/>
+        <w:t>// query ร่วมของ GET ทุกเส้นในโมดูลนี้ (path param ใช้ @Param แยก)</w:t>
+        <w:br/>
+        <w:t>export class DocumentListSearchQueryDto {</w:t>
+        <w:br/>
+        <w:t xml:space="preserve">  /** required เฉพาะบาง endpoint — ตรวจซ้ำใน service */</w:t>
+        <w:br/>
+        <w:t xml:space="preserve">  @IsOptional()</w:t>
+        <w:br/>
+        <w:t xml:space="preserve">  @IsString()</w:t>
+        <w:br/>
+        <w:t xml:space="preserve">  sectionCode?: string;</w:t>
+        <w:br/>
+        <w:br/>
+        <w:t xml:space="preserve">  /** pagination */</w:t>
+        <w:br/>
+        <w:t xml:space="preserve">  @IsOptional()</w:t>
+        <w:br/>
+        <w:t xml:space="preserve">  @Type(() =&gt; Number)</w:t>
+        <w:br/>
+        <w:t xml:space="preserve">  @IsInt()</w:t>
+        <w:br/>
+        <w:t xml:space="preserve">  @Min(1)</w:t>
+        <w:br/>
+        <w:t xml:space="preserve">  page?: number;</w:t>
+        <w:br/>
+        <w:br/>
+        <w:t xml:space="preserve">  /** pagination */</w:t>
+        <w:br/>
+        <w:t xml:space="preserve">  @IsOptional()</w:t>
+        <w:br/>
+        <w:t xml:space="preserve">  @Type(() =&gt; Number)</w:t>
+        <w:br/>
+        <w:t xml:space="preserve">  @IsInt()</w:t>
+        <w:br/>
+        <w:t xml:space="preserve">  @Min(1)</w:t>
+        <w:br/>
+        <w:t xml:space="preserve">  @Max(100)</w:t>
+        <w:br/>
+        <w:t xml:space="preserve">  size?: number;</w:t>
+        <w:br/>
+        <w:br/>
+        <w:t xml:space="preserve">  /** ไม่ระบุคืน 400 ตาม ข้อกำหนดทางธุรกิจ · required เฉพาะบาง endpoint — ตรวจซ้ำใน service */</w:t>
+        <w:br/>
+        <w:t xml:space="preserve">  @IsOptional()</w:t>
+        <w:br/>
+        <w:t xml:space="preserve">  @Type(() =&gt; Number)</w:t>
+        <w:br/>
+        <w:t xml:space="preserve">  @IsInt()</w:t>
+        <w:br/>
+        <w:t xml:space="preserve">  @Min(2500)</w:t>
+        <w:br/>
+        <w:t xml:space="preserve">  @Max(2600)</w:t>
+        <w:br/>
+        <w:t xml:space="preserve">  year?: number;</w:t>
+        <w:br/>
+        <w:br/>
+        <w:t xml:space="preserve">  /** แสดง leading zero · required เฉพาะบาง endpoint — ตรวจซ้ำใน service */</w:t>
+        <w:br/>
+        <w:t xml:space="preserve">  @IsOptional()</w:t>
+        <w:br/>
+        <w:t xml:space="preserve">  @IsString()</w:t>
+        <w:br/>
+        <w:t xml:space="preserve">  @Matches(/^\d{5}$/, { message: 'รหัสร้านต้องเป็นตัวเลข 5 หลัก และคงเลขศูนย์นำหน้า' })</w:t>
+        <w:br/>
+        <w:t xml:space="preserve">  storeCode?: string;</w:t>
+        <w:br/>
+        <w:br/>
+        <w:t xml:space="preserve">  /** required เฉพาะบาง endpoint — ตรวจซ้ำใน service */</w:t>
+        <w:br/>
+        <w:t xml:space="preserve">  @IsOptional()</w:t>
+        <w:br/>
+        <w:t xml:space="preserve">  @IsString()</w:t>
+        <w:br/>
+        <w:t xml:space="preserve">  status?: string;</w:t>
+        <w:br/>
+        <w:t>}</w:t>
+      </w:r>
+    </w:p>
+    <w:p>
+      <w:pPr>
+        <w:pStyle w:val="Heading3"/>
+        <w:keepNext/>
+        <w:keepLines/>
+        <w:pageBreakBefore w:val="0"/>
+      </w:pPr>
+      <w:r>
+        <w:t>9.4 Service (inject `DATA_SOURCE` + raw SQL)</w:t>
+      </w:r>
+    </w:p>
+    <w:p>
+      <w:pPr>
+        <w:keepNext w:val="0"/>
+      </w:pPr>
+      <w:r>
+        <w:t xml:space="preserve">service ประกาศ method ครบทุกเส้นที่ controller เรียก และ </w:t>
+      </w:r>
+      <w:r>
+        <w:rPr>
+          <w:b/>
+        </w:rPr>
+        <w:t>signature มาจากแหล่งเดียวกับ controller</w:t>
+      </w:r>
+      <w:r>
+        <w:t xml:space="preserve"> (จำนวน/ลำดับพารามิเตอร์จึงตรงกันเสมอ) — เส้นที่ยังไม่ได้ implement เป็น stub ที่ </w:t>
+      </w:r>
+      <w:r>
+        <w:rPr>
+          <w:rFonts w:ascii="Courier New" w:hAnsi="Courier New"/>
+        </w:rPr>
+        <w:t>throw new NotImplementedException(...)</w:t>
+      </w:r>
+      <w:r>
+        <w:t xml:space="preserve"> ให้ TypeScript compile ผ่านตั้งแต่วันแรก</w:t>
+      </w:r>
+    </w:p>
+    <w:p>
+      <w:pPr>
+        <w:keepLines w:val="0"/>
+        <w:ind w:left="288"/>
+      </w:pPr>
+      <w:r>
+        <w:rPr>
+          <w:rFonts w:ascii="Courier New" w:hAnsi="Courier New"/>
+          <w:sz w:val="16"/>
+        </w:rPr>
+        <w:t>// src/modules/sbpgi-document-list-search/sbpgi-document-list-search.service.ts</w:t>
+        <w:br/>
+        <w:t>import { Inject, Injectable, Logger, NotFoundException, NotImplementedException } from '@nestjs/common';</w:t>
+        <w:br/>
+        <w:t>import { DataSource } from 'typeorm';</w:t>
+        <w:br/>
+        <w:t>import { WorkflowService } from '../workflow/workflow.service';</w:t>
+        <w:br/>
+        <w:t>import { SBPGI_SQL } from './sbpgi-document-list-search.sql';</w:t>
+        <w:br/>
+        <w:br/>
+        <w:t>@Injectable()</w:t>
+        <w:br/>
+        <w:t>export class SbpgiDocumentListSearchService {</w:t>
+        <w:br/>
+        <w:t xml:space="preserve">  private readonly logger = new Logger(SbpgiDocumentListSearchService.name);</w:t>
+        <w:br/>
+        <w:t xml:space="preserve">  // versionId ของ workflow ประกันรายได้ (ตั้งใน env เหมือน COOPERATION_WORKFLOW_VERSION_ID)</w:t>
+        <w:br/>
+        <w:t xml:space="preserve">  private readonly versionId = Number(process.env.SBPGI_WORKFLOW_VERSION_ID);</w:t>
+        <w:br/>
+        <w:br/>
+        <w:t xml:space="preserve">  constructor(</w:t>
+        <w:br/>
+        <w:t xml:space="preserve">    // DATA_SOURCE override query(): SELECT/WITH ไป slave pool, write ไป master</w:t>
+        <w:br/>
+        <w:t xml:space="preserve">    @Inject('DATA_SOURCE') private readonly dataSource: DataSource,</w:t>
+        <w:br/>
+        <w:t xml:space="preserve">    private readonly workflow: WorkflowService,</w:t>
+        <w:br/>
+        <w:t xml:space="preserve">  ) {}</w:t>
+        <w:br/>
+        <w:br/>
+        <w:t xml:space="preserve">  // GET /api/v1/tasks — Inbox tasks API</w:t>
+        <w:br/>
+        <w:t xml:space="preserve">  async getTasks(query: DocumentListSearchQueryDto, userId: string) {</w:t>
+        <w:br/>
+        <w:t xml:space="preserve">    const page = Number(query.page ?? 1);</w:t>
+        <w:br/>
+        <w:t xml:space="preserve">    const size = Math.min(Number(query.size ?? 20), 100);</w:t>
+        <w:br/>
+        <w:t xml:space="preserve">    // SQL เต็มอยู่ในหัวข้อ Database SQL ของเอกสารนี้ (คีย์ 'GET /api/v1/tasks')</w:t>
+        <w:br/>
+        <w:t xml:space="preserve">    // ⚠️ SQL ตัวอย่างบางเส้นเขียนด้วย named parameter (:size/:offset) แต่ dataSource.query()</w:t>
+        <w:br/>
+        <w:t xml:space="preserve">    //    รับเฉพาะ positional $1..$n — ต้องแปลงชื่อเป็นลำดับก่อน หรือใช้ QueryBuilder แทน</w:t>
+        <w:br/>
+        <w:t xml:space="preserve">    const rows = await this.dataSource.query(SBPGI_SQL.getTasks, [</w:t>
+        <w:br/>
+        <w:t xml:space="preserve">      // TODO: เรียงพารามิเตอร์ให้ตรงกับ $1..$n ของ SQL จริง</w:t>
+        <w:br/>
+        <w:t xml:space="preserve">      userId, (page - 1) * size, size,</w:t>
+        <w:br/>
+        <w:t xml:space="preserve">    ]);</w:t>
+        <w:br/>
+        <w:t xml:space="preserve">    // TODO: total ต้องมาจาก COUNT(*) แยก query หรือ window function ไม่ใช่ rows.length</w:t>
+        <w:br/>
+        <w:t xml:space="preserve">    return { page, size, total: rows.length, items: rows };</w:t>
+        <w:br/>
+        <w:t xml:space="preserve">  }</w:t>
+        <w:br/>
+        <w:br/>
+        <w:t xml:space="preserve">  // GET /api/v1/documents — Document search API</w:t>
+        <w:br/>
+        <w:t xml:space="preserve">  async getDocuments(query: DocumentListSearchQueryDto, userId: string) {</w:t>
+        <w:br/>
+        <w:t xml:space="preserve">    // TODO: implement ตาม business rule ของ GET /api/v1/documents</w:t>
+        <w:br/>
+        <w:t xml:space="preserve">    //       (SQL อยู่ในหัวข้อ Database SQL คีย์ 'GET /api/v1/documents')</w:t>
+        <w:br/>
+        <w:t xml:space="preserve">    throw new NotImplementedException('getDocuments ยังไม่ implement');</w:t>
+        <w:br/>
+        <w:t xml:space="preserve">  }</w:t>
+        <w:br/>
+        <w:t>}</w:t>
+      </w:r>
+    </w:p>
+    <w:p>
+      <w:pPr>
+        <w:pStyle w:val="Heading3"/>
+        <w:keepNext/>
+        <w:keepLines/>
+        <w:pageBreakBefore w:val="0"/>
+      </w:pPr>
+      <w:r>
+        <w:t>9.5 Workflow (`@srm/glb-workflow`)</w:t>
+      </w:r>
+    </w:p>
+    <w:p>
+      <w:pPr>
+        <w:keepNext w:val="0"/>
+      </w:pPr>
+      <w:r>
+        <w:t xml:space="preserve">⚠️ </w:t>
+      </w:r>
+      <w:r>
+        <w:rPr>
+          <w:b/>
+        </w:rPr>
+        <w:t>ชื่อ function ของ engine ยังไม่ยืนยัน (บันทึก 2026-08-07)</w:t>
+      </w:r>
+      <w:r>
+        <w:t xml:space="preserve"> — แหล่งอ้างอิง 3 แหล่งให้ชื่อไม่ตรงกัน ชุด A </w:t>
+      </w:r>
+      <w:r>
+        <w:rPr>
+          <w:rFonts w:ascii="Courier New" w:hAnsi="Courier New"/>
+        </w:rPr>
+        <w:t>TSM SRM LLDD SBP workflow ไฟล์1.2</w:t>
+      </w:r>
+      <w:r>
+        <w:t xml:space="preserve"> ชีต Detail = </w:t>
+      </w:r>
+      <w:r>
+        <w:rPr>
+          <w:rFonts w:ascii="Courier New" w:hAnsi="Courier New"/>
+        </w:rPr>
+        <w:t>eventWorkflow</w:t>
+      </w:r>
+      <w:r>
+        <w:t xml:space="preserve"> · </w:t>
+      </w:r>
+      <w:r>
+        <w:rPr>
+          <w:rFonts w:ascii="Courier New" w:hAnsi="Courier New"/>
+        </w:rPr>
+        <w:t>addPreApprover</w:t>
+      </w:r>
+      <w:r>
+        <w:t xml:space="preserve"> · </w:t>
+      </w:r>
+      <w:r>
+        <w:rPr>
+          <w:rFonts w:ascii="Courier New" w:hAnsi="Courier New"/>
+        </w:rPr>
+        <w:t>getPendingFlowByUser</w:t>
+      </w:r>
+      <w:r>
+        <w:t xml:space="preserve"> · ชุด B ชีต </w:t>
+      </w:r>
+      <w:r>
+        <w:rPr>
+          <w:rFonts w:ascii="Courier New" w:hAnsi="Courier New"/>
+        </w:rPr>
+        <w:t>Mermaid seq</w:t>
+      </w:r>
+      <w:r>
+        <w:t xml:space="preserve"> ของไฟล์เดียวกัน = </w:t>
+      </w:r>
+      <w:r>
+        <w:rPr>
+          <w:rFonts w:ascii="Courier New" w:hAnsi="Courier New"/>
+        </w:rPr>
+        <w:t>triggerEvent</w:t>
+      </w:r>
+      <w:r>
+        <w:t xml:space="preserve"> · ชุด C </w:t>
+      </w:r>
+      <w:r>
+        <w:rPr>
+          <w:rFonts w:ascii="Courier New" w:hAnsi="Courier New"/>
+        </w:rPr>
+        <w:t>srm sps spsap store backend</w:t>
+      </w:r>
+      <w:r>
+        <w:t xml:space="preserve"> §1.5 = </w:t>
+      </w:r>
+      <w:r>
+        <w:rPr>
+          <w:rFonts w:ascii="Courier New" w:hAnsi="Courier New"/>
+        </w:rPr>
+        <w:t>TriggerEventUseCase</w:t>
+      </w:r>
+      <w:r>
+        <w:t xml:space="preserve"> · </w:t>
+      </w:r>
+      <w:r>
+        <w:rPr>
+          <w:rFonts w:ascii="Courier New" w:hAnsi="Courier New"/>
+        </w:rPr>
+        <w:t>AddPreparedApproverUseCase</w:t>
+      </w:r>
+      <w:r>
+        <w:t xml:space="preserve"> · </w:t>
+      </w:r>
+      <w:r>
+        <w:rPr>
+          <w:rFonts w:ascii="Courier New" w:hAnsi="Courier New"/>
+        </w:rPr>
+        <w:t>GetPendingFlowUseCase</w:t>
+      </w:r>
+      <w:r>
+        <w:t xml:space="preserve"> · ชื่อที่ใช้ใน skeleton ด้านล่างเป็น </w:t>
+      </w:r>
+      <w:r>
+        <w:rPr>
+          <w:b/>
+        </w:rPr>
+        <w:t>ชื่อชั่วคราว</w:t>
+      </w:r>
+      <w:r>
+        <w:t xml:space="preserve"> ต้องยืนยันกับทีมเจ้าของ library ก่อนเขียนโค้ดจริง (ดู </w:t>
+      </w:r>
+      <w:r>
+        <w:rPr>
+          <w:rFonts w:ascii="Courier New" w:hAnsi="Courier New"/>
+        </w:rPr>
+        <w:t>LLDD-BE-Workflow-Engine-Definition.pdf</w:t>
+      </w:r>
+      <w:r>
+        <w:t xml:space="preserve"> หัวข้อ 5.3) · engine มี </w:t>
+      </w:r>
+      <w:r>
+        <w:rPr>
+          <w:b/>
+        </w:rPr>
+        <w:t>13 ตาราง</w:t>
+      </w:r>
+      <w:r>
+        <w:t xml:space="preserve"> อยู่ใน schema </w:t>
+      </w:r>
+      <w:r>
+        <w:rPr>
+          <w:b/>
+        </w:rPr>
+        <w:t>`sps_store`</w:t>
+      </w:r>
+      <w:r>
+        <w:t xml:space="preserve"> (ไม่ใช่ 10 ตาราง และไม่ใช่ </w:t>
+      </w:r>
+      <w:r>
+        <w:rPr>
+          <w:rFonts w:ascii="Courier New" w:hAnsi="Courier New"/>
+        </w:rPr>
+        <w:t>sps_auth</w:t>
+      </w:r>
+      <w:r>
+        <w:t>)</w:t>
+      </w:r>
+    </w:p>
+    <w:tbl>
+      <w:tblPr>
+        <w:tblStyle w:val="TableGrid"/>
+        <w:tblW w:type="auto" w:w="0"/>
+        <w:jc w:val="center"/>
+        <w:tblLook w:firstColumn="1" w:firstRow="1" w:lastColumn="0" w:lastRow="0" w:noHBand="0" w:noVBand="1" w:val="04A0"/>
+      </w:tblPr>
+      <w:tblGrid>
+        <w:gridCol w:w="3360"/>
+        <w:gridCol w:w="3360"/>
+        <w:gridCol w:w="3360"/>
+      </w:tblGrid>
+      <w:tr>
+        <w:trPr>
+          <w:cantSplit/>
+        </w:trPr>
+        <w:tc>
+          <w:tcPr>
+            <w:tcW w:type="dxa" w:w="3360"/>
+            <w:vAlign w:val="center"/>
+            <w:shd w:fill="E8EEF5"/>
+          </w:tcPr>
+          <w:p>
+            <w:pPr>
+              <w:keepLines/>
+              <w:spacing w:after="0"/>
+            </w:pPr>
             <w:r/>
             <w:r>
               <w:rPr>
                 <w:rFonts w:ascii="Arial" w:hAnsi="Arial" w:eastAsia="Arial"/>
-                <w:b w:val="0"/>
+                <w:b/>
+                <w:sz w:val="18"/>
+              </w:rPr>
+              <w:t>Endpoint</w:t>
+            </w:r>
+          </w:p>
+        </w:tc>
+        <w:tc>
+          <w:tcPr>
+            <w:tcW w:type="dxa" w:w="3360"/>
+            <w:vAlign w:val="center"/>
+            <w:shd w:fill="E8EEF5"/>
+          </w:tcPr>
+          <w:p>
+            <w:pPr>
+              <w:keepLines/>
+              <w:spacing w:after="0"/>
+            </w:pPr>
+            <w:r/>
+            <w:r>
+              <w:rPr>
+                <w:rFonts w:ascii="Arial" w:hAnsi="Arial" w:eastAsia="Arial"/>
+                <w:b/>
+                <w:sz w:val="18"/>
+              </w:rPr>
+              <w:t>Use case ที่ต้องเรียก</w:t>
+            </w:r>
+          </w:p>
+        </w:tc>
+        <w:tc>
+          <w:tcPr>
+            <w:tcW w:type="dxa" w:w="3360"/>
+            <w:vAlign w:val="center"/>
+            <w:shd w:fill="E8EEF5"/>
+          </w:tcPr>
+          <w:p>
+            <w:pPr>
+              <w:keepLines/>
+              <w:spacing w:after="0"/>
+            </w:pPr>
+            <w:r/>
+            <w:r>
+              <w:rPr>
+                <w:rFonts w:ascii="Arial" w:hAnsi="Arial" w:eastAsia="Arial"/>
+                <w:b/>
+                <w:sz w:val="18"/>
+              </w:rPr>
+              <w:t>เหตุผล</w:t>
+            </w:r>
+          </w:p>
+        </w:tc>
+      </w:tr>
+      <w:tr>
+        <w:trPr>
+          <w:cantSplit/>
+        </w:trPr>
+        <w:tc>
+          <w:tcPr>
+            <w:tcW w:type="dxa" w:w="3360"/>
+            <w:vAlign w:val="center"/>
+          </w:tcPr>
+          <w:p>
+            <w:pPr>
+              <w:keepLines/>
+              <w:spacing w:after="0"/>
+            </w:pPr>
+            <w:r>
+              <w:rPr>
+                <w:rFonts w:ascii="Arial" w:hAnsi="Arial" w:eastAsia="Arial"/>
+                <w:sz w:val="18"/>
+              </w:rPr>
+            </w:r>
+            <w:r>
+              <w:rPr>
+                <w:rFonts w:ascii="Arial" w:hAnsi="Arial" w:eastAsia="Arial"/>
+                <w:sz w:val="18"/>
+              </w:rPr>
+              <w:t>GET /api/v1/tasks</w:t>
+            </w:r>
+          </w:p>
+        </w:tc>
+        <w:tc>
+          <w:tcPr>
+            <w:tcW w:type="dxa" w:w="3360"/>
+            <w:vAlign w:val="center"/>
+          </w:tcPr>
+          <w:p>
+            <w:pPr>
+              <w:keepLines/>
+              <w:spacing w:after="0"/>
+            </w:pPr>
+            <w:r>
+              <w:rPr>
+                <w:rFonts w:ascii="Arial" w:hAnsi="Arial" w:eastAsia="Arial"/>
+                <w:sz w:val="18"/>
+              </w:rPr>
+            </w:r>
+            <w:r>
+              <w:rPr>
+                <w:rFonts w:ascii="Arial" w:hAnsi="Arial" w:eastAsia="Arial"/>
+                <w:sz w:val="18"/>
+              </w:rPr>
+              <w:t>getPendingFlow()</w:t>
+            </w:r>
+          </w:p>
+        </w:tc>
+        <w:tc>
+          <w:tcPr>
+            <w:tcW w:type="dxa" w:w="3360"/>
+            <w:vAlign w:val="center"/>
+          </w:tcPr>
+          <w:p>
+            <w:pPr>
+              <w:keepLines/>
+              <w:spacing w:after="0"/>
+            </w:pPr>
+            <w:r>
+              <w:rPr>
+                <w:rFonts w:ascii="Arial" w:hAnsi="Arial" w:eastAsia="Arial"/>
+                <w:sz w:val="18"/>
+              </w:rPr>
+            </w:r>
+            <w:r>
+              <w:rPr>
+                <w:rFonts w:ascii="Arial" w:hAnsi="Arial" w:eastAsia="Arial"/>
+                <w:sz w:val="18"/>
+              </w:rPr>
+              <w:t>inbox งานค้างของ userId/groupId ที่ BFF ส่งมาใน header</w:t>
+            </w:r>
+          </w:p>
+        </w:tc>
+      </w:tr>
+    </w:tbl>
+    <w:p/>
+    <w:p>
+      <w:pPr>
+        <w:keepLines w:val="0"/>
+        <w:ind w:left="288"/>
+      </w:pPr>
+      <w:r>
+        <w:rPr>
+          <w:rFonts w:ascii="Courier New" w:hAnsi="Courier New"/>
+          <w:sz w:val="16"/>
+        </w:rPr>
+        <w:t>// src/modules/sbpgi-document-list-search/sbpgi-document-list-search.workflow.ts (หรือรวมไว้ใน service เดียวกัน)</w:t>
+        <w:br/>
+        <w:t>// WorkflowService = wrapper ของ @srm/glb-workflow ที่ store-backend มีอยู่แล้ว</w:t>
+        <w:br/>
+        <w:t>// (DataSource แยกชื่อ 'workflow-connection', ทุก use case ห่อด้วย TypeOrmUnitOfWork)</w:t>
+        <w:br/>
+        <w:br/>
+        <w:t xml:space="preserve">  // inbox งานค้าง — ใช้ร่วมกับ /api/workflow/pending ของ backlog เดิมได้</w:t>
+        <w:br/>
+        <w:t xml:space="preserve">  const pending = await this.workflow.getPendingFlow({</w:t>
+        <w:br/>
+        <w:t xml:space="preserve">    userData: { userId: Number(userId), groupId: Number(groupId) },</w:t>
+        <w:br/>
+        <w:t xml:space="preserve">    versionId: this.versionId,</w:t>
+        <w:br/>
+        <w:t xml:space="preserve">  });</w:t>
+        <w:br/>
+        <w:t xml:space="preserve">  // TODO: join referenceId (= doc_no) กลับไปที่ compensation_documents เพื่อเติมข้อมูลเอกสาร</w:t>
+      </w:r>
+    </w:p>
+    <w:p>
+      <w:pPr>
+        <w:pStyle w:val="Heading3"/>
+        <w:keepNext/>
+        <w:keepLines/>
+        <w:pageBreakBefore w:val="0"/>
+      </w:pPr>
+      <w:r>
+        <w:t>9.6 Entity (TypeORM)</w:t>
+      </w:r>
+    </w:p>
+    <w:p>
+      <w:pPr>
+        <w:keepLines w:val="0"/>
+        <w:ind w:left="288"/>
+      </w:pPr>
+      <w:r>
+        <w:rPr>
+          <w:rFonts w:ascii="Courier New" w:hAnsi="Courier New"/>
+          <w:sz w:val="16"/>
+        </w:rPr>
+        <w:t>// src/entitys/compensation-documents.entity.ts</w:t>
+        <w:br/>
+        <w:t>import { Column, Entity, PrimaryColumn } from 'typeorm';</w:t>
+        <w:br/>
+        <w:br/>
+        <w:t>@Entity({ name: 'compensation_documents', schema: process.env.DB_SCHEMA })</w:t>
+        <w:br/>
+        <w:t>export class CompensationDocument {</w:t>
+        <w:br/>
+        <w:t xml:space="preserve">  @PrimaryColumn({ name: 'doc_no', type: 'varchar', length: 12 })</w:t>
+        <w:br/>
+        <w:t xml:space="preserve">  docNo: string;</w:t>
+        <w:br/>
+        <w:br/>
+        <w:t xml:space="preserve">  @Column({ name: 'impact_process_id', type: 'bigint', nullable: true })</w:t>
+        <w:br/>
+        <w:t xml:space="preserve">  impactProcessId?: number;</w:t>
+        <w:br/>
+        <w:br/>
+        <w:t xml:space="preserve">  @Column({ name: 'impacted_store_code', type: 'char', length: 5 })</w:t>
+        <w:br/>
+        <w:t xml:space="preserve">  impactedStoreCode: string;</w:t>
+        <w:br/>
+        <w:br/>
+        <w:t xml:space="preserve">  @Column({ name: 'status_code', type: 'varchar', length: 2 })</w:t>
+        <w:br/>
+        <w:t xml:space="preserve">  statusCode: string;</w:t>
+        <w:br/>
+        <w:br/>
+        <w:t xml:space="preserve">  @Column({ name: 'current_section_code', type: 'varchar', length: 2 })</w:t>
+        <w:br/>
+        <w:t xml:space="preserve">  currentSectionCode: string;</w:t>
+        <w:br/>
+        <w:br/>
+        <w:t xml:space="preserve">  @Column({ name: 'round_no', type: 'int', nullable: true })</w:t>
+        <w:br/>
+        <w:t xml:space="preserve">  roundNo?: number;</w:t>
+        <w:br/>
+        <w:br/>
+        <w:t xml:space="preserve">  @Column({ name: 'loop_no', type: 'int', nullable: true })</w:t>
+        <w:br/>
+        <w:t xml:space="preserve">  loopNo?: number;</w:t>
+        <w:br/>
+        <w:br/>
+        <w:t xml:space="preserve">  @Column({ name: 'statement_id', type: 'varchar', length: 30, nullable: true })</w:t>
+        <w:br/>
+        <w:t xml:space="preserve">  statementId?: string;</w:t>
+        <w:br/>
+        <w:br/>
+        <w:t xml:space="preserve">  @Column({ name: 'statement_date', type: 'date', nullable: true })</w:t>
+        <w:br/>
+        <w:t xml:space="preserve">  statementDate?: Date;</w:t>
+        <w:br/>
+        <w:br/>
+        <w:t xml:space="preserve">  @Column({ name: 'account_year', type: 'int', nullable: true })</w:t>
+        <w:br/>
+        <w:t xml:space="preserve">  accountYear?: number;</w:t>
+        <w:br/>
+        <w:br/>
+        <w:t xml:space="preserve">  @Column({ name: 'account_month', type: 'int', nullable: true })</w:t>
+        <w:br/>
+        <w:t xml:space="preserve">  accountMonth?: number;</w:t>
+        <w:br/>
+        <w:br/>
+        <w:t xml:space="preserve">  @Column({ name: 'compensate_amount', type: 'numeric', precision: 15, scale: 2, nullable: true })</w:t>
+        <w:br/>
+        <w:t xml:space="preserve">  compensateAmount?: string;</w:t>
+        <w:br/>
+        <w:br/>
+        <w:t xml:space="preserve">  @Column({ name: 'allmap_url', type: 'text', nullable: true })</w:t>
+        <w:br/>
+        <w:t xml:space="preserve">  allmapUrl?: string;</w:t>
+        <w:br/>
+        <w:br/>
+        <w:t xml:space="preserve">  @Column({ name: 'approver_snapshot', type: 'jsonb', nullable: true })</w:t>
+        <w:br/>
+        <w:t xml:space="preserve">  approverSnapshot?: Record&lt;string, unknown&gt;;</w:t>
+        <w:br/>
+        <w:br/>
+        <w:t xml:space="preserve">  @Column({ name: 'created_at', type: 'timestamptz', nullable: true })</w:t>
+        <w:br/>
+        <w:t xml:space="preserve">  createdAt?: Date;</w:t>
+        <w:br/>
+        <w:br/>
+        <w:t xml:space="preserve">  @Column({ name: 'updated_at', type: 'timestamptz', nullable: true })</w:t>
+        <w:br/>
+        <w:t xml:space="preserve">  updatedAt?: Date;</w:t>
+        <w:br/>
+        <w:br/>
+        <w:t xml:space="preserve">  // TODO: ตรวจความยาว/precision กับ DDL จริงใน sql/deploy-sbpgi-*.sql ก่อน merge</w:t>
+        <w:br/>
+        <w:t xml:space="preserve">  //       entity ชุดนี้ไม่ประกาศ relation ตาม convention (join ด้วย raw SQL)</w:t>
+        <w:br/>
+        <w:t>}</w:t>
+      </w:r>
+    </w:p>
+    <w:p>
+      <w:pPr>
+        <w:keepLines w:val="0"/>
+        <w:ind w:left="288"/>
+      </w:pPr>
+      <w:r>
+        <w:rPr>
+          <w:rFonts w:ascii="Courier New" w:hAnsi="Courier New"/>
+          <w:sz w:val="16"/>
+        </w:rPr>
+        <w:t>// src/entitys/impacted-stores.entity.ts</w:t>
+        <w:br/>
+        <w:t>import { Column, Entity, PrimaryColumn } from 'typeorm';</w:t>
+        <w:br/>
+        <w:br/>
+        <w:t>@Entity({ name: 'impacted_stores', schema: process.env.DB_SCHEMA })</w:t>
+        <w:br/>
+        <w:t>export class ImpactedStore {</w:t>
+        <w:br/>
+        <w:t xml:space="preserve">  @PrimaryColumn({ name: 'store_code', type: 'char', length: 5 })</w:t>
+        <w:br/>
+        <w:t xml:space="preserve">  storeCode: string;</w:t>
+        <w:br/>
+        <w:br/>
+        <w:t xml:space="preserve">  @Column({ name: 'store_name', type: 'varchar', length: 200 })</w:t>
+        <w:br/>
+        <w:t xml:space="preserve">  storeName: string;</w:t>
+        <w:br/>
+        <w:br/>
+        <w:t xml:space="preserve">  @Column({ name: 'zone_code', type: 'varchar', length: 10, nullable: true })</w:t>
+        <w:br/>
+        <w:t xml:space="preserve">  zoneCode?: string;</w:t>
+        <w:br/>
+        <w:br/>
+        <w:t xml:space="preserve">  @Column({ name: 'region_code', type: 'varchar', length: 10, nullable: true })</w:t>
+        <w:br/>
+        <w:t xml:space="preserve">  regionCode?: string;</w:t>
+        <w:br/>
+        <w:br/>
+        <w:t xml:space="preserve">  @Column({ name: 'store_type', type: 'varchar', length: 5, nullable: true })</w:t>
+        <w:br/>
+        <w:t xml:space="preserve">  storeType?: string;</w:t>
+        <w:br/>
+        <w:br/>
+        <w:t xml:space="preserve">  @Column({ name: 'transfer_sbp_date', type: 'date', nullable: true })</w:t>
+        <w:br/>
+        <w:t xml:space="preserve">  transferSbpDate?: Date;</w:t>
+        <w:br/>
+        <w:br/>
+        <w:t xml:space="preserve">  @Column({ name: 'is_active', type: 'boolean', default: true })</w:t>
+        <w:br/>
+        <w:t xml:space="preserve">  isActive: boolean;</w:t>
+        <w:br/>
+        <w:br/>
+        <w:t xml:space="preserve">  // TODO: ตรวจความยาว/precision กับ DDL จริงใน sql/deploy-sbpgi-*.sql ก่อน merge</w:t>
+        <w:br/>
+        <w:t xml:space="preserve">  //       entity ชุดนี้ไม่ประกาศ relation ตาม convention (join ด้วย raw SQL)</w:t>
+        <w:br/>
+        <w:t>}</w:t>
+      </w:r>
+    </w:p>
+    <w:p>
+      <w:r>
+        <w:t>ตารางที่เหลือของเอกสารนี้ (</w:t>
+      </w:r>
+      <w:r>
+        <w:rPr>
+          <w:rFonts w:ascii="Courier New" w:hAnsi="Courier New"/>
+        </w:rPr>
+        <w:t>fgi_impact_sales_summaries</w:t>
+      </w:r>
+      <w:r>
+        <w:t xml:space="preserve">) ใช้รูปแบบ entity เดียวกัน — คอลัมน์อ้างจาก </w:t>
+      </w:r>
+      <w:r>
+        <w:rPr>
+          <w:rFonts w:ascii="Courier New" w:hAnsi="Courier New"/>
+        </w:rPr>
+        <w:t>Database design</w:t>
+      </w:r>
+    </w:p>
+    <w:p>
+      <w:r>
+        <w:t xml:space="preserve">ตารางที่ </w:t>
+      </w:r>
+      <w:r>
+        <w:rPr>
+          <w:b/>
+        </w:rPr>
+        <w:t>ไม่ต้องสร้าง entity</w:t>
+      </w:r>
+      <w:r>
+        <w:t xml:space="preserve"> เพราะใช้ของระบบเดิม/workflow engine:</w:t>
+      </w:r>
+    </w:p>
+    <w:tbl>
+      <w:tblPr>
+        <w:tblStyle w:val="TableGrid"/>
+        <w:tblW w:type="auto" w:w="0"/>
+        <w:jc w:val="center"/>
+        <w:tblLook w:firstColumn="1" w:firstRow="1" w:lastColumn="0" w:lastRow="0" w:noHBand="0" w:noVBand="1" w:val="04A0"/>
+      </w:tblPr>
+      <w:tblGrid>
+        <w:gridCol w:w="3360"/>
+        <w:gridCol w:w="3360"/>
+        <w:gridCol w:w="3360"/>
+      </w:tblGrid>
+      <w:tr>
+        <w:trPr>
+          <w:cantSplit/>
+        </w:trPr>
+        <w:tc>
+          <w:tcPr>
+            <w:tcW w:type="dxa" w:w="3360"/>
+            <w:vAlign w:val="center"/>
+            <w:shd w:fill="E8EEF5"/>
+          </w:tcPr>
+          <w:p>
+            <w:pPr>
+              <w:keepLines/>
+              <w:spacing w:after="0"/>
+            </w:pPr>
+            <w:r/>
+            <w:r>
+              <w:rPr>
+                <w:rFonts w:ascii="Arial" w:hAnsi="Arial" w:eastAsia="Arial"/>
+                <w:b/>
+                <w:sz w:val="18"/>
+              </w:rPr>
+              <w:t>Object</w:t>
+            </w:r>
+          </w:p>
+        </w:tc>
+        <w:tc>
+          <w:tcPr>
+            <w:tcW w:type="dxa" w:w="3360"/>
+            <w:vAlign w:val="center"/>
+            <w:shd w:fill="E8EEF5"/>
+          </w:tcPr>
+          <w:p>
+            <w:pPr>
+              <w:keepLines/>
+              <w:spacing w:after="0"/>
+            </w:pPr>
+            <w:r/>
+            <w:r>
+              <w:rPr>
+                <w:rFonts w:ascii="Arial" w:hAnsi="Arial" w:eastAsia="Arial"/>
+                <w:b/>
+                <w:sz w:val="18"/>
+              </w:rPr>
+              <w:t>R/W</w:t>
+            </w:r>
+          </w:p>
+        </w:tc>
+        <w:tc>
+          <w:tcPr>
+            <w:tcW w:type="dxa" w:w="3360"/>
+            <w:vAlign w:val="center"/>
+            <w:shd w:fill="E8EEF5"/>
+          </w:tcPr>
+          <w:p>
+            <w:pPr>
+              <w:keepLines/>
+              <w:spacing w:after="0"/>
+            </w:pPr>
+            <w:r/>
+            <w:r>
+              <w:rPr>
+                <w:rFonts w:ascii="Arial" w:hAnsi="Arial" w:eastAsia="Arial"/>
+                <w:b/>
+                <w:sz w:val="18"/>
+              </w:rPr>
+              <w:t>ใช้ของระบบเดิมตัวไหน</w:t>
+            </w:r>
+          </w:p>
+        </w:tc>
+      </w:tr>
+      <w:tr>
+        <w:trPr>
+          <w:cantSplit/>
+        </w:trPr>
+        <w:tc>
+          <w:tcPr>
+            <w:tcW w:type="dxa" w:w="3360"/>
+            <w:vAlign w:val="center"/>
+          </w:tcPr>
+          <w:p>
+            <w:pPr>
+              <w:keepLines/>
+              <w:spacing w:after="0"/>
+            </w:pPr>
+            <w:r>
+              <w:rPr>
+                <w:rFonts w:ascii="Arial" w:hAnsi="Arial" w:eastAsia="Arial"/>
+                <w:sz w:val="18"/>
+              </w:rPr>
+            </w:r>
+            <w:r>
+              <w:rPr>
+                <w:rFonts w:ascii="Arial" w:hAnsi="Arial" w:eastAsia="Arial"/>
+                <w:sz w:val="18"/>
+              </w:rPr>
+              <w:t>workflow_transaction</w:t>
+            </w:r>
+          </w:p>
+        </w:tc>
+        <w:tc>
+          <w:tcPr>
+            <w:tcW w:type="dxa" w:w="3360"/>
+            <w:vAlign w:val="center"/>
+          </w:tcPr>
+          <w:p>
+            <w:pPr>
+              <w:keepLines/>
+              <w:spacing w:after="0"/>
+            </w:pPr>
+            <w:r>
+              <w:rPr>
+                <w:rFonts w:ascii="Arial" w:hAnsi="Arial" w:eastAsia="Arial"/>
+                <w:sz w:val="18"/>
+              </w:rPr>
+            </w:r>
+            <w:r>
+              <w:rPr>
+                <w:rFonts w:ascii="Arial" w:hAnsi="Arial" w:eastAsia="Arial"/>
+                <w:sz w:val="18"/>
+              </w:rPr>
+              <w:t>R</w:t>
+            </w:r>
+          </w:p>
+        </w:tc>
+        <w:tc>
+          <w:tcPr>
+            <w:tcW w:type="dxa" w:w="3360"/>
+            <w:vAlign w:val="center"/>
+          </w:tcPr>
+          <w:p>
+            <w:pPr>
+              <w:keepLines/>
+              <w:spacing w:after="0"/>
+            </w:pPr>
+            <w:r>
+              <w:rPr>
+                <w:rFonts w:ascii="Arial" w:hAnsi="Arial" w:eastAsia="Arial"/>
+                <w:sz w:val="18"/>
+              </w:rPr>
+            </w:r>
+            <w:r>
+              <w:rPr>
+                <w:rFonts w:ascii="Arial" w:hAnsi="Arial" w:eastAsia="Arial"/>
+                <w:sz w:val="18"/>
+              </w:rPr>
+              <w:t>workflow engine @srm/glb-workflow</w:t>
+            </w:r>
+          </w:p>
+        </w:tc>
+      </w:tr>
+      <w:tr>
+        <w:trPr>
+          <w:cantSplit/>
+        </w:trPr>
+        <w:tc>
+          <w:tcPr>
+            <w:tcW w:type="dxa" w:w="3360"/>
+            <w:vAlign w:val="center"/>
+          </w:tcPr>
+          <w:p>
+            <w:pPr>
+              <w:keepLines/>
+              <w:spacing w:after="0"/>
+            </w:pPr>
+            <w:r>
+              <w:rPr>
+                <w:rFonts w:ascii="Arial" w:hAnsi="Arial" w:eastAsia="Arial"/>
+                <w:sz w:val="18"/>
+              </w:rPr>
+            </w:r>
+            <w:r>
+              <w:rPr>
+                <w:rFonts w:ascii="Arial" w:hAnsi="Arial" w:eastAsia="Arial"/>
+                <w:sz w:val="18"/>
+              </w:rPr>
+              <w:t>workflow_approver</w:t>
+            </w:r>
+          </w:p>
+        </w:tc>
+        <w:tc>
+          <w:tcPr>
+            <w:tcW w:type="dxa" w:w="3360"/>
+            <w:vAlign w:val="center"/>
+          </w:tcPr>
+          <w:p>
+            <w:pPr>
+              <w:keepLines/>
+              <w:spacing w:after="0"/>
+            </w:pPr>
+            <w:r>
+              <w:rPr>
+                <w:rFonts w:ascii="Arial" w:hAnsi="Arial" w:eastAsia="Arial"/>
+                <w:sz w:val="18"/>
+              </w:rPr>
+            </w:r>
+            <w:r>
+              <w:rPr>
+                <w:rFonts w:ascii="Arial" w:hAnsi="Arial" w:eastAsia="Arial"/>
+                <w:sz w:val="18"/>
+              </w:rPr>
+              <w:t>R</w:t>
+            </w:r>
+          </w:p>
+        </w:tc>
+        <w:tc>
+          <w:tcPr>
+            <w:tcW w:type="dxa" w:w="3360"/>
+            <w:vAlign w:val="center"/>
+          </w:tcPr>
+          <w:p>
+            <w:pPr>
+              <w:keepLines/>
+              <w:spacing w:after="0"/>
+            </w:pPr>
+            <w:r>
+              <w:rPr>
+                <w:rFonts w:ascii="Arial" w:hAnsi="Arial" w:eastAsia="Arial"/>
+                <w:sz w:val="18"/>
+              </w:rPr>
+            </w:r>
+            <w:r>
+              <w:rPr>
+                <w:rFonts w:ascii="Arial" w:hAnsi="Arial" w:eastAsia="Arial"/>
+                <w:sz w:val="18"/>
+              </w:rPr>
+              <w:t>workflow engine @srm/glb-workflow</w:t>
+            </w:r>
+          </w:p>
+        </w:tc>
+      </w:tr>
+    </w:tbl>
+    <w:p/>
+    <w:p>
+      <w:pPr>
+        <w:pStyle w:val="Heading3"/>
+        <w:keepNext/>
+        <w:keepLines/>
+        <w:pageBreakBefore w:val="0"/>
+      </w:pPr>
+      <w:r>
+        <w:t>9.7 Repository Providers + Module wiring</w:t>
+      </w:r>
+    </w:p>
+    <w:p>
+      <w:pPr>
+        <w:keepLines w:val="0"/>
+        <w:ind w:left="288"/>
+      </w:pPr>
+      <w:r>
+        <w:rPr>
+          <w:rFonts w:ascii="Courier New" w:hAnsi="Courier New"/>
+          <w:sz w:val="16"/>
+        </w:rPr>
+        <w:t>// src/providers/sbpgi/sbpgi.ts — repository provider แบบ factory (ไม่ใช้ TypeOrmModule.forFeature)</w:t>
+        <w:br/>
+        <w:t>// convention ของโฟลเดอร์ providers คือ 1 ไฟล์ต่อโดเมน ตั้งชื่อตามโดเมน (business_user/business_user.ts,</w:t>
+        <w:br/>
+        <w:t>// common_code/common_code.ts …) ไม่ใช่ index.ts</w:t>
+        <w:br/>
+        <w:t>//</w:t>
+        <w:br/>
+        <w:t>// ⚠️ ไฟล์นี้ใช้ร่วมกันทุกเอกสาร BE ของ SBPGI — ให้ **merge array เพิ่ม** เข้าไฟล์เดิม ห้ามเขียนทับ</w:t>
+        <w:br/>
+        <w:t>//    (ชื่อ const แยกต่อเอกสารไว้แล้วเพื่อไม่ให้ชนกัน)</w:t>
+        <w:br/>
+        <w:t>import { DataSource } from 'typeorm';</w:t>
+        <w:br/>
+        <w:t>import { CompensationDocument } from '../../entitys/compensation-documents.entity';</w:t>
+        <w:br/>
+        <w:t>import { ImpactedStore } from '../../entitys/impacted-stores.entity';</w:t>
+        <w:br/>
+        <w:t>import { FgiImpactSalesSummary } from '../../entitys/fgi-impact-sales-summaries.entity';</w:t>
+        <w:br/>
+        <w:br/>
+        <w:t>export const sbpgiDocumentListSearchProviders = [</w:t>
+        <w:br/>
+        <w:t xml:space="preserve">  {</w:t>
+        <w:br/>
+        <w:t xml:space="preserve">    provide: 'COMPENSATION_DOCUMENT_REPOSITORY',</w:t>
+        <w:br/>
+        <w:t xml:space="preserve">    useFactory: (dataSource: DataSource) =&gt; dataSource.getRepository(CompensationDocument),</w:t>
+        <w:br/>
+        <w:t xml:space="preserve">    inject: ['DATA_SOURCE'],</w:t>
+        <w:br/>
+        <w:t xml:space="preserve">  },</w:t>
+        <w:br/>
+        <w:t xml:space="preserve">  {</w:t>
+        <w:br/>
+        <w:t xml:space="preserve">    provide: 'IMPACTED_STORE_REPOSITORY',</w:t>
+        <w:br/>
+        <w:t xml:space="preserve">    useFactory: (dataSource: DataSource) =&gt; dataSource.getRepository(ImpactedStore),</w:t>
+        <w:br/>
+        <w:t xml:space="preserve">    inject: ['DATA_SOURCE'],</w:t>
+        <w:br/>
+        <w:t xml:space="preserve">  },</w:t>
+        <w:br/>
+        <w:t xml:space="preserve">  {</w:t>
+        <w:br/>
+        <w:t xml:space="preserve">    provide: 'FGI_IMPACT_SALES_SUMMARIES_REPOSITORY',</w:t>
+        <w:br/>
+        <w:t xml:space="preserve">    useFactory: (dataSource: DataSource) =&gt; dataSource.getRepository(FgiImpactSalesSummary),</w:t>
+        <w:br/>
+        <w:t xml:space="preserve">    inject: ['DATA_SOURCE'],</w:t>
+        <w:br/>
+        <w:t xml:space="preserve">  },</w:t>
+        <w:br/>
+        <w:t>];</w:t>
+        <w:br/>
+        <w:br/>
+        <w:t>// src/modules/sbpgi-document-list-search/sbpgi-document-list-search.module.ts</w:t>
+        <w:br/>
+        <w:t>import { MiddlewareConsumer, Module, NestModule } from '@nestjs/common';</w:t>
+        <w:br/>
+        <w:t>import { DatabaseModule } from '../../database/database.module';</w:t>
+        <w:br/>
+        <w:t>// UserContextMiddleware อ่าน header x-user-id แล้วเซ็ต request.userId ที่ @UserId() ใช้</w:t>
+        <w:br/>
+        <w:t>// — app.module.ts **ไม่ได้** apply แบบ global (มีแค่ HttpContext/LoggerContext) แต่ละโมดูลต้อง apply เอง</w:t>
+        <w:br/>
+        <w:t>// (ดู evaluation-process.module.ts / inform-evaluate.module.ts / cooperation-request.module.ts)</w:t>
+        <w:br/>
+        <w:t>import { UserContextMiddleware } from '../../common/middleware/user-context.middleware';</w:t>
+        <w:br/>
+        <w:t>import { WorkflowModule } from '../workflow/workflow.module';</w:t>
+        <w:br/>
+        <w:t>import { sbpgiDocumentListSearchProviders } from '../../providers/sbpgi/sbpgi';</w:t>
+        <w:br/>
+        <w:t>import { SbpgiDocumentListSearchController } from './sbpgi-document-list-search.controller';</w:t>
+        <w:br/>
+        <w:t>import { SbpgiDocumentListSearchService } from './sbpgi-document-list-search.service';</w:t>
+        <w:br/>
+        <w:br/>
+        <w:t>@Module({</w:t>
+        <w:br/>
+        <w:t xml:space="preserve">  imports: [DatabaseModule, WorkflowModule],</w:t>
+        <w:br/>
+        <w:t xml:space="preserve">  controllers: [SbpgiDocumentListSearchController],</w:t>
+        <w:br/>
+        <w:t xml:space="preserve">  providers: [SbpgiDocumentListSearchService, ...sbpgiDocumentListSearchProviders],</w:t>
+        <w:br/>
+        <w:t xml:space="preserve">  exports: [SbpgiDocumentListSearchService],</w:t>
+        <w:br/>
+        <w:t>})</w:t>
+        <w:br/>
+        <w:t>export class SbpgiDocumentListSearchModule implements NestModule {</w:t>
+        <w:br/>
+        <w:t xml:space="preserve">  configure(consumer: MiddlewareConsumer) {</w:t>
+        <w:br/>
+        <w:t xml:space="preserve">    // ถ้าไม่ apply ตรงนี้ userId จะเป็น undefined เงียบ ๆ ทุก endpoint</w:t>
+        <w:br/>
+        <w:t xml:space="preserve">    consumer.apply(UserContextMiddleware).forRoutes(SbpgiDocumentListSearchController);</w:t>
+        <w:br/>
+        <w:t xml:space="preserve">  }</w:t>
+        <w:br/>
+        <w:t>}</w:t>
+        <w:br/>
+        <w:t>// TODO: register module นี้ใน app.module.ts (imports) พร้อมกับโมดูล SBPGI ตัวอื่น</w:t>
+      </w:r>
+    </w:p>
+    <w:p>
+      <w:pPr>
+        <w:pStyle w:val="Heading3"/>
+        <w:keepNext/>
+        <w:keepLines/>
+        <w:pageBreakBefore w:val="0"/>
+      </w:pPr>
+      <w:r>
+        <w:t>9.8 BFF Proxy (module + controller + client service)</w:t>
+      </w:r>
+    </w:p>
+    <w:p>
+      <w:pPr>
+        <w:keepNext w:val="0"/>
+      </w:pPr>
+      <w:r>
+        <w:t xml:space="preserve">BFF ยังไม่มีฟีเจอร์ประกันรายได้เลย จึงต้องสร้าง module ใหม่ + client service ใหม่ทั้งชุด และเลือก prefix แบบเดียวทั้งโมดูล (ที่นี่ใช้ </w:t>
+      </w:r>
+      <w:r>
+        <w:rPr>
+          <w:rFonts w:ascii="Courier New" w:hAnsi="Courier New"/>
+        </w:rPr>
+        <w:t>/bff/sbpgi/…</w:t>
+      </w:r>
+      <w:r>
+        <w:t xml:space="preserve">) เพื่อไม่ให้ปนแบบที่มี/ไม่มี </w:t>
+      </w:r>
+      <w:r>
+        <w:rPr>
+          <w:rFonts w:ascii="Courier New" w:hAnsi="Courier New"/>
+        </w:rPr>
+        <w:t>/bff</w:t>
+      </w:r>
+      <w:r>
+        <w:t xml:space="preserve"> เหมือนโมดูลเดิม</w:t>
+      </w:r>
+    </w:p>
+    <w:p>
+      <w:pPr>
+        <w:keepLines w:val="0"/>
+        <w:ind w:left="288"/>
+      </w:pPr>
+      <w:r>
+        <w:rPr>
+          <w:rFonts w:ascii="Courier New" w:hAnsi="Courier New"/>
+          <w:sz w:val="16"/>
+        </w:rPr>
+        <w:t>// src/common/client-services/sbpgi-client.service.ts</w:t>
+        <w:br/>
+        <w:t>import { Injectable, Logger, OnModuleInit } from '@nestjs/common';</w:t>
+        <w:br/>
+        <w:t>import { BaseClientService } from './base-client.service';</w:t>
+        <w:br/>
+        <w:br/>
+        <w:t>@Injectable()</w:t>
+        <w:br/>
+        <w:t>export class SbpgiClientService extends BaseClientService implements OnModuleInit {</w:t>
+        <w:br/>
+        <w:t xml:space="preserve">  protected logger: Logger = new Logger(SbpgiClientService.name);</w:t>
+        <w:br/>
+        <w:br/>
+        <w:t xml:space="preserve">  onModuleInit() {</w:t>
+        <w:br/>
+        <w:t xml:space="preserve">    // TODO: ถ้า deploy SBPGI แยก service ให้เพิ่ม API_SBPGI_BACKEND_* ใน AppConfigService</w:t>
+        <w:br/>
+        <w:t xml:space="preserve">    //       ตอนนี้ชี้ store backend ตัวเดียวกับ StoreClientService</w:t>
+        <w:br/>
+        <w:t xml:space="preserve">    this.defaultHeaders[this.config.api.store.key.name] = this.config.api.store.key.value;</w:t>
+        <w:br/>
+        <w:t xml:space="preserve">    this.baseUrl = this.config.api.store.url;</w:t>
+        <w:br/>
+        <w:t xml:space="preserve">  }</w:t>
+        <w:br/>
+        <w:t>}</w:t>
+        <w:br/>
+        <w:t>// BaseClientService แกะ { success, data } ให้แล้ว — service ฝั่ง BFF จึงได้ data ตรง ๆ</w:t>
+        <w:br/>
+        <w:t>// TODO: เพิ่ม SbpgiClientService ใน providers/exports ของ ClientServiceModule (@Global)</w:t>
+      </w:r>
+    </w:p>
+    <w:p>
+      <w:pPr>
+        <w:keepLines w:val="0"/>
+        <w:ind w:left="288"/>
+      </w:pPr>
+      <w:r>
+        <w:rPr>
+          <w:rFonts w:ascii="Courier New" w:hAnsi="Courier New"/>
+          <w:sz w:val="16"/>
+        </w:rPr>
+        <w:t>// src/modules/sbpgi-document-list-search/sbpgi-document-list-search.service.ts (BFF)</w:t>
+        <w:br/>
+        <w:t>import { Injectable } from '@nestjs/common';</w:t>
+        <w:br/>
+        <w:t>import { SbpgiClientService } from '@common/client-services/sbpgi-client.service';</w:t>
+        <w:br/>
+        <w:br/>
+        <w:t>@Injectable()</w:t>
+        <w:br/>
+        <w:t>export class SbpgiDocumentListSearchBffService {</w:t>
+        <w:br/>
+        <w:t xml:space="preserve">  constructor(private readonly client: SbpgiClientService) {}</w:t>
+        <w:br/>
+        <w:br/>
+        <w:t xml:space="preserve">  // BFF ไม่มี DB — หน้าที่เดียวคือแนบ user context แล้ว forward</w:t>
+        <w:br/>
+        <w:t xml:space="preserve">  private userHeaders(user: any) {</w:t>
+        <w:br/>
+        <w:t xml:space="preserve">    return {</w:t>
+        <w:br/>
+        <w:t xml:space="preserve">      'x-user-id': user?.userId,</w:t>
+        <w:br/>
+        <w:t xml:space="preserve">      'x-user-group-id': user?.groupId,</w:t>
+        <w:br/>
+        <w:t xml:space="preserve">      'x-user-permissions': (user?.permissions ?? []).join(','),</w:t>
+        <w:br/>
+        <w:t xml:space="preserve">    };</w:t>
+        <w:br/>
+        <w:t xml:space="preserve">  }</w:t>
+        <w:br/>
+        <w:br/>
+        <w:t xml:space="preserve">  getTasks(params: any, user: any) {</w:t>
+        <w:br/>
+        <w:t xml:space="preserve">    return this.client.get('/api/v1/tasks', { params, headers: this.userHeaders(user) });</w:t>
+        <w:br/>
+        <w:t xml:space="preserve">  }</w:t>
+        <w:br/>
+        <w:br/>
+        <w:t xml:space="preserve">  getDocuments(params: any, user: any) {</w:t>
+        <w:br/>
+        <w:t xml:space="preserve">    return this.client.get('/api/v1/documents', { params, headers: this.userHeaders(user) });</w:t>
+        <w:br/>
+        <w:t xml:space="preserve">  }</w:t>
+        <w:br/>
+        <w:t>}</w:t>
+        <w:br/>
+        <w:br/>
+        <w:t>// ---------- src/modules/sbpgi-document-list-search/sbpgi-document-list-search.controller.ts (BFF) ----------</w:t>
+        <w:br/>
+        <w:t>import { Body, Controller, Delete, Get, Param, Post, Put, Query, Req, UseGuards } from '@nestjs/common';</w:t>
+        <w:br/>
+        <w:t>import { AuthGuard } from '@nestjs/passport';</w:t>
+        <w:br/>
+        <w:br/>
+        <w:t>// เลือก prefix แบบเดียวทั้งโมดูล: ใช้ '/bff/sbpgi/...' (ห้ามปนกับแบบไม่มี /bff)</w:t>
+        <w:br/>
+        <w:t>@Controller('bff/sbpgi/document-list-search')</w:t>
+        <w:br/>
+        <w:t>@UseGuards(AuthGuard('jwt'))</w:t>
+        <w:br/>
+        <w:t>export class SbpgiDocumentListSearchBffController {</w:t>
+        <w:br/>
+        <w:t xml:space="preserve">  constructor(private readonly service: SbpgiDocumentListSearchBffService) {}</w:t>
+        <w:br/>
+        <w:br/>
+        <w:t xml:space="preserve">  // proxy ของ GET /api/v1/tasks</w:t>
+        <w:br/>
+        <w:t xml:space="preserve">  @Get('tasks')</w:t>
+        <w:br/>
+        <w:t xml:space="preserve">  getTasks(@Query() query: any, @Req() req: any) {</w:t>
+        <w:br/>
+        <w:t xml:space="preserve">    return this.service.getTasks(query, req.user);</w:t>
+        <w:br/>
+        <w:t xml:space="preserve">  }</w:t>
+        <w:br/>
+        <w:br/>
+        <w:t xml:space="preserve">  // proxy ของ GET /api/v1/documents</w:t>
+        <w:br/>
+        <w:t xml:space="preserve">  @Get('documents')</w:t>
+        <w:br/>
+        <w:t xml:space="preserve">  getDocuments(@Query() query: any, @Req() req: any) {</w:t>
+        <w:br/>
+        <w:t xml:space="preserve">    return this.service.getDocuments(query, req.user);</w:t>
+        <w:br/>
+        <w:t xml:space="preserve">  }</w:t>
+        <w:br/>
+        <w:t>}</w:t>
+        <w:br/>
+        <w:t>// TODO: register module ใน app.module.ts ของ BFF และเพิ่ม SbpgiClientService ใน ClientServiceModule (@Global)</w:t>
+      </w:r>
+    </w:p>
+    <w:p>
+      <w:pPr>
+        <w:pStyle w:val="Heading1"/>
+        <w:keepNext/>
+        <w:keepLines/>
+        <w:pageBreakBefore w:val="0"/>
+      </w:pPr>
+      <w:r>
+        <w:t>10. Database SQL</w:t>
+      </w:r>
+    </w:p>
+    <w:p>
+      <w:pPr>
+        <w:pStyle w:val="Heading3"/>
+        <w:keepNext/>
+        <w:keepLines/>
+        <w:pageBreakBefore w:val="0"/>
+      </w:pPr>
+      <w:r>
+        <w:t>10.1 ตารางที่อ่าน/เขียน</w:t>
+      </w:r>
+    </w:p>
+    <w:tbl>
+      <w:tblPr>
+        <w:tblStyle w:val="TableGrid"/>
+        <w:tblW w:type="auto" w:w="0"/>
+        <w:jc w:val="center"/>
+        <w:tblLook w:firstColumn="1" w:firstRow="1" w:lastColumn="0" w:lastRow="0" w:noHBand="0" w:noVBand="1" w:val="04A0"/>
+      </w:tblPr>
+      <w:tblGrid>
+        <w:gridCol w:w="3360"/>
+        <w:gridCol w:w="3360"/>
+        <w:gridCol w:w="3360"/>
+      </w:tblGrid>
+      <w:tr>
+        <w:trPr>
+          <w:cantSplit/>
+        </w:trPr>
+        <w:tc>
+          <w:tcPr>
+            <w:tcW w:type="dxa" w:w="3360"/>
+            <w:vAlign w:val="center"/>
+            <w:shd w:fill="E8EEF5"/>
+          </w:tcPr>
+          <w:p>
+            <w:pPr>
+              <w:keepLines/>
+              <w:spacing w:after="0"/>
+            </w:pPr>
+            <w:r/>
+            <w:r>
+              <w:rPr>
+                <w:rFonts w:ascii="Arial" w:hAnsi="Arial" w:eastAsia="Arial"/>
+                <w:b/>
+                <w:sz w:val="18"/>
+              </w:rPr>
+              <w:t>Table / Object</w:t>
+            </w:r>
+          </w:p>
+        </w:tc>
+        <w:tc>
+          <w:tcPr>
+            <w:tcW w:type="dxa" w:w="3360"/>
+            <w:vAlign w:val="center"/>
+            <w:shd w:fill="E8EEF5"/>
+          </w:tcPr>
+          <w:p>
+            <w:pPr>
+              <w:keepLines/>
+              <w:spacing w:after="0"/>
+            </w:pPr>
+            <w:r/>
+            <w:r>
+              <w:rPr>
+                <w:rFonts w:ascii="Arial" w:hAnsi="Arial" w:eastAsia="Arial"/>
+                <w:b/>
+                <w:sz w:val="18"/>
+              </w:rPr>
+              <w:t>R/W</w:t>
+            </w:r>
+          </w:p>
+        </w:tc>
+        <w:tc>
+          <w:tcPr>
+            <w:tcW w:type="dxa" w:w="3360"/>
+            <w:vAlign w:val="center"/>
+            <w:shd w:fill="E8EEF5"/>
+          </w:tcPr>
+          <w:p>
+            <w:pPr>
+              <w:keepLines/>
+              <w:spacing w:after="0"/>
+            </w:pPr>
+            <w:r/>
+            <w:r>
+              <w:rPr>
+                <w:rFonts w:ascii="Arial" w:hAnsi="Arial" w:eastAsia="Arial"/>
+                <w:b/>
+                <w:sz w:val="18"/>
+              </w:rPr>
+              <w:t>Usage</w:t>
+            </w:r>
+          </w:p>
+        </w:tc>
+      </w:tr>
+      <w:tr>
+        <w:trPr>
+          <w:cantSplit/>
+        </w:trPr>
+        <w:tc>
+          <w:tcPr>
+            <w:tcW w:type="dxa" w:w="3360"/>
+            <w:vAlign w:val="center"/>
+          </w:tcPr>
+          <w:p>
+            <w:pPr>
+              <w:keepLines/>
+              <w:spacing w:after="0"/>
+            </w:pPr>
+            <w:r>
+              <w:rPr>
+                <w:rFonts w:ascii="Arial" w:hAnsi="Arial" w:eastAsia="Arial"/>
+                <w:sz w:val="18"/>
+              </w:rPr>
+            </w:r>
+            <w:r>
+              <w:rPr>
+                <w:rFonts w:ascii="Arial" w:hAnsi="Arial" w:eastAsia="Arial"/>
+                <w:sz w:val="18"/>
+              </w:rPr>
+              <w:t>compensation_documents</w:t>
+            </w:r>
+          </w:p>
+        </w:tc>
+        <w:tc>
+          <w:tcPr>
+            <w:tcW w:type="dxa" w:w="3360"/>
+            <w:vAlign w:val="center"/>
+          </w:tcPr>
+          <w:p>
+            <w:pPr>
+              <w:keepLines/>
+              <w:spacing w:after="0"/>
+            </w:pPr>
+            <w:r>
+              <w:rPr>
+                <w:rFonts w:ascii="Arial" w:hAnsi="Arial" w:eastAsia="Arial"/>
+                <w:sz w:val="18"/>
+              </w:rPr>
+            </w:r>
+            <w:r>
+              <w:rPr>
+                <w:rFonts w:ascii="Arial" w:hAnsi="Arial" w:eastAsia="Arial"/>
+                <w:sz w:val="18"/>
+              </w:rPr>
+              <w:t>R</w:t>
+            </w:r>
+          </w:p>
+        </w:tc>
+        <w:tc>
+          <w:tcPr>
+            <w:tcW w:type="dxa" w:w="3360"/>
+            <w:vAlign w:val="center"/>
+          </w:tcPr>
+          <w:p>
+            <w:pPr>
+              <w:keepLines/>
+              <w:spacing w:after="0"/>
+            </w:pPr>
+            <w:r>
+              <w:rPr>
+                <w:rFonts w:ascii="Arial" w:hAnsi="Arial" w:eastAsia="Arial"/>
+                <w:sz w:val="18"/>
+              </w:rPr>
+            </w:r>
+            <w:r>
+              <w:rPr>
+                <w:rFonts w:ascii="Arial" w:hAnsi="Arial" w:eastAsia="Arial"/>
+                <w:sz w:val="18"/>
+              </w:rPr>
+              <w:t>ค้นเอกสารตาม year/status/store</w:t>
+            </w:r>
+          </w:p>
+        </w:tc>
+      </w:tr>
+      <w:tr>
+        <w:trPr>
+          <w:cantSplit/>
+        </w:trPr>
+        <w:tc>
+          <w:tcPr>
+            <w:tcW w:type="dxa" w:w="3360"/>
+            <w:vAlign w:val="center"/>
+          </w:tcPr>
+          <w:p>
+            <w:pPr>
+              <w:keepLines/>
+              <w:spacing w:after="0"/>
+            </w:pPr>
+            <w:r>
+              <w:rPr>
+                <w:rFonts w:ascii="Arial" w:hAnsi="Arial" w:eastAsia="Arial"/>
+                <w:sz w:val="18"/>
+              </w:rPr>
+            </w:r>
+            <w:r>
+              <w:rPr>
+                <w:rFonts w:ascii="Arial" w:hAnsi="Arial" w:eastAsia="Arial"/>
+                <w:sz w:val="18"/>
+              </w:rPr>
+              <w:t>impacted_stores</w:t>
+            </w:r>
+          </w:p>
+        </w:tc>
+        <w:tc>
+          <w:tcPr>
+            <w:tcW w:type="dxa" w:w="3360"/>
+            <w:vAlign w:val="center"/>
+          </w:tcPr>
+          <w:p>
+            <w:pPr>
+              <w:keepLines/>
+              <w:spacing w:after="0"/>
+            </w:pPr>
+            <w:r>
+              <w:rPr>
+                <w:rFonts w:ascii="Arial" w:hAnsi="Arial" w:eastAsia="Arial"/>
+                <w:sz w:val="18"/>
+              </w:rPr>
+            </w:r>
+            <w:r>
+              <w:rPr>
+                <w:rFonts w:ascii="Arial" w:hAnsi="Arial" w:eastAsia="Arial"/>
+                <w:sz w:val="18"/>
+              </w:rPr>
+              <w:t>R</w:t>
+            </w:r>
+          </w:p>
+        </w:tc>
+        <w:tc>
+          <w:tcPr>
+            <w:tcW w:type="dxa" w:w="3360"/>
+            <w:vAlign w:val="center"/>
+          </w:tcPr>
+          <w:p>
+            <w:pPr>
+              <w:keepLines/>
+              <w:spacing w:after="0"/>
+            </w:pPr>
+            <w:r>
+              <w:rPr>
+                <w:rFonts w:ascii="Arial" w:hAnsi="Arial" w:eastAsia="Arial"/>
+                <w:sz w:val="18"/>
+              </w:rPr>
+            </w:r>
+            <w:r>
+              <w:rPr>
+                <w:rFonts w:ascii="Arial" w:hAnsi="Arial" w:eastAsia="Arial"/>
+                <w:sz w:val="18"/>
+              </w:rPr>
+              <w:t>ชื่อร้าน ภาค และข้อมูลร้าน</w:t>
+            </w:r>
+          </w:p>
+        </w:tc>
+      </w:tr>
+      <w:tr>
+        <w:trPr>
+          <w:cantSplit/>
+        </w:trPr>
+        <w:tc>
+          <w:tcPr>
+            <w:tcW w:type="dxa" w:w="3360"/>
+            <w:vAlign w:val="center"/>
+          </w:tcPr>
+          <w:p>
+            <w:pPr>
+              <w:keepLines/>
+              <w:spacing w:after="0"/>
+            </w:pPr>
+            <w:r>
+              <w:rPr>
+                <w:rFonts w:ascii="Arial" w:hAnsi="Arial" w:eastAsia="Arial"/>
+                <w:sz w:val="18"/>
+              </w:rPr>
+            </w:r>
+            <w:r>
+              <w:rPr>
+                <w:rFonts w:ascii="Arial" w:hAnsi="Arial" w:eastAsia="Arial"/>
+                <w:sz w:val="18"/>
+              </w:rPr>
+              <w:t>fgi_impact_sales_summaries</w:t>
+            </w:r>
+          </w:p>
+        </w:tc>
+        <w:tc>
+          <w:tcPr>
+            <w:tcW w:type="dxa" w:w="3360"/>
+            <w:vAlign w:val="center"/>
+          </w:tcPr>
+          <w:p>
+            <w:pPr>
+              <w:keepLines/>
+              <w:spacing w:after="0"/>
+            </w:pPr>
+            <w:r>
+              <w:rPr>
+                <w:rFonts w:ascii="Arial" w:hAnsi="Arial" w:eastAsia="Arial"/>
+                <w:sz w:val="18"/>
+              </w:rPr>
+            </w:r>
+            <w:r>
+              <w:rPr>
+                <w:rFonts w:ascii="Arial" w:hAnsi="Arial" w:eastAsia="Arial"/>
+                <w:sz w:val="18"/>
+              </w:rPr>
+              <w:t>R</w:t>
+            </w:r>
+          </w:p>
+        </w:tc>
+        <w:tc>
+          <w:tcPr>
+            <w:tcW w:type="dxa" w:w="3360"/>
+            <w:vAlign w:val="center"/>
+          </w:tcPr>
+          <w:p>
+            <w:pPr>
+              <w:keepLines/>
+              <w:spacing w:after="0"/>
+            </w:pPr>
+            <w:r>
+              <w:rPr>
+                <w:rFonts w:ascii="Arial" w:hAnsi="Arial" w:eastAsia="Arial"/>
+                <w:sz w:val="18"/>
+              </w:rPr>
+            </w:r>
+            <w:r>
+              <w:rPr>
+                <w:rFonts w:ascii="Arial" w:hAnsi="Arial" w:eastAsia="Arial"/>
+                <w:sz w:val="18"/>
+              </w:rPr>
+              <w:t>flag ข้อมูลผิดปกติ/ยอดขายไม่ครบ 60 วัน</w:t>
+            </w:r>
+          </w:p>
+        </w:tc>
+      </w:tr>
+      <w:tr>
+        <w:trPr>
+          <w:cantSplit/>
+        </w:trPr>
+        <w:tc>
+          <w:tcPr>
+            <w:tcW w:type="dxa" w:w="3360"/>
+            <w:vAlign w:val="center"/>
+          </w:tcPr>
+          <w:p>
+            <w:pPr>
+              <w:keepLines/>
+              <w:spacing w:after="0"/>
+            </w:pPr>
+            <w:r>
+              <w:rPr>
+                <w:rFonts w:ascii="Arial" w:hAnsi="Arial" w:eastAsia="Arial"/>
+                <w:sz w:val="18"/>
+              </w:rPr>
+            </w:r>
+            <w:r>
+              <w:rPr>
+                <w:rFonts w:ascii="Arial" w:hAnsi="Arial" w:eastAsia="Arial"/>
+                <w:sz w:val="18"/>
+              </w:rPr>
+              <w:t>workflow_transaction</w:t>
+            </w:r>
+          </w:p>
+        </w:tc>
+        <w:tc>
+          <w:tcPr>
+            <w:tcW w:type="dxa" w:w="3360"/>
+            <w:vAlign w:val="center"/>
+          </w:tcPr>
+          <w:p>
+            <w:pPr>
+              <w:keepLines/>
+              <w:spacing w:after="0"/>
+            </w:pPr>
+            <w:r>
+              <w:rPr>
+                <w:rFonts w:ascii="Arial" w:hAnsi="Arial" w:eastAsia="Arial"/>
+                <w:sz w:val="18"/>
+              </w:rPr>
+            </w:r>
+            <w:r>
+              <w:rPr>
+                <w:rFonts w:ascii="Arial" w:hAnsi="Arial" w:eastAsia="Arial"/>
+                <w:sz w:val="18"/>
+              </w:rPr>
+              <w:t>R</w:t>
+            </w:r>
+          </w:p>
+        </w:tc>
+        <w:tc>
+          <w:tcPr>
+            <w:tcW w:type="dxa" w:w="3360"/>
+            <w:vAlign w:val="center"/>
+          </w:tcPr>
+          <w:p>
+            <w:pPr>
+              <w:keepLines/>
+              <w:spacing w:after="0"/>
+            </w:pPr>
+            <w:r>
+              <w:rPr>
+                <w:rFonts w:ascii="Arial" w:hAnsi="Arial" w:eastAsia="Arial"/>
+                <w:sz w:val="18"/>
+              </w:rPr>
+            </w:r>
+            <w:r>
+              <w:rPr>
+                <w:rFonts w:ascii="Arial" w:hAnsi="Arial" w:eastAsia="Arial"/>
+                <w:sz w:val="18"/>
+              </w:rPr>
+              <w:t>ใช้ของระบบเดิม: workflow engine @srm/glb-workflow</w:t>
+            </w:r>
+          </w:p>
+        </w:tc>
+      </w:tr>
+      <w:tr>
+        <w:trPr>
+          <w:cantSplit/>
+        </w:trPr>
+        <w:tc>
+          <w:tcPr>
+            <w:tcW w:type="dxa" w:w="3360"/>
+            <w:vAlign w:val="center"/>
+          </w:tcPr>
+          <w:p>
+            <w:pPr>
+              <w:keepLines/>
+              <w:spacing w:after="0"/>
+            </w:pPr>
+            <w:r>
+              <w:rPr>
+                <w:rFonts w:ascii="Arial" w:hAnsi="Arial" w:eastAsia="Arial"/>
+                <w:sz w:val="18"/>
+              </w:rPr>
+            </w:r>
+            <w:r>
+              <w:rPr>
+                <w:rFonts w:ascii="Arial" w:hAnsi="Arial" w:eastAsia="Arial"/>
+                <w:sz w:val="18"/>
+              </w:rPr>
+              <w:t>workflow_approver</w:t>
+            </w:r>
+          </w:p>
+        </w:tc>
+        <w:tc>
+          <w:tcPr>
+            <w:tcW w:type="dxa" w:w="3360"/>
+            <w:vAlign w:val="center"/>
+          </w:tcPr>
+          <w:p>
+            <w:pPr>
+              <w:keepLines/>
+              <w:spacing w:after="0"/>
+            </w:pPr>
+            <w:r>
+              <w:rPr>
+                <w:rFonts w:ascii="Arial" w:hAnsi="Arial" w:eastAsia="Arial"/>
+                <w:sz w:val="18"/>
+              </w:rPr>
+            </w:r>
+            <w:r>
+              <w:rPr>
+                <w:rFonts w:ascii="Arial" w:hAnsi="Arial" w:eastAsia="Arial"/>
+                <w:sz w:val="18"/>
+              </w:rPr>
+              <w:t>R</w:t>
+            </w:r>
+          </w:p>
+        </w:tc>
+        <w:tc>
+          <w:tcPr>
+            <w:tcW w:type="dxa" w:w="3360"/>
+            <w:vAlign w:val="center"/>
+          </w:tcPr>
+          <w:p>
+            <w:pPr>
+              <w:keepLines/>
+              <w:spacing w:after="0"/>
+            </w:pPr>
+            <w:r>
+              <w:rPr>
+                <w:rFonts w:ascii="Arial" w:hAnsi="Arial" w:eastAsia="Arial"/>
+                <w:sz w:val="18"/>
+              </w:rPr>
+            </w:r>
+            <w:r>
+              <w:rPr>
+                <w:rFonts w:ascii="Arial" w:hAnsi="Arial" w:eastAsia="Arial"/>
+                <w:sz w:val="18"/>
+              </w:rPr>
+              <w:t>ใช้ของระบบเดิม: workflow engine @srm/glb-workflow</w:t>
+            </w:r>
+          </w:p>
+        </w:tc>
+      </w:tr>
+    </w:tbl>
+    <w:p/>
+    <w:p>
+      <w:pPr>
+        <w:pStyle w:val="Heading3"/>
+        <w:keepNext/>
+        <w:keepLines/>
+        <w:pageBreakBefore w:val="0"/>
+      </w:pPr>
+      <w:r>
+        <w:t>10.2 SQL จริงต่อ Endpoint</w:t>
+      </w:r>
+    </w:p>
+    <w:p>
+      <w:pPr>
+        <w:keepNext w:val="0"/>
+      </w:pPr>
+      <w:r>
+        <w:rPr>
+          <w:b/>
+        </w:rPr>
+        <w:t>GET /api/v1/tasks</w:t>
+      </w:r>
+      <w:r>
+        <w:t xml:space="preserve"> — Inbox tasks API</w:t>
+      </w:r>
+    </w:p>
+    <w:p>
+      <w:pPr>
+        <w:keepLines w:val="0"/>
+        <w:ind w:left="288"/>
+      </w:pPr>
+      <w:r>
+        <w:rPr>
+          <w:rFonts w:ascii="Courier New" w:hAnsi="Courier New"/>
+          <w:sz w:val="16"/>
+        </w:rPr>
+        <w:t>-- ⚠️ SQL ตัวอย่างนี้ยังอ้างตารางที่ถูกตัดจาก target design 21 ตารางแล้ว</w:t>
+        <w:br/>
+        <w:t>--    ห้าม implement ตามตัวอักษร ให้แทนที่ก่อนใช้งาน:</w:t>
+        <w:br/>
+        <w:t>--      stores  -&gt;  store / mas_store / sevenshop (store-backend) หรือ impacted_stores ของ SBPGI</w:t>
+        <w:br/>
+        <w:t>-- ⚠️ ชื่อคอลัมน์ต่อไปนี้ไม่ตรงกับ entity ที่หัวข้อ Entity ของเอกสารนี้ประกาศไว้:</w:t>
+        <w:br/>
+        <w:t>--      total_compensation_amount  -&gt;  compensate_amount</w:t>
+        <w:br/>
+        <w:t>-- ⚠️ SQL นี้ใช้ named parameter (:name) แต่ `dataSource.query()` ของ store-backend</w:t>
+        <w:br/>
+        <w:t>--    รับเฉพาะ positional $1..$n — ต้องแปลงเป็นลำดับ หรือรันผ่าน QueryBuilder</w:t>
+        <w:br/>
+        <w:t>-- ⚠️ ไม่มีตาราง workflow_tasks ของ SBPGI แล้ว — กล่องงานอ่านจาก engine กลาง (schema sps_store)</w:t>
+        <w:br/>
+        <w:t>--    getPendingFlow({userData:{userId,groupId}, versionId}) [ชื่อ function ยังไม่ยืนยัน · 3 ชุดขัดกัน]</w:t>
+        <w:br/>
+        <w:t>-- ⚠️ DP-1 (reference_id = doc_no หรือ surrogate id) · DP-2 (workflow_transaction ไม่มี PK/index · 19,283 แถว → seq-scan)</w:t>
+        <w:br/>
+        <w:t>--    ยังไม่ตัดสิน — ดู SBPGI vs existing system หัวข้อ 4</w:t>
+        <w:br/>
+        <w:t>SELECT d.round_no AS "roundNo",</w:t>
+        <w:br/>
+        <w:t xml:space="preserve">       d.doc_no AS "docNo",</w:t>
+        <w:br/>
+        <w:t xml:space="preserve">       d.impacted_store_code AS "impactedStoreCode",</w:t>
+        <w:br/>
+        <w:t xml:space="preserve">       s.store_name AS "impactedStoreName",</w:t>
+        <w:br/>
+        <w:t xml:space="preserve">       s.region_code AS "regionCode",</w:t>
+        <w:br/>
+        <w:t xml:space="preserve">       GREATEST(COALESCE(-ss.growth_rate_diff, 0), 0) AS "salesDeclinePercent",</w:t>
+        <w:br/>
+        <w:t xml:space="preserve">       d.total_compensation_amount AS "totalCompensationAmount",</w:t>
+        <w:br/>
+        <w:t xml:space="preserve">       d.status_code AS "statusCode",</w:t>
+        <w:br/>
+        <w:t xml:space="preserve">       d.current_section_code AS "currentSection",</w:t>
+        <w:br/>
+        <w:t xml:space="preserve">       GREATEST(CURRENT_DATE - w.created_date::date, 0) AS "daysPending",</w:t>
+        <w:br/>
+        <w:t xml:space="preserve">       ss.total_working_days AS "salesDataDays"</w:t>
+        <w:br/>
+        <w:t>FROM sps_store.workflow_approver a</w:t>
+        <w:br/>
+        <w:t>JOIN sps_store.workflow_transaction w ON w.transaction_id = a.transaction_id</w:t>
+        <w:br/>
+        <w:t>JOIN compensation_documents d ON d.doc_no = w.reference_id   -- DP-1</w:t>
+        <w:br/>
+        <w:t>JOIN stores s ON s.store_code = d.impacted_store_code</w:t>
+        <w:br/>
+        <w:t>LEFT JOIN fgi_impact_sales_summaries ss ON ss.impact_process_id = d.impact_process_id</w:t>
+        <w:br/>
+        <w:t>WHERE a.state_id = :sectionFromJwt AND a.state_id = w.current_state_id AND w.version_id = :sbpgiVersionId</w:t>
+        <w:br/>
+        <w:t>ORDER BY w.created_date</w:t>
+        <w:br/>
+        <w:t>LIMIT :size OFFSET :offset;</w:t>
+      </w:r>
+    </w:p>
+    <w:p>
+      <w:r>
+        <w:rPr>
+          <w:b/>
+        </w:rPr>
+        <w:t>GET /api/v1/documents</w:t>
+      </w:r>
+      <w:r>
+        <w:t xml:space="preserve"> — Document search API</w:t>
+      </w:r>
+    </w:p>
+    <w:p>
+      <w:pPr>
+        <w:keepLines w:val="0"/>
+        <w:ind w:left="288"/>
+      </w:pPr>
+      <w:r>
+        <w:rPr>
+          <w:rFonts w:ascii="Courier New" w:hAnsi="Courier New"/>
+          <w:sz w:val="16"/>
+        </w:rPr>
+        <w:t>-- ⚠️ SQL ตัวอย่างนี้ยังอ้างตารางที่ถูกตัดจาก target design 21 ตารางแล้ว</w:t>
+        <w:br/>
+        <w:t>--    ห้าม implement ตามตัวอักษร ให้แทนที่ก่อนใช้งาน:</w:t>
+        <w:br/>
+        <w:t>--      stores  -&gt;  store / mas_store / sevenshop (store-backend) หรือ impacted_stores ของ SBPGI</w:t>
+        <w:br/>
+        <w:t>-- ⚠️ ชื่อคอลัมน์ต่อไปนี้ไม่ตรงกับ entity ที่หัวข้อ Entity ของเอกสารนี้ประกาศไว้:</w:t>
+        <w:br/>
+        <w:t>--      total_compensation_amount  -&gt;  compensate_amount</w:t>
+        <w:br/>
+        <w:t>--      d.year  -&gt;  d.account_year</w:t>
+        <w:br/>
+        <w:t>-- ⚠️ SQL นี้ใช้ named parameter (:name) แต่ `dataSource.query()` ของ store-backend</w:t>
+        <w:br/>
+        <w:t>--    รับเฉพาะ positional $1..$n — ต้องแปลงเป็นลำดับ หรือรันผ่าน QueryBuilder</w:t>
+        <w:br/>
+        <w:t>-- ต้องระบุ :year เสมอ ไม่งั้นตอบ 400 (กติกา ข้อกำหนดทางธุรกิจ)</w:t>
+        <w:br/>
+        <w:t>SELECT d.round_no AS "roundNo",</w:t>
+        <w:br/>
+        <w:t xml:space="preserve">       d.doc_no AS "docNo",</w:t>
+        <w:br/>
+        <w:t xml:space="preserve">       d.impacted_store_code AS "impactedStoreCode",</w:t>
+        <w:br/>
+        <w:t xml:space="preserve">       s.store_name AS "impactedStoreName",</w:t>
+        <w:br/>
+        <w:t xml:space="preserve">       s.region_code AS "regionCode",</w:t>
+        <w:br/>
+        <w:t xml:space="preserve">       GREATEST(COALESCE(-ss.growth_rate_diff, 0), 0) AS "salesDeclinePercent",</w:t>
+        <w:br/>
+        <w:t xml:space="preserve">       d.total_compensation_amount AS "totalCompensationAmount",</w:t>
+        <w:br/>
+        <w:t xml:space="preserve">       d.status_code AS "statusCode",</w:t>
+        <w:br/>
+        <w:t xml:space="preserve">       d.current_section_code AS "currentSection",</w:t>
+        <w:br/>
+        <w:t xml:space="preserve">       CASE WHEN w.current_status_id &lt;&gt; :statusDone THEN GREATEST(CURRENT_DATE - w.created_date::date, 0) ELSE 0 END AS "daysPending",</w:t>
+        <w:br/>
+        <w:t xml:space="preserve">       ss.total_working_days AS "salesDataDays"</w:t>
+        <w:br/>
+        <w:t>FROM compensation_documents d</w:t>
+        <w:br/>
+        <w:t>JOIN stores s ON s.store_code = d.impacted_store_code</w:t>
+        <w:br/>
+        <w:t>LEFT JOIN fgi_impact_sales_summaries ss ON ss.impact_process_id = d.impact_process_id</w:t>
+        <w:br/>
+        <w:t>LEFT JOIN sps_store.workflow_transaction w ON w.reference_id = d.doc_no AND w.version_id = :sbpgiVersionId   -- DP-1 · DP-2 (ไม่มี index → seq-scan)</w:t>
+        <w:br/>
+        <w:t>WHERE d.year = :year</w:t>
+        <w:br/>
+        <w:t xml:space="preserve">  AND (:impactedStoreCode IS NULL OR d.impacted_store_code = :impactedStoreCode)</w:t>
+        <w:br/>
+        <w:t xml:space="preserve">  AND (:status            IS NULL OR d.status_code = :status)</w:t>
+        <w:br/>
+        <w:t>ORDER BY d.doc_no DESC</w:t>
+        <w:br/>
+        <w:t>LIMIT :size OFFSET :offset;</w:t>
+      </w:r>
+    </w:p>
+    <w:p>
+      <w:pPr>
+        <w:pStyle w:val="Heading3"/>
+        <w:keepNext/>
+        <w:keepLines/>
+        <w:pageBreakBefore w:val="0"/>
+      </w:pPr>
+      <w:r>
+        <w:t>10.3 Index / Constraint ที่ควรมี (ข้อเสนอ)</w:t>
+      </w:r>
+    </w:p>
+    <w:tbl>
+      <w:tblPr>
+        <w:tblStyle w:val="TableGrid"/>
+        <w:tblW w:type="auto" w:w="0"/>
+        <w:jc w:val="center"/>
+        <w:tblLook w:firstColumn="1" w:firstRow="1" w:lastColumn="0" w:lastRow="0" w:noHBand="0" w:noVBand="1" w:val="04A0"/>
+      </w:tblPr>
+      <w:tblGrid>
+        <w:gridCol w:w="3360"/>
+        <w:gridCol w:w="3360"/>
+        <w:gridCol w:w="3360"/>
+      </w:tblGrid>
+      <w:tr>
+        <w:trPr>
+          <w:cantSplit/>
+        </w:trPr>
+        <w:tc>
+          <w:tcPr>
+            <w:tcW w:type="dxa" w:w="3360"/>
+            <w:vAlign w:val="center"/>
+            <w:shd w:fill="E8EEF5"/>
+          </w:tcPr>
+          <w:p>
+            <w:pPr>
+              <w:keepLines/>
+              <w:spacing w:after="0"/>
+            </w:pPr>
+            <w:r/>
+            <w:r>
+              <w:rPr>
+                <w:rFonts w:ascii="Arial" w:hAnsi="Arial" w:eastAsia="Arial"/>
+                <w:b/>
+                <w:sz w:val="18"/>
+              </w:rPr>
+              <w:t>Table</w:t>
+            </w:r>
+          </w:p>
+        </w:tc>
+        <w:tc>
+          <w:tcPr>
+            <w:tcW w:type="dxa" w:w="3360"/>
+            <w:vAlign w:val="center"/>
+            <w:shd w:fill="E8EEF5"/>
+          </w:tcPr>
+          <w:p>
+            <w:pPr>
+              <w:keepLines/>
+              <w:spacing w:after="0"/>
+            </w:pPr>
+            <w:r/>
+            <w:r>
+              <w:rPr>
+                <w:rFonts w:ascii="Arial" w:hAnsi="Arial" w:eastAsia="Arial"/>
+                <w:b/>
+                <w:sz w:val="18"/>
+              </w:rPr>
+              <w:t>DDL ที่เสนอ</w:t>
+            </w:r>
+          </w:p>
+        </w:tc>
+        <w:tc>
+          <w:tcPr>
+            <w:tcW w:type="dxa" w:w="3360"/>
+            <w:vAlign w:val="center"/>
+            <w:shd w:fill="E8EEF5"/>
+          </w:tcPr>
+          <w:p>
+            <w:pPr>
+              <w:keepLines/>
+              <w:spacing w:after="0"/>
+            </w:pPr>
+            <w:r/>
+            <w:r>
+              <w:rPr>
+                <w:rFonts w:ascii="Arial" w:hAnsi="Arial" w:eastAsia="Arial"/>
+                <w:b/>
+                <w:sz w:val="18"/>
+              </w:rPr>
+              <w:t>ที่มา / หมายเหตุ</w:t>
+            </w:r>
+          </w:p>
+        </w:tc>
+      </w:tr>
+      <w:tr>
+        <w:trPr>
+          <w:cantSplit/>
+        </w:trPr>
+        <w:tc>
+          <w:tcPr>
+            <w:tcW w:type="dxa" w:w="3360"/>
+            <w:vAlign w:val="center"/>
+          </w:tcPr>
+          <w:p>
+            <w:pPr>
+              <w:keepLines/>
+              <w:spacing w:after="0"/>
+            </w:pPr>
+            <w:r>
+              <w:rPr>
+                <w:rFonts w:ascii="Arial" w:hAnsi="Arial" w:eastAsia="Arial"/>
+                <w:sz w:val="18"/>
+              </w:rPr>
+            </w:r>
+            <w:r>
+              <w:rPr>
+                <w:rFonts w:ascii="Arial" w:hAnsi="Arial" w:eastAsia="Arial"/>
+                <w:sz w:val="18"/>
+              </w:rPr>
+              <w:t>compensation_documents</w:t>
+            </w:r>
+          </w:p>
+        </w:tc>
+        <w:tc>
+          <w:tcPr>
+            <w:tcW w:type="dxa" w:w="3360"/>
+            <w:vAlign w:val="center"/>
+          </w:tcPr>
+          <w:p>
+            <w:pPr>
+              <w:keepLines/>
+              <w:spacing w:after="0"/>
+            </w:pPr>
+            <w:r>
+              <w:rPr>
+                <w:rFonts w:ascii="Arial" w:hAnsi="Arial" w:eastAsia="Arial"/>
+                <w:sz w:val="18"/>
+              </w:rPr>
+            </w:r>
+            <w:r>
+              <w:rPr>
+                <w:rFonts w:ascii="Arial" w:hAnsi="Arial" w:eastAsia="Arial"/>
+                <w:sz w:val="18"/>
+              </w:rPr>
+              <w:t>CREATE INDEX idx_compensation_documents_year_impacted_store_code_status_code ON compensation_documents (year, impacted_store_code, status_code);</w:t>
+            </w:r>
+          </w:p>
+        </w:tc>
+        <w:tc>
+          <w:tcPr>
+            <w:tcW w:type="dxa" w:w="3360"/>
+            <w:vAlign w:val="center"/>
+          </w:tcPr>
+          <w:p>
+            <w:pPr>
+              <w:keepLines/>
+              <w:spacing w:after="0"/>
+            </w:pPr>
+            <w:r>
+              <w:rPr>
+                <w:rFonts w:ascii="Arial" w:hAnsi="Arial" w:eastAsia="Arial"/>
+                <w:sz w:val="18"/>
+              </w:rPr>
+            </w:r>
+            <w:r>
+              <w:rPr>
+                <w:rFonts w:ascii="Arial" w:hAnsi="Arial" w:eastAsia="Arial"/>
+                <w:sz w:val="18"/>
+              </w:rPr>
+              <w:t>ข้อเสนอ — อนุมานจากคอลัมน์ที่ปรากฏใน WHERE/JOIN ของ SQL ด้านบน ต้องวัด EXPLAIN ก่อนใช้จริง</w:t>
+            </w:r>
+          </w:p>
+        </w:tc>
+      </w:tr>
+      <w:tr>
+        <w:trPr>
+          <w:cantSplit/>
+        </w:trPr>
+        <w:tc>
+          <w:tcPr>
+            <w:tcW w:type="dxa" w:w="3360"/>
+            <w:vAlign w:val="center"/>
+          </w:tcPr>
+          <w:p>
+            <w:pPr>
+              <w:keepLines/>
+              <w:spacing w:after="0"/>
+            </w:pPr>
+            <w:r>
+              <w:rPr>
+                <w:rFonts w:ascii="Arial" w:hAnsi="Arial" w:eastAsia="Arial"/>
+                <w:sz w:val="18"/>
+              </w:rPr>
+            </w:r>
+            <w:r>
+              <w:rPr>
+                <w:rFonts w:ascii="Arial" w:hAnsi="Arial" w:eastAsia="Arial"/>
+                <w:sz w:val="18"/>
+              </w:rPr>
+              <w:t>fgi_impact_sales_summaries</w:t>
+            </w:r>
+          </w:p>
+        </w:tc>
+        <w:tc>
+          <w:tcPr>
+            <w:tcW w:type="dxa" w:w="3360"/>
+            <w:vAlign w:val="center"/>
+          </w:tcPr>
+          <w:p>
+            <w:pPr>
+              <w:keepLines/>
+              <w:spacing w:after="0"/>
+            </w:pPr>
+            <w:r>
+              <w:rPr>
+                <w:rFonts w:ascii="Arial" w:hAnsi="Arial" w:eastAsia="Arial"/>
+                <w:sz w:val="18"/>
+              </w:rPr>
+            </w:r>
+            <w:r>
+              <w:rPr>
+                <w:rFonts w:ascii="Arial" w:hAnsi="Arial" w:eastAsia="Arial"/>
+                <w:sz w:val="18"/>
+              </w:rPr>
+              <w:t>CREATE INDEX idx_fgi_impact_sales_summaries_impact_process_id ON fgi_impact_sales_summaries (impact_process_id);</w:t>
+            </w:r>
+          </w:p>
+        </w:tc>
+        <w:tc>
+          <w:tcPr>
+            <w:tcW w:type="dxa" w:w="3360"/>
+            <w:vAlign w:val="center"/>
+          </w:tcPr>
+          <w:p>
+            <w:pPr>
+              <w:keepLines/>
+              <w:spacing w:after="0"/>
+            </w:pPr>
+            <w:r>
+              <w:rPr>
+                <w:rFonts w:ascii="Arial" w:hAnsi="Arial" w:eastAsia="Arial"/>
+                <w:sz w:val="18"/>
+              </w:rPr>
+            </w:r>
+            <w:r>
+              <w:rPr>
+                <w:rFonts w:ascii="Arial" w:hAnsi="Arial" w:eastAsia="Arial"/>
+                <w:sz w:val="18"/>
+              </w:rPr>
+              <w:t>ข้อเสนอ — อนุมานจากคอลัมน์ที่ปรากฏใน WHERE/JOIN ของ SQL ด้านบน ต้องวัด EXPLAIN ก่อนใช้จริง</w:t>
+            </w:r>
+          </w:p>
+        </w:tc>
+      </w:tr>
+    </w:tbl>
+    <w:p/>
+    <w:p>
+      <w:r>
+        <w:t xml:space="preserve">ทั้งหมดเป็น </w:t>
+      </w:r>
+      <w:r>
+        <w:rPr>
+          <w:b/>
+        </w:rPr>
+        <w:t>ข้อเสนอ</w:t>
+      </w:r>
+      <w:r>
+        <w:t xml:space="preserve"> ไม่ใช่ข้อกำหนดจาก ข้อกำหนดทางธุรกิจ — ให้ตรวจกับ </w:t>
+      </w:r>
+      <w:r>
+        <w:rPr>
+          <w:rFonts w:ascii="Courier New" w:hAnsi="Courier New"/>
+        </w:rPr>
+        <w:t>EXPLAIN ANALYZE</w:t>
+      </w:r>
+      <w:r>
+        <w:t xml:space="preserve"> บนข้อมูลจริง และรวมเข้าไฟล์ </w:t>
+      </w:r>
+      <w:r>
+        <w:rPr>
+          <w:rFonts w:ascii="Courier New" w:hAnsi="Courier New"/>
+        </w:rPr>
+        <w:t>sql/deploy-sbpgi-*.sql</w:t>
+      </w:r>
+      <w:r>
+        <w:t xml:space="preserve"> แบบ idempotent (</w:t>
+      </w:r>
+      <w:r>
+        <w:rPr>
+          <w:rFonts w:ascii="Courier New" w:hAnsi="Courier New"/>
+        </w:rPr>
+        <w:t>CREATE INDEX IF NOT EXISTS</w:t>
+      </w:r>
+      <w:r>
+        <w:t>) ตาม pattern ที่ทีมใช้อยู่</w:t>
+      </w:r>
+    </w:p>
+    <w:p>
+      <w:pPr>
+        <w:pStyle w:val="Heading1"/>
+        <w:keepNext/>
+        <w:keepLines/>
+        <w:pageBreakBefore w:val="0"/>
+      </w:pPr>
+      <w:r>
+        <w:t>11. Processing Flow</w:t>
+      </w:r>
+    </w:p>
+    <w:tbl>
+      <w:tblPr>
+        <w:tblStyle w:val="TableGrid"/>
+        <w:tblW w:type="auto" w:w="0"/>
+        <w:jc w:val="center"/>
+        <w:tblLook w:firstColumn="1" w:firstRow="1" w:lastColumn="0" w:lastRow="0" w:noHBand="0" w:noVBand="1" w:val="04A0"/>
+      </w:tblPr>
+      <w:tblGrid>
+        <w:gridCol w:w="5040"/>
+        <w:gridCol w:w="5040"/>
+      </w:tblGrid>
+      <w:tr>
+        <w:trPr>
+          <w:cantSplit/>
+        </w:trPr>
+        <w:tc>
+          <w:tcPr>
+            <w:tcW w:type="dxa" w:w="5040"/>
+            <w:vAlign w:val="center"/>
+            <w:shd w:fill="E8EEF5"/>
+          </w:tcPr>
+          <w:p>
+            <w:pPr>
+              <w:keepLines/>
+              <w:spacing w:after="0"/>
+            </w:pPr>
+            <w:r/>
+            <w:r>
+              <w:rPr>
+                <w:rFonts w:ascii="Arial" w:hAnsi="Arial" w:eastAsia="Arial"/>
+                <w:b/>
+                <w:sz w:val="18"/>
+              </w:rPr>
+              <w:t>Step</w:t>
+            </w:r>
+          </w:p>
+        </w:tc>
+        <w:tc>
+          <w:tcPr>
+            <w:tcW w:type="dxa" w:w="5040"/>
+            <w:vAlign w:val="center"/>
+            <w:shd w:fill="E8EEF5"/>
+          </w:tcPr>
+          <w:p>
+            <w:pPr>
+              <w:keepLines/>
+              <w:spacing w:after="0"/>
+            </w:pPr>
+            <w:r/>
+            <w:r>
+              <w:rPr>
+                <w:rFonts w:ascii="Arial" w:hAnsi="Arial" w:eastAsia="Arial"/>
+                <w:b/>
+                <w:sz w:val="18"/>
+              </w:rPr>
+              <w:t>Description</w:t>
+            </w:r>
+          </w:p>
+        </w:tc>
+      </w:tr>
+      <w:tr>
+        <w:trPr>
+          <w:cantSplit/>
+        </w:trPr>
+        <w:tc>
+          <w:tcPr>
+            <w:tcW w:type="dxa" w:w="5040"/>
+            <w:vAlign w:val="center"/>
+          </w:tcPr>
+          <w:p>
+            <w:pPr>
+              <w:keepLines/>
+              <w:spacing w:after="0"/>
+            </w:pPr>
+            <w:r>
+              <w:rPr>
+                <w:rFonts w:ascii="Arial" w:hAnsi="Arial" w:eastAsia="Arial"/>
+                <w:sz w:val="18"/>
+              </w:rPr>
+            </w:r>
+            <w:r>
+              <w:rPr>
+                <w:rFonts w:ascii="Arial" w:hAnsi="Arial" w:eastAsia="Arial"/>
+                <w:sz w:val="18"/>
+              </w:rPr>
+              <w:t>1</w:t>
+            </w:r>
+          </w:p>
+        </w:tc>
+        <w:tc>
+          <w:tcPr>
+            <w:tcW w:type="dxa" w:w="5040"/>
+            <w:vAlign w:val="center"/>
+          </w:tcPr>
+          <w:p>
+            <w:pPr>
+              <w:keepLines/>
+              <w:spacing w:after="0"/>
+            </w:pPr>
+            <w:r>
+              <w:rPr>
+                <w:rFonts w:ascii="Arial" w:hAnsi="Arial" w:eastAsia="Arial"/>
+                <w:sz w:val="18"/>
+              </w:rPr>
+            </w:r>
+            <w:r>
+              <w:rPr>
+                <w:rFonts w:ascii="Arial" w:hAnsi="Arial" w:eastAsia="Arial"/>
+                <w:sz w:val="18"/>
+              </w:rPr>
+              <w:t>Read JWT section/role</w:t>
+            </w:r>
+          </w:p>
+        </w:tc>
+      </w:tr>
+      <w:tr>
+        <w:trPr>
+          <w:cantSplit/>
+        </w:trPr>
+        <w:tc>
+          <w:tcPr>
+            <w:tcW w:type="dxa" w:w="5040"/>
+            <w:vAlign w:val="center"/>
+          </w:tcPr>
+          <w:p>
+            <w:pPr>
+              <w:keepLines/>
+              <w:spacing w:after="0"/>
+            </w:pPr>
+            <w:r>
+              <w:rPr>
+                <w:rFonts w:ascii="Arial" w:hAnsi="Arial" w:eastAsia="Arial"/>
+                <w:sz w:val="18"/>
+              </w:rPr>
+            </w:r>
+            <w:r>
+              <w:rPr>
+                <w:rFonts w:ascii="Arial" w:hAnsi="Arial" w:eastAsia="Arial"/>
+                <w:sz w:val="18"/>
+              </w:rPr>
+              <w:t>2</w:t>
+            </w:r>
+          </w:p>
+        </w:tc>
+        <w:tc>
+          <w:tcPr>
+            <w:tcW w:type="dxa" w:w="5040"/>
+            <w:vAlign w:val="center"/>
+          </w:tcPr>
+          <w:p>
+            <w:pPr>
+              <w:keepLines/>
+              <w:spacing w:after="0"/>
+            </w:pPr>
+            <w:r>
+              <w:rPr>
+                <w:rFonts w:ascii="Arial" w:hAnsi="Arial" w:eastAsia="Arial"/>
+                <w:sz w:val="18"/>
+              </w:rPr>
+            </w:r>
+            <w:r>
+              <w:rPr>
+                <w:rFonts w:ascii="Arial" w:hAnsi="Arial" w:eastAsia="Arial"/>
+                <w:sz w:val="18"/>
+              </w:rPr>
+              <w:t>Validate year for documents</w:t>
+            </w:r>
+          </w:p>
+        </w:tc>
+      </w:tr>
+      <w:tr>
+        <w:trPr>
+          <w:cantSplit/>
+        </w:trPr>
+        <w:tc>
+          <w:tcPr>
+            <w:tcW w:type="dxa" w:w="5040"/>
+            <w:vAlign w:val="center"/>
+          </w:tcPr>
+          <w:p>
+            <w:pPr>
+              <w:keepLines/>
+              <w:spacing w:after="0"/>
+            </w:pPr>
+            <w:r>
+              <w:rPr>
+                <w:rFonts w:ascii="Arial" w:hAnsi="Arial" w:eastAsia="Arial"/>
+                <w:sz w:val="18"/>
+              </w:rPr>
+            </w:r>
+            <w:r>
+              <w:rPr>
+                <w:rFonts w:ascii="Arial" w:hAnsi="Arial" w:eastAsia="Arial"/>
+                <w:sz w:val="18"/>
+              </w:rPr>
+              <w:t>3</w:t>
+            </w:r>
+          </w:p>
+        </w:tc>
+        <w:tc>
+          <w:tcPr>
+            <w:tcW w:type="dxa" w:w="5040"/>
+            <w:vAlign w:val="center"/>
+          </w:tcPr>
+          <w:p>
+            <w:pPr>
+              <w:keepLines/>
+              <w:spacing w:after="0"/>
+            </w:pPr>
+            <w:r>
+              <w:rPr>
+                <w:rFonts w:ascii="Arial" w:hAnsi="Arial" w:eastAsia="Arial"/>
+                <w:sz w:val="18"/>
+              </w:rPr>
+            </w:r>
+            <w:r>
+              <w:rPr>
+                <w:rFonts w:ascii="Arial" w:hAnsi="Arial" w:eastAsia="Arial"/>
+                <w:sz w:val="18"/>
+              </w:rPr>
+              <w:t>Build filter query</w:t>
+            </w:r>
+          </w:p>
+        </w:tc>
+      </w:tr>
+      <w:tr>
+        <w:trPr>
+          <w:cantSplit/>
+        </w:trPr>
+        <w:tc>
+          <w:tcPr>
+            <w:tcW w:type="dxa" w:w="5040"/>
+            <w:vAlign w:val="center"/>
+          </w:tcPr>
+          <w:p>
+            <w:pPr>
+              <w:keepLines/>
+              <w:spacing w:after="0"/>
+            </w:pPr>
+            <w:r>
+              <w:rPr>
+                <w:rFonts w:ascii="Arial" w:hAnsi="Arial" w:eastAsia="Arial"/>
+                <w:sz w:val="18"/>
+              </w:rPr>
+            </w:r>
+            <w:r>
+              <w:rPr>
+                <w:rFonts w:ascii="Arial" w:hAnsi="Arial" w:eastAsia="Arial"/>
+                <w:sz w:val="18"/>
+              </w:rPr>
+              <w:t>4</w:t>
+            </w:r>
+          </w:p>
+        </w:tc>
+        <w:tc>
+          <w:tcPr>
+            <w:tcW w:type="dxa" w:w="5040"/>
+            <w:vAlign w:val="center"/>
+          </w:tcPr>
+          <w:p>
+            <w:pPr>
+              <w:keepLines/>
+              <w:spacing w:after="0"/>
+            </w:pPr>
+            <w:r>
+              <w:rPr>
+                <w:rFonts w:ascii="Arial" w:hAnsi="Arial" w:eastAsia="Arial"/>
+                <w:sz w:val="18"/>
+              </w:rPr>
+            </w:r>
+            <w:r>
+              <w:rPr>
+                <w:rFonts w:ascii="Arial" w:hAnsi="Arial" w:eastAsia="Arial"/>
+                <w:sz w:val="18"/>
+              </w:rPr>
+              <w:t>Join impacted_stores</w:t>
+            </w:r>
+          </w:p>
+        </w:tc>
+      </w:tr>
+      <w:tr>
+        <w:trPr>
+          <w:cantSplit/>
+        </w:trPr>
+        <w:tc>
+          <w:tcPr>
+            <w:tcW w:type="dxa" w:w="5040"/>
+            <w:vAlign w:val="center"/>
+          </w:tcPr>
+          <w:p>
+            <w:pPr>
+              <w:keepLines/>
+              <w:spacing w:after="0"/>
+            </w:pPr>
+            <w:r>
+              <w:rPr>
+                <w:rFonts w:ascii="Arial" w:hAnsi="Arial" w:eastAsia="Arial"/>
+                <w:sz w:val="18"/>
+              </w:rPr>
+            </w:r>
+            <w:r>
+              <w:rPr>
+                <w:rFonts w:ascii="Arial" w:hAnsi="Arial" w:eastAsia="Arial"/>
+                <w:sz w:val="18"/>
+              </w:rPr>
+              <w:t>5</w:t>
+            </w:r>
+          </w:p>
+        </w:tc>
+        <w:tc>
+          <w:tcPr>
+            <w:tcW w:type="dxa" w:w="5040"/>
+            <w:vAlign w:val="center"/>
+          </w:tcPr>
+          <w:p>
+            <w:pPr>
+              <w:keepLines/>
+              <w:spacing w:after="0"/>
+            </w:pPr>
+            <w:r>
+              <w:rPr>
+                <w:rFonts w:ascii="Arial" w:hAnsi="Arial" w:eastAsia="Arial"/>
+                <w:sz w:val="18"/>
+              </w:rPr>
+            </w:r>
+            <w:r>
+              <w:rPr>
+                <w:rFonts w:ascii="Arial" w:hAnsi="Arial" w:eastAsia="Arial"/>
                 <w:sz w:val="18"/>
               </w:rPr>
               <w:t>Return page result</w:t>
@@ -5374,7 +9564,7 @@
         <w:pageBreakBefore w:val="0"/>
       </w:pPr>
       <w:r>
-        <w:t>10. Acceptance Criteria</w:t>
+        <w:t>12. Acceptance Criteria</w:t>
       </w:r>
     </w:p>
     <w:p>
@@ -5421,7 +9611,7 @@
         <w:pageBreakBefore w:val="0"/>
       </w:pPr>
       <w:r>
-        <w:t>11. Developer Test Checklist</w:t>
+        <w:t>13. Developer Test Checklist</w:t>
       </w:r>
     </w:p>
     <w:tbl>
@@ -5498,11 +9688,15 @@
               <w:keepLines/>
               <w:spacing w:after="0"/>
             </w:pPr>
-            <w:r/>
-            <w:r>
-              <w:rPr>
-                <w:rFonts w:ascii="Arial" w:hAnsi="Arial" w:eastAsia="Arial"/>
-                <w:b w:val="0"/>
+            <w:r>
+              <w:rPr>
+                <w:rFonts w:ascii="Arial" w:hAnsi="Arial" w:eastAsia="Arial"/>
+                <w:sz w:val="18"/>
+              </w:rPr>
+            </w:r>
+            <w:r>
+              <w:rPr>
+                <w:rFonts w:ascii="Arial" w:hAnsi="Arial" w:eastAsia="Arial"/>
                 <w:sz w:val="18"/>
               </w:rPr>
               <w:t>1</w:t>
@@ -5519,11 +9713,15 @@
               <w:keepLines/>
               <w:spacing w:after="0"/>
             </w:pPr>
-            <w:r/>
-            <w:r>
-              <w:rPr>
-                <w:rFonts w:ascii="Arial" w:hAnsi="Arial" w:eastAsia="Arial"/>
-                <w:b w:val="0"/>
+            <w:r>
+              <w:rPr>
+                <w:rFonts w:ascii="Arial" w:hAnsi="Arial" w:eastAsia="Arial"/>
+                <w:sz w:val="18"/>
+              </w:rPr>
+            </w:r>
+            <w:r>
+              <w:rPr>
+                <w:rFonts w:ascii="Arial" w:hAnsi="Arial" w:eastAsia="Arial"/>
                 <w:sz w:val="18"/>
               </w:rPr>
               <w:t>tasks by section</w:t>
@@ -5545,11 +9743,15 @@
               <w:keepLines/>
               <w:spacing w:after="0"/>
             </w:pPr>
-            <w:r/>
-            <w:r>
-              <w:rPr>
-                <w:rFonts w:ascii="Arial" w:hAnsi="Arial" w:eastAsia="Arial"/>
-                <w:b w:val="0"/>
+            <w:r>
+              <w:rPr>
+                <w:rFonts w:ascii="Arial" w:hAnsi="Arial" w:eastAsia="Arial"/>
+                <w:sz w:val="18"/>
+              </w:rPr>
+            </w:r>
+            <w:r>
+              <w:rPr>
+                <w:rFonts w:ascii="Arial" w:hAnsi="Arial" w:eastAsia="Arial"/>
                 <w:sz w:val="18"/>
               </w:rPr>
               <w:t>2</w:t>
@@ -5566,11 +9768,15 @@
               <w:keepLines/>
               <w:spacing w:after="0"/>
             </w:pPr>
-            <w:r/>
-            <w:r>
-              <w:rPr>
-                <w:rFonts w:ascii="Arial" w:hAnsi="Arial" w:eastAsia="Arial"/>
-                <w:b w:val="0"/>
+            <w:r>
+              <w:rPr>
+                <w:rFonts w:ascii="Arial" w:hAnsi="Arial" w:eastAsia="Arial"/>
+                <w:sz w:val="18"/>
+              </w:rPr>
+            </w:r>
+            <w:r>
+              <w:rPr>
+                <w:rFonts w:ascii="Arial" w:hAnsi="Arial" w:eastAsia="Arial"/>
                 <w:sz w:val="18"/>
               </w:rPr>
               <w:t>documents missing year</w:t>
@@ -5592,11 +9798,15 @@
               <w:keepLines/>
               <w:spacing w:after="0"/>
             </w:pPr>
-            <w:r/>
-            <w:r>
-              <w:rPr>
-                <w:rFonts w:ascii="Arial" w:hAnsi="Arial" w:eastAsia="Arial"/>
-                <w:b w:val="0"/>
+            <w:r>
+              <w:rPr>
+                <w:rFonts w:ascii="Arial" w:hAnsi="Arial" w:eastAsia="Arial"/>
+                <w:sz w:val="18"/>
+              </w:rPr>
+            </w:r>
+            <w:r>
+              <w:rPr>
+                <w:rFonts w:ascii="Arial" w:hAnsi="Arial" w:eastAsia="Arial"/>
                 <w:sz w:val="18"/>
               </w:rPr>
               <w:t>3</w:t>
@@ -5613,11 +9823,15 @@
               <w:keepLines/>
               <w:spacing w:after="0"/>
             </w:pPr>
-            <w:r/>
-            <w:r>
-              <w:rPr>
-                <w:rFonts w:ascii="Arial" w:hAnsi="Arial" w:eastAsia="Arial"/>
-                <w:b w:val="0"/>
+            <w:r>
+              <w:rPr>
+                <w:rFonts w:ascii="Arial" w:hAnsi="Arial" w:eastAsia="Arial"/>
+                <w:sz w:val="18"/>
+              </w:rPr>
+            </w:r>
+            <w:r>
+              <w:rPr>
+                <w:rFonts w:ascii="Arial" w:hAnsi="Arial" w:eastAsia="Arial"/>
                 <w:sz w:val="18"/>
               </w:rPr>
               <w:t>store search</w:t>
@@ -5639,11 +9853,15 @@
               <w:keepLines/>
               <w:spacing w:after="0"/>
             </w:pPr>
-            <w:r/>
-            <w:r>
-              <w:rPr>
-                <w:rFonts w:ascii="Arial" w:hAnsi="Arial" w:eastAsia="Arial"/>
-                <w:b w:val="0"/>
+            <w:r>
+              <w:rPr>
+                <w:rFonts w:ascii="Arial" w:hAnsi="Arial" w:eastAsia="Arial"/>
+                <w:sz w:val="18"/>
+              </w:rPr>
+            </w:r>
+            <w:r>
+              <w:rPr>
+                <w:rFonts w:ascii="Arial" w:hAnsi="Arial" w:eastAsia="Arial"/>
                 <w:sz w:val="18"/>
               </w:rPr>
               <w:t>4</w:t>
@@ -5660,11 +9878,15 @@
               <w:keepLines/>
               <w:spacing w:after="0"/>
             </w:pPr>
-            <w:r/>
-            <w:r>
-              <w:rPr>
-                <w:rFonts w:ascii="Arial" w:hAnsi="Arial" w:eastAsia="Arial"/>
-                <w:b w:val="0"/>
+            <w:r>
+              <w:rPr>
+                <w:rFonts w:ascii="Arial" w:hAnsi="Arial" w:eastAsia="Arial"/>
+                <w:sz w:val="18"/>
+              </w:rPr>
+            </w:r>
+            <w:r>
+              <w:rPr>
+                <w:rFonts w:ascii="Arial" w:hAnsi="Arial" w:eastAsia="Arial"/>
                 <w:sz w:val="18"/>
               </w:rPr>
               <w:t>empty result</w:t>
@@ -6222,12 +10444,13 @@
       <w:outlineLvl w:val="3"/>
     </w:pPr>
     <w:rPr>
-      <w:rFonts w:asciiTheme="majorHAnsi" w:eastAsiaTheme="majorEastAsia" w:hAnsiTheme="majorHAnsi" w:cstheme="majorBidi"/>
+      <w:rFonts w:asciiTheme="majorHAnsi" w:eastAsiaTheme="majorEastAsia" w:hAnsiTheme="majorHAnsi" w:cstheme="majorBidi" w:ascii="Arial" w:hAnsi="Arial" w:eastAsia="Arial"/>
       <w:b/>
       <w:bCs/>
       <w:i/>
       <w:iCs/>
-      <w:color w:val="4F81BD" w:themeColor="accent1"/>
+      <w:color w:val="2E74B5"/>
+      <w:sz w:val="20"/>
     </w:rPr>
   </w:style>
   <w:style w:type="paragraph" w:styleId="Heading5">

--- a/LLDD/word/BE/LLDD-BE-API-Document-List-Search.docx
+++ b/LLDD/word/BE/LLDD-BE-API-Document-List-Search.docx
@@ -437,7 +437,7 @@
                 <w:rFonts w:ascii="Arial" w:hAnsi="Arial" w:eastAsia="Arial"/>
                 <w:sz w:val="18"/>
               </w:rPr>
-              <w:t>24 ชั่วโมง</w:t>
+              <w:t>20 ชั่วโมง</w:t>
             </w:r>
           </w:p>
         </w:tc>
@@ -896,7 +896,22 @@
                 <w:rFonts w:ascii="Arial" w:hAnsi="Arial" w:eastAsia="Arial"/>
                 <w:sz w:val="18"/>
               </w:rPr>
-              <w:t>ใช้ปี พ.ศ. และ running 5 หลัก</w:t>
+              <w:t xml:space="preserve">ใช้ปี </w:t>
+            </w:r>
+            <w:r>
+              <w:rPr>
+                <w:rFonts w:ascii="Arial" w:hAnsi="Arial" w:eastAsia="Arial"/>
+                <w:b/>
+                <w:sz w:val="18"/>
+              </w:rPr>
+              <w:t>ค.ศ.</w:t>
+            </w:r>
+            <w:r>
+              <w:rPr>
+                <w:rFonts w:ascii="Arial" w:hAnsi="Arial" w:eastAsia="Arial"/>
+                <w:sz w:val="18"/>
+              </w:rPr>
+              <w:t xml:space="preserve"> และ running 5 หลัก (มติ 2026-08-06)</w:t>
             </w:r>
           </w:p>
         </w:tc>
@@ -1344,7 +1359,7 @@
                 <w:rFonts w:ascii="Arial" w:hAnsi="Arial" w:eastAsia="Arial"/>
                 <w:sz w:val="18"/>
               </w:rPr>
-              <w:t>FE แสดง พ.ศ. หาก source เป็น ISO ค.ศ.</w:t>
+              <w:t>payload เป็น ISO ค.ศ. · FE แสดง ค.ศ. เป็นค่าเริ่มต้น (DatePicker buddhistEra=false) แสดง พ.ศ. เฉพาะจุดที่เปิด flag</w:t>
             </w:r>
           </w:p>
         </w:tc>
@@ -1504,7 +1519,7 @@
                 <w:rFonts w:ascii="Arial" w:hAnsi="Arial" w:eastAsia="Arial"/>
                 <w:sz w:val="18"/>
               </w:rPr>
-              <w:t>พ.ศ. YYYY</w:t>
+              <w:t>ค.ศ. YYYY</w:t>
             </w:r>
           </w:p>
         </w:tc>
@@ -1554,7 +1569,7 @@
                 <w:rFonts w:ascii="Arial" w:hAnsi="Arial" w:eastAsia="Arial"/>
                 <w:sz w:val="18"/>
               </w:rPr>
-              <w:t>ไม่ระบุคืน 400 ตาม ข้อกำหนดทางธุรกิจ</w:t>
+              <w:t>ไม่ระบุคืน 400 ตาม ข้อกำหนดทางธุรกิจ · BE ผ่าน toAD() เผื่อ client ส่ง พ.ศ.</w:t>
             </w:r>
           </w:p>
         </w:tc>
@@ -3994,7 +4009,7 @@
                 <w:rFonts w:ascii="Arial" w:hAnsi="Arial" w:eastAsia="Arial"/>
                 <w:sz w:val="18"/>
               </w:rPr>
-              <w:t>พ.ศ. YYYY/xxxxx</w:t>
+              <w:t>ค.ศ. YYYY/xxxxx</w:t>
             </w:r>
           </w:p>
         </w:tc>
@@ -5138,7 +5153,7 @@
                 <w:rFonts w:ascii="Arial" w:hAnsi="Arial" w:eastAsia="Arial"/>
                 <w:sz w:val="18"/>
               </w:rPr>
-              <w:t>พ.ศ. YYYY/xxxxx</w:t>
+              <w:t>ค.ศ. YYYY/xxxxx</w:t>
             </w:r>
           </w:p>
         </w:tc>
@@ -6944,17 +6959,13 @@
         <w:t xml:space="preserve">  size?: number;</w:t>
         <w:br/>
         <w:br/>
-        <w:t xml:space="preserve">  /** ไม่ระบุคืน 400 ตาม ข้อกำหนดทางธุรกิจ · required เฉพาะบาง endpoint — ตรวจซ้ำใน service */</w:t>
+        <w:t xml:space="preserve">  /** ไม่ระบุคืน 400 ตาม ข้อกำหนดทางธุรกิจ · BE ผ่าน toAD() เผื่อ client ส่ง พ.ศ. · required เฉพาะบาง endpoin… */</w:t>
         <w:br/>
         <w:t xml:space="preserve">  @IsOptional()</w:t>
         <w:br/>
         <w:t xml:space="preserve">  @Type(() =&gt; Number)</w:t>
         <w:br/>
         <w:t xml:space="preserve">  @IsInt()</w:t>
-        <w:br/>
-        <w:t xml:space="preserve">  @Min(2500)</w:t>
-        <w:br/>
-        <w:t xml:space="preserve">  @Max(2600)</w:t>
         <w:br/>
         <w:t xml:space="preserve">  year?: number;</w:t>
         <w:br/>
@@ -8770,12 +8781,6 @@
           <w:rFonts w:ascii="Courier New" w:hAnsi="Courier New"/>
           <w:sz w:val="16"/>
         </w:rPr>
-        <w:t>-- ⚠️ SQL ตัวอย่างนี้ยังอ้างตารางที่ถูกตัดจาก target design 21 ตารางแล้ว</w:t>
-        <w:br/>
-        <w:t>--    ห้าม implement ตามตัวอักษร ให้แทนที่ก่อนใช้งาน:</w:t>
-        <w:br/>
-        <w:t>--      stores  -&gt;  store / mas_store / sevenshop (store-backend) หรือ impacted_stores ของ SBPGI</w:t>
-        <w:br/>
         <w:t>-- ⚠️ ชื่อคอลัมน์ต่อไปนี้ไม่ตรงกับ entity ที่หัวข้อ Entity ของเอกสารนี้ประกาศไว้:</w:t>
         <w:br/>
         <w:t>--      total_compensation_amount  -&gt;  compensate_amount</w:t>
@@ -8792,6 +8797,16 @@
         <w:br/>
         <w:t>--    ยังไม่ตัดสิน — ดู SBPGI vs existing system หัวข้อ 4</w:t>
         <w:br/>
+        <w:t>WITH wh AS (</w:t>
+        <w:br/>
+        <w:t xml:space="preserve">  -- workflow_transaction ไม่มี created_date — ใช้เวลา event แรกจาก workflow_history แทน</w:t>
+        <w:br/>
+        <w:t xml:space="preserve">  SELECT transaction_id, MIN(create_date) AS first_event_date</w:t>
+        <w:br/>
+        <w:t xml:space="preserve">  FROM sps_store.workflow_history GROUP BY transaction_id</w:t>
+        <w:br/>
+        <w:t>)</w:t>
+        <w:br/>
         <w:t>SELECT d.round_no AS "roundNo",</w:t>
         <w:br/>
         <w:t xml:space="preserve">       d.doc_no AS "docNo",</w:t>
@@ -8800,7 +8815,7 @@
         <w:br/>
         <w:t xml:space="preserve">       s.store_name AS "impactedStoreName",</w:t>
         <w:br/>
-        <w:t xml:space="preserve">       s.region_code AS "regionCode",</w:t>
+        <w:t xml:space="preserve">       s.zone_cd AS "regionCode",</w:t>
         <w:br/>
         <w:t xml:space="preserve">       GREATEST(COALESCE(-ss.growth_rate_diff, 0), 0) AS "salesDeclinePercent",</w:t>
         <w:br/>
@@ -8810,7 +8825,7 @@
         <w:br/>
         <w:t xml:space="preserve">       d.current_section_code AS "currentSection",</w:t>
         <w:br/>
-        <w:t xml:space="preserve">       GREATEST(CURRENT_DATE - w.created_date::date, 0) AS "daysPending",</w:t>
+        <w:t xml:space="preserve">       GREATEST(CURRENT_DATE - wh.first_event_date::date, 0) AS "daysPending",</w:t>
         <w:br/>
         <w:t xml:space="preserve">       ss.total_working_days AS "salesDataDays"</w:t>
         <w:br/>
@@ -8820,13 +8835,13 @@
         <w:br/>
         <w:t>JOIN compensation_documents d ON d.doc_no = w.reference_id   -- DP-1</w:t>
         <w:br/>
-        <w:t>JOIN stores s ON s.store_code = d.impacted_store_code</w:t>
+        <w:t>JOIN store s ON s.store_id = d.impacted_store_code</w:t>
         <w:br/>
         <w:t>LEFT JOIN fgi_impact_sales_summaries ss ON ss.impact_process_id = d.impact_process_id</w:t>
         <w:br/>
         <w:t>WHERE a.state_id = :sectionFromJwt AND a.state_id = w.current_state_id AND w.version_id = :sbpgiVersionId</w:t>
         <w:br/>
-        <w:t>ORDER BY w.created_date</w:t>
+        <w:t>ORDER BY w.update_date</w:t>
         <w:br/>
         <w:t>LIMIT :size OFFSET :offset;</w:t>
       </w:r>
@@ -8852,12 +8867,6 @@
           <w:rFonts w:ascii="Courier New" w:hAnsi="Courier New"/>
           <w:sz w:val="16"/>
         </w:rPr>
-        <w:t>-- ⚠️ SQL ตัวอย่างนี้ยังอ้างตารางที่ถูกตัดจาก target design 21 ตารางแล้ว</w:t>
-        <w:br/>
-        <w:t>--    ห้าม implement ตามตัวอักษร ให้แทนที่ก่อนใช้งาน:</w:t>
-        <w:br/>
-        <w:t>--      stores  -&gt;  store / mas_store / sevenshop (store-backend) หรือ impacted_stores ของ SBPGI</w:t>
-        <w:br/>
         <w:t>-- ⚠️ ชื่อคอลัมน์ต่อไปนี้ไม่ตรงกับ entity ที่หัวข้อ Entity ของเอกสารนี้ประกาศไว้:</w:t>
         <w:br/>
         <w:t>--      total_compensation_amount  -&gt;  compensate_amount</w:t>
@@ -8878,7 +8887,7 @@
         <w:br/>
         <w:t xml:space="preserve">       s.store_name AS "impactedStoreName",</w:t>
         <w:br/>
-        <w:t xml:space="preserve">       s.region_code AS "regionCode",</w:t>
+        <w:t xml:space="preserve">       s.zone_cd AS "regionCode",</w:t>
         <w:br/>
         <w:t xml:space="preserve">       GREATEST(COALESCE(-ss.growth_rate_diff, 0), 0) AS "salesDeclinePercent",</w:t>
         <w:br/>
@@ -8888,13 +8897,15 @@
         <w:br/>
         <w:t xml:space="preserve">       d.current_section_code AS "currentSection",</w:t>
         <w:br/>
-        <w:t xml:space="preserve">       CASE WHEN w.current_status_id &lt;&gt; :statusDone THEN GREATEST(CURRENT_DATE - w.created_date::date, 0) ELSE 0 END AS "daysPending",</w:t>
+        <w:t xml:space="preserve">       -- workflow_transaction ไม่มี created_date (มีแค่ update_date) — วันที่เริ่มงานเอาจาก workflow_history</w:t>
+        <w:br/>
+        <w:t xml:space="preserve">       CASE WHEN w.current_status_id &lt;&gt; :statusDone THEN GREATEST(CURRENT_DATE - wh.first_event_date::date, 0) ELSE 0 END AS "daysPending",</w:t>
         <w:br/>
         <w:t xml:space="preserve">       ss.total_working_days AS "salesDataDays"</w:t>
         <w:br/>
         <w:t>FROM compensation_documents d</w:t>
         <w:br/>
-        <w:t>JOIN stores s ON s.store_code = d.impacted_store_code</w:t>
+        <w:t>JOIN store s ON s.store_id = d.impacted_store_code</w:t>
         <w:br/>
         <w:t>LEFT JOIN fgi_impact_sales_summaries ss ON ss.impact_process_id = d.impact_process_id</w:t>
         <w:br/>

--- a/LLDD/word/BE/LLDD-BE-API-Document-List-Search.docx
+++ b/LLDD/word/BE/LLDD-BE-API-Document-List-Search.docx
@@ -5,7 +5,7 @@
     <w:p>
       <w:r>
         <w:rPr>
-          <w:rFonts w:ascii="Arial" w:hAnsi="Arial" w:eastAsia="Arial"/>
+          <w:rFonts w:ascii="Arial" w:hAnsi="Arial" w:eastAsia="Arial" w:cs="Tahoma"/>
           <w:b/>
           <w:color w:val="0B2545"/>
           <w:sz w:val="40"/>
@@ -58,7 +58,7 @@
             <w:r/>
             <w:r>
               <w:rPr>
-                <w:rFonts w:ascii="Arial" w:hAnsi="Arial" w:eastAsia="Arial"/>
+                <w:rFonts w:ascii="Arial" w:hAnsi="Arial" w:eastAsia="Arial" w:cs="Tahoma"/>
                 <w:b/>
                 <w:sz w:val="18"/>
               </w:rPr>
@@ -80,7 +80,7 @@
             <w:r/>
             <w:r>
               <w:rPr>
-                <w:rFonts w:ascii="Arial" w:hAnsi="Arial" w:eastAsia="Arial"/>
+                <w:rFonts w:ascii="Arial" w:hAnsi="Arial" w:eastAsia="Arial" w:cs="Tahoma"/>
                 <w:b/>
                 <w:sz w:val="18"/>
               </w:rPr>
@@ -105,13 +105,13 @@
             </w:pPr>
             <w:r>
               <w:rPr>
-                <w:rFonts w:ascii="Arial" w:hAnsi="Arial" w:eastAsia="Arial"/>
-                <w:sz w:val="18"/>
-              </w:rPr>
-            </w:r>
-            <w:r>
-              <w:rPr>
-                <w:rFonts w:ascii="Arial" w:hAnsi="Arial" w:eastAsia="Arial"/>
+                <w:rFonts w:ascii="Arial" w:hAnsi="Arial" w:eastAsia="Arial" w:cs="Tahoma"/>
+                <w:sz w:val="18"/>
+              </w:rPr>
+            </w:r>
+            <w:r>
+              <w:rPr>
+                <w:rFonts w:ascii="Arial" w:hAnsi="Arial" w:eastAsia="Arial" w:cs="Tahoma"/>
                 <w:sz w:val="18"/>
               </w:rPr>
               <w:t>วัตถุประสงค์</w:t>
@@ -130,13 +130,13 @@
             </w:pPr>
             <w:r>
               <w:rPr>
-                <w:rFonts w:ascii="Arial" w:hAnsi="Arial" w:eastAsia="Arial"/>
-                <w:sz w:val="18"/>
-              </w:rPr>
-            </w:r>
-            <w:r>
-              <w:rPr>
-                <w:rFonts w:ascii="Arial" w:hAnsi="Arial" w:eastAsia="Arial"/>
+                <w:rFonts w:ascii="Arial" w:hAnsi="Arial" w:eastAsia="Arial" w:cs="Tahoma"/>
+                <w:sz w:val="18"/>
+              </w:rPr>
+            </w:r>
+            <w:r>
+              <w:rPr>
+                <w:rFonts w:ascii="Arial" w:hAnsi="Arial" w:eastAsia="Arial" w:cs="Tahoma"/>
                 <w:sz w:val="18"/>
               </w:rPr>
               <w:t>ใช้เป็นรายละเอียดระดับพัฒนาสำหรับออกแบบ ลงมือพัฒนา ตรวจทาน และทดสอบขอบเขตที่ระบุในฉบับนี้</w:t>
@@ -160,13 +160,13 @@
             </w:pPr>
             <w:r>
               <w:rPr>
-                <w:rFonts w:ascii="Arial" w:hAnsi="Arial" w:eastAsia="Arial"/>
-                <w:sz w:val="18"/>
-              </w:rPr>
-            </w:r>
-            <w:r>
-              <w:rPr>
-                <w:rFonts w:ascii="Arial" w:hAnsi="Arial" w:eastAsia="Arial"/>
+                <w:rFonts w:ascii="Arial" w:hAnsi="Arial" w:eastAsia="Arial" w:cs="Tahoma"/>
+                <w:sz w:val="18"/>
+              </w:rPr>
+            </w:r>
+            <w:r>
+              <w:rPr>
+                <w:rFonts w:ascii="Arial" w:hAnsi="Arial" w:eastAsia="Arial" w:cs="Tahoma"/>
                 <w:sz w:val="18"/>
               </w:rPr>
               <w:t>ลำดับการอ่าน</w:t>
@@ -185,13 +185,13 @@
             </w:pPr>
             <w:r>
               <w:rPr>
-                <w:rFonts w:ascii="Arial" w:hAnsi="Arial" w:eastAsia="Arial"/>
-                <w:sz w:val="18"/>
-              </w:rPr>
-            </w:r>
-            <w:r>
-              <w:rPr>
-                <w:rFonts w:ascii="Arial" w:hAnsi="Arial" w:eastAsia="Arial"/>
+                <w:rFonts w:ascii="Arial" w:hAnsi="Arial" w:eastAsia="Arial" w:cs="Tahoma"/>
+                <w:sz w:val="18"/>
+              </w:rPr>
+            </w:r>
+            <w:r>
+              <w:rPr>
+                <w:rFonts w:ascii="Arial" w:hAnsi="Arial" w:eastAsia="Arial" w:cs="Tahoma"/>
                 <w:sz w:val="18"/>
               </w:rPr>
               <w:t>เริ่มจาก Overview และ Scope จากนั้นตรวจ Field/Validation, Implementation, Contract, Processing Flow, Acceptance Criteria และ Test Checklist ตามลำดับ</w:t>
@@ -215,13 +215,13 @@
             </w:pPr>
             <w:r>
               <w:rPr>
-                <w:rFonts w:ascii="Arial" w:hAnsi="Arial" w:eastAsia="Arial"/>
-                <w:sz w:val="18"/>
-              </w:rPr>
-            </w:r>
-            <w:r>
-              <w:rPr>
-                <w:rFonts w:ascii="Arial" w:hAnsi="Arial" w:eastAsia="Arial"/>
+                <w:rFonts w:ascii="Arial" w:hAnsi="Arial" w:eastAsia="Arial" w:cs="Tahoma"/>
+                <w:sz w:val="18"/>
+              </w:rPr>
+            </w:r>
+            <w:r>
+              <w:rPr>
+                <w:rFonts w:ascii="Arial" w:hAnsi="Arial" w:eastAsia="Arial" w:cs="Tahoma"/>
                 <w:sz w:val="18"/>
               </w:rPr>
               <w:t>ผลลัพธ์ที่คาดหวัง</w:t>
@@ -240,13 +240,13 @@
             </w:pPr>
             <w:r>
               <w:rPr>
-                <w:rFonts w:ascii="Arial" w:hAnsi="Arial" w:eastAsia="Arial"/>
-                <w:sz w:val="18"/>
-              </w:rPr>
-            </w:r>
-            <w:r>
-              <w:rPr>
-                <w:rFonts w:ascii="Arial" w:hAnsi="Arial" w:eastAsia="Arial"/>
+                <w:rFonts w:ascii="Arial" w:hAnsi="Arial" w:eastAsia="Arial" w:cs="Tahoma"/>
+                <w:sz w:val="18"/>
+              </w:rPr>
+            </w:r>
+            <w:r>
+              <w:rPr>
+                <w:rFonts w:ascii="Arial" w:hAnsi="Arial" w:eastAsia="Arial" w:cs="Tahoma"/>
                 <w:sz w:val="18"/>
               </w:rPr>
               <w:t>ผู้อ่านสามารถระบุ input, ขั้นตอนประมวลผล, output, เงื่อนไขผิดพลาด และหลักฐานการทดสอบได้จากเนื้อหาในฉบับเดียว</w:t>
@@ -301,7 +301,7 @@
             <w:r/>
             <w:r>
               <w:rPr>
-                <w:rFonts w:ascii="Arial" w:hAnsi="Arial" w:eastAsia="Arial"/>
+                <w:rFonts w:ascii="Arial" w:hAnsi="Arial" w:eastAsia="Arial" w:cs="Tahoma"/>
                 <w:b/>
                 <w:sz w:val="18"/>
               </w:rPr>
@@ -323,7 +323,7 @@
             <w:r/>
             <w:r>
               <w:rPr>
-                <w:rFonts w:ascii="Arial" w:hAnsi="Arial" w:eastAsia="Arial"/>
+                <w:rFonts w:ascii="Arial" w:hAnsi="Arial" w:eastAsia="Arial" w:cs="Tahoma"/>
                 <w:b/>
                 <w:sz w:val="18"/>
               </w:rPr>
@@ -348,13 +348,13 @@
             </w:pPr>
             <w:r>
               <w:rPr>
-                <w:rFonts w:ascii="Arial" w:hAnsi="Arial" w:eastAsia="Arial"/>
-                <w:sz w:val="18"/>
-              </w:rPr>
-            </w:r>
-            <w:r>
-              <w:rPr>
-                <w:rFonts w:ascii="Arial" w:hAnsi="Arial" w:eastAsia="Arial"/>
+                <w:rFonts w:ascii="Arial" w:hAnsi="Arial" w:eastAsia="Arial" w:cs="Tahoma"/>
+                <w:sz w:val="18"/>
+              </w:rPr>
+            </w:r>
+            <w:r>
+              <w:rPr>
+                <w:rFonts w:ascii="Arial" w:hAnsi="Arial" w:eastAsia="Arial" w:cs="Tahoma"/>
                 <w:sz w:val="18"/>
               </w:rPr>
               <w:t>Track</w:t>
@@ -373,13 +373,13 @@
             </w:pPr>
             <w:r>
               <w:rPr>
-                <w:rFonts w:ascii="Arial" w:hAnsi="Arial" w:eastAsia="Arial"/>
-                <w:sz w:val="18"/>
-              </w:rPr>
-            </w:r>
-            <w:r>
-              <w:rPr>
-                <w:rFonts w:ascii="Arial" w:hAnsi="Arial" w:eastAsia="Arial"/>
+                <w:rFonts w:ascii="Arial" w:hAnsi="Arial" w:eastAsia="Arial" w:cs="Tahoma"/>
+                <w:sz w:val="18"/>
+              </w:rPr>
+            </w:r>
+            <w:r>
+              <w:rPr>
+                <w:rFonts w:ascii="Arial" w:hAnsi="Arial" w:eastAsia="Arial" w:cs="Tahoma"/>
                 <w:sz w:val="18"/>
               </w:rPr>
               <w:t>BE</w:t>
@@ -403,13 +403,13 @@
             </w:pPr>
             <w:r>
               <w:rPr>
-                <w:rFonts w:ascii="Arial" w:hAnsi="Arial" w:eastAsia="Arial"/>
-                <w:sz w:val="18"/>
-              </w:rPr>
-            </w:r>
-            <w:r>
-              <w:rPr>
-                <w:rFonts w:ascii="Arial" w:hAnsi="Arial" w:eastAsia="Arial"/>
+                <w:rFonts w:ascii="Arial" w:hAnsi="Arial" w:eastAsia="Arial" w:cs="Tahoma"/>
+                <w:sz w:val="18"/>
+              </w:rPr>
+            </w:r>
+            <w:r>
+              <w:rPr>
+                <w:rFonts w:ascii="Arial" w:hAnsi="Arial" w:eastAsia="Arial" w:cs="Tahoma"/>
                 <w:sz w:val="18"/>
               </w:rPr>
               <w:t>Estimate</w:t>
@@ -428,16 +428,24 @@
             </w:pPr>
             <w:r>
               <w:rPr>
-                <w:rFonts w:ascii="Arial" w:hAnsi="Arial" w:eastAsia="Arial"/>
-                <w:sz w:val="18"/>
-              </w:rPr>
-            </w:r>
-            <w:r>
-              <w:rPr>
-                <w:rFonts w:ascii="Arial" w:hAnsi="Arial" w:eastAsia="Arial"/>
-                <w:sz w:val="18"/>
-              </w:rPr>
-              <w:t>20 ชั่วโมง</w:t>
+                <w:rFonts w:ascii="Arial" w:hAnsi="Arial" w:eastAsia="Arial" w:cs="Tahoma"/>
+                <w:sz w:val="18"/>
+              </w:rPr>
+            </w:r>
+            <w:r>
+              <w:rPr>
+                <w:rFonts w:ascii="Arial" w:hAnsi="Arial" w:eastAsia="Arial" w:cs="Tahoma"/>
+                <w:b/>
+                <w:sz w:val="18"/>
+              </w:rPr>
+              <w:t>26 ชั่วโมง</w:t>
+            </w:r>
+            <w:r>
+              <w:rPr>
+                <w:rFonts w:ascii="Arial" w:hAnsi="Arial" w:eastAsia="Arial" w:cs="Tahoma"/>
+                <w:sz w:val="18"/>
+              </w:rPr>
+              <w:t xml:space="preserve"> = implementation 20 + unit test 6 (30%)</w:t>
             </w:r>
           </w:p>
         </w:tc>
@@ -458,13 +466,13 @@
             </w:pPr>
             <w:r>
               <w:rPr>
-                <w:rFonts w:ascii="Arial" w:hAnsi="Arial" w:eastAsia="Arial"/>
-                <w:sz w:val="18"/>
-              </w:rPr>
-            </w:r>
-            <w:r>
-              <w:rPr>
-                <w:rFonts w:ascii="Arial" w:hAnsi="Arial" w:eastAsia="Arial"/>
+                <w:rFonts w:ascii="Arial" w:hAnsi="Arial" w:eastAsia="Arial" w:cs="Tahoma"/>
+                <w:sz w:val="18"/>
+              </w:rPr>
+            </w:r>
+            <w:r>
+              <w:rPr>
+                <w:rFonts w:ascii="Arial" w:hAnsi="Arial" w:eastAsia="Arial" w:cs="Tahoma"/>
                 <w:sz w:val="18"/>
               </w:rPr>
               <w:t>Owner</w:t>
@@ -483,13 +491,13 @@
             </w:pPr>
             <w:r>
               <w:rPr>
-                <w:rFonts w:ascii="Arial" w:hAnsi="Arial" w:eastAsia="Arial"/>
-                <w:sz w:val="18"/>
-              </w:rPr>
-            </w:r>
-            <w:r>
-              <w:rPr>
-                <w:rFonts w:ascii="Arial" w:hAnsi="Arial" w:eastAsia="Arial"/>
+                <w:rFonts w:ascii="Arial" w:hAnsi="Arial" w:eastAsia="Arial" w:cs="Tahoma"/>
+                <w:sz w:val="18"/>
+              </w:rPr>
+            </w:r>
+            <w:r>
+              <w:rPr>
+                <w:rFonts w:ascii="Arial" w:hAnsi="Arial" w:eastAsia="Arial" w:cs="Tahoma"/>
                 <w:sz w:val="18"/>
               </w:rPr>
               <w:t>Butsaba &lt;But&gt; Podamrong</w:t>
@@ -513,16 +521,16 @@
             </w:pPr>
             <w:r>
               <w:rPr>
-                <w:rFonts w:ascii="Arial" w:hAnsi="Arial" w:eastAsia="Arial"/>
-                <w:sz w:val="18"/>
-              </w:rPr>
-            </w:r>
-            <w:r>
-              <w:rPr>
-                <w:rFonts w:ascii="Arial" w:hAnsi="Arial" w:eastAsia="Arial"/>
-                <w:sz w:val="18"/>
-              </w:rPr>
-              <w:t>Objective</w:t>
+                <w:rFonts w:ascii="Arial" w:hAnsi="Arial" w:eastAsia="Arial" w:cs="Tahoma"/>
+                <w:sz w:val="18"/>
+              </w:rPr>
+            </w:r>
+            <w:r>
+              <w:rPr>
+                <w:rFonts w:ascii="Arial" w:hAnsi="Arial" w:eastAsia="Arial" w:cs="Tahoma"/>
+                <w:sz w:val="18"/>
+              </w:rPr>
+              <w:t>Target repository</w:t>
             </w:r>
           </w:p>
         </w:tc>
@@ -538,13 +546,103 @@
             </w:pPr>
             <w:r>
               <w:rPr>
-                <w:rFonts w:ascii="Arial" w:hAnsi="Arial" w:eastAsia="Arial"/>
-                <w:sz w:val="18"/>
-              </w:rPr>
-            </w:r>
-            <w:r>
-              <w:rPr>
-                <w:rFonts w:ascii="Arial" w:hAnsi="Arial" w:eastAsia="Arial"/>
+                <w:rFonts w:ascii="Arial" w:hAnsi="Arial" w:eastAsia="Arial" w:cs="Tahoma"/>
+                <w:sz w:val="18"/>
+              </w:rPr>
+            </w:r>
+            <w:r>
+              <w:rPr>
+                <w:rFonts w:ascii="Courier New" w:hAnsi="Courier New" w:eastAsia="Courier New" w:cs="Tahoma"/>
+                <w:sz w:val="18"/>
+              </w:rPr>
+              <w:t>SBP/srm-sps-spsap-store-backend</w:t>
+            </w:r>
+            <w:r>
+              <w:rPr>
+                <w:rFonts w:ascii="Arial" w:hAnsi="Arial" w:eastAsia="Arial" w:cs="Tahoma"/>
+                <w:sz w:val="18"/>
+              </w:rPr>
+              <w:t xml:space="preserve"> (NestJS + TypeORM · schema </w:t>
+            </w:r>
+            <w:r>
+              <w:rPr>
+                <w:rFonts w:ascii="Courier New" w:hAnsi="Courier New" w:eastAsia="Courier New" w:cs="Tahoma"/>
+                <w:sz w:val="18"/>
+              </w:rPr>
+              <w:t>sps_store</w:t>
+            </w:r>
+            <w:r>
+              <w:rPr>
+                <w:rFonts w:ascii="Arial" w:hAnsi="Arial" w:eastAsia="Arial" w:cs="Tahoma"/>
+                <w:sz w:val="18"/>
+              </w:rPr>
+              <w:t xml:space="preserve">) + </w:t>
+            </w:r>
+            <w:r>
+              <w:rPr>
+                <w:rFonts w:ascii="Courier New" w:hAnsi="Courier New" w:eastAsia="Courier New" w:cs="Tahoma"/>
+                <w:sz w:val="18"/>
+              </w:rPr>
+              <w:t>SBP/srm-sps-spsap-sbp-bff</w:t>
+            </w:r>
+            <w:r>
+              <w:rPr>
+                <w:rFonts w:ascii="Arial" w:hAnsi="Arial" w:eastAsia="Arial" w:cs="Tahoma"/>
+                <w:sz w:val="18"/>
+              </w:rPr>
+              <w:t xml:space="preserve"> (forward ผ่าน client service · ไม่มี DB) สำหรับเส้นที่ FE เรียก</w:t>
+            </w:r>
+          </w:p>
+        </w:tc>
+      </w:tr>
+      <w:tr>
+        <w:trPr>
+          <w:cantSplit/>
+        </w:trPr>
+        <w:tc>
+          <w:tcPr>
+            <w:tcW w:type="dxa" w:w="5040"/>
+            <w:vAlign w:val="center"/>
+          </w:tcPr>
+          <w:p>
+            <w:pPr>
+              <w:keepLines/>
+              <w:spacing w:after="0"/>
+            </w:pPr>
+            <w:r>
+              <w:rPr>
+                <w:rFonts w:ascii="Arial" w:hAnsi="Arial" w:eastAsia="Arial" w:cs="Tahoma"/>
+                <w:sz w:val="18"/>
+              </w:rPr>
+            </w:r>
+            <w:r>
+              <w:rPr>
+                <w:rFonts w:ascii="Arial" w:hAnsi="Arial" w:eastAsia="Arial" w:cs="Tahoma"/>
+                <w:sz w:val="18"/>
+              </w:rPr>
+              <w:t>Objective</w:t>
+            </w:r>
+          </w:p>
+        </w:tc>
+        <w:tc>
+          <w:tcPr>
+            <w:tcW w:type="dxa" w:w="5040"/>
+            <w:vAlign w:val="center"/>
+          </w:tcPr>
+          <w:p>
+            <w:pPr>
+              <w:keepLines/>
+              <w:spacing w:after="0"/>
+            </w:pPr>
+            <w:r>
+              <w:rPr>
+                <w:rFonts w:ascii="Arial" w:hAnsi="Arial" w:eastAsia="Arial" w:cs="Tahoma"/>
+                <w:sz w:val="18"/>
+              </w:rPr>
+            </w:r>
+            <w:r>
+              <w:rPr>
+                <w:rFonts w:ascii="Arial" w:hAnsi="Arial" w:eastAsia="Arial" w:cs="Tahoma"/>
                 <w:sz w:val="18"/>
               </w:rPr>
               <w:t>ออกแบบ APIs สำหรับงานรอดำเนินการและค้นหาเอกสารที่เกี่ยวข้อง</w:t>
@@ -613,6 +711,25 @@
       </w:pPr>
       <w:r>
         <w:t>Abnormal row support</w:t>
+      </w:r>
+    </w:p>
+    <w:p>
+      <w:pPr>
+        <w:pStyle w:val="Heading1"/>
+        <w:keepNext/>
+        <w:keepLines/>
+        <w:pageBreakBefore w:val="0"/>
+      </w:pPr>
+      <w:r>
+        <w:t>3. Screenshot Reference</w:t>
+      </w:r>
+    </w:p>
+    <w:p>
+      <w:pPr>
+        <w:keepNext w:val="0"/>
+      </w:pPr>
+      <w:r>
+        <w:t>ไม่มีภาพหน้าจอสำหรับหัวข้อนี้ — เป็นเอกสารฝั่ง Backend/Batch ที่ไม่มี UI (ภาพหน้าจอทั้งหมดอยู่ในเอกสารชุด FE)</w:t>
       </w:r>
     </w:p>
     <w:p>
@@ -721,7 +838,7 @@
             <w:r/>
             <w:r>
               <w:rPr>
-                <w:rFonts w:ascii="Arial" w:hAnsi="Arial" w:eastAsia="Arial"/>
+                <w:rFonts w:ascii="Arial" w:hAnsi="Arial" w:eastAsia="Arial" w:cs="Tahoma"/>
                 <w:b/>
                 <w:sz w:val="18"/>
               </w:rPr>
@@ -743,7 +860,7 @@
             <w:r/>
             <w:r>
               <w:rPr>
-                <w:rFonts w:ascii="Arial" w:hAnsi="Arial" w:eastAsia="Arial"/>
+                <w:rFonts w:ascii="Arial" w:hAnsi="Arial" w:eastAsia="Arial" w:cs="Tahoma"/>
                 <w:b/>
                 <w:sz w:val="18"/>
               </w:rPr>
@@ -765,7 +882,7 @@
             <w:r/>
             <w:r>
               <w:rPr>
-                <w:rFonts w:ascii="Arial" w:hAnsi="Arial" w:eastAsia="Arial"/>
+                <w:rFonts w:ascii="Arial" w:hAnsi="Arial" w:eastAsia="Arial" w:cs="Tahoma"/>
                 <w:b/>
                 <w:sz w:val="18"/>
               </w:rPr>
@@ -787,7 +904,7 @@
             <w:r/>
             <w:r>
               <w:rPr>
-                <w:rFonts w:ascii="Arial" w:hAnsi="Arial" w:eastAsia="Arial"/>
+                <w:rFonts w:ascii="Arial" w:hAnsi="Arial" w:eastAsia="Arial" w:cs="Tahoma"/>
                 <w:b/>
                 <w:sz w:val="18"/>
               </w:rPr>
@@ -812,13 +929,13 @@
             </w:pPr>
             <w:r>
               <w:rPr>
-                <w:rFonts w:ascii="Arial" w:hAnsi="Arial" w:eastAsia="Arial"/>
-                <w:sz w:val="18"/>
-              </w:rPr>
-            </w:r>
-            <w:r>
-              <w:rPr>
-                <w:rFonts w:ascii="Arial" w:hAnsi="Arial" w:eastAsia="Arial"/>
+                <w:rFonts w:ascii="Arial" w:hAnsi="Arial" w:eastAsia="Arial" w:cs="Tahoma"/>
+                <w:sz w:val="18"/>
+              </w:rPr>
+            </w:r>
+            <w:r>
+              <w:rPr>
+                <w:rFonts w:ascii="Arial" w:hAnsi="Arial" w:eastAsia="Arial" w:cs="Tahoma"/>
                 <w:sz w:val="18"/>
               </w:rPr>
               <w:t>docNo</w:t>
@@ -837,13 +954,13 @@
             </w:pPr>
             <w:r>
               <w:rPr>
-                <w:rFonts w:ascii="Arial" w:hAnsi="Arial" w:eastAsia="Arial"/>
-                <w:sz w:val="18"/>
-              </w:rPr>
-            </w:r>
-            <w:r>
-              <w:rPr>
-                <w:rFonts w:ascii="Arial" w:hAnsi="Arial" w:eastAsia="Arial"/>
+                <w:rFonts w:ascii="Arial" w:hAnsi="Arial" w:eastAsia="Arial" w:cs="Tahoma"/>
+                <w:sz w:val="18"/>
+              </w:rPr>
+            </w:r>
+            <w:r>
+              <w:rPr>
+                <w:rFonts w:ascii="Arial" w:hAnsi="Arial" w:eastAsia="Arial" w:cs="Tahoma"/>
                 <w:sz w:val="18"/>
               </w:rPr>
               <w:t>YYYY/xxxxx</w:t>
@@ -862,13 +979,13 @@
             </w:pPr>
             <w:r>
               <w:rPr>
-                <w:rFonts w:ascii="Arial" w:hAnsi="Arial" w:eastAsia="Arial"/>
-                <w:sz w:val="18"/>
-              </w:rPr>
-            </w:r>
-            <w:r>
-              <w:rPr>
-                <w:rFonts w:ascii="Arial" w:hAnsi="Arial" w:eastAsia="Arial"/>
+                <w:rFonts w:ascii="Arial" w:hAnsi="Arial" w:eastAsia="Arial" w:cs="Tahoma"/>
+                <w:sz w:val="18"/>
+              </w:rPr>
+            </w:r>
+            <w:r>
+              <w:rPr>
+                <w:rFonts w:ascii="Arial" w:hAnsi="Arial" w:eastAsia="Arial" w:cs="Tahoma"/>
                 <w:sz w:val="18"/>
               </w:rPr>
               <w:t>required when opening existing document</w:t>
@@ -887,20 +1004,20 @@
             </w:pPr>
             <w:r>
               <w:rPr>
-                <w:rFonts w:ascii="Arial" w:hAnsi="Arial" w:eastAsia="Arial"/>
-                <w:sz w:val="18"/>
-              </w:rPr>
-            </w:r>
-            <w:r>
-              <w:rPr>
-                <w:rFonts w:ascii="Arial" w:hAnsi="Arial" w:eastAsia="Arial"/>
+                <w:rFonts w:ascii="Arial" w:hAnsi="Arial" w:eastAsia="Arial" w:cs="Tahoma"/>
+                <w:sz w:val="18"/>
+              </w:rPr>
+            </w:r>
+            <w:r>
+              <w:rPr>
+                <w:rFonts w:ascii="Arial" w:hAnsi="Arial" w:eastAsia="Arial" w:cs="Tahoma"/>
                 <w:sz w:val="18"/>
               </w:rPr>
               <w:t xml:space="preserve">ใช้ปี </w:t>
             </w:r>
             <w:r>
               <w:rPr>
-                <w:rFonts w:ascii="Arial" w:hAnsi="Arial" w:eastAsia="Arial"/>
+                <w:rFonts w:ascii="Arial" w:hAnsi="Arial" w:eastAsia="Arial" w:cs="Tahoma"/>
                 <w:b/>
                 <w:sz w:val="18"/>
               </w:rPr>
@@ -908,7 +1025,7 @@
             </w:r>
             <w:r>
               <w:rPr>
-                <w:rFonts w:ascii="Arial" w:hAnsi="Arial" w:eastAsia="Arial"/>
+                <w:rFonts w:ascii="Arial" w:hAnsi="Arial" w:eastAsia="Arial" w:cs="Tahoma"/>
                 <w:sz w:val="18"/>
               </w:rPr>
               <w:t xml:space="preserve"> และ running 5 หลัก (มติ 2026-08-06)</w:t>
@@ -932,13 +1049,13 @@
             </w:pPr>
             <w:r>
               <w:rPr>
-                <w:rFonts w:ascii="Arial" w:hAnsi="Arial" w:eastAsia="Arial"/>
-                <w:sz w:val="18"/>
-              </w:rPr>
-            </w:r>
-            <w:r>
-              <w:rPr>
-                <w:rFonts w:ascii="Arial" w:hAnsi="Arial" w:eastAsia="Arial"/>
+                <w:rFonts w:ascii="Arial" w:hAnsi="Arial" w:eastAsia="Arial" w:cs="Tahoma"/>
+                <w:sz w:val="18"/>
+              </w:rPr>
+            </w:r>
+            <w:r>
+              <w:rPr>
+                <w:rFonts w:ascii="Arial" w:hAnsi="Arial" w:eastAsia="Arial" w:cs="Tahoma"/>
                 <w:sz w:val="18"/>
               </w:rPr>
               <w:t>storeCode</w:t>
@@ -957,13 +1074,13 @@
             </w:pPr>
             <w:r>
               <w:rPr>
-                <w:rFonts w:ascii="Arial" w:hAnsi="Arial" w:eastAsia="Arial"/>
-                <w:sz w:val="18"/>
-              </w:rPr>
-            </w:r>
-            <w:r>
-              <w:rPr>
-                <w:rFonts w:ascii="Arial" w:hAnsi="Arial" w:eastAsia="Arial"/>
+                <w:rFonts w:ascii="Arial" w:hAnsi="Arial" w:eastAsia="Arial" w:cs="Tahoma"/>
+                <w:sz w:val="18"/>
+              </w:rPr>
+            </w:r>
+            <w:r>
+              <w:rPr>
+                <w:rFonts w:ascii="Arial" w:hAnsi="Arial" w:eastAsia="Arial" w:cs="Tahoma"/>
                 <w:sz w:val="18"/>
               </w:rPr>
               <w:t>string 5 digits</w:t>
@@ -982,13 +1099,13 @@
             </w:pPr>
             <w:r>
               <w:rPr>
-                <w:rFonts w:ascii="Arial" w:hAnsi="Arial" w:eastAsia="Arial"/>
-                <w:sz w:val="18"/>
-              </w:rPr>
-            </w:r>
-            <w:r>
-              <w:rPr>
-                <w:rFonts w:ascii="Arial" w:hAnsi="Arial" w:eastAsia="Arial"/>
+                <w:rFonts w:ascii="Arial" w:hAnsi="Arial" w:eastAsia="Arial" w:cs="Tahoma"/>
+                <w:sz w:val="18"/>
+              </w:rPr>
+            </w:r>
+            <w:r>
+              <w:rPr>
+                <w:rFonts w:ascii="Arial" w:hAnsi="Arial" w:eastAsia="Arial" w:cs="Tahoma"/>
                 <w:sz w:val="18"/>
               </w:rPr>
               <w:t>numeric length = 5</w:t>
@@ -1007,13 +1124,13 @@
             </w:pPr>
             <w:r>
               <w:rPr>
-                <w:rFonts w:ascii="Arial" w:hAnsi="Arial" w:eastAsia="Arial"/>
-                <w:sz w:val="18"/>
-              </w:rPr>
-            </w:r>
-            <w:r>
-              <w:rPr>
-                <w:rFonts w:ascii="Arial" w:hAnsi="Arial" w:eastAsia="Arial"/>
+                <w:rFonts w:ascii="Arial" w:hAnsi="Arial" w:eastAsia="Arial" w:cs="Tahoma"/>
+                <w:sz w:val="18"/>
+              </w:rPr>
+            </w:r>
+            <w:r>
+              <w:rPr>
+                <w:rFonts w:ascii="Arial" w:hAnsi="Arial" w:eastAsia="Arial" w:cs="Tahoma"/>
                 <w:sz w:val="18"/>
               </w:rPr>
               <w:t>แสดง leading zero</w:t>
@@ -1037,13 +1154,13 @@
             </w:pPr>
             <w:r>
               <w:rPr>
-                <w:rFonts w:ascii="Arial" w:hAnsi="Arial" w:eastAsia="Arial"/>
-                <w:sz w:val="18"/>
-              </w:rPr>
-            </w:r>
-            <w:r>
-              <w:rPr>
-                <w:rFonts w:ascii="Arial" w:hAnsi="Arial" w:eastAsia="Arial"/>
+                <w:rFonts w:ascii="Arial" w:hAnsi="Arial" w:eastAsia="Arial" w:cs="Tahoma"/>
+                <w:sz w:val="18"/>
+              </w:rPr>
+            </w:r>
+            <w:r>
+              <w:rPr>
+                <w:rFonts w:ascii="Arial" w:hAnsi="Arial" w:eastAsia="Arial" w:cs="Tahoma"/>
                 <w:sz w:val="18"/>
               </w:rPr>
               <w:t>amount</w:t>
@@ -1062,13 +1179,13 @@
             </w:pPr>
             <w:r>
               <w:rPr>
-                <w:rFonts w:ascii="Arial" w:hAnsi="Arial" w:eastAsia="Arial"/>
-                <w:sz w:val="18"/>
-              </w:rPr>
-            </w:r>
-            <w:r>
-              <w:rPr>
-                <w:rFonts w:ascii="Arial" w:hAnsi="Arial" w:eastAsia="Arial"/>
+                <w:rFonts w:ascii="Arial" w:hAnsi="Arial" w:eastAsia="Arial" w:cs="Tahoma"/>
+                <w:sz w:val="18"/>
+              </w:rPr>
+            </w:r>
+            <w:r>
+              <w:rPr>
+                <w:rFonts w:ascii="Arial" w:hAnsi="Arial" w:eastAsia="Arial" w:cs="Tahoma"/>
                 <w:sz w:val="18"/>
               </w:rPr>
               <w:t>number, 2 decimals</w:t>
@@ -1087,13 +1204,13 @@
             </w:pPr>
             <w:r>
               <w:rPr>
-                <w:rFonts w:ascii="Arial" w:hAnsi="Arial" w:eastAsia="Arial"/>
-                <w:sz w:val="18"/>
-              </w:rPr>
-            </w:r>
-            <w:r>
-              <w:rPr>
-                <w:rFonts w:ascii="Arial" w:hAnsi="Arial" w:eastAsia="Arial"/>
+                <w:rFonts w:ascii="Arial" w:hAnsi="Arial" w:eastAsia="Arial" w:cs="Tahoma"/>
+                <w:sz w:val="18"/>
+              </w:rPr>
+            </w:r>
+            <w:r>
+              <w:rPr>
+                <w:rFonts w:ascii="Arial" w:hAnsi="Arial" w:eastAsia="Arial" w:cs="Tahoma"/>
                 <w:sz w:val="18"/>
               </w:rPr>
               <w:t>&gt;= 0</w:t>
@@ -1112,27 +1229,27 @@
             </w:pPr>
             <w:r>
               <w:rPr>
-                <w:rFonts w:ascii="Arial" w:hAnsi="Arial" w:eastAsia="Arial"/>
-                <w:sz w:val="18"/>
-              </w:rPr>
-            </w:r>
-            <w:r>
-              <w:rPr>
-                <w:rFonts w:ascii="Arial" w:hAnsi="Arial" w:eastAsia="Arial"/>
+                <w:rFonts w:ascii="Arial" w:hAnsi="Arial" w:eastAsia="Arial" w:cs="Tahoma"/>
+                <w:sz w:val="18"/>
+              </w:rPr>
+            </w:r>
+            <w:r>
+              <w:rPr>
+                <w:rFonts w:ascii="Arial" w:hAnsi="Arial" w:eastAsia="Arial" w:cs="Tahoma"/>
                 <w:sz w:val="18"/>
               </w:rPr>
               <w:t xml:space="preserve">format </w:t>
             </w:r>
             <w:r>
               <w:rPr>
-                <w:rFonts w:ascii="Courier New" w:hAnsi="Courier New" w:eastAsia="Arial"/>
+                <w:rFonts w:ascii="Courier New" w:hAnsi="Courier New" w:eastAsia="Courier New" w:cs="Tahoma"/>
                 <w:sz w:val="18"/>
               </w:rPr>
               <w:t>#,##0.00</w:t>
             </w:r>
             <w:r>
               <w:rPr>
-                <w:rFonts w:ascii="Arial" w:hAnsi="Arial" w:eastAsia="Arial"/>
+                <w:rFonts w:ascii="Arial" w:hAnsi="Arial" w:eastAsia="Arial" w:cs="Tahoma"/>
                 <w:sz w:val="18"/>
               </w:rPr>
               <w:t xml:space="preserve"> บาท</w:t>
@@ -1156,13 +1273,13 @@
             </w:pPr>
             <w:r>
               <w:rPr>
-                <w:rFonts w:ascii="Arial" w:hAnsi="Arial" w:eastAsia="Arial"/>
-                <w:sz w:val="18"/>
-              </w:rPr>
-            </w:r>
-            <w:r>
-              <w:rPr>
-                <w:rFonts w:ascii="Arial" w:hAnsi="Arial" w:eastAsia="Arial"/>
+                <w:rFonts w:ascii="Arial" w:hAnsi="Arial" w:eastAsia="Arial" w:cs="Tahoma"/>
+                <w:sz w:val="18"/>
+              </w:rPr>
+            </w:r>
+            <w:r>
+              <w:rPr>
+                <w:rFonts w:ascii="Arial" w:hAnsi="Arial" w:eastAsia="Arial" w:cs="Tahoma"/>
                 <w:sz w:val="18"/>
               </w:rPr>
               <w:t>percent</w:t>
@@ -1181,13 +1298,13 @@
             </w:pPr>
             <w:r>
               <w:rPr>
-                <w:rFonts w:ascii="Arial" w:hAnsi="Arial" w:eastAsia="Arial"/>
-                <w:sz w:val="18"/>
-              </w:rPr>
-            </w:r>
-            <w:r>
-              <w:rPr>
-                <w:rFonts w:ascii="Arial" w:hAnsi="Arial" w:eastAsia="Arial"/>
+                <w:rFonts w:ascii="Arial" w:hAnsi="Arial" w:eastAsia="Arial" w:cs="Tahoma"/>
+                <w:sz w:val="18"/>
+              </w:rPr>
+            </w:r>
+            <w:r>
+              <w:rPr>
+                <w:rFonts w:ascii="Arial" w:hAnsi="Arial" w:eastAsia="Arial" w:cs="Tahoma"/>
                 <w:sz w:val="18"/>
               </w:rPr>
               <w:t>number, 2 decimals</w:t>
@@ -1206,13 +1323,13 @@
             </w:pPr>
             <w:r>
               <w:rPr>
-                <w:rFonts w:ascii="Arial" w:hAnsi="Arial" w:eastAsia="Arial"/>
-                <w:sz w:val="18"/>
-              </w:rPr>
-            </w:r>
-            <w:r>
-              <w:rPr>
-                <w:rFonts w:ascii="Arial" w:hAnsi="Arial" w:eastAsia="Arial"/>
+                <w:rFonts w:ascii="Arial" w:hAnsi="Arial" w:eastAsia="Arial" w:cs="Tahoma"/>
+                <w:sz w:val="18"/>
+              </w:rPr>
+            </w:r>
+            <w:r>
+              <w:rPr>
+                <w:rFonts w:ascii="Arial" w:hAnsi="Arial" w:eastAsia="Arial" w:cs="Tahoma"/>
                 <w:sz w:val="18"/>
               </w:rPr>
               <w:t>0-100</w:t>
@@ -1231,27 +1348,27 @@
             </w:pPr>
             <w:r>
               <w:rPr>
-                <w:rFonts w:ascii="Arial" w:hAnsi="Arial" w:eastAsia="Arial"/>
-                <w:sz w:val="18"/>
-              </w:rPr>
-            </w:r>
-            <w:r>
-              <w:rPr>
-                <w:rFonts w:ascii="Arial" w:hAnsi="Arial" w:eastAsia="Arial"/>
+                <w:rFonts w:ascii="Arial" w:hAnsi="Arial" w:eastAsia="Arial" w:cs="Tahoma"/>
+                <w:sz w:val="18"/>
+              </w:rPr>
+            </w:r>
+            <w:r>
+              <w:rPr>
+                <w:rFonts w:ascii="Arial" w:hAnsi="Arial" w:eastAsia="Arial" w:cs="Tahoma"/>
                 <w:sz w:val="18"/>
               </w:rPr>
               <w:t xml:space="preserve">ใช้ </w:t>
             </w:r>
             <w:r>
               <w:rPr>
-                <w:rFonts w:ascii="Courier New" w:hAnsi="Courier New" w:eastAsia="Arial"/>
+                <w:rFonts w:ascii="Courier New" w:hAnsi="Courier New" w:eastAsia="Courier New" w:cs="Tahoma"/>
                 <w:sz w:val="18"/>
               </w:rPr>
               <w:t>%</w:t>
             </w:r>
             <w:r>
               <w:rPr>
-                <w:rFonts w:ascii="Arial" w:hAnsi="Arial" w:eastAsia="Arial"/>
+                <w:rFonts w:ascii="Arial" w:hAnsi="Arial" w:eastAsia="Arial" w:cs="Tahoma"/>
                 <w:sz w:val="18"/>
               </w:rPr>
               <w:t xml:space="preserve"> และรวม allocation ต้องเท่ากับ 100</w:t>
@@ -1275,13 +1392,13 @@
             </w:pPr>
             <w:r>
               <w:rPr>
-                <w:rFonts w:ascii="Arial" w:hAnsi="Arial" w:eastAsia="Arial"/>
-                <w:sz w:val="18"/>
-              </w:rPr>
-            </w:r>
-            <w:r>
-              <w:rPr>
-                <w:rFonts w:ascii="Arial" w:hAnsi="Arial" w:eastAsia="Arial"/>
+                <w:rFonts w:ascii="Arial" w:hAnsi="Arial" w:eastAsia="Arial" w:cs="Tahoma"/>
+                <w:sz w:val="18"/>
+              </w:rPr>
+            </w:r>
+            <w:r>
+              <w:rPr>
+                <w:rFonts w:ascii="Arial" w:hAnsi="Arial" w:eastAsia="Arial" w:cs="Tahoma"/>
                 <w:sz w:val="18"/>
               </w:rPr>
               <w:t>date</w:t>
@@ -1300,13 +1417,13 @@
             </w:pPr>
             <w:r>
               <w:rPr>
-                <w:rFonts w:ascii="Arial" w:hAnsi="Arial" w:eastAsia="Arial"/>
-                <w:sz w:val="18"/>
-              </w:rPr>
-            </w:r>
-            <w:r>
-              <w:rPr>
-                <w:rFonts w:ascii="Arial" w:hAnsi="Arial" w:eastAsia="Arial"/>
+                <w:rFonts w:ascii="Arial" w:hAnsi="Arial" w:eastAsia="Arial" w:cs="Tahoma"/>
+                <w:sz w:val="18"/>
+              </w:rPr>
+            </w:r>
+            <w:r>
+              <w:rPr>
+                <w:rFonts w:ascii="Arial" w:hAnsi="Arial" w:eastAsia="Arial" w:cs="Tahoma"/>
                 <w:sz w:val="18"/>
               </w:rPr>
               <w:t>DD/MM/YYYY</w:t>
@@ -1325,13 +1442,13 @@
             </w:pPr>
             <w:r>
               <w:rPr>
-                <w:rFonts w:ascii="Arial" w:hAnsi="Arial" w:eastAsia="Arial"/>
-                <w:sz w:val="18"/>
-              </w:rPr>
-            </w:r>
-            <w:r>
-              <w:rPr>
-                <w:rFonts w:ascii="Arial" w:hAnsi="Arial" w:eastAsia="Arial"/>
+                <w:rFonts w:ascii="Arial" w:hAnsi="Arial" w:eastAsia="Arial" w:cs="Tahoma"/>
+                <w:sz w:val="18"/>
+              </w:rPr>
+            </w:r>
+            <w:r>
+              <w:rPr>
+                <w:rFonts w:ascii="Arial" w:hAnsi="Arial" w:eastAsia="Arial" w:cs="Tahoma"/>
                 <w:sz w:val="18"/>
               </w:rPr>
               <w:t>valid date</w:t>
@@ -1350,13 +1467,13 @@
             </w:pPr>
             <w:r>
               <w:rPr>
-                <w:rFonts w:ascii="Arial" w:hAnsi="Arial" w:eastAsia="Arial"/>
-                <w:sz w:val="18"/>
-              </w:rPr>
-            </w:r>
-            <w:r>
-              <w:rPr>
-                <w:rFonts w:ascii="Arial" w:hAnsi="Arial" w:eastAsia="Arial"/>
+                <w:rFonts w:ascii="Arial" w:hAnsi="Arial" w:eastAsia="Arial" w:cs="Tahoma"/>
+                <w:sz w:val="18"/>
+              </w:rPr>
+            </w:r>
+            <w:r>
+              <w:rPr>
+                <w:rFonts w:ascii="Arial" w:hAnsi="Arial" w:eastAsia="Arial" w:cs="Tahoma"/>
                 <w:sz w:val="18"/>
               </w:rPr>
               <w:t>payload เป็น ISO ค.ศ. · FE แสดง ค.ศ. เป็นค่าเริ่มต้น (DatePicker buddhistEra=false) แสดง พ.ศ. เฉพาะจุดที่เปิด flag</w:t>
@@ -1380,13 +1497,13 @@
             </w:pPr>
             <w:r>
               <w:rPr>
-                <w:rFonts w:ascii="Arial" w:hAnsi="Arial" w:eastAsia="Arial"/>
-                <w:sz w:val="18"/>
-              </w:rPr>
-            </w:r>
-            <w:r>
-              <w:rPr>
-                <w:rFonts w:ascii="Arial" w:hAnsi="Arial" w:eastAsia="Arial"/>
+                <w:rFonts w:ascii="Arial" w:hAnsi="Arial" w:eastAsia="Arial" w:cs="Tahoma"/>
+                <w:sz w:val="18"/>
+              </w:rPr>
+            </w:r>
+            <w:r>
+              <w:rPr>
+                <w:rFonts w:ascii="Arial" w:hAnsi="Arial" w:eastAsia="Arial" w:cs="Tahoma"/>
                 <w:sz w:val="18"/>
               </w:rPr>
               <w:t>attachment</w:t>
@@ -1405,13 +1522,13 @@
             </w:pPr>
             <w:r>
               <w:rPr>
-                <w:rFonts w:ascii="Arial" w:hAnsi="Arial" w:eastAsia="Arial"/>
-                <w:sz w:val="18"/>
-              </w:rPr>
-            </w:r>
-            <w:r>
-              <w:rPr>
-                <w:rFonts w:ascii="Arial" w:hAnsi="Arial" w:eastAsia="Arial"/>
+                <w:rFonts w:ascii="Arial" w:hAnsi="Arial" w:eastAsia="Arial" w:cs="Tahoma"/>
+                <w:sz w:val="18"/>
+              </w:rPr>
+            </w:r>
+            <w:r>
+              <w:rPr>
+                <w:rFonts w:ascii="Arial" w:hAnsi="Arial" w:eastAsia="Arial" w:cs="Tahoma"/>
                 <w:sz w:val="18"/>
               </w:rPr>
               <w:t>file</w:t>
@@ -1430,13 +1547,13 @@
             </w:pPr>
             <w:r>
               <w:rPr>
-                <w:rFonts w:ascii="Arial" w:hAnsi="Arial" w:eastAsia="Arial"/>
-                <w:sz w:val="18"/>
-              </w:rPr>
-            </w:r>
-            <w:r>
-              <w:rPr>
-                <w:rFonts w:ascii="Arial" w:hAnsi="Arial" w:eastAsia="Arial"/>
+                <w:rFonts w:ascii="Arial" w:hAnsi="Arial" w:eastAsia="Arial" w:cs="Tahoma"/>
+                <w:sz w:val="18"/>
+              </w:rPr>
+            </w:r>
+            <w:r>
+              <w:rPr>
+                <w:rFonts w:ascii="Arial" w:hAnsi="Arial" w:eastAsia="Arial" w:cs="Tahoma"/>
                 <w:sz w:val="18"/>
               </w:rPr>
               <w:t>&lt;= 5 MB</w:t>
@@ -1455,13 +1572,13 @@
             </w:pPr>
             <w:r>
               <w:rPr>
-                <w:rFonts w:ascii="Arial" w:hAnsi="Arial" w:eastAsia="Arial"/>
-                <w:sz w:val="18"/>
-              </w:rPr>
-            </w:r>
-            <w:r>
-              <w:rPr>
-                <w:rFonts w:ascii="Arial" w:hAnsi="Arial" w:eastAsia="Arial"/>
+                <w:rFonts w:ascii="Arial" w:hAnsi="Arial" w:eastAsia="Arial" w:cs="Tahoma"/>
+                <w:sz w:val="18"/>
+              </w:rPr>
+            </w:r>
+            <w:r>
+              <w:rPr>
+                <w:rFonts w:ascii="Arial" w:hAnsi="Arial" w:eastAsia="Arial" w:cs="Tahoma"/>
                 <w:sz w:val="18"/>
               </w:rPr>
               <w:t>รองรับ vsd, dwg, afp, pdf, mda, zip, wav, mp3, gif, jpg, tif, tiff, htm, html, txt, xml, mpg, mov, ivs, doc, docx, xls, xlsx, pps, ppt, pot, csv</w:t>
@@ -1485,13 +1602,13 @@
             </w:pPr>
             <w:r>
               <w:rPr>
-                <w:rFonts w:ascii="Arial" w:hAnsi="Arial" w:eastAsia="Arial"/>
-                <w:sz w:val="18"/>
-              </w:rPr>
-            </w:r>
-            <w:r>
-              <w:rPr>
-                <w:rFonts w:ascii="Arial" w:hAnsi="Arial" w:eastAsia="Arial"/>
+                <w:rFonts w:ascii="Arial" w:hAnsi="Arial" w:eastAsia="Arial" w:cs="Tahoma"/>
+                <w:sz w:val="18"/>
+              </w:rPr>
+            </w:r>
+            <w:r>
+              <w:rPr>
+                <w:rFonts w:ascii="Arial" w:hAnsi="Arial" w:eastAsia="Arial" w:cs="Tahoma"/>
                 <w:sz w:val="18"/>
               </w:rPr>
               <w:t>year</w:t>
@@ -1510,13 +1627,13 @@
             </w:pPr>
             <w:r>
               <w:rPr>
-                <w:rFonts w:ascii="Arial" w:hAnsi="Arial" w:eastAsia="Arial"/>
-                <w:sz w:val="18"/>
-              </w:rPr>
-            </w:r>
-            <w:r>
-              <w:rPr>
-                <w:rFonts w:ascii="Arial" w:hAnsi="Arial" w:eastAsia="Arial"/>
+                <w:rFonts w:ascii="Arial" w:hAnsi="Arial" w:eastAsia="Arial" w:cs="Tahoma"/>
+                <w:sz w:val="18"/>
+              </w:rPr>
+            </w:r>
+            <w:r>
+              <w:rPr>
+                <w:rFonts w:ascii="Arial" w:hAnsi="Arial" w:eastAsia="Arial" w:cs="Tahoma"/>
                 <w:sz w:val="18"/>
               </w:rPr>
               <w:t>ค.ศ. YYYY</w:t>
@@ -1535,13 +1652,13 @@
             </w:pPr>
             <w:r>
               <w:rPr>
-                <w:rFonts w:ascii="Arial" w:hAnsi="Arial" w:eastAsia="Arial"/>
-                <w:sz w:val="18"/>
-              </w:rPr>
-            </w:r>
-            <w:r>
-              <w:rPr>
-                <w:rFonts w:ascii="Arial" w:hAnsi="Arial" w:eastAsia="Arial"/>
+                <w:rFonts w:ascii="Arial" w:hAnsi="Arial" w:eastAsia="Arial" w:cs="Tahoma"/>
+                <w:sz w:val="18"/>
+              </w:rPr>
+            </w:r>
+            <w:r>
+              <w:rPr>
+                <w:rFonts w:ascii="Arial" w:hAnsi="Arial" w:eastAsia="Arial" w:cs="Tahoma"/>
                 <w:sz w:val="18"/>
               </w:rPr>
               <w:t>required for /documents</w:t>
@@ -1560,13 +1677,13 @@
             </w:pPr>
             <w:r>
               <w:rPr>
-                <w:rFonts w:ascii="Arial" w:hAnsi="Arial" w:eastAsia="Arial"/>
-                <w:sz w:val="18"/>
-              </w:rPr>
-            </w:r>
-            <w:r>
-              <w:rPr>
-                <w:rFonts w:ascii="Arial" w:hAnsi="Arial" w:eastAsia="Arial"/>
+                <w:rFonts w:ascii="Arial" w:hAnsi="Arial" w:eastAsia="Arial" w:cs="Tahoma"/>
+                <w:sz w:val="18"/>
+              </w:rPr>
+            </w:r>
+            <w:r>
+              <w:rPr>
+                <w:rFonts w:ascii="Arial" w:hAnsi="Arial" w:eastAsia="Arial" w:cs="Tahoma"/>
                 <w:sz w:val="18"/>
               </w:rPr>
               <w:t>ไม่ระบุคืน 400 ตาม ข้อกำหนดทางธุรกิจ · BE ผ่าน toAD() เผื่อ client ส่ง พ.ศ.</w:t>
@@ -1590,13 +1707,13 @@
             </w:pPr>
             <w:r>
               <w:rPr>
-                <w:rFonts w:ascii="Arial" w:hAnsi="Arial" w:eastAsia="Arial"/>
-                <w:sz w:val="18"/>
-              </w:rPr>
-            </w:r>
-            <w:r>
-              <w:rPr>
-                <w:rFonts w:ascii="Arial" w:hAnsi="Arial" w:eastAsia="Arial"/>
+                <w:rFonts w:ascii="Arial" w:hAnsi="Arial" w:eastAsia="Arial" w:cs="Tahoma"/>
+                <w:sz w:val="18"/>
+              </w:rPr>
+            </w:r>
+            <w:r>
+              <w:rPr>
+                <w:rFonts w:ascii="Arial" w:hAnsi="Arial" w:eastAsia="Arial" w:cs="Tahoma"/>
                 <w:sz w:val="18"/>
               </w:rPr>
               <w:t>page/size</w:t>
@@ -1615,13 +1732,13 @@
             </w:pPr>
             <w:r>
               <w:rPr>
-                <w:rFonts w:ascii="Arial" w:hAnsi="Arial" w:eastAsia="Arial"/>
-                <w:sz w:val="18"/>
-              </w:rPr>
-            </w:r>
-            <w:r>
-              <w:rPr>
-                <w:rFonts w:ascii="Arial" w:hAnsi="Arial" w:eastAsia="Arial"/>
+                <w:rFonts w:ascii="Arial" w:hAnsi="Arial" w:eastAsia="Arial" w:cs="Tahoma"/>
+                <w:sz w:val="18"/>
+              </w:rPr>
+            </w:r>
+            <w:r>
+              <w:rPr>
+                <w:rFonts w:ascii="Arial" w:hAnsi="Arial" w:eastAsia="Arial" w:cs="Tahoma"/>
                 <w:sz w:val="18"/>
               </w:rPr>
               <w:t>integer</w:t>
@@ -1640,13 +1757,13 @@
             </w:pPr>
             <w:r>
               <w:rPr>
-                <w:rFonts w:ascii="Arial" w:hAnsi="Arial" w:eastAsia="Arial"/>
-                <w:sz w:val="18"/>
-              </w:rPr>
-            </w:r>
-            <w:r>
-              <w:rPr>
-                <w:rFonts w:ascii="Arial" w:hAnsi="Arial" w:eastAsia="Arial"/>
+                <w:rFonts w:ascii="Arial" w:hAnsi="Arial" w:eastAsia="Arial" w:cs="Tahoma"/>
+                <w:sz w:val="18"/>
+              </w:rPr>
+            </w:r>
+            <w:r>
+              <w:rPr>
+                <w:rFonts w:ascii="Arial" w:hAnsi="Arial" w:eastAsia="Arial" w:cs="Tahoma"/>
                 <w:sz w:val="18"/>
               </w:rPr>
               <w:t>page&gt;=1 size&lt;=100</w:t>
@@ -1665,13 +1782,13 @@
             </w:pPr>
             <w:r>
               <w:rPr>
-                <w:rFonts w:ascii="Arial" w:hAnsi="Arial" w:eastAsia="Arial"/>
-                <w:sz w:val="18"/>
-              </w:rPr>
-            </w:r>
-            <w:r>
-              <w:rPr>
-                <w:rFonts w:ascii="Arial" w:hAnsi="Arial" w:eastAsia="Arial"/>
+                <w:rFonts w:ascii="Arial" w:hAnsi="Arial" w:eastAsia="Arial" w:cs="Tahoma"/>
+                <w:sz w:val="18"/>
+              </w:rPr>
+            </w:r>
+            <w:r>
+              <w:rPr>
+                <w:rFonts w:ascii="Arial" w:hAnsi="Arial" w:eastAsia="Arial" w:cs="Tahoma"/>
                 <w:sz w:val="18"/>
               </w:rPr>
               <w:t>pagination</w:t>
@@ -1683,13 +1800,13 @@
     <w:p/>
     <w:p>
       <w:pPr>
-        <w:pStyle w:val="Heading1"/>
+        <w:pStyle w:val="Heading2"/>
         <w:keepNext/>
         <w:keepLines/>
         <w:pageBreakBefore w:val="0"/>
       </w:pPr>
       <w:r>
-        <w:t>5.1 Input / Progress / Output Contract</w:t>
+        <w:t>5.9 Input / Progress / Output Contract</w:t>
       </w:r>
     </w:p>
     <w:tbl>
@@ -1721,7 +1838,7 @@
             <w:r/>
             <w:r>
               <w:rPr>
-                <w:rFonts w:ascii="Arial" w:hAnsi="Arial" w:eastAsia="Arial"/>
+                <w:rFonts w:ascii="Arial" w:hAnsi="Arial" w:eastAsia="Arial" w:cs="Tahoma"/>
                 <w:b/>
                 <w:sz w:val="18"/>
               </w:rPr>
@@ -1743,7 +1860,7 @@
             <w:r/>
             <w:r>
               <w:rPr>
-                <w:rFonts w:ascii="Arial" w:hAnsi="Arial" w:eastAsia="Arial"/>
+                <w:rFonts w:ascii="Arial" w:hAnsi="Arial" w:eastAsia="Arial" w:cs="Tahoma"/>
                 <w:b/>
                 <w:sz w:val="18"/>
               </w:rPr>
@@ -1768,13 +1885,13 @@
             </w:pPr>
             <w:r>
               <w:rPr>
-                <w:rFonts w:ascii="Arial" w:hAnsi="Arial" w:eastAsia="Arial"/>
-                <w:sz w:val="18"/>
-              </w:rPr>
-            </w:r>
-            <w:r>
-              <w:rPr>
-                <w:rFonts w:ascii="Arial" w:hAnsi="Arial" w:eastAsia="Arial"/>
+                <w:rFonts w:ascii="Arial" w:hAnsi="Arial" w:eastAsia="Arial" w:cs="Tahoma"/>
+                <w:sz w:val="18"/>
+              </w:rPr>
+            </w:r>
+            <w:r>
+              <w:rPr>
+                <w:rFonts w:ascii="Arial" w:hAnsi="Arial" w:eastAsia="Arial" w:cs="Tahoma"/>
                 <w:sz w:val="18"/>
               </w:rPr>
               <w:t>Input</w:t>
@@ -1793,13 +1910,13 @@
             </w:pPr>
             <w:r>
               <w:rPr>
-                <w:rFonts w:ascii="Arial" w:hAnsi="Arial" w:eastAsia="Arial"/>
-                <w:sz w:val="18"/>
-              </w:rPr>
-            </w:r>
-            <w:r>
-              <w:rPr>
-                <w:rFonts w:ascii="Arial" w:hAnsi="Arial" w:eastAsia="Arial"/>
+                <w:rFonts w:ascii="Arial" w:hAnsi="Arial" w:eastAsia="Arial" w:cs="Tahoma"/>
+                <w:sz w:val="18"/>
+              </w:rPr>
+            </w:r>
+            <w:r>
+              <w:rPr>
+                <w:rFonts w:ascii="Arial" w:hAnsi="Arial" w:eastAsia="Arial" w:cs="Tahoma"/>
                 <w:sz w:val="18"/>
               </w:rPr>
               <w:t>GET /api/v1/tasks; GET /api/v1/documents</w:t>
@@ -1823,13 +1940,13 @@
             </w:pPr>
             <w:r>
               <w:rPr>
-                <w:rFonts w:ascii="Arial" w:hAnsi="Arial" w:eastAsia="Arial"/>
-                <w:sz w:val="18"/>
-              </w:rPr>
-            </w:r>
-            <w:r>
-              <w:rPr>
-                <w:rFonts w:ascii="Arial" w:hAnsi="Arial" w:eastAsia="Arial"/>
+                <w:rFonts w:ascii="Arial" w:hAnsi="Arial" w:eastAsia="Arial" w:cs="Tahoma"/>
+                <w:sz w:val="18"/>
+              </w:rPr>
+            </w:r>
+            <w:r>
+              <w:rPr>
+                <w:rFonts w:ascii="Arial" w:hAnsi="Arial" w:eastAsia="Arial" w:cs="Tahoma"/>
                 <w:sz w:val="18"/>
               </w:rPr>
               <w:t>Progress</w:t>
@@ -1848,13 +1965,13 @@
             </w:pPr>
             <w:r>
               <w:rPr>
-                <w:rFonts w:ascii="Arial" w:hAnsi="Arial" w:eastAsia="Arial"/>
-                <w:sz w:val="18"/>
-              </w:rPr>
-            </w:r>
-            <w:r>
-              <w:rPr>
-                <w:rFonts w:ascii="Arial" w:hAnsi="Arial" w:eastAsia="Arial"/>
+                <w:rFonts w:ascii="Arial" w:hAnsi="Arial" w:eastAsia="Arial" w:cs="Tahoma"/>
+                <w:sz w:val="18"/>
+              </w:rPr>
+            </w:r>
+            <w:r>
+              <w:rPr>
+                <w:rFonts w:ascii="Arial" w:hAnsi="Arial" w:eastAsia="Arial" w:cs="Tahoma"/>
                 <w:sz w:val="18"/>
               </w:rPr>
               <w:t>Read JWT section/role; Validate year for documents; Build filter query; Join impacted_stores</w:t>
@@ -1878,13 +1995,13 @@
             </w:pPr>
             <w:r>
               <w:rPr>
-                <w:rFonts w:ascii="Arial" w:hAnsi="Arial" w:eastAsia="Arial"/>
-                <w:sz w:val="18"/>
-              </w:rPr>
-            </w:r>
-            <w:r>
-              <w:rPr>
-                <w:rFonts w:ascii="Arial" w:hAnsi="Arial" w:eastAsia="Arial"/>
+                <w:rFonts w:ascii="Arial" w:hAnsi="Arial" w:eastAsia="Arial" w:cs="Tahoma"/>
+                <w:sz w:val="18"/>
+              </w:rPr>
+            </w:r>
+            <w:r>
+              <w:rPr>
+                <w:rFonts w:ascii="Arial" w:hAnsi="Arial" w:eastAsia="Arial" w:cs="Tahoma"/>
                 <w:sz w:val="18"/>
               </w:rPr>
               <w:t>Output</w:t>
@@ -1903,13 +2020,13 @@
             </w:pPr>
             <w:r>
               <w:rPr>
-                <w:rFonts w:ascii="Arial" w:hAnsi="Arial" w:eastAsia="Arial"/>
-                <w:sz w:val="18"/>
-              </w:rPr>
-            </w:r>
-            <w:r>
-              <w:rPr>
-                <w:rFonts w:ascii="Arial" w:hAnsi="Arial" w:eastAsia="Arial"/>
+                <w:rFonts w:ascii="Arial" w:hAnsi="Arial" w:eastAsia="Arial" w:cs="Tahoma"/>
+                <w:sz w:val="18"/>
+              </w:rPr>
+            </w:r>
+            <w:r>
+              <w:rPr>
+                <w:rFonts w:ascii="Arial" w:hAnsi="Arial" w:eastAsia="Arial" w:cs="Tahoma"/>
                 <w:sz w:val="18"/>
               </w:rPr>
               <w:t>Rendered UI state or normalized API response with status/message and audit-ready trace reference.</w:t>
@@ -1961,7 +2078,7 @@
             <w:r/>
             <w:r>
               <w:rPr>
-                <w:rFonts w:ascii="Arial" w:hAnsi="Arial" w:eastAsia="Arial"/>
+                <w:rFonts w:ascii="Arial" w:hAnsi="Arial" w:eastAsia="Arial" w:cs="Tahoma"/>
                 <w:b/>
                 <w:sz w:val="18"/>
               </w:rPr>
@@ -1983,7 +2100,7 @@
             <w:r/>
             <w:r>
               <w:rPr>
-                <w:rFonts w:ascii="Arial" w:hAnsi="Arial" w:eastAsia="Arial"/>
+                <w:rFonts w:ascii="Arial" w:hAnsi="Arial" w:eastAsia="Arial" w:cs="Tahoma"/>
                 <w:b/>
                 <w:sz w:val="18"/>
               </w:rPr>
@@ -2005,7 +2122,7 @@
             <w:r/>
             <w:r>
               <w:rPr>
-                <w:rFonts w:ascii="Arial" w:hAnsi="Arial" w:eastAsia="Arial"/>
+                <w:rFonts w:ascii="Arial" w:hAnsi="Arial" w:eastAsia="Arial" w:cs="Tahoma"/>
                 <w:b/>
                 <w:sz w:val="18"/>
               </w:rPr>
@@ -2027,7 +2144,7 @@
             <w:r/>
             <w:r>
               <w:rPr>
-                <w:rFonts w:ascii="Arial" w:hAnsi="Arial" w:eastAsia="Arial"/>
+                <w:rFonts w:ascii="Arial" w:hAnsi="Arial" w:eastAsia="Arial" w:cs="Tahoma"/>
                 <w:b/>
                 <w:sz w:val="18"/>
               </w:rPr>
@@ -2052,13 +2169,13 @@
             </w:pPr>
             <w:r>
               <w:rPr>
-                <w:rFonts w:ascii="Arial" w:hAnsi="Arial" w:eastAsia="Arial"/>
-                <w:sz w:val="18"/>
-              </w:rPr>
-            </w:r>
-            <w:r>
-              <w:rPr>
-                <w:rFonts w:ascii="Arial" w:hAnsi="Arial" w:eastAsia="Arial"/>
+                <w:rFonts w:ascii="Arial" w:hAnsi="Arial" w:eastAsia="Arial" w:cs="Tahoma"/>
+                <w:sz w:val="18"/>
+              </w:rPr>
+            </w:r>
+            <w:r>
+              <w:rPr>
+                <w:rFonts w:ascii="Arial" w:hAnsi="Arial" w:eastAsia="Arial" w:cs="Tahoma"/>
                 <w:sz w:val="18"/>
               </w:rPr>
               <w:t>GET /api/v1/tasks</w:t>
@@ -2077,13 +2194,13 @@
             </w:pPr>
             <w:r>
               <w:rPr>
-                <w:rFonts w:ascii="Arial" w:hAnsi="Arial" w:eastAsia="Arial"/>
-                <w:sz w:val="18"/>
-              </w:rPr>
-            </w:r>
-            <w:r>
-              <w:rPr>
-                <w:rFonts w:ascii="Arial" w:hAnsi="Arial" w:eastAsia="Arial"/>
+                <w:rFonts w:ascii="Arial" w:hAnsi="Arial" w:eastAsia="Arial" w:cs="Tahoma"/>
+                <w:sz w:val="18"/>
+              </w:rPr>
+            </w:r>
+            <w:r>
+              <w:rPr>
+                <w:rFonts w:ascii="Arial" w:hAnsi="Arial" w:eastAsia="Arial" w:cs="Tahoma"/>
                 <w:sz w:val="18"/>
               </w:rPr>
               <w:t>Inbox tasks API</w:t>
@@ -2102,13 +2219,13 @@
             </w:pPr>
             <w:r>
               <w:rPr>
-                <w:rFonts w:ascii="Arial" w:hAnsi="Arial" w:eastAsia="Arial"/>
-                <w:sz w:val="18"/>
-              </w:rPr>
-            </w:r>
-            <w:r>
-              <w:rPr>
-                <w:rFonts w:ascii="Arial" w:hAnsi="Arial" w:eastAsia="Arial"/>
+                <w:rFonts w:ascii="Arial" w:hAnsi="Arial" w:eastAsia="Arial" w:cs="Tahoma"/>
+                <w:sz w:val="18"/>
+              </w:rPr>
+            </w:r>
+            <w:r>
+              <w:rPr>
+                <w:rFonts w:ascii="Arial" w:hAnsi="Arial" w:eastAsia="Arial" w:cs="Tahoma"/>
                 <w:sz w:val="18"/>
               </w:rPr>
               <w:t>Read JWT section/role</w:t>
@@ -2127,13 +2244,13 @@
             </w:pPr>
             <w:r>
               <w:rPr>
-                <w:rFonts w:ascii="Arial" w:hAnsi="Arial" w:eastAsia="Arial"/>
-                <w:sz w:val="18"/>
-              </w:rPr>
-            </w:r>
-            <w:r>
-              <w:rPr>
-                <w:rFonts w:ascii="Arial" w:hAnsi="Arial" w:eastAsia="Arial"/>
+                <w:rFonts w:ascii="Arial" w:hAnsi="Arial" w:eastAsia="Arial" w:cs="Tahoma"/>
+                <w:sz w:val="18"/>
+              </w:rPr>
+            </w:r>
+            <w:r>
+              <w:rPr>
+                <w:rFonts w:ascii="Arial" w:hAnsi="Arial" w:eastAsia="Arial" w:cs="Tahoma"/>
                 <w:sz w:val="18"/>
               </w:rPr>
               <w:t>year missing fails for /documents</w:t>
@@ -2157,13 +2274,13 @@
             </w:pPr>
             <w:r>
               <w:rPr>
-                <w:rFonts w:ascii="Arial" w:hAnsi="Arial" w:eastAsia="Arial"/>
-                <w:sz w:val="18"/>
-              </w:rPr>
-            </w:r>
-            <w:r>
-              <w:rPr>
-                <w:rFonts w:ascii="Arial" w:hAnsi="Arial" w:eastAsia="Arial"/>
+                <w:rFonts w:ascii="Arial" w:hAnsi="Arial" w:eastAsia="Arial" w:cs="Tahoma"/>
+                <w:sz w:val="18"/>
+              </w:rPr>
+            </w:r>
+            <w:r>
+              <w:rPr>
+                <w:rFonts w:ascii="Arial" w:hAnsi="Arial" w:eastAsia="Arial" w:cs="Tahoma"/>
                 <w:sz w:val="18"/>
               </w:rPr>
               <w:t>GET /api/v1/documents</w:t>
@@ -2182,13 +2299,13 @@
             </w:pPr>
             <w:r>
               <w:rPr>
-                <w:rFonts w:ascii="Arial" w:hAnsi="Arial" w:eastAsia="Arial"/>
-                <w:sz w:val="18"/>
-              </w:rPr>
-            </w:r>
-            <w:r>
-              <w:rPr>
-                <w:rFonts w:ascii="Arial" w:hAnsi="Arial" w:eastAsia="Arial"/>
+                <w:rFonts w:ascii="Arial" w:hAnsi="Arial" w:eastAsia="Arial" w:cs="Tahoma"/>
+                <w:sz w:val="18"/>
+              </w:rPr>
+            </w:r>
+            <w:r>
+              <w:rPr>
+                <w:rFonts w:ascii="Arial" w:hAnsi="Arial" w:eastAsia="Arial" w:cs="Tahoma"/>
                 <w:sz w:val="18"/>
               </w:rPr>
               <w:t>Document search API</w:t>
@@ -2207,13 +2324,13 @@
             </w:pPr>
             <w:r>
               <w:rPr>
-                <w:rFonts w:ascii="Arial" w:hAnsi="Arial" w:eastAsia="Arial"/>
-                <w:sz w:val="18"/>
-              </w:rPr>
-            </w:r>
-            <w:r>
-              <w:rPr>
-                <w:rFonts w:ascii="Arial" w:hAnsi="Arial" w:eastAsia="Arial"/>
+                <w:rFonts w:ascii="Arial" w:hAnsi="Arial" w:eastAsia="Arial" w:cs="Tahoma"/>
+                <w:sz w:val="18"/>
+              </w:rPr>
+            </w:r>
+            <w:r>
+              <w:rPr>
+                <w:rFonts w:ascii="Arial" w:hAnsi="Arial" w:eastAsia="Arial" w:cs="Tahoma"/>
                 <w:sz w:val="18"/>
               </w:rPr>
               <w:t>Validate year for documents</w:t>
@@ -2232,13 +2349,13 @@
             </w:pPr>
             <w:r>
               <w:rPr>
-                <w:rFonts w:ascii="Arial" w:hAnsi="Arial" w:eastAsia="Arial"/>
-                <w:sz w:val="18"/>
-              </w:rPr>
-            </w:r>
-            <w:r>
-              <w:rPr>
-                <w:rFonts w:ascii="Arial" w:hAnsi="Arial" w:eastAsia="Arial"/>
+                <w:rFonts w:ascii="Arial" w:hAnsi="Arial" w:eastAsia="Arial" w:cs="Tahoma"/>
+                <w:sz w:val="18"/>
+              </w:rPr>
+            </w:r>
+            <w:r>
+              <w:rPr>
+                <w:rFonts w:ascii="Arial" w:hAnsi="Arial" w:eastAsia="Arial" w:cs="Tahoma"/>
                 <w:sz w:val="18"/>
               </w:rPr>
               <w:t>leading zero storeCode preserved</w:t>
@@ -2289,7 +2406,7 @@
             <w:r/>
             <w:r>
               <w:rPr>
-                <w:rFonts w:ascii="Arial" w:hAnsi="Arial" w:eastAsia="Arial"/>
+                <w:rFonts w:ascii="Arial" w:hAnsi="Arial" w:eastAsia="Arial" w:cs="Tahoma"/>
                 <w:b/>
                 <w:sz w:val="18"/>
               </w:rPr>
@@ -2311,7 +2428,7 @@
             <w:r/>
             <w:r>
               <w:rPr>
-                <w:rFonts w:ascii="Arial" w:hAnsi="Arial" w:eastAsia="Arial"/>
+                <w:rFonts w:ascii="Arial" w:hAnsi="Arial" w:eastAsia="Arial" w:cs="Tahoma"/>
                 <w:b/>
                 <w:sz w:val="18"/>
               </w:rPr>
@@ -2333,7 +2450,7 @@
             <w:r/>
             <w:r>
               <w:rPr>
-                <w:rFonts w:ascii="Arial" w:hAnsi="Arial" w:eastAsia="Arial"/>
+                <w:rFonts w:ascii="Arial" w:hAnsi="Arial" w:eastAsia="Arial" w:cs="Tahoma"/>
                 <w:b/>
                 <w:sz w:val="18"/>
               </w:rPr>
@@ -2358,13 +2475,13 @@
             </w:pPr>
             <w:r>
               <w:rPr>
-                <w:rFonts w:ascii="Arial" w:hAnsi="Arial" w:eastAsia="Arial"/>
-                <w:sz w:val="18"/>
-              </w:rPr>
-            </w:r>
-            <w:r>
-              <w:rPr>
-                <w:rFonts w:ascii="Arial" w:hAnsi="Arial" w:eastAsia="Arial"/>
+                <w:rFonts w:ascii="Arial" w:hAnsi="Arial" w:eastAsia="Arial" w:cs="Tahoma"/>
+                <w:sz w:val="18"/>
+              </w:rPr>
+            </w:r>
+            <w:r>
+              <w:rPr>
+                <w:rFonts w:ascii="Arial" w:hAnsi="Arial" w:eastAsia="Arial" w:cs="Tahoma"/>
                 <w:sz w:val="18"/>
               </w:rPr>
               <w:t>1</w:t>
@@ -2383,13 +2500,13 @@
             </w:pPr>
             <w:r>
               <w:rPr>
-                <w:rFonts w:ascii="Arial" w:hAnsi="Arial" w:eastAsia="Arial"/>
-                <w:sz w:val="18"/>
-              </w:rPr>
-            </w:r>
-            <w:r>
-              <w:rPr>
-                <w:rFonts w:ascii="Arial" w:hAnsi="Arial" w:eastAsia="Arial"/>
+                <w:rFonts w:ascii="Arial" w:hAnsi="Arial" w:eastAsia="Arial" w:cs="Tahoma"/>
+                <w:sz w:val="18"/>
+              </w:rPr>
+            </w:r>
+            <w:r>
+              <w:rPr>
+                <w:rFonts w:ascii="Arial" w:hAnsi="Arial" w:eastAsia="Arial" w:cs="Tahoma"/>
                 <w:sz w:val="18"/>
               </w:rPr>
               <w:t>Read JWT section/role</w:t>
@@ -2408,13 +2525,13 @@
             </w:pPr>
             <w:r>
               <w:rPr>
-                <w:rFonts w:ascii="Arial" w:hAnsi="Arial" w:eastAsia="Arial"/>
-                <w:sz w:val="18"/>
-              </w:rPr>
-            </w:r>
-            <w:r>
-              <w:rPr>
-                <w:rFonts w:ascii="Arial" w:hAnsi="Arial" w:eastAsia="Arial"/>
+                <w:rFonts w:ascii="Arial" w:hAnsi="Arial" w:eastAsia="Arial" w:cs="Tahoma"/>
+                <w:sz w:val="18"/>
+              </w:rPr>
+            </w:r>
+            <w:r>
+              <w:rPr>
+                <w:rFonts w:ascii="Arial" w:hAnsi="Arial" w:eastAsia="Arial" w:cs="Tahoma"/>
                 <w:sz w:val="18"/>
               </w:rPr>
               <w:t>tasks by section</w:t>
@@ -2438,13 +2555,13 @@
             </w:pPr>
             <w:r>
               <w:rPr>
-                <w:rFonts w:ascii="Arial" w:hAnsi="Arial" w:eastAsia="Arial"/>
-                <w:sz w:val="18"/>
-              </w:rPr>
-            </w:r>
-            <w:r>
-              <w:rPr>
-                <w:rFonts w:ascii="Arial" w:hAnsi="Arial" w:eastAsia="Arial"/>
+                <w:rFonts w:ascii="Arial" w:hAnsi="Arial" w:eastAsia="Arial" w:cs="Tahoma"/>
+                <w:sz w:val="18"/>
+              </w:rPr>
+            </w:r>
+            <w:r>
+              <w:rPr>
+                <w:rFonts w:ascii="Arial" w:hAnsi="Arial" w:eastAsia="Arial" w:cs="Tahoma"/>
                 <w:sz w:val="18"/>
               </w:rPr>
               <w:t>2</w:t>
@@ -2463,13 +2580,13 @@
             </w:pPr>
             <w:r>
               <w:rPr>
-                <w:rFonts w:ascii="Arial" w:hAnsi="Arial" w:eastAsia="Arial"/>
-                <w:sz w:val="18"/>
-              </w:rPr>
-            </w:r>
-            <w:r>
-              <w:rPr>
-                <w:rFonts w:ascii="Arial" w:hAnsi="Arial" w:eastAsia="Arial"/>
+                <w:rFonts w:ascii="Arial" w:hAnsi="Arial" w:eastAsia="Arial" w:cs="Tahoma"/>
+                <w:sz w:val="18"/>
+              </w:rPr>
+            </w:r>
+            <w:r>
+              <w:rPr>
+                <w:rFonts w:ascii="Arial" w:hAnsi="Arial" w:eastAsia="Arial" w:cs="Tahoma"/>
                 <w:sz w:val="18"/>
               </w:rPr>
               <w:t>Validate year for documents</w:t>
@@ -2488,13 +2605,13 @@
             </w:pPr>
             <w:r>
               <w:rPr>
-                <w:rFonts w:ascii="Arial" w:hAnsi="Arial" w:eastAsia="Arial"/>
-                <w:sz w:val="18"/>
-              </w:rPr>
-            </w:r>
-            <w:r>
-              <w:rPr>
-                <w:rFonts w:ascii="Arial" w:hAnsi="Arial" w:eastAsia="Arial"/>
+                <w:rFonts w:ascii="Arial" w:hAnsi="Arial" w:eastAsia="Arial" w:cs="Tahoma"/>
+                <w:sz w:val="18"/>
+              </w:rPr>
+            </w:r>
+            <w:r>
+              <w:rPr>
+                <w:rFonts w:ascii="Arial" w:hAnsi="Arial" w:eastAsia="Arial" w:cs="Tahoma"/>
                 <w:sz w:val="18"/>
               </w:rPr>
               <w:t>documents missing year</w:t>
@@ -2518,13 +2635,13 @@
             </w:pPr>
             <w:r>
               <w:rPr>
-                <w:rFonts w:ascii="Arial" w:hAnsi="Arial" w:eastAsia="Arial"/>
-                <w:sz w:val="18"/>
-              </w:rPr>
-            </w:r>
-            <w:r>
-              <w:rPr>
-                <w:rFonts w:ascii="Arial" w:hAnsi="Arial" w:eastAsia="Arial"/>
+                <w:rFonts w:ascii="Arial" w:hAnsi="Arial" w:eastAsia="Arial" w:cs="Tahoma"/>
+                <w:sz w:val="18"/>
+              </w:rPr>
+            </w:r>
+            <w:r>
+              <w:rPr>
+                <w:rFonts w:ascii="Arial" w:hAnsi="Arial" w:eastAsia="Arial" w:cs="Tahoma"/>
                 <w:sz w:val="18"/>
               </w:rPr>
               <w:t>3</w:t>
@@ -2543,13 +2660,13 @@
             </w:pPr>
             <w:r>
               <w:rPr>
-                <w:rFonts w:ascii="Arial" w:hAnsi="Arial" w:eastAsia="Arial"/>
-                <w:sz w:val="18"/>
-              </w:rPr>
-            </w:r>
-            <w:r>
-              <w:rPr>
-                <w:rFonts w:ascii="Arial" w:hAnsi="Arial" w:eastAsia="Arial"/>
+                <w:rFonts w:ascii="Arial" w:hAnsi="Arial" w:eastAsia="Arial" w:cs="Tahoma"/>
+                <w:sz w:val="18"/>
+              </w:rPr>
+            </w:r>
+            <w:r>
+              <w:rPr>
+                <w:rFonts w:ascii="Arial" w:hAnsi="Arial" w:eastAsia="Arial" w:cs="Tahoma"/>
                 <w:sz w:val="18"/>
               </w:rPr>
               <w:t>Build filter query</w:t>
@@ -2568,13 +2685,13 @@
             </w:pPr>
             <w:r>
               <w:rPr>
-                <w:rFonts w:ascii="Arial" w:hAnsi="Arial" w:eastAsia="Arial"/>
-                <w:sz w:val="18"/>
-              </w:rPr>
-            </w:r>
-            <w:r>
-              <w:rPr>
-                <w:rFonts w:ascii="Arial" w:hAnsi="Arial" w:eastAsia="Arial"/>
+                <w:rFonts w:ascii="Arial" w:hAnsi="Arial" w:eastAsia="Arial" w:cs="Tahoma"/>
+                <w:sz w:val="18"/>
+              </w:rPr>
+            </w:r>
+            <w:r>
+              <w:rPr>
+                <w:rFonts w:ascii="Arial" w:hAnsi="Arial" w:eastAsia="Arial" w:cs="Tahoma"/>
                 <w:sz w:val="18"/>
               </w:rPr>
               <w:t>store search</w:t>
@@ -2598,13 +2715,13 @@
             </w:pPr>
             <w:r>
               <w:rPr>
-                <w:rFonts w:ascii="Arial" w:hAnsi="Arial" w:eastAsia="Arial"/>
-                <w:sz w:val="18"/>
-              </w:rPr>
-            </w:r>
-            <w:r>
-              <w:rPr>
-                <w:rFonts w:ascii="Arial" w:hAnsi="Arial" w:eastAsia="Arial"/>
+                <w:rFonts w:ascii="Arial" w:hAnsi="Arial" w:eastAsia="Arial" w:cs="Tahoma"/>
+                <w:sz w:val="18"/>
+              </w:rPr>
+            </w:r>
+            <w:r>
+              <w:rPr>
+                <w:rFonts w:ascii="Arial" w:hAnsi="Arial" w:eastAsia="Arial" w:cs="Tahoma"/>
                 <w:sz w:val="18"/>
               </w:rPr>
               <w:t>4</w:t>
@@ -2623,13 +2740,13 @@
             </w:pPr>
             <w:r>
               <w:rPr>
-                <w:rFonts w:ascii="Arial" w:hAnsi="Arial" w:eastAsia="Arial"/>
-                <w:sz w:val="18"/>
-              </w:rPr>
-            </w:r>
-            <w:r>
-              <w:rPr>
-                <w:rFonts w:ascii="Arial" w:hAnsi="Arial" w:eastAsia="Arial"/>
+                <w:rFonts w:ascii="Arial" w:hAnsi="Arial" w:eastAsia="Arial" w:cs="Tahoma"/>
+                <w:sz w:val="18"/>
+              </w:rPr>
+            </w:r>
+            <w:r>
+              <w:rPr>
+                <w:rFonts w:ascii="Arial" w:hAnsi="Arial" w:eastAsia="Arial" w:cs="Tahoma"/>
                 <w:sz w:val="18"/>
               </w:rPr>
               <w:t>Join impacted_stores</w:t>
@@ -2648,13 +2765,13 @@
             </w:pPr>
             <w:r>
               <w:rPr>
-                <w:rFonts w:ascii="Arial" w:hAnsi="Arial" w:eastAsia="Arial"/>
-                <w:sz w:val="18"/>
-              </w:rPr>
-            </w:r>
-            <w:r>
-              <w:rPr>
-                <w:rFonts w:ascii="Arial" w:hAnsi="Arial" w:eastAsia="Arial"/>
+                <w:rFonts w:ascii="Arial" w:hAnsi="Arial" w:eastAsia="Arial" w:cs="Tahoma"/>
+                <w:sz w:val="18"/>
+              </w:rPr>
+            </w:r>
+            <w:r>
+              <w:rPr>
+                <w:rFonts w:ascii="Arial" w:hAnsi="Arial" w:eastAsia="Arial" w:cs="Tahoma"/>
                 <w:sz w:val="18"/>
               </w:rPr>
               <w:t>empty result</w:t>
@@ -2678,13 +2795,13 @@
             </w:pPr>
             <w:r>
               <w:rPr>
-                <w:rFonts w:ascii="Arial" w:hAnsi="Arial" w:eastAsia="Arial"/>
-                <w:sz w:val="18"/>
-              </w:rPr>
-            </w:r>
-            <w:r>
-              <w:rPr>
-                <w:rFonts w:ascii="Arial" w:hAnsi="Arial" w:eastAsia="Arial"/>
+                <w:rFonts w:ascii="Arial" w:hAnsi="Arial" w:eastAsia="Arial" w:cs="Tahoma"/>
+                <w:sz w:val="18"/>
+              </w:rPr>
+            </w:r>
+            <w:r>
+              <w:rPr>
+                <w:rFonts w:ascii="Arial" w:hAnsi="Arial" w:eastAsia="Arial" w:cs="Tahoma"/>
                 <w:sz w:val="18"/>
               </w:rPr>
               <w:t>5</w:t>
@@ -2703,13 +2820,13 @@
             </w:pPr>
             <w:r>
               <w:rPr>
-                <w:rFonts w:ascii="Arial" w:hAnsi="Arial" w:eastAsia="Arial"/>
-                <w:sz w:val="18"/>
-              </w:rPr>
-            </w:r>
-            <w:r>
-              <w:rPr>
-                <w:rFonts w:ascii="Arial" w:hAnsi="Arial" w:eastAsia="Arial"/>
+                <w:rFonts w:ascii="Arial" w:hAnsi="Arial" w:eastAsia="Arial" w:cs="Tahoma"/>
+                <w:sz w:val="18"/>
+              </w:rPr>
+            </w:r>
+            <w:r>
+              <w:rPr>
+                <w:rFonts w:ascii="Arial" w:hAnsi="Arial" w:eastAsia="Arial" w:cs="Tahoma"/>
                 <w:sz w:val="18"/>
               </w:rPr>
               <w:t>Return page result</w:t>
@@ -2728,13 +2845,13 @@
             </w:pPr>
             <w:r>
               <w:rPr>
-                <w:rFonts w:ascii="Arial" w:hAnsi="Arial" w:eastAsia="Arial"/>
-                <w:sz w:val="18"/>
-              </w:rPr>
-            </w:r>
-            <w:r>
-              <w:rPr>
-                <w:rFonts w:ascii="Arial" w:hAnsi="Arial" w:eastAsia="Arial"/>
+                <w:rFonts w:ascii="Arial" w:hAnsi="Arial" w:eastAsia="Arial" w:cs="Tahoma"/>
+                <w:sz w:val="18"/>
+              </w:rPr>
+            </w:r>
+            <w:r>
+              <w:rPr>
+                <w:rFonts w:ascii="Arial" w:hAnsi="Arial" w:eastAsia="Arial" w:cs="Tahoma"/>
                 <w:sz w:val="18"/>
               </w:rPr>
               <w:t>tasks by section</w:t>
@@ -2786,7 +2903,7 @@
             <w:r/>
             <w:r>
               <w:rPr>
-                <w:rFonts w:ascii="Arial" w:hAnsi="Arial" w:eastAsia="Arial"/>
+                <w:rFonts w:ascii="Arial" w:hAnsi="Arial" w:eastAsia="Arial" w:cs="Tahoma"/>
                 <w:b/>
                 <w:sz w:val="18"/>
               </w:rPr>
@@ -2808,7 +2925,7 @@
             <w:r/>
             <w:r>
               <w:rPr>
-                <w:rFonts w:ascii="Arial" w:hAnsi="Arial" w:eastAsia="Arial"/>
+                <w:rFonts w:ascii="Arial" w:hAnsi="Arial" w:eastAsia="Arial" w:cs="Tahoma"/>
                 <w:b/>
                 <w:sz w:val="18"/>
               </w:rPr>
@@ -2830,7 +2947,7 @@
             <w:r/>
             <w:r>
               <w:rPr>
-                <w:rFonts w:ascii="Arial" w:hAnsi="Arial" w:eastAsia="Arial"/>
+                <w:rFonts w:ascii="Arial" w:hAnsi="Arial" w:eastAsia="Arial" w:cs="Tahoma"/>
                 <w:b/>
                 <w:sz w:val="18"/>
               </w:rPr>
@@ -2852,7 +2969,7 @@
             <w:r/>
             <w:r>
               <w:rPr>
-                <w:rFonts w:ascii="Arial" w:hAnsi="Arial" w:eastAsia="Arial"/>
+                <w:rFonts w:ascii="Arial" w:hAnsi="Arial" w:eastAsia="Arial" w:cs="Tahoma"/>
                 <w:b/>
                 <w:sz w:val="18"/>
               </w:rPr>
@@ -2877,13 +2994,13 @@
             </w:pPr>
             <w:r>
               <w:rPr>
-                <w:rFonts w:ascii="Arial" w:hAnsi="Arial" w:eastAsia="Arial"/>
-                <w:sz w:val="18"/>
-              </w:rPr>
-            </w:r>
-            <w:r>
-              <w:rPr>
-                <w:rFonts w:ascii="Arial" w:hAnsi="Arial" w:eastAsia="Arial"/>
+                <w:rFonts w:ascii="Arial" w:hAnsi="Arial" w:eastAsia="Arial" w:cs="Tahoma"/>
+                <w:sz w:val="18"/>
+              </w:rPr>
+            </w:r>
+            <w:r>
+              <w:rPr>
+                <w:rFonts w:ascii="Arial" w:hAnsi="Arial" w:eastAsia="Arial" w:cs="Tahoma"/>
                 <w:sz w:val="18"/>
               </w:rPr>
               <w:t>Inbox tasks</w:t>
@@ -2902,13 +3019,13 @@
             </w:pPr>
             <w:r>
               <w:rPr>
-                <w:rFonts w:ascii="Arial" w:hAnsi="Arial" w:eastAsia="Arial"/>
-                <w:sz w:val="18"/>
-              </w:rPr>
-            </w:r>
-            <w:r>
-              <w:rPr>
-                <w:rFonts w:ascii="Arial" w:hAnsi="Arial" w:eastAsia="Arial"/>
+                <w:rFonts w:ascii="Arial" w:hAnsi="Arial" w:eastAsia="Arial" w:cs="Tahoma"/>
+                <w:sz w:val="18"/>
+              </w:rPr>
+            </w:r>
+            <w:r>
+              <w:rPr>
+                <w:rFonts w:ascii="Arial" w:hAnsi="Arial" w:eastAsia="Arial" w:cs="Tahoma"/>
                 <w:sz w:val="18"/>
               </w:rPr>
               <w:t>GET</w:t>
@@ -2927,13 +3044,13 @@
             </w:pPr>
             <w:r>
               <w:rPr>
-                <w:rFonts w:ascii="Arial" w:hAnsi="Arial" w:eastAsia="Arial"/>
-                <w:sz w:val="18"/>
-              </w:rPr>
-            </w:r>
-            <w:r>
-              <w:rPr>
-                <w:rFonts w:ascii="Arial" w:hAnsi="Arial" w:eastAsia="Arial"/>
+                <w:rFonts w:ascii="Arial" w:hAnsi="Arial" w:eastAsia="Arial" w:cs="Tahoma"/>
+                <w:sz w:val="18"/>
+              </w:rPr>
+            </w:r>
+            <w:r>
+              <w:rPr>
+                <w:rFonts w:ascii="Arial" w:hAnsi="Arial" w:eastAsia="Arial" w:cs="Tahoma"/>
                 <w:sz w:val="18"/>
               </w:rPr>
               <w:t>task.service.searchOpenTasks</w:t>
@@ -2952,13 +3069,13 @@
             </w:pPr>
             <w:r>
               <w:rPr>
-                <w:rFonts w:ascii="Arial" w:hAnsi="Arial" w:eastAsia="Arial"/>
-                <w:sz w:val="18"/>
-              </w:rPr>
-            </w:r>
-            <w:r>
-              <w:rPr>
-                <w:rFonts w:ascii="Arial" w:hAnsi="Arial" w:eastAsia="Arial"/>
+                <w:rFonts w:ascii="Arial" w:hAnsi="Arial" w:eastAsia="Arial" w:cs="Tahoma"/>
+                <w:sz w:val="18"/>
+              </w:rPr>
+            </w:r>
+            <w:r>
+              <w:rPr>
+                <w:rFonts w:ascii="Arial" w:hAnsi="Arial" w:eastAsia="Arial" w:cs="Tahoma"/>
                 <w:sz w:val="18"/>
               </w:rPr>
               <w:t>return waiting list</w:t>
@@ -2982,13 +3099,13 @@
             </w:pPr>
             <w:r>
               <w:rPr>
-                <w:rFonts w:ascii="Arial" w:hAnsi="Arial" w:eastAsia="Arial"/>
-                <w:sz w:val="18"/>
-              </w:rPr>
-            </w:r>
-            <w:r>
-              <w:rPr>
-                <w:rFonts w:ascii="Arial" w:hAnsi="Arial" w:eastAsia="Arial"/>
+                <w:rFonts w:ascii="Arial" w:hAnsi="Arial" w:eastAsia="Arial" w:cs="Tahoma"/>
+                <w:sz w:val="18"/>
+              </w:rPr>
+            </w:r>
+            <w:r>
+              <w:rPr>
+                <w:rFonts w:ascii="Arial" w:hAnsi="Arial" w:eastAsia="Arial" w:cs="Tahoma"/>
                 <w:sz w:val="18"/>
               </w:rPr>
               <w:t>Document search</w:t>
@@ -3007,13 +3124,13 @@
             </w:pPr>
             <w:r>
               <w:rPr>
-                <w:rFonts w:ascii="Arial" w:hAnsi="Arial" w:eastAsia="Arial"/>
-                <w:sz w:val="18"/>
-              </w:rPr>
-            </w:r>
-            <w:r>
-              <w:rPr>
-                <w:rFonts w:ascii="Arial" w:hAnsi="Arial" w:eastAsia="Arial"/>
+                <w:rFonts w:ascii="Arial" w:hAnsi="Arial" w:eastAsia="Arial" w:cs="Tahoma"/>
+                <w:sz w:val="18"/>
+              </w:rPr>
+            </w:r>
+            <w:r>
+              <w:rPr>
+                <w:rFonts w:ascii="Arial" w:hAnsi="Arial" w:eastAsia="Arial" w:cs="Tahoma"/>
                 <w:sz w:val="18"/>
               </w:rPr>
               <w:t>GET</w:t>
@@ -3032,13 +3149,13 @@
             </w:pPr>
             <w:r>
               <w:rPr>
-                <w:rFonts w:ascii="Arial" w:hAnsi="Arial" w:eastAsia="Arial"/>
-                <w:sz w:val="18"/>
-              </w:rPr>
-            </w:r>
-            <w:r>
-              <w:rPr>
-                <w:rFonts w:ascii="Arial" w:hAnsi="Arial" w:eastAsia="Arial"/>
+                <w:rFonts w:ascii="Arial" w:hAnsi="Arial" w:eastAsia="Arial" w:cs="Tahoma"/>
+                <w:sz w:val="18"/>
+              </w:rPr>
+            </w:r>
+            <w:r>
+              <w:rPr>
+                <w:rFonts w:ascii="Arial" w:hAnsi="Arial" w:eastAsia="Arial" w:cs="Tahoma"/>
                 <w:sz w:val="18"/>
               </w:rPr>
               <w:t>document.service.search</w:t>
@@ -3057,13 +3174,13 @@
             </w:pPr>
             <w:r>
               <w:rPr>
-                <w:rFonts w:ascii="Arial" w:hAnsi="Arial" w:eastAsia="Arial"/>
-                <w:sz w:val="18"/>
-              </w:rPr>
-            </w:r>
-            <w:r>
-              <w:rPr>
-                <w:rFonts w:ascii="Arial" w:hAnsi="Arial" w:eastAsia="Arial"/>
+                <w:rFonts w:ascii="Arial" w:hAnsi="Arial" w:eastAsia="Arial" w:cs="Tahoma"/>
+                <w:sz w:val="18"/>
+              </w:rPr>
+            </w:r>
+            <w:r>
+              <w:rPr>
+                <w:rFonts w:ascii="Arial" w:hAnsi="Arial" w:eastAsia="Arial" w:cs="Tahoma"/>
                 <w:sz w:val="18"/>
               </w:rPr>
               <w:t>return related list</w:t>
@@ -3131,7 +3248,7 @@
             <w:r/>
             <w:r>
               <w:rPr>
-                <w:rFonts w:ascii="Arial" w:hAnsi="Arial" w:eastAsia="Arial"/>
+                <w:rFonts w:ascii="Arial" w:hAnsi="Arial" w:eastAsia="Arial" w:cs="Tahoma"/>
                 <w:b/>
                 <w:sz w:val="18"/>
               </w:rPr>
@@ -3157,7 +3274,7 @@
             <w:r/>
             <w:r>
               <w:rPr>
-                <w:rFonts w:ascii="Courier New" w:hAnsi="Courier New" w:eastAsia="Courier New"/>
+                <w:rFonts w:ascii="Courier New" w:hAnsi="Courier New" w:eastAsia="Courier New" w:cs="Tahoma"/>
                 <w:sz w:val="16"/>
               </w:rPr>
               <w:t>{</w:t>
@@ -3217,7 +3334,7 @@
             <w:r/>
             <w:r>
               <w:rPr>
-                <w:rFonts w:ascii="Arial" w:hAnsi="Arial" w:eastAsia="Arial"/>
+                <w:rFonts w:ascii="Arial" w:hAnsi="Arial" w:eastAsia="Arial" w:cs="Tahoma"/>
                 <w:b/>
                 <w:sz w:val="18"/>
               </w:rPr>
@@ -3239,7 +3356,7 @@
             <w:r/>
             <w:r>
               <w:rPr>
-                <w:rFonts w:ascii="Arial" w:hAnsi="Arial" w:eastAsia="Arial"/>
+                <w:rFonts w:ascii="Arial" w:hAnsi="Arial" w:eastAsia="Arial" w:cs="Tahoma"/>
                 <w:b/>
                 <w:sz w:val="18"/>
               </w:rPr>
@@ -3261,7 +3378,7 @@
             <w:r/>
             <w:r>
               <w:rPr>
-                <w:rFonts w:ascii="Arial" w:hAnsi="Arial" w:eastAsia="Arial"/>
+                <w:rFonts w:ascii="Arial" w:hAnsi="Arial" w:eastAsia="Arial" w:cs="Tahoma"/>
                 <w:b/>
                 <w:sz w:val="18"/>
               </w:rPr>
@@ -3283,7 +3400,7 @@
             <w:r/>
             <w:r>
               <w:rPr>
-                <w:rFonts w:ascii="Arial" w:hAnsi="Arial" w:eastAsia="Arial"/>
+                <w:rFonts w:ascii="Arial" w:hAnsi="Arial" w:eastAsia="Arial" w:cs="Tahoma"/>
                 <w:b/>
                 <w:sz w:val="18"/>
               </w:rPr>
@@ -3308,13 +3425,13 @@
             </w:pPr>
             <w:r>
               <w:rPr>
-                <w:rFonts w:ascii="Arial" w:hAnsi="Arial" w:eastAsia="Arial"/>
-                <w:sz w:val="18"/>
-              </w:rPr>
-            </w:r>
-            <w:r>
-              <w:rPr>
-                <w:rFonts w:ascii="Arial" w:hAnsi="Arial" w:eastAsia="Arial"/>
+                <w:rFonts w:ascii="Arial" w:hAnsi="Arial" w:eastAsia="Arial" w:cs="Tahoma"/>
+                <w:sz w:val="18"/>
+              </w:rPr>
+            </w:r>
+            <w:r>
+              <w:rPr>
+                <w:rFonts w:ascii="Arial" w:hAnsi="Arial" w:eastAsia="Arial" w:cs="Tahoma"/>
                 <w:sz w:val="18"/>
               </w:rPr>
               <w:t>sectionCode</w:t>
@@ -3333,13 +3450,13 @@
             </w:pPr>
             <w:r>
               <w:rPr>
-                <w:rFonts w:ascii="Arial" w:hAnsi="Arial" w:eastAsia="Arial"/>
-                <w:sz w:val="18"/>
-              </w:rPr>
-            </w:r>
-            <w:r>
-              <w:rPr>
-                <w:rFonts w:ascii="Arial" w:hAnsi="Arial" w:eastAsia="Arial"/>
+                <w:rFonts w:ascii="Arial" w:hAnsi="Arial" w:eastAsia="Arial" w:cs="Tahoma"/>
+                <w:sz w:val="18"/>
+              </w:rPr>
+            </w:r>
+            <w:r>
+              <w:rPr>
+                <w:rFonts w:ascii="Arial" w:hAnsi="Arial" w:eastAsia="Arial" w:cs="Tahoma"/>
                 <w:sz w:val="18"/>
               </w:rPr>
               <w:t>string</w:t>
@@ -3358,13 +3475,13 @@
             </w:pPr>
             <w:r>
               <w:rPr>
-                <w:rFonts w:ascii="Arial" w:hAnsi="Arial" w:eastAsia="Arial"/>
-                <w:sz w:val="18"/>
-              </w:rPr>
-            </w:r>
-            <w:r>
-              <w:rPr>
-                <w:rFonts w:ascii="Arial" w:hAnsi="Arial" w:eastAsia="Arial"/>
+                <w:rFonts w:ascii="Arial" w:hAnsi="Arial" w:eastAsia="Arial" w:cs="Tahoma"/>
+                <w:sz w:val="18"/>
+              </w:rPr>
+            </w:r>
+            <w:r>
+              <w:rPr>
+                <w:rFonts w:ascii="Arial" w:hAnsi="Arial" w:eastAsia="Arial" w:cs="Tahoma"/>
                 <w:sz w:val="18"/>
               </w:rPr>
               <w:t>No</w:t>
@@ -3383,13 +3500,13 @@
             </w:pPr>
             <w:r>
               <w:rPr>
-                <w:rFonts w:ascii="Arial" w:hAnsi="Arial" w:eastAsia="Arial"/>
-                <w:sz w:val="18"/>
-              </w:rPr>
-            </w:r>
-            <w:r>
-              <w:rPr>
-                <w:rFonts w:ascii="Arial" w:hAnsi="Arial" w:eastAsia="Arial"/>
+                <w:rFonts w:ascii="Arial" w:hAnsi="Arial" w:eastAsia="Arial" w:cs="Tahoma"/>
+                <w:sz w:val="18"/>
+              </w:rPr>
+            </w:r>
+            <w:r>
+              <w:rPr>
+                <w:rFonts w:ascii="Arial" w:hAnsi="Arial" w:eastAsia="Arial" w:cs="Tahoma"/>
                 <w:sz w:val="18"/>
               </w:rPr>
               <w:t>canonical code; do not replace with display label</w:t>
@@ -3413,13 +3530,13 @@
             </w:pPr>
             <w:r>
               <w:rPr>
-                <w:rFonts w:ascii="Arial" w:hAnsi="Arial" w:eastAsia="Arial"/>
-                <w:sz w:val="18"/>
-              </w:rPr>
-            </w:r>
-            <w:r>
-              <w:rPr>
-                <w:rFonts w:ascii="Arial" w:hAnsi="Arial" w:eastAsia="Arial"/>
+                <w:rFonts w:ascii="Arial" w:hAnsi="Arial" w:eastAsia="Arial" w:cs="Tahoma"/>
+                <w:sz w:val="18"/>
+              </w:rPr>
+            </w:r>
+            <w:r>
+              <w:rPr>
+                <w:rFonts w:ascii="Arial" w:hAnsi="Arial" w:eastAsia="Arial" w:cs="Tahoma"/>
                 <w:sz w:val="18"/>
               </w:rPr>
               <w:t>page</w:t>
@@ -3438,13 +3555,13 @@
             </w:pPr>
             <w:r>
               <w:rPr>
-                <w:rFonts w:ascii="Arial" w:hAnsi="Arial" w:eastAsia="Arial"/>
-                <w:sz w:val="18"/>
-              </w:rPr>
-            </w:r>
-            <w:r>
-              <w:rPr>
-                <w:rFonts w:ascii="Arial" w:hAnsi="Arial" w:eastAsia="Arial"/>
+                <w:rFonts w:ascii="Arial" w:hAnsi="Arial" w:eastAsia="Arial" w:cs="Tahoma"/>
+                <w:sz w:val="18"/>
+              </w:rPr>
+            </w:r>
+            <w:r>
+              <w:rPr>
+                <w:rFonts w:ascii="Arial" w:hAnsi="Arial" w:eastAsia="Arial" w:cs="Tahoma"/>
                 <w:sz w:val="18"/>
               </w:rPr>
               <w:t>integer</w:t>
@@ -3463,13 +3580,13 @@
             </w:pPr>
             <w:r>
               <w:rPr>
-                <w:rFonts w:ascii="Arial" w:hAnsi="Arial" w:eastAsia="Arial"/>
-                <w:sz w:val="18"/>
-              </w:rPr>
-            </w:r>
-            <w:r>
-              <w:rPr>
-                <w:rFonts w:ascii="Arial" w:hAnsi="Arial" w:eastAsia="Arial"/>
+                <w:rFonts w:ascii="Arial" w:hAnsi="Arial" w:eastAsia="Arial" w:cs="Tahoma"/>
+                <w:sz w:val="18"/>
+              </w:rPr>
+            </w:r>
+            <w:r>
+              <w:rPr>
+                <w:rFonts w:ascii="Arial" w:hAnsi="Arial" w:eastAsia="Arial" w:cs="Tahoma"/>
                 <w:sz w:val="18"/>
               </w:rPr>
               <w:t>No</w:t>
@@ -3488,13 +3605,13 @@
             </w:pPr>
             <w:r>
               <w:rPr>
-                <w:rFonts w:ascii="Arial" w:hAnsi="Arial" w:eastAsia="Arial"/>
-                <w:sz w:val="18"/>
-              </w:rPr>
-            </w:r>
-            <w:r>
-              <w:rPr>
-                <w:rFonts w:ascii="Arial" w:hAnsi="Arial" w:eastAsia="Arial"/>
+                <w:rFonts w:ascii="Arial" w:hAnsi="Arial" w:eastAsia="Arial" w:cs="Tahoma"/>
+                <w:sz w:val="18"/>
+              </w:rPr>
+            </w:r>
+            <w:r>
+              <w:rPr>
+                <w:rFonts w:ascii="Arial" w:hAnsi="Arial" w:eastAsia="Arial" w:cs="Tahoma"/>
                 <w:sz w:val="18"/>
               </w:rPr>
               <w:t>&gt;= 1; default 1</w:t>
@@ -3518,13 +3635,13 @@
             </w:pPr>
             <w:r>
               <w:rPr>
-                <w:rFonts w:ascii="Arial" w:hAnsi="Arial" w:eastAsia="Arial"/>
-                <w:sz w:val="18"/>
-              </w:rPr>
-            </w:r>
-            <w:r>
-              <w:rPr>
-                <w:rFonts w:ascii="Arial" w:hAnsi="Arial" w:eastAsia="Arial"/>
+                <w:rFonts w:ascii="Arial" w:hAnsi="Arial" w:eastAsia="Arial" w:cs="Tahoma"/>
+                <w:sz w:val="18"/>
+              </w:rPr>
+            </w:r>
+            <w:r>
+              <w:rPr>
+                <w:rFonts w:ascii="Arial" w:hAnsi="Arial" w:eastAsia="Arial" w:cs="Tahoma"/>
                 <w:sz w:val="18"/>
               </w:rPr>
               <w:t>size</w:t>
@@ -3543,13 +3660,13 @@
             </w:pPr>
             <w:r>
               <w:rPr>
-                <w:rFonts w:ascii="Arial" w:hAnsi="Arial" w:eastAsia="Arial"/>
-                <w:sz w:val="18"/>
-              </w:rPr>
-            </w:r>
-            <w:r>
-              <w:rPr>
-                <w:rFonts w:ascii="Arial" w:hAnsi="Arial" w:eastAsia="Arial"/>
+                <w:rFonts w:ascii="Arial" w:hAnsi="Arial" w:eastAsia="Arial" w:cs="Tahoma"/>
+                <w:sz w:val="18"/>
+              </w:rPr>
+            </w:r>
+            <w:r>
+              <w:rPr>
+                <w:rFonts w:ascii="Arial" w:hAnsi="Arial" w:eastAsia="Arial" w:cs="Tahoma"/>
                 <w:sz w:val="18"/>
               </w:rPr>
               <w:t>integer</w:t>
@@ -3568,13 +3685,13 @@
             </w:pPr>
             <w:r>
               <w:rPr>
-                <w:rFonts w:ascii="Arial" w:hAnsi="Arial" w:eastAsia="Arial"/>
-                <w:sz w:val="18"/>
-              </w:rPr>
-            </w:r>
-            <w:r>
-              <w:rPr>
-                <w:rFonts w:ascii="Arial" w:hAnsi="Arial" w:eastAsia="Arial"/>
+                <w:rFonts w:ascii="Arial" w:hAnsi="Arial" w:eastAsia="Arial" w:cs="Tahoma"/>
+                <w:sz w:val="18"/>
+              </w:rPr>
+            </w:r>
+            <w:r>
+              <w:rPr>
+                <w:rFonts w:ascii="Arial" w:hAnsi="Arial" w:eastAsia="Arial" w:cs="Tahoma"/>
                 <w:sz w:val="18"/>
               </w:rPr>
               <w:t>No</w:t>
@@ -3593,13 +3710,13 @@
             </w:pPr>
             <w:r>
               <w:rPr>
-                <w:rFonts w:ascii="Arial" w:hAnsi="Arial" w:eastAsia="Arial"/>
-                <w:sz w:val="18"/>
-              </w:rPr>
-            </w:r>
-            <w:r>
-              <w:rPr>
-                <w:rFonts w:ascii="Arial" w:hAnsi="Arial" w:eastAsia="Arial"/>
+                <w:rFonts w:ascii="Arial" w:hAnsi="Arial" w:eastAsia="Arial" w:cs="Tahoma"/>
+                <w:sz w:val="18"/>
+              </w:rPr>
+            </w:r>
+            <w:r>
+              <w:rPr>
+                <w:rFonts w:ascii="Arial" w:hAnsi="Arial" w:eastAsia="Arial" w:cs="Tahoma"/>
                 <w:sz w:val="18"/>
               </w:rPr>
               <w:t>1..100; default 20</w:t>
@@ -3637,7 +3754,7 @@
             <w:r/>
             <w:r>
               <w:rPr>
-                <w:rFonts w:ascii="Arial" w:hAnsi="Arial" w:eastAsia="Arial"/>
+                <w:rFonts w:ascii="Arial" w:hAnsi="Arial" w:eastAsia="Arial" w:cs="Tahoma"/>
                 <w:b/>
                 <w:sz w:val="18"/>
               </w:rPr>
@@ -3663,7 +3780,7 @@
             <w:r/>
             <w:r>
               <w:rPr>
-                <w:rFonts w:ascii="Courier New" w:hAnsi="Courier New" w:eastAsia="Courier New"/>
+                <w:rFonts w:ascii="Courier New" w:hAnsi="Courier New" w:eastAsia="Courier New" w:cs="Tahoma"/>
                 <w:sz w:val="16"/>
               </w:rPr>
               <w:t>{</w:t>
@@ -3729,7 +3846,7 @@
             <w:r/>
             <w:r>
               <w:rPr>
-                <w:rFonts w:ascii="Arial" w:hAnsi="Arial" w:eastAsia="Arial"/>
+                <w:rFonts w:ascii="Arial" w:hAnsi="Arial" w:eastAsia="Arial" w:cs="Tahoma"/>
                 <w:b/>
                 <w:sz w:val="18"/>
               </w:rPr>
@@ -3751,7 +3868,7 @@
             <w:r/>
             <w:r>
               <w:rPr>
-                <w:rFonts w:ascii="Arial" w:hAnsi="Arial" w:eastAsia="Arial"/>
+                <w:rFonts w:ascii="Arial" w:hAnsi="Arial" w:eastAsia="Arial" w:cs="Tahoma"/>
                 <w:b/>
                 <w:sz w:val="18"/>
               </w:rPr>
@@ -3773,7 +3890,7 @@
             <w:r/>
             <w:r>
               <w:rPr>
-                <w:rFonts w:ascii="Arial" w:hAnsi="Arial" w:eastAsia="Arial"/>
+                <w:rFonts w:ascii="Arial" w:hAnsi="Arial" w:eastAsia="Arial" w:cs="Tahoma"/>
                 <w:b/>
                 <w:sz w:val="18"/>
               </w:rPr>
@@ -3795,7 +3912,7 @@
             <w:r/>
             <w:r>
               <w:rPr>
-                <w:rFonts w:ascii="Arial" w:hAnsi="Arial" w:eastAsia="Arial"/>
+                <w:rFonts w:ascii="Arial" w:hAnsi="Arial" w:eastAsia="Arial" w:cs="Tahoma"/>
                 <w:b/>
                 <w:sz w:val="18"/>
               </w:rPr>
@@ -3820,13 +3937,13 @@
             </w:pPr>
             <w:r>
               <w:rPr>
-                <w:rFonts w:ascii="Arial" w:hAnsi="Arial" w:eastAsia="Arial"/>
-                <w:sz w:val="18"/>
-              </w:rPr>
-            </w:r>
-            <w:r>
-              <w:rPr>
-                <w:rFonts w:ascii="Arial" w:hAnsi="Arial" w:eastAsia="Arial"/>
+                <w:rFonts w:ascii="Arial" w:hAnsi="Arial" w:eastAsia="Arial" w:cs="Tahoma"/>
+                <w:sz w:val="18"/>
+              </w:rPr>
+            </w:r>
+            <w:r>
+              <w:rPr>
+                <w:rFonts w:ascii="Arial" w:hAnsi="Arial" w:eastAsia="Arial" w:cs="Tahoma"/>
                 <w:sz w:val="18"/>
               </w:rPr>
               <w:t>items</w:t>
@@ -3845,13 +3962,13 @@
             </w:pPr>
             <w:r>
               <w:rPr>
-                <w:rFonts w:ascii="Arial" w:hAnsi="Arial" w:eastAsia="Arial"/>
-                <w:sz w:val="18"/>
-              </w:rPr>
-            </w:r>
-            <w:r>
-              <w:rPr>
-                <w:rFonts w:ascii="Arial" w:hAnsi="Arial" w:eastAsia="Arial"/>
+                <w:rFonts w:ascii="Arial" w:hAnsi="Arial" w:eastAsia="Arial" w:cs="Tahoma"/>
+                <w:sz w:val="18"/>
+              </w:rPr>
+            </w:r>
+            <w:r>
+              <w:rPr>
+                <w:rFonts w:ascii="Arial" w:hAnsi="Arial" w:eastAsia="Arial" w:cs="Tahoma"/>
                 <w:sz w:val="18"/>
               </w:rPr>
               <w:t>array&lt;object&gt;</w:t>
@@ -3870,13 +3987,13 @@
             </w:pPr>
             <w:r>
               <w:rPr>
-                <w:rFonts w:ascii="Arial" w:hAnsi="Arial" w:eastAsia="Arial"/>
-                <w:sz w:val="18"/>
-              </w:rPr>
-            </w:r>
-            <w:r>
-              <w:rPr>
-                <w:rFonts w:ascii="Arial" w:hAnsi="Arial" w:eastAsia="Arial"/>
+                <w:rFonts w:ascii="Arial" w:hAnsi="Arial" w:eastAsia="Arial" w:cs="Tahoma"/>
+                <w:sz w:val="18"/>
+              </w:rPr>
+            </w:r>
+            <w:r>
+              <w:rPr>
+                <w:rFonts w:ascii="Arial" w:hAnsi="Arial" w:eastAsia="Arial" w:cs="Tahoma"/>
                 <w:sz w:val="18"/>
               </w:rPr>
               <w:t>Yes</w:t>
@@ -3895,13 +4012,13 @@
             </w:pPr>
             <w:r>
               <w:rPr>
-                <w:rFonts w:ascii="Arial" w:hAnsi="Arial" w:eastAsia="Arial"/>
-                <w:sz w:val="18"/>
-              </w:rPr>
-            </w:r>
-            <w:r>
-              <w:rPr>
-                <w:rFonts w:ascii="Arial" w:hAnsi="Arial" w:eastAsia="Arial"/>
+                <w:rFonts w:ascii="Arial" w:hAnsi="Arial" w:eastAsia="Arial" w:cs="Tahoma"/>
+                <w:sz w:val="18"/>
+              </w:rPr>
+            </w:r>
+            <w:r>
+              <w:rPr>
+                <w:rFonts w:ascii="Arial" w:hAnsi="Arial" w:eastAsia="Arial" w:cs="Tahoma"/>
                 <w:sz w:val="18"/>
               </w:rPr>
               <w:t>JSON array; element type shown in Type column</w:t>
@@ -3925,13 +4042,13 @@
             </w:pPr>
             <w:r>
               <w:rPr>
-                <w:rFonts w:ascii="Arial" w:hAnsi="Arial" w:eastAsia="Arial"/>
-                <w:sz w:val="18"/>
-              </w:rPr>
-            </w:r>
-            <w:r>
-              <w:rPr>
-                <w:rFonts w:ascii="Arial" w:hAnsi="Arial" w:eastAsia="Arial"/>
+                <w:rFonts w:ascii="Arial" w:hAnsi="Arial" w:eastAsia="Arial" w:cs="Tahoma"/>
+                <w:sz w:val="18"/>
+              </w:rPr>
+            </w:r>
+            <w:r>
+              <w:rPr>
+                <w:rFonts w:ascii="Arial" w:hAnsi="Arial" w:eastAsia="Arial" w:cs="Tahoma"/>
                 <w:sz w:val="18"/>
               </w:rPr>
               <w:t>items[].docNo</w:t>
@@ -3950,13 +4067,13 @@
             </w:pPr>
             <w:r>
               <w:rPr>
-                <w:rFonts w:ascii="Arial" w:hAnsi="Arial" w:eastAsia="Arial"/>
-                <w:sz w:val="18"/>
-              </w:rPr>
-            </w:r>
-            <w:r>
-              <w:rPr>
-                <w:rFonts w:ascii="Arial" w:hAnsi="Arial" w:eastAsia="Arial"/>
+                <w:rFonts w:ascii="Arial" w:hAnsi="Arial" w:eastAsia="Arial" w:cs="Tahoma"/>
+                <w:sz w:val="18"/>
+              </w:rPr>
+            </w:r>
+            <w:r>
+              <w:rPr>
+                <w:rFonts w:ascii="Arial" w:hAnsi="Arial" w:eastAsia="Arial" w:cs="Tahoma"/>
                 <w:sz w:val="18"/>
               </w:rPr>
               <w:t>string</w:t>
@@ -3975,13 +4092,13 @@
             </w:pPr>
             <w:r>
               <w:rPr>
-                <w:rFonts w:ascii="Arial" w:hAnsi="Arial" w:eastAsia="Arial"/>
-                <w:sz w:val="18"/>
-              </w:rPr>
-            </w:r>
-            <w:r>
-              <w:rPr>
-                <w:rFonts w:ascii="Arial" w:hAnsi="Arial" w:eastAsia="Arial"/>
+                <w:rFonts w:ascii="Arial" w:hAnsi="Arial" w:eastAsia="Arial" w:cs="Tahoma"/>
+                <w:sz w:val="18"/>
+              </w:rPr>
+            </w:r>
+            <w:r>
+              <w:rPr>
+                <w:rFonts w:ascii="Arial" w:hAnsi="Arial" w:eastAsia="Arial" w:cs="Tahoma"/>
                 <w:sz w:val="18"/>
               </w:rPr>
               <w:t>Yes</w:t>
@@ -4000,13 +4117,13 @@
             </w:pPr>
             <w:r>
               <w:rPr>
-                <w:rFonts w:ascii="Arial" w:hAnsi="Arial" w:eastAsia="Arial"/>
-                <w:sz w:val="18"/>
-              </w:rPr>
-            </w:r>
-            <w:r>
-              <w:rPr>
-                <w:rFonts w:ascii="Arial" w:hAnsi="Arial" w:eastAsia="Arial"/>
+                <w:rFonts w:ascii="Arial" w:hAnsi="Arial" w:eastAsia="Arial" w:cs="Tahoma"/>
+                <w:sz w:val="18"/>
+              </w:rPr>
+            </w:r>
+            <w:r>
+              <w:rPr>
+                <w:rFonts w:ascii="Arial" w:hAnsi="Arial" w:eastAsia="Arial" w:cs="Tahoma"/>
                 <w:sz w:val="18"/>
               </w:rPr>
               <w:t>ค.ศ. YYYY/xxxxx</w:t>
@@ -4030,13 +4147,13 @@
             </w:pPr>
             <w:r>
               <w:rPr>
-                <w:rFonts w:ascii="Arial" w:hAnsi="Arial" w:eastAsia="Arial"/>
-                <w:sz w:val="18"/>
-              </w:rPr>
-            </w:r>
-            <w:r>
-              <w:rPr>
-                <w:rFonts w:ascii="Arial" w:hAnsi="Arial" w:eastAsia="Arial"/>
+                <w:rFonts w:ascii="Arial" w:hAnsi="Arial" w:eastAsia="Arial" w:cs="Tahoma"/>
+                <w:sz w:val="18"/>
+              </w:rPr>
+            </w:r>
+            <w:r>
+              <w:rPr>
+                <w:rFonts w:ascii="Arial" w:hAnsi="Arial" w:eastAsia="Arial" w:cs="Tahoma"/>
                 <w:sz w:val="18"/>
               </w:rPr>
               <w:t>items[].waitingDays</w:t>
@@ -4055,13 +4172,13 @@
             </w:pPr>
             <w:r>
               <w:rPr>
-                <w:rFonts w:ascii="Arial" w:hAnsi="Arial" w:eastAsia="Arial"/>
-                <w:sz w:val="18"/>
-              </w:rPr>
-            </w:r>
-            <w:r>
-              <w:rPr>
-                <w:rFonts w:ascii="Arial" w:hAnsi="Arial" w:eastAsia="Arial"/>
+                <w:rFonts w:ascii="Arial" w:hAnsi="Arial" w:eastAsia="Arial" w:cs="Tahoma"/>
+                <w:sz w:val="18"/>
+              </w:rPr>
+            </w:r>
+            <w:r>
+              <w:rPr>
+                <w:rFonts w:ascii="Arial" w:hAnsi="Arial" w:eastAsia="Arial" w:cs="Tahoma"/>
                 <w:sz w:val="18"/>
               </w:rPr>
               <w:t>integer</w:t>
@@ -4080,13 +4197,13 @@
             </w:pPr>
             <w:r>
               <w:rPr>
-                <w:rFonts w:ascii="Arial" w:hAnsi="Arial" w:eastAsia="Arial"/>
-                <w:sz w:val="18"/>
-              </w:rPr>
-            </w:r>
-            <w:r>
-              <w:rPr>
-                <w:rFonts w:ascii="Arial" w:hAnsi="Arial" w:eastAsia="Arial"/>
+                <w:rFonts w:ascii="Arial" w:hAnsi="Arial" w:eastAsia="Arial" w:cs="Tahoma"/>
+                <w:sz w:val="18"/>
+              </w:rPr>
+            </w:r>
+            <w:r>
+              <w:rPr>
+                <w:rFonts w:ascii="Arial" w:hAnsi="Arial" w:eastAsia="Arial" w:cs="Tahoma"/>
                 <w:sz w:val="18"/>
               </w:rPr>
               <w:t>Yes</w:t>
@@ -4105,13 +4222,13 @@
             </w:pPr>
             <w:r>
               <w:rPr>
-                <w:rFonts w:ascii="Arial" w:hAnsi="Arial" w:eastAsia="Arial"/>
-                <w:sz w:val="18"/>
-              </w:rPr>
-            </w:r>
-            <w:r>
-              <w:rPr>
-                <w:rFonts w:ascii="Arial" w:hAnsi="Arial" w:eastAsia="Arial"/>
+                <w:rFonts w:ascii="Arial" w:hAnsi="Arial" w:eastAsia="Arial" w:cs="Tahoma"/>
+                <w:sz w:val="18"/>
+              </w:rPr>
+            </w:r>
+            <w:r>
+              <w:rPr>
+                <w:rFonts w:ascii="Arial" w:hAnsi="Arial" w:eastAsia="Arial" w:cs="Tahoma"/>
                 <w:sz w:val="18"/>
               </w:rPr>
               <w:t>UTF-8; use value domain described by endpoint purpose</w:t>
@@ -4168,7 +4285,7 @@
             <w:r/>
             <w:r>
               <w:rPr>
-                <w:rFonts w:ascii="Arial" w:hAnsi="Arial" w:eastAsia="Arial"/>
+                <w:rFonts w:ascii="Arial" w:hAnsi="Arial" w:eastAsia="Arial" w:cs="Tahoma"/>
                 <w:b/>
                 <w:sz w:val="18"/>
               </w:rPr>
@@ -4194,7 +4311,7 @@
             <w:r/>
             <w:r>
               <w:rPr>
-                <w:rFonts w:ascii="Courier New" w:hAnsi="Courier New" w:eastAsia="Courier New"/>
+                <w:rFonts w:ascii="Courier New" w:hAnsi="Courier New" w:eastAsia="Courier New" w:cs="Tahoma"/>
                 <w:sz w:val="16"/>
               </w:rPr>
               <w:t>{</w:t>
@@ -4256,7 +4373,7 @@
             <w:r/>
             <w:r>
               <w:rPr>
-                <w:rFonts w:ascii="Arial" w:hAnsi="Arial" w:eastAsia="Arial"/>
+                <w:rFonts w:ascii="Arial" w:hAnsi="Arial" w:eastAsia="Arial" w:cs="Tahoma"/>
                 <w:b/>
                 <w:sz w:val="18"/>
               </w:rPr>
@@ -4278,7 +4395,7 @@
             <w:r/>
             <w:r>
               <w:rPr>
-                <w:rFonts w:ascii="Arial" w:hAnsi="Arial" w:eastAsia="Arial"/>
+                <w:rFonts w:ascii="Arial" w:hAnsi="Arial" w:eastAsia="Arial" w:cs="Tahoma"/>
                 <w:b/>
                 <w:sz w:val="18"/>
               </w:rPr>
@@ -4300,7 +4417,7 @@
             <w:r/>
             <w:r>
               <w:rPr>
-                <w:rFonts w:ascii="Arial" w:hAnsi="Arial" w:eastAsia="Arial"/>
+                <w:rFonts w:ascii="Arial" w:hAnsi="Arial" w:eastAsia="Arial" w:cs="Tahoma"/>
                 <w:b/>
                 <w:sz w:val="18"/>
               </w:rPr>
@@ -4322,7 +4439,7 @@
             <w:r/>
             <w:r>
               <w:rPr>
-                <w:rFonts w:ascii="Arial" w:hAnsi="Arial" w:eastAsia="Arial"/>
+                <w:rFonts w:ascii="Arial" w:hAnsi="Arial" w:eastAsia="Arial" w:cs="Tahoma"/>
                 <w:b/>
                 <w:sz w:val="18"/>
               </w:rPr>
@@ -4347,13 +4464,13 @@
             </w:pPr>
             <w:r>
               <w:rPr>
-                <w:rFonts w:ascii="Arial" w:hAnsi="Arial" w:eastAsia="Arial"/>
-                <w:sz w:val="18"/>
-              </w:rPr>
-            </w:r>
-            <w:r>
-              <w:rPr>
-                <w:rFonts w:ascii="Arial" w:hAnsi="Arial" w:eastAsia="Arial"/>
+                <w:rFonts w:ascii="Arial" w:hAnsi="Arial" w:eastAsia="Arial" w:cs="Tahoma"/>
+                <w:sz w:val="18"/>
+              </w:rPr>
+            </w:r>
+            <w:r>
+              <w:rPr>
+                <w:rFonts w:ascii="Arial" w:hAnsi="Arial" w:eastAsia="Arial" w:cs="Tahoma"/>
                 <w:sz w:val="18"/>
               </w:rPr>
               <w:t>year</w:t>
@@ -4372,13 +4489,13 @@
             </w:pPr>
             <w:r>
               <w:rPr>
-                <w:rFonts w:ascii="Arial" w:hAnsi="Arial" w:eastAsia="Arial"/>
-                <w:sz w:val="18"/>
-              </w:rPr>
-            </w:r>
-            <w:r>
-              <w:rPr>
-                <w:rFonts w:ascii="Arial" w:hAnsi="Arial" w:eastAsia="Arial"/>
+                <w:rFonts w:ascii="Arial" w:hAnsi="Arial" w:eastAsia="Arial" w:cs="Tahoma"/>
+                <w:sz w:val="18"/>
+              </w:rPr>
+            </w:r>
+            <w:r>
+              <w:rPr>
+                <w:rFonts w:ascii="Arial" w:hAnsi="Arial" w:eastAsia="Arial" w:cs="Tahoma"/>
                 <w:sz w:val="18"/>
               </w:rPr>
               <w:t>integer</w:t>
@@ -4397,13 +4514,13 @@
             </w:pPr>
             <w:r>
               <w:rPr>
-                <w:rFonts w:ascii="Arial" w:hAnsi="Arial" w:eastAsia="Arial"/>
-                <w:sz w:val="18"/>
-              </w:rPr>
-            </w:r>
-            <w:r>
-              <w:rPr>
-                <w:rFonts w:ascii="Arial" w:hAnsi="Arial" w:eastAsia="Arial"/>
+                <w:rFonts w:ascii="Arial" w:hAnsi="Arial" w:eastAsia="Arial" w:cs="Tahoma"/>
+                <w:sz w:val="18"/>
+              </w:rPr>
+            </w:r>
+            <w:r>
+              <w:rPr>
+                <w:rFonts w:ascii="Arial" w:hAnsi="Arial" w:eastAsia="Arial" w:cs="Tahoma"/>
                 <w:sz w:val="18"/>
               </w:rPr>
               <w:t>Yes</w:t>
@@ -4422,13 +4539,13 @@
             </w:pPr>
             <w:r>
               <w:rPr>
-                <w:rFonts w:ascii="Arial" w:hAnsi="Arial" w:eastAsia="Arial"/>
-                <w:sz w:val="18"/>
-              </w:rPr>
-            </w:r>
-            <w:r>
-              <w:rPr>
-                <w:rFonts w:ascii="Arial" w:hAnsi="Arial" w:eastAsia="Arial"/>
+                <w:rFonts w:ascii="Arial" w:hAnsi="Arial" w:eastAsia="Arial" w:cs="Tahoma"/>
+                <w:sz w:val="18"/>
+              </w:rPr>
+            </w:r>
+            <w:r>
+              <w:rPr>
+                <w:rFonts w:ascii="Arial" w:hAnsi="Arial" w:eastAsia="Arial" w:cs="Tahoma"/>
                 <w:sz w:val="18"/>
               </w:rPr>
               <w:t>UTF-8; use value domain described by endpoint purpose</w:t>
@@ -4452,13 +4569,13 @@
             </w:pPr>
             <w:r>
               <w:rPr>
-                <w:rFonts w:ascii="Arial" w:hAnsi="Arial" w:eastAsia="Arial"/>
-                <w:sz w:val="18"/>
-              </w:rPr>
-            </w:r>
-            <w:r>
-              <w:rPr>
-                <w:rFonts w:ascii="Arial" w:hAnsi="Arial" w:eastAsia="Arial"/>
+                <w:rFonts w:ascii="Arial" w:hAnsi="Arial" w:eastAsia="Arial" w:cs="Tahoma"/>
+                <w:sz w:val="18"/>
+              </w:rPr>
+            </w:r>
+            <w:r>
+              <w:rPr>
+                <w:rFonts w:ascii="Arial" w:hAnsi="Arial" w:eastAsia="Arial" w:cs="Tahoma"/>
                 <w:sz w:val="18"/>
               </w:rPr>
               <w:t>storeCode</w:t>
@@ -4477,13 +4594,13 @@
             </w:pPr>
             <w:r>
               <w:rPr>
-                <w:rFonts w:ascii="Arial" w:hAnsi="Arial" w:eastAsia="Arial"/>
-                <w:sz w:val="18"/>
-              </w:rPr>
-            </w:r>
-            <w:r>
-              <w:rPr>
-                <w:rFonts w:ascii="Arial" w:hAnsi="Arial" w:eastAsia="Arial"/>
+                <w:rFonts w:ascii="Arial" w:hAnsi="Arial" w:eastAsia="Arial" w:cs="Tahoma"/>
+                <w:sz w:val="18"/>
+              </w:rPr>
+            </w:r>
+            <w:r>
+              <w:rPr>
+                <w:rFonts w:ascii="Arial" w:hAnsi="Arial" w:eastAsia="Arial" w:cs="Tahoma"/>
                 <w:sz w:val="18"/>
               </w:rPr>
               <w:t>string</w:t>
@@ -4502,13 +4619,13 @@
             </w:pPr>
             <w:r>
               <w:rPr>
-                <w:rFonts w:ascii="Arial" w:hAnsi="Arial" w:eastAsia="Arial"/>
-                <w:sz w:val="18"/>
-              </w:rPr>
-            </w:r>
-            <w:r>
-              <w:rPr>
-                <w:rFonts w:ascii="Arial" w:hAnsi="Arial" w:eastAsia="Arial"/>
+                <w:rFonts w:ascii="Arial" w:hAnsi="Arial" w:eastAsia="Arial" w:cs="Tahoma"/>
+                <w:sz w:val="18"/>
+              </w:rPr>
+            </w:r>
+            <w:r>
+              <w:rPr>
+                <w:rFonts w:ascii="Arial" w:hAnsi="Arial" w:eastAsia="Arial" w:cs="Tahoma"/>
                 <w:sz w:val="18"/>
               </w:rPr>
               <w:t>No</w:t>
@@ -4527,13 +4644,13 @@
             </w:pPr>
             <w:r>
               <w:rPr>
-                <w:rFonts w:ascii="Arial" w:hAnsi="Arial" w:eastAsia="Arial"/>
-                <w:sz w:val="18"/>
-              </w:rPr>
-            </w:r>
-            <w:r>
-              <w:rPr>
-                <w:rFonts w:ascii="Arial" w:hAnsi="Arial" w:eastAsia="Arial"/>
+                <w:rFonts w:ascii="Arial" w:hAnsi="Arial" w:eastAsia="Arial" w:cs="Tahoma"/>
+                <w:sz w:val="18"/>
+              </w:rPr>
+            </w:r>
+            <w:r>
+              <w:rPr>
+                <w:rFonts w:ascii="Arial" w:hAnsi="Arial" w:eastAsia="Arial" w:cs="Tahoma"/>
                 <w:sz w:val="18"/>
               </w:rPr>
               <w:t>exactly 5 digits; preserve leading zero</w:t>
@@ -4557,13 +4674,13 @@
             </w:pPr>
             <w:r>
               <w:rPr>
-                <w:rFonts w:ascii="Arial" w:hAnsi="Arial" w:eastAsia="Arial"/>
-                <w:sz w:val="18"/>
-              </w:rPr>
-            </w:r>
-            <w:r>
-              <w:rPr>
-                <w:rFonts w:ascii="Arial" w:hAnsi="Arial" w:eastAsia="Arial"/>
+                <w:rFonts w:ascii="Arial" w:hAnsi="Arial" w:eastAsia="Arial" w:cs="Tahoma"/>
+                <w:sz w:val="18"/>
+              </w:rPr>
+            </w:r>
+            <w:r>
+              <w:rPr>
+                <w:rFonts w:ascii="Arial" w:hAnsi="Arial" w:eastAsia="Arial" w:cs="Tahoma"/>
                 <w:sz w:val="18"/>
               </w:rPr>
               <w:t>status</w:t>
@@ -4582,13 +4699,13 @@
             </w:pPr>
             <w:r>
               <w:rPr>
-                <w:rFonts w:ascii="Arial" w:hAnsi="Arial" w:eastAsia="Arial"/>
-                <w:sz w:val="18"/>
-              </w:rPr>
-            </w:r>
-            <w:r>
-              <w:rPr>
-                <w:rFonts w:ascii="Arial" w:hAnsi="Arial" w:eastAsia="Arial"/>
+                <w:rFonts w:ascii="Arial" w:hAnsi="Arial" w:eastAsia="Arial" w:cs="Tahoma"/>
+                <w:sz w:val="18"/>
+              </w:rPr>
+            </w:r>
+            <w:r>
+              <w:rPr>
+                <w:rFonts w:ascii="Arial" w:hAnsi="Arial" w:eastAsia="Arial" w:cs="Tahoma"/>
                 <w:sz w:val="18"/>
               </w:rPr>
               <w:t>string</w:t>
@@ -4607,13 +4724,13 @@
             </w:pPr>
             <w:r>
               <w:rPr>
-                <w:rFonts w:ascii="Arial" w:hAnsi="Arial" w:eastAsia="Arial"/>
-                <w:sz w:val="18"/>
-              </w:rPr>
-            </w:r>
-            <w:r>
-              <w:rPr>
-                <w:rFonts w:ascii="Arial" w:hAnsi="Arial" w:eastAsia="Arial"/>
+                <w:rFonts w:ascii="Arial" w:hAnsi="Arial" w:eastAsia="Arial" w:cs="Tahoma"/>
+                <w:sz w:val="18"/>
+              </w:rPr>
+            </w:r>
+            <w:r>
+              <w:rPr>
+                <w:rFonts w:ascii="Arial" w:hAnsi="Arial" w:eastAsia="Arial" w:cs="Tahoma"/>
                 <w:sz w:val="18"/>
               </w:rPr>
               <w:t>No</w:t>
@@ -4632,13 +4749,13 @@
             </w:pPr>
             <w:r>
               <w:rPr>
-                <w:rFonts w:ascii="Arial" w:hAnsi="Arial" w:eastAsia="Arial"/>
-                <w:sz w:val="18"/>
-              </w:rPr>
-            </w:r>
-            <w:r>
-              <w:rPr>
-                <w:rFonts w:ascii="Arial" w:hAnsi="Arial" w:eastAsia="Arial"/>
+                <w:rFonts w:ascii="Arial" w:hAnsi="Arial" w:eastAsia="Arial" w:cs="Tahoma"/>
+                <w:sz w:val="18"/>
+              </w:rPr>
+            </w:r>
+            <w:r>
+              <w:rPr>
+                <w:rFonts w:ascii="Arial" w:hAnsi="Arial" w:eastAsia="Arial" w:cs="Tahoma"/>
                 <w:sz w:val="18"/>
               </w:rPr>
               <w:t>UTF-8; use value domain described by endpoint purpose</w:t>
@@ -4662,13 +4779,13 @@
             </w:pPr>
             <w:r>
               <w:rPr>
-                <w:rFonts w:ascii="Arial" w:hAnsi="Arial" w:eastAsia="Arial"/>
-                <w:sz w:val="18"/>
-              </w:rPr>
-            </w:r>
-            <w:r>
-              <w:rPr>
-                <w:rFonts w:ascii="Arial" w:hAnsi="Arial" w:eastAsia="Arial"/>
+                <w:rFonts w:ascii="Arial" w:hAnsi="Arial" w:eastAsia="Arial" w:cs="Tahoma"/>
+                <w:sz w:val="18"/>
+              </w:rPr>
+            </w:r>
+            <w:r>
+              <w:rPr>
+                <w:rFonts w:ascii="Arial" w:hAnsi="Arial" w:eastAsia="Arial" w:cs="Tahoma"/>
                 <w:sz w:val="18"/>
               </w:rPr>
               <w:t>page</w:t>
@@ -4687,13 +4804,13 @@
             </w:pPr>
             <w:r>
               <w:rPr>
-                <w:rFonts w:ascii="Arial" w:hAnsi="Arial" w:eastAsia="Arial"/>
-                <w:sz w:val="18"/>
-              </w:rPr>
-            </w:r>
-            <w:r>
-              <w:rPr>
-                <w:rFonts w:ascii="Arial" w:hAnsi="Arial" w:eastAsia="Arial"/>
+                <w:rFonts w:ascii="Arial" w:hAnsi="Arial" w:eastAsia="Arial" w:cs="Tahoma"/>
+                <w:sz w:val="18"/>
+              </w:rPr>
+            </w:r>
+            <w:r>
+              <w:rPr>
+                <w:rFonts w:ascii="Arial" w:hAnsi="Arial" w:eastAsia="Arial" w:cs="Tahoma"/>
                 <w:sz w:val="18"/>
               </w:rPr>
               <w:t>integer</w:t>
@@ -4712,13 +4829,13 @@
             </w:pPr>
             <w:r>
               <w:rPr>
-                <w:rFonts w:ascii="Arial" w:hAnsi="Arial" w:eastAsia="Arial"/>
-                <w:sz w:val="18"/>
-              </w:rPr>
-            </w:r>
-            <w:r>
-              <w:rPr>
-                <w:rFonts w:ascii="Arial" w:hAnsi="Arial" w:eastAsia="Arial"/>
+                <w:rFonts w:ascii="Arial" w:hAnsi="Arial" w:eastAsia="Arial" w:cs="Tahoma"/>
+                <w:sz w:val="18"/>
+              </w:rPr>
+            </w:r>
+            <w:r>
+              <w:rPr>
+                <w:rFonts w:ascii="Arial" w:hAnsi="Arial" w:eastAsia="Arial" w:cs="Tahoma"/>
                 <w:sz w:val="18"/>
               </w:rPr>
               <w:t>No</w:t>
@@ -4737,13 +4854,13 @@
             </w:pPr>
             <w:r>
               <w:rPr>
-                <w:rFonts w:ascii="Arial" w:hAnsi="Arial" w:eastAsia="Arial"/>
-                <w:sz w:val="18"/>
-              </w:rPr>
-            </w:r>
-            <w:r>
-              <w:rPr>
-                <w:rFonts w:ascii="Arial" w:hAnsi="Arial" w:eastAsia="Arial"/>
+                <w:rFonts w:ascii="Arial" w:hAnsi="Arial" w:eastAsia="Arial" w:cs="Tahoma"/>
+                <w:sz w:val="18"/>
+              </w:rPr>
+            </w:r>
+            <w:r>
+              <w:rPr>
+                <w:rFonts w:ascii="Arial" w:hAnsi="Arial" w:eastAsia="Arial" w:cs="Tahoma"/>
                 <w:sz w:val="18"/>
               </w:rPr>
               <w:t>&gt;= 1; default 1</w:t>
@@ -4781,7 +4898,7 @@
             <w:r/>
             <w:r>
               <w:rPr>
-                <w:rFonts w:ascii="Arial" w:hAnsi="Arial" w:eastAsia="Arial"/>
+                <w:rFonts w:ascii="Arial" w:hAnsi="Arial" w:eastAsia="Arial" w:cs="Tahoma"/>
                 <w:b/>
                 <w:sz w:val="18"/>
               </w:rPr>
@@ -4807,7 +4924,7 @@
             <w:r/>
             <w:r>
               <w:rPr>
-                <w:rFonts w:ascii="Courier New" w:hAnsi="Courier New" w:eastAsia="Courier New"/>
+                <w:rFonts w:ascii="Courier New" w:hAnsi="Courier New" w:eastAsia="Courier New" w:cs="Tahoma"/>
                 <w:sz w:val="16"/>
               </w:rPr>
               <w:t>{</w:t>
@@ -4873,7 +4990,7 @@
             <w:r/>
             <w:r>
               <w:rPr>
-                <w:rFonts w:ascii="Arial" w:hAnsi="Arial" w:eastAsia="Arial"/>
+                <w:rFonts w:ascii="Arial" w:hAnsi="Arial" w:eastAsia="Arial" w:cs="Tahoma"/>
                 <w:b/>
                 <w:sz w:val="18"/>
               </w:rPr>
@@ -4895,7 +5012,7 @@
             <w:r/>
             <w:r>
               <w:rPr>
-                <w:rFonts w:ascii="Arial" w:hAnsi="Arial" w:eastAsia="Arial"/>
+                <w:rFonts w:ascii="Arial" w:hAnsi="Arial" w:eastAsia="Arial" w:cs="Tahoma"/>
                 <w:b/>
                 <w:sz w:val="18"/>
               </w:rPr>
@@ -4917,7 +5034,7 @@
             <w:r/>
             <w:r>
               <w:rPr>
-                <w:rFonts w:ascii="Arial" w:hAnsi="Arial" w:eastAsia="Arial"/>
+                <w:rFonts w:ascii="Arial" w:hAnsi="Arial" w:eastAsia="Arial" w:cs="Tahoma"/>
                 <w:b/>
                 <w:sz w:val="18"/>
               </w:rPr>
@@ -4939,7 +5056,7 @@
             <w:r/>
             <w:r>
               <w:rPr>
-                <w:rFonts w:ascii="Arial" w:hAnsi="Arial" w:eastAsia="Arial"/>
+                <w:rFonts w:ascii="Arial" w:hAnsi="Arial" w:eastAsia="Arial" w:cs="Tahoma"/>
                 <w:b/>
                 <w:sz w:val="18"/>
               </w:rPr>
@@ -4964,13 +5081,13 @@
             </w:pPr>
             <w:r>
               <w:rPr>
-                <w:rFonts w:ascii="Arial" w:hAnsi="Arial" w:eastAsia="Arial"/>
-                <w:sz w:val="18"/>
-              </w:rPr>
-            </w:r>
-            <w:r>
-              <w:rPr>
-                <w:rFonts w:ascii="Arial" w:hAnsi="Arial" w:eastAsia="Arial"/>
+                <w:rFonts w:ascii="Arial" w:hAnsi="Arial" w:eastAsia="Arial" w:cs="Tahoma"/>
+                <w:sz w:val="18"/>
+              </w:rPr>
+            </w:r>
+            <w:r>
+              <w:rPr>
+                <w:rFonts w:ascii="Arial" w:hAnsi="Arial" w:eastAsia="Arial" w:cs="Tahoma"/>
                 <w:sz w:val="18"/>
               </w:rPr>
               <w:t>items</w:t>
@@ -4989,13 +5106,13 @@
             </w:pPr>
             <w:r>
               <w:rPr>
-                <w:rFonts w:ascii="Arial" w:hAnsi="Arial" w:eastAsia="Arial"/>
-                <w:sz w:val="18"/>
-              </w:rPr>
-            </w:r>
-            <w:r>
-              <w:rPr>
-                <w:rFonts w:ascii="Arial" w:hAnsi="Arial" w:eastAsia="Arial"/>
+                <w:rFonts w:ascii="Arial" w:hAnsi="Arial" w:eastAsia="Arial" w:cs="Tahoma"/>
+                <w:sz w:val="18"/>
+              </w:rPr>
+            </w:r>
+            <w:r>
+              <w:rPr>
+                <w:rFonts w:ascii="Arial" w:hAnsi="Arial" w:eastAsia="Arial" w:cs="Tahoma"/>
                 <w:sz w:val="18"/>
               </w:rPr>
               <w:t>array&lt;object&gt;</w:t>
@@ -5014,13 +5131,13 @@
             </w:pPr>
             <w:r>
               <w:rPr>
-                <w:rFonts w:ascii="Arial" w:hAnsi="Arial" w:eastAsia="Arial"/>
-                <w:sz w:val="18"/>
-              </w:rPr>
-            </w:r>
-            <w:r>
-              <w:rPr>
-                <w:rFonts w:ascii="Arial" w:hAnsi="Arial" w:eastAsia="Arial"/>
+                <w:rFonts w:ascii="Arial" w:hAnsi="Arial" w:eastAsia="Arial" w:cs="Tahoma"/>
+                <w:sz w:val="18"/>
+              </w:rPr>
+            </w:r>
+            <w:r>
+              <w:rPr>
+                <w:rFonts w:ascii="Arial" w:hAnsi="Arial" w:eastAsia="Arial" w:cs="Tahoma"/>
                 <w:sz w:val="18"/>
               </w:rPr>
               <w:t>Yes</w:t>
@@ -5039,13 +5156,13 @@
             </w:pPr>
             <w:r>
               <w:rPr>
-                <w:rFonts w:ascii="Arial" w:hAnsi="Arial" w:eastAsia="Arial"/>
-                <w:sz w:val="18"/>
-              </w:rPr>
-            </w:r>
-            <w:r>
-              <w:rPr>
-                <w:rFonts w:ascii="Arial" w:hAnsi="Arial" w:eastAsia="Arial"/>
+                <w:rFonts w:ascii="Arial" w:hAnsi="Arial" w:eastAsia="Arial" w:cs="Tahoma"/>
+                <w:sz w:val="18"/>
+              </w:rPr>
+            </w:r>
+            <w:r>
+              <w:rPr>
+                <w:rFonts w:ascii="Arial" w:hAnsi="Arial" w:eastAsia="Arial" w:cs="Tahoma"/>
                 <w:sz w:val="18"/>
               </w:rPr>
               <w:t>JSON array; element type shown in Type column</w:t>
@@ -5069,13 +5186,13 @@
             </w:pPr>
             <w:r>
               <w:rPr>
-                <w:rFonts w:ascii="Arial" w:hAnsi="Arial" w:eastAsia="Arial"/>
-                <w:sz w:val="18"/>
-              </w:rPr>
-            </w:r>
-            <w:r>
-              <w:rPr>
-                <w:rFonts w:ascii="Arial" w:hAnsi="Arial" w:eastAsia="Arial"/>
+                <w:rFonts w:ascii="Arial" w:hAnsi="Arial" w:eastAsia="Arial" w:cs="Tahoma"/>
+                <w:sz w:val="18"/>
+              </w:rPr>
+            </w:r>
+            <w:r>
+              <w:rPr>
+                <w:rFonts w:ascii="Arial" w:hAnsi="Arial" w:eastAsia="Arial" w:cs="Tahoma"/>
                 <w:sz w:val="18"/>
               </w:rPr>
               <w:t>items[].docNo</w:t>
@@ -5094,13 +5211,13 @@
             </w:pPr>
             <w:r>
               <w:rPr>
-                <w:rFonts w:ascii="Arial" w:hAnsi="Arial" w:eastAsia="Arial"/>
-                <w:sz w:val="18"/>
-              </w:rPr>
-            </w:r>
-            <w:r>
-              <w:rPr>
-                <w:rFonts w:ascii="Arial" w:hAnsi="Arial" w:eastAsia="Arial"/>
+                <w:rFonts w:ascii="Arial" w:hAnsi="Arial" w:eastAsia="Arial" w:cs="Tahoma"/>
+                <w:sz w:val="18"/>
+              </w:rPr>
+            </w:r>
+            <w:r>
+              <w:rPr>
+                <w:rFonts w:ascii="Arial" w:hAnsi="Arial" w:eastAsia="Arial" w:cs="Tahoma"/>
                 <w:sz w:val="18"/>
               </w:rPr>
               <w:t>string</w:t>
@@ -5119,13 +5236,13 @@
             </w:pPr>
             <w:r>
               <w:rPr>
-                <w:rFonts w:ascii="Arial" w:hAnsi="Arial" w:eastAsia="Arial"/>
-                <w:sz w:val="18"/>
-              </w:rPr>
-            </w:r>
-            <w:r>
-              <w:rPr>
-                <w:rFonts w:ascii="Arial" w:hAnsi="Arial" w:eastAsia="Arial"/>
+                <w:rFonts w:ascii="Arial" w:hAnsi="Arial" w:eastAsia="Arial" w:cs="Tahoma"/>
+                <w:sz w:val="18"/>
+              </w:rPr>
+            </w:r>
+            <w:r>
+              <w:rPr>
+                <w:rFonts w:ascii="Arial" w:hAnsi="Arial" w:eastAsia="Arial" w:cs="Tahoma"/>
                 <w:sz w:val="18"/>
               </w:rPr>
               <w:t>Yes</w:t>
@@ -5144,13 +5261,13 @@
             </w:pPr>
             <w:r>
               <w:rPr>
-                <w:rFonts w:ascii="Arial" w:hAnsi="Arial" w:eastAsia="Arial"/>
-                <w:sz w:val="18"/>
-              </w:rPr>
-            </w:r>
-            <w:r>
-              <w:rPr>
-                <w:rFonts w:ascii="Arial" w:hAnsi="Arial" w:eastAsia="Arial"/>
+                <w:rFonts w:ascii="Arial" w:hAnsi="Arial" w:eastAsia="Arial" w:cs="Tahoma"/>
+                <w:sz w:val="18"/>
+              </w:rPr>
+            </w:r>
+            <w:r>
+              <w:rPr>
+                <w:rFonts w:ascii="Arial" w:hAnsi="Arial" w:eastAsia="Arial" w:cs="Tahoma"/>
                 <w:sz w:val="18"/>
               </w:rPr>
               <w:t>ค.ศ. YYYY/xxxxx</w:t>
@@ -5174,13 +5291,13 @@
             </w:pPr>
             <w:r>
               <w:rPr>
-                <w:rFonts w:ascii="Arial" w:hAnsi="Arial" w:eastAsia="Arial"/>
-                <w:sz w:val="18"/>
-              </w:rPr>
-            </w:r>
-            <w:r>
-              <w:rPr>
-                <w:rFonts w:ascii="Arial" w:hAnsi="Arial" w:eastAsia="Arial"/>
+                <w:rFonts w:ascii="Arial" w:hAnsi="Arial" w:eastAsia="Arial" w:cs="Tahoma"/>
+                <w:sz w:val="18"/>
+              </w:rPr>
+            </w:r>
+            <w:r>
+              <w:rPr>
+                <w:rFonts w:ascii="Arial" w:hAnsi="Arial" w:eastAsia="Arial" w:cs="Tahoma"/>
                 <w:sz w:val="18"/>
               </w:rPr>
               <w:t>items[].statusCode</w:t>
@@ -5199,13 +5316,13 @@
             </w:pPr>
             <w:r>
               <w:rPr>
-                <w:rFonts w:ascii="Arial" w:hAnsi="Arial" w:eastAsia="Arial"/>
-                <w:sz w:val="18"/>
-              </w:rPr>
-            </w:r>
-            <w:r>
-              <w:rPr>
-                <w:rFonts w:ascii="Arial" w:hAnsi="Arial" w:eastAsia="Arial"/>
+                <w:rFonts w:ascii="Arial" w:hAnsi="Arial" w:eastAsia="Arial" w:cs="Tahoma"/>
+                <w:sz w:val="18"/>
+              </w:rPr>
+            </w:r>
+            <w:r>
+              <w:rPr>
+                <w:rFonts w:ascii="Arial" w:hAnsi="Arial" w:eastAsia="Arial" w:cs="Tahoma"/>
                 <w:sz w:val="18"/>
               </w:rPr>
               <w:t>string</w:t>
@@ -5224,13 +5341,13 @@
             </w:pPr>
             <w:r>
               <w:rPr>
-                <w:rFonts w:ascii="Arial" w:hAnsi="Arial" w:eastAsia="Arial"/>
-                <w:sz w:val="18"/>
-              </w:rPr>
-            </w:r>
-            <w:r>
-              <w:rPr>
-                <w:rFonts w:ascii="Arial" w:hAnsi="Arial" w:eastAsia="Arial"/>
+                <w:rFonts w:ascii="Arial" w:hAnsi="Arial" w:eastAsia="Arial" w:cs="Tahoma"/>
+                <w:sz w:val="18"/>
+              </w:rPr>
+            </w:r>
+            <w:r>
+              <w:rPr>
+                <w:rFonts w:ascii="Arial" w:hAnsi="Arial" w:eastAsia="Arial" w:cs="Tahoma"/>
                 <w:sz w:val="18"/>
               </w:rPr>
               <w:t>Yes</w:t>
@@ -5249,13 +5366,13 @@
             </w:pPr>
             <w:r>
               <w:rPr>
-                <w:rFonts w:ascii="Arial" w:hAnsi="Arial" w:eastAsia="Arial"/>
-                <w:sz w:val="18"/>
-              </w:rPr>
-            </w:r>
-            <w:r>
-              <w:rPr>
-                <w:rFonts w:ascii="Arial" w:hAnsi="Arial" w:eastAsia="Arial"/>
+                <w:rFonts w:ascii="Arial" w:hAnsi="Arial" w:eastAsia="Arial" w:cs="Tahoma"/>
+                <w:sz w:val="18"/>
+              </w:rPr>
+            </w:r>
+            <w:r>
+              <w:rPr>
+                <w:rFonts w:ascii="Arial" w:hAnsi="Arial" w:eastAsia="Arial" w:cs="Tahoma"/>
                 <w:sz w:val="18"/>
               </w:rPr>
               <w:t>canonical code; do not replace with display label</w:t>
@@ -5314,7 +5431,7 @@
             <w:r/>
             <w:r>
               <w:rPr>
-                <w:rFonts w:ascii="Arial" w:hAnsi="Arial" w:eastAsia="Arial"/>
+                <w:rFonts w:ascii="Arial" w:hAnsi="Arial" w:eastAsia="Arial" w:cs="Tahoma"/>
                 <w:b/>
                 <w:sz w:val="18"/>
               </w:rPr>
@@ -5336,7 +5453,7 @@
             <w:r/>
             <w:r>
               <w:rPr>
-                <w:rFonts w:ascii="Arial" w:hAnsi="Arial" w:eastAsia="Arial"/>
+                <w:rFonts w:ascii="Arial" w:hAnsi="Arial" w:eastAsia="Arial" w:cs="Tahoma"/>
                 <w:b/>
                 <w:sz w:val="18"/>
               </w:rPr>
@@ -5358,7 +5475,7 @@
             <w:r/>
             <w:r>
               <w:rPr>
-                <w:rFonts w:ascii="Arial" w:hAnsi="Arial" w:eastAsia="Arial"/>
+                <w:rFonts w:ascii="Arial" w:hAnsi="Arial" w:eastAsia="Arial" w:cs="Tahoma"/>
                 <w:b/>
                 <w:sz w:val="18"/>
               </w:rPr>
@@ -5383,13 +5500,13 @@
             </w:pPr>
             <w:r>
               <w:rPr>
-                <w:rFonts w:ascii="Arial" w:hAnsi="Arial" w:eastAsia="Arial"/>
-                <w:sz w:val="18"/>
-              </w:rPr>
-            </w:r>
-            <w:r>
-              <w:rPr>
-                <w:rFonts w:ascii="Arial" w:hAnsi="Arial" w:eastAsia="Arial"/>
+                <w:rFonts w:ascii="Arial" w:hAnsi="Arial" w:eastAsia="Arial" w:cs="Tahoma"/>
+                <w:sz w:val="18"/>
+              </w:rPr>
+            </w:r>
+            <w:r>
+              <w:rPr>
+                <w:rFonts w:ascii="Arial" w:hAnsi="Arial" w:eastAsia="Arial" w:cs="Tahoma"/>
                 <w:sz w:val="18"/>
               </w:rPr>
               <w:t>workflow_transaction / workflow_approver (@srm/glb-workflow)</w:t>
@@ -5408,13 +5525,13 @@
             </w:pPr>
             <w:r>
               <w:rPr>
-                <w:rFonts w:ascii="Arial" w:hAnsi="Arial" w:eastAsia="Arial"/>
-                <w:sz w:val="18"/>
-              </w:rPr>
-            </w:r>
-            <w:r>
-              <w:rPr>
-                <w:rFonts w:ascii="Arial" w:hAnsi="Arial" w:eastAsia="Arial"/>
+                <w:rFonts w:ascii="Arial" w:hAnsi="Arial" w:eastAsia="Arial" w:cs="Tahoma"/>
+                <w:sz w:val="18"/>
+              </w:rPr>
+            </w:r>
+            <w:r>
+              <w:rPr>
+                <w:rFonts w:ascii="Arial" w:hAnsi="Arial" w:eastAsia="Arial" w:cs="Tahoma"/>
                 <w:sz w:val="18"/>
               </w:rPr>
               <w:t>R</w:t>
@@ -5433,16 +5550,16 @@
             </w:pPr>
             <w:r>
               <w:rPr>
-                <w:rFonts w:ascii="Arial" w:hAnsi="Arial" w:eastAsia="Arial"/>
-                <w:sz w:val="18"/>
-              </w:rPr>
-            </w:r>
-            <w:r>
-              <w:rPr>
-                <w:rFonts w:ascii="Arial" w:hAnsi="Arial" w:eastAsia="Arial"/>
-                <w:sz w:val="18"/>
-              </w:rPr>
-              <w:t>อ่าน inbox ผ่าน getPendingFlow()</w:t>
+                <w:rFonts w:ascii="Arial" w:hAnsi="Arial" w:eastAsia="Arial" w:cs="Tahoma"/>
+                <w:sz w:val="18"/>
+              </w:rPr>
+            </w:r>
+            <w:r>
+              <w:rPr>
+                <w:rFonts w:ascii="Arial" w:hAnsi="Arial" w:eastAsia="Arial" w:cs="Tahoma"/>
+                <w:sz w:val="18"/>
+              </w:rPr>
+              <w:t>อ่าน inbox ผ่าน getPendingFlowByUser()</w:t>
             </w:r>
           </w:p>
         </w:tc>
@@ -5463,13 +5580,13 @@
             </w:pPr>
             <w:r>
               <w:rPr>
-                <w:rFonts w:ascii="Arial" w:hAnsi="Arial" w:eastAsia="Arial"/>
-                <w:sz w:val="18"/>
-              </w:rPr>
-            </w:r>
-            <w:r>
-              <w:rPr>
-                <w:rFonts w:ascii="Arial" w:hAnsi="Arial" w:eastAsia="Arial"/>
+                <w:rFonts w:ascii="Arial" w:hAnsi="Arial" w:eastAsia="Arial" w:cs="Tahoma"/>
+                <w:sz w:val="18"/>
+              </w:rPr>
+            </w:r>
+            <w:r>
+              <w:rPr>
+                <w:rFonts w:ascii="Arial" w:hAnsi="Arial" w:eastAsia="Arial" w:cs="Tahoma"/>
                 <w:sz w:val="18"/>
               </w:rPr>
               <w:t>compensation_documents</w:t>
@@ -5488,13 +5605,13 @@
             </w:pPr>
             <w:r>
               <w:rPr>
-                <w:rFonts w:ascii="Arial" w:hAnsi="Arial" w:eastAsia="Arial"/>
-                <w:sz w:val="18"/>
-              </w:rPr>
-            </w:r>
-            <w:r>
-              <w:rPr>
-                <w:rFonts w:ascii="Arial" w:hAnsi="Arial" w:eastAsia="Arial"/>
+                <w:rFonts w:ascii="Arial" w:hAnsi="Arial" w:eastAsia="Arial" w:cs="Tahoma"/>
+                <w:sz w:val="18"/>
+              </w:rPr>
+            </w:r>
+            <w:r>
+              <w:rPr>
+                <w:rFonts w:ascii="Arial" w:hAnsi="Arial" w:eastAsia="Arial" w:cs="Tahoma"/>
                 <w:sz w:val="18"/>
               </w:rPr>
               <w:t>R</w:t>
@@ -5513,13 +5630,13 @@
             </w:pPr>
             <w:r>
               <w:rPr>
-                <w:rFonts w:ascii="Arial" w:hAnsi="Arial" w:eastAsia="Arial"/>
-                <w:sz w:val="18"/>
-              </w:rPr>
-            </w:r>
-            <w:r>
-              <w:rPr>
-                <w:rFonts w:ascii="Arial" w:hAnsi="Arial" w:eastAsia="Arial"/>
+                <w:rFonts w:ascii="Arial" w:hAnsi="Arial" w:eastAsia="Arial" w:cs="Tahoma"/>
+                <w:sz w:val="18"/>
+              </w:rPr>
+            </w:r>
+            <w:r>
+              <w:rPr>
+                <w:rFonts w:ascii="Arial" w:hAnsi="Arial" w:eastAsia="Arial" w:cs="Tahoma"/>
                 <w:sz w:val="18"/>
               </w:rPr>
               <w:t>ค้นเอกสารตาม year/status/store</w:t>
@@ -5543,13 +5660,13 @@
             </w:pPr>
             <w:r>
               <w:rPr>
-                <w:rFonts w:ascii="Arial" w:hAnsi="Arial" w:eastAsia="Arial"/>
-                <w:sz w:val="18"/>
-              </w:rPr>
-            </w:r>
-            <w:r>
-              <w:rPr>
-                <w:rFonts w:ascii="Arial" w:hAnsi="Arial" w:eastAsia="Arial"/>
+                <w:rFonts w:ascii="Arial" w:hAnsi="Arial" w:eastAsia="Arial" w:cs="Tahoma"/>
+                <w:sz w:val="18"/>
+              </w:rPr>
+            </w:r>
+            <w:r>
+              <w:rPr>
+                <w:rFonts w:ascii="Arial" w:hAnsi="Arial" w:eastAsia="Arial" w:cs="Tahoma"/>
                 <w:sz w:val="18"/>
               </w:rPr>
               <w:t>impacted_stores</w:t>
@@ -5568,13 +5685,13 @@
             </w:pPr>
             <w:r>
               <w:rPr>
-                <w:rFonts w:ascii="Arial" w:hAnsi="Arial" w:eastAsia="Arial"/>
-                <w:sz w:val="18"/>
-              </w:rPr>
-            </w:r>
-            <w:r>
-              <w:rPr>
-                <w:rFonts w:ascii="Arial" w:hAnsi="Arial" w:eastAsia="Arial"/>
+                <w:rFonts w:ascii="Arial" w:hAnsi="Arial" w:eastAsia="Arial" w:cs="Tahoma"/>
+                <w:sz w:val="18"/>
+              </w:rPr>
+            </w:r>
+            <w:r>
+              <w:rPr>
+                <w:rFonts w:ascii="Arial" w:hAnsi="Arial" w:eastAsia="Arial" w:cs="Tahoma"/>
                 <w:sz w:val="18"/>
               </w:rPr>
               <w:t>R</w:t>
@@ -5593,13 +5710,13 @@
             </w:pPr>
             <w:r>
               <w:rPr>
-                <w:rFonts w:ascii="Arial" w:hAnsi="Arial" w:eastAsia="Arial"/>
-                <w:sz w:val="18"/>
-              </w:rPr>
-            </w:r>
-            <w:r>
-              <w:rPr>
-                <w:rFonts w:ascii="Arial" w:hAnsi="Arial" w:eastAsia="Arial"/>
+                <w:rFonts w:ascii="Arial" w:hAnsi="Arial" w:eastAsia="Arial" w:cs="Tahoma"/>
+                <w:sz w:val="18"/>
+              </w:rPr>
+            </w:r>
+            <w:r>
+              <w:rPr>
+                <w:rFonts w:ascii="Arial" w:hAnsi="Arial" w:eastAsia="Arial" w:cs="Tahoma"/>
                 <w:sz w:val="18"/>
               </w:rPr>
               <w:t>ชื่อร้าน ภาค และข้อมูลร้าน</w:t>
@@ -5623,13 +5740,13 @@
             </w:pPr>
             <w:r>
               <w:rPr>
-                <w:rFonts w:ascii="Arial" w:hAnsi="Arial" w:eastAsia="Arial"/>
-                <w:sz w:val="18"/>
-              </w:rPr>
-            </w:r>
-            <w:r>
-              <w:rPr>
-                <w:rFonts w:ascii="Arial" w:hAnsi="Arial" w:eastAsia="Arial"/>
+                <w:rFonts w:ascii="Arial" w:hAnsi="Arial" w:eastAsia="Arial" w:cs="Tahoma"/>
+                <w:sz w:val="18"/>
+              </w:rPr>
+            </w:r>
+            <w:r>
+              <w:rPr>
+                <w:rFonts w:ascii="Arial" w:hAnsi="Arial" w:eastAsia="Arial" w:cs="Tahoma"/>
                 <w:sz w:val="18"/>
               </w:rPr>
               <w:t>fgi_impact_sales_summaries</w:t>
@@ -5648,13 +5765,13 @@
             </w:pPr>
             <w:r>
               <w:rPr>
-                <w:rFonts w:ascii="Arial" w:hAnsi="Arial" w:eastAsia="Arial"/>
-                <w:sz w:val="18"/>
-              </w:rPr>
-            </w:r>
-            <w:r>
-              <w:rPr>
-                <w:rFonts w:ascii="Arial" w:hAnsi="Arial" w:eastAsia="Arial"/>
+                <w:rFonts w:ascii="Arial" w:hAnsi="Arial" w:eastAsia="Arial" w:cs="Tahoma"/>
+                <w:sz w:val="18"/>
+              </w:rPr>
+            </w:r>
+            <w:r>
+              <w:rPr>
+                <w:rFonts w:ascii="Arial" w:hAnsi="Arial" w:eastAsia="Arial" w:cs="Tahoma"/>
                 <w:sz w:val="18"/>
               </w:rPr>
               <w:t>R</w:t>
@@ -5673,13 +5790,13 @@
             </w:pPr>
             <w:r>
               <w:rPr>
-                <w:rFonts w:ascii="Arial" w:hAnsi="Arial" w:eastAsia="Arial"/>
-                <w:sz w:val="18"/>
-              </w:rPr>
-            </w:r>
-            <w:r>
-              <w:rPr>
-                <w:rFonts w:ascii="Arial" w:hAnsi="Arial" w:eastAsia="Arial"/>
+                <w:rFonts w:ascii="Arial" w:hAnsi="Arial" w:eastAsia="Arial" w:cs="Tahoma"/>
+                <w:sz w:val="18"/>
+              </w:rPr>
+            </w:r>
+            <w:r>
+              <w:rPr>
+                <w:rFonts w:ascii="Arial" w:hAnsi="Arial" w:eastAsia="Arial" w:cs="Tahoma"/>
                 <w:sz w:val="18"/>
               </w:rPr>
               <w:t>flag ข้อมูลผิดปกติ/ยอดขายไม่ครบ 60 วัน</w:t>
@@ -5709,7 +5826,7 @@
       </w:r>
       <w:r>
         <w:rPr>
-          <w:rFonts w:ascii="Courier New" w:hAnsi="Courier New"/>
+          <w:rFonts w:ascii="Courier New" w:hAnsi="Courier New" w:eastAsia="Courier New" w:cs="Tahoma"/>
         </w:rPr>
         <w:t>srm-sps-spsap-store-backend</w:t>
       </w:r>
@@ -5718,7 +5835,7 @@
       </w:r>
       <w:r>
         <w:rPr>
-          <w:rFonts w:ascii="Courier New" w:hAnsi="Courier New"/>
+          <w:rFonts w:ascii="Courier New" w:hAnsi="Courier New" w:eastAsia="Courier New" w:cs="Tahoma"/>
         </w:rPr>
         <w:t>sps_store</w:t>
       </w:r>
@@ -5727,7 +5844,7 @@
       </w:r>
       <w:r>
         <w:rPr>
-          <w:rFonts w:ascii="Courier New" w:hAnsi="Courier New"/>
+          <w:rFonts w:ascii="Courier New" w:hAnsi="Courier New" w:eastAsia="Courier New" w:cs="Tahoma"/>
         </w:rPr>
         <w:t>DATA_SOURCE</w:t>
       </w:r>
@@ -5736,7 +5853,7 @@
       </w:r>
       <w:r>
         <w:rPr>
-          <w:rFonts w:ascii="Courier New" w:hAnsi="Courier New"/>
+          <w:rFonts w:ascii="Courier New" w:hAnsi="Courier New" w:eastAsia="Courier New" w:cs="Tahoma"/>
         </w:rPr>
         <w:t>srm-sps-spsap-sbp-bff</w:t>
       </w:r>
@@ -5745,7 +5862,7 @@
       </w:r>
       <w:r>
         <w:rPr>
-          <w:rFonts w:ascii="Courier New" w:hAnsi="Courier New"/>
+          <w:rFonts w:ascii="Courier New" w:hAnsi="Courier New" w:eastAsia="Courier New" w:cs="Tahoma"/>
         </w:rPr>
         <w:t>// TODO:</w:t>
       </w:r>
@@ -5754,7 +5871,7 @@
       </w:r>
       <w:r>
         <w:rPr>
-          <w:rFonts w:ascii="Courier New" w:hAnsi="Courier New"/>
+          <w:rFonts w:ascii="Courier New" w:hAnsi="Courier New" w:eastAsia="Courier New" w:cs="Tahoma"/>
         </w:rPr>
         <w:t>{success, data}</w:t>
       </w:r>
@@ -5802,7 +5919,7 @@
             <w:r/>
             <w:r>
               <w:rPr>
-                <w:rFonts w:ascii="Arial" w:hAnsi="Arial" w:eastAsia="Arial"/>
+                <w:rFonts w:ascii="Arial" w:hAnsi="Arial" w:eastAsia="Arial" w:cs="Tahoma"/>
                 <w:b/>
                 <w:sz w:val="18"/>
               </w:rPr>
@@ -5824,7 +5941,7 @@
             <w:r/>
             <w:r>
               <w:rPr>
-                <w:rFonts w:ascii="Arial" w:hAnsi="Arial" w:eastAsia="Arial"/>
+                <w:rFonts w:ascii="Arial" w:hAnsi="Arial" w:eastAsia="Arial" w:cs="Tahoma"/>
                 <w:b/>
                 <w:sz w:val="18"/>
               </w:rPr>
@@ -5849,13 +5966,13 @@
             </w:pPr>
             <w:r>
               <w:rPr>
-                <w:rFonts w:ascii="Arial" w:hAnsi="Arial" w:eastAsia="Arial"/>
-                <w:sz w:val="18"/>
-              </w:rPr>
-            </w:r>
-            <w:r>
-              <w:rPr>
-                <w:rFonts w:ascii="Arial" w:hAnsi="Arial" w:eastAsia="Arial"/>
+                <w:rFonts w:ascii="Arial" w:hAnsi="Arial" w:eastAsia="Arial" w:cs="Tahoma"/>
+                <w:sz w:val="18"/>
+              </w:rPr>
+            </w:r>
+            <w:r>
+              <w:rPr>
+                <w:rFonts w:ascii="Arial" w:hAnsi="Arial" w:eastAsia="Arial" w:cs="Tahoma"/>
                 <w:sz w:val="18"/>
               </w:rPr>
               <w:t>store-backend · src/modules/sbpgi-document-list-search/sbpgi-document-list-search.controller.ts</w:t>
@@ -5874,34 +5991,34 @@
             </w:pPr>
             <w:r>
               <w:rPr>
-                <w:rFonts w:ascii="Arial" w:hAnsi="Arial" w:eastAsia="Arial"/>
-                <w:sz w:val="18"/>
-              </w:rPr>
-            </w:r>
-            <w:r>
-              <w:rPr>
-                <w:rFonts w:ascii="Arial" w:hAnsi="Arial" w:eastAsia="Arial"/>
+                <w:rFonts w:ascii="Arial" w:hAnsi="Arial" w:eastAsia="Arial" w:cs="Tahoma"/>
+                <w:sz w:val="18"/>
+              </w:rPr>
+            </w:r>
+            <w:r>
+              <w:rPr>
+                <w:rFonts w:ascii="Arial" w:hAnsi="Arial" w:eastAsia="Arial" w:cs="Tahoma"/>
                 <w:sz w:val="18"/>
               </w:rPr>
               <w:t xml:space="preserve">route ทั้งหมดของเอกสารนี้ (2 เส้น) + </w:t>
             </w:r>
             <w:r>
               <w:rPr>
-                <w:rFonts w:ascii="Courier New" w:hAnsi="Courier New" w:eastAsia="Arial"/>
+                <w:rFonts w:ascii="Courier New" w:hAnsi="Courier New" w:eastAsia="Courier New" w:cs="Tahoma"/>
                 <w:sz w:val="18"/>
               </w:rPr>
               <w:t>@UseGuards(HttpHeaderGuard)</w:t>
             </w:r>
             <w:r>
               <w:rPr>
-                <w:rFonts w:ascii="Arial" w:hAnsi="Arial" w:eastAsia="Arial"/>
+                <w:rFonts w:ascii="Arial" w:hAnsi="Arial" w:eastAsia="Arial" w:cs="Tahoma"/>
                 <w:sz w:val="18"/>
               </w:rPr>
               <w:t xml:space="preserve"> + </w:t>
             </w:r>
             <w:r>
               <w:rPr>
-                <w:rFonts w:ascii="Courier New" w:hAnsi="Courier New" w:eastAsia="Arial"/>
+                <w:rFonts w:ascii="Courier New" w:hAnsi="Courier New" w:eastAsia="Courier New" w:cs="Tahoma"/>
                 <w:sz w:val="18"/>
               </w:rPr>
               <w:t>@UserId()</w:t>
@@ -5925,13 +6042,13 @@
             </w:pPr>
             <w:r>
               <w:rPr>
-                <w:rFonts w:ascii="Arial" w:hAnsi="Arial" w:eastAsia="Arial"/>
-                <w:sz w:val="18"/>
-              </w:rPr>
-            </w:r>
-            <w:r>
-              <w:rPr>
-                <w:rFonts w:ascii="Arial" w:hAnsi="Arial" w:eastAsia="Arial"/>
+                <w:rFonts w:ascii="Arial" w:hAnsi="Arial" w:eastAsia="Arial" w:cs="Tahoma"/>
+                <w:sz w:val="18"/>
+              </w:rPr>
+            </w:r>
+            <w:r>
+              <w:rPr>
+                <w:rFonts w:ascii="Arial" w:hAnsi="Arial" w:eastAsia="Arial" w:cs="Tahoma"/>
                 <w:sz w:val="18"/>
               </w:rPr>
               <w:t>store-backend · src/modules/sbpgi-document-list-search/sbpgi-document-list-search.service.ts</w:t>
@@ -5950,27 +6067,27 @@
             </w:pPr>
             <w:r>
               <w:rPr>
-                <w:rFonts w:ascii="Arial" w:hAnsi="Arial" w:eastAsia="Arial"/>
-                <w:sz w:val="18"/>
-              </w:rPr>
-            </w:r>
-            <w:r>
-              <w:rPr>
-                <w:rFonts w:ascii="Arial" w:hAnsi="Arial" w:eastAsia="Arial"/>
+                <w:rFonts w:ascii="Arial" w:hAnsi="Arial" w:eastAsia="Arial" w:cs="Tahoma"/>
+                <w:sz w:val="18"/>
+              </w:rPr>
+            </w:r>
+            <w:r>
+              <w:rPr>
+                <w:rFonts w:ascii="Arial" w:hAnsi="Arial" w:eastAsia="Arial" w:cs="Tahoma"/>
                 <w:sz w:val="18"/>
               </w:rPr>
               <w:t xml:space="preserve">business logic — inject </w:t>
             </w:r>
             <w:r>
               <w:rPr>
-                <w:rFonts w:ascii="Courier New" w:hAnsi="Courier New" w:eastAsia="Arial"/>
+                <w:rFonts w:ascii="Courier New" w:hAnsi="Courier New" w:eastAsia="Courier New" w:cs="Tahoma"/>
                 <w:sz w:val="18"/>
               </w:rPr>
               <w:t>'DATA_SOURCE'</w:t>
             </w:r>
             <w:r>
               <w:rPr>
-                <w:rFonts w:ascii="Arial" w:hAnsi="Arial" w:eastAsia="Arial"/>
+                <w:rFonts w:ascii="Arial" w:hAnsi="Arial" w:eastAsia="Arial" w:cs="Tahoma"/>
                 <w:sz w:val="18"/>
               </w:rPr>
               <w:t xml:space="preserve"> แล้วยิง raw SQL, mutation ใช้ QueryRunner transaction</w:t>
@@ -5994,13 +6111,13 @@
             </w:pPr>
             <w:r>
               <w:rPr>
-                <w:rFonts w:ascii="Arial" w:hAnsi="Arial" w:eastAsia="Arial"/>
-                <w:sz w:val="18"/>
-              </w:rPr>
-            </w:r>
-            <w:r>
-              <w:rPr>
-                <w:rFonts w:ascii="Arial" w:hAnsi="Arial" w:eastAsia="Arial"/>
+                <w:rFonts w:ascii="Arial" w:hAnsi="Arial" w:eastAsia="Arial" w:cs="Tahoma"/>
+                <w:sz w:val="18"/>
+              </w:rPr>
+            </w:r>
+            <w:r>
+              <w:rPr>
+                <w:rFonts w:ascii="Arial" w:hAnsi="Arial" w:eastAsia="Arial" w:cs="Tahoma"/>
                 <w:sz w:val="18"/>
               </w:rPr>
               <w:t>store-backend · src/modules/sbpgi-document-list-search/sbpgi-document-list-search.sql.ts</w:t>
@@ -6019,13 +6136,13 @@
             </w:pPr>
             <w:r>
               <w:rPr>
-                <w:rFonts w:ascii="Arial" w:hAnsi="Arial" w:eastAsia="Arial"/>
-                <w:sz w:val="18"/>
-              </w:rPr>
-            </w:r>
-            <w:r>
-              <w:rPr>
-                <w:rFonts w:ascii="Arial" w:hAnsi="Arial" w:eastAsia="Arial"/>
+                <w:rFonts w:ascii="Arial" w:hAnsi="Arial" w:eastAsia="Arial" w:cs="Tahoma"/>
+                <w:sz w:val="18"/>
+              </w:rPr>
+            </w:r>
+            <w:r>
+              <w:rPr>
+                <w:rFonts w:ascii="Arial" w:hAnsi="Arial" w:eastAsia="Arial" w:cs="Tahoma"/>
                 <w:sz w:val="18"/>
               </w:rPr>
               <w:t>เก็บ SQL ต่อ endpoint (คัดจากหัวข้อ 10) แยกออกจาก service ให้ทดสอบ/รีวิวง่าย</w:t>
@@ -6049,13 +6166,13 @@
             </w:pPr>
             <w:r>
               <w:rPr>
-                <w:rFonts w:ascii="Arial" w:hAnsi="Arial" w:eastAsia="Arial"/>
-                <w:sz w:val="18"/>
-              </w:rPr>
-            </w:r>
-            <w:r>
-              <w:rPr>
-                <w:rFonts w:ascii="Arial" w:hAnsi="Arial" w:eastAsia="Arial"/>
+                <w:rFonts w:ascii="Arial" w:hAnsi="Arial" w:eastAsia="Arial" w:cs="Tahoma"/>
+                <w:sz w:val="18"/>
+              </w:rPr>
+            </w:r>
+            <w:r>
+              <w:rPr>
+                <w:rFonts w:ascii="Arial" w:hAnsi="Arial" w:eastAsia="Arial" w:cs="Tahoma"/>
                 <w:sz w:val="18"/>
               </w:rPr>
               <w:t>store-backend · src/modules/sbpgi-document-list-search/dto/sbpgi-document-list-search.dto.ts</w:t>
@@ -6074,13 +6191,13 @@
             </w:pPr>
             <w:r>
               <w:rPr>
-                <w:rFonts w:ascii="Arial" w:hAnsi="Arial" w:eastAsia="Arial"/>
-                <w:sz w:val="18"/>
-              </w:rPr>
-            </w:r>
-            <w:r>
-              <w:rPr>
-                <w:rFonts w:ascii="Arial" w:hAnsi="Arial" w:eastAsia="Arial"/>
+                <w:rFonts w:ascii="Arial" w:hAnsi="Arial" w:eastAsia="Arial" w:cs="Tahoma"/>
+                <w:sz w:val="18"/>
+              </w:rPr>
+            </w:r>
+            <w:r>
+              <w:rPr>
+                <w:rFonts w:ascii="Arial" w:hAnsi="Arial" w:eastAsia="Arial" w:cs="Tahoma"/>
                 <w:sz w:val="18"/>
               </w:rPr>
               <w:t>DTO + class-validator ตาม validation ในหัวข้อฟิลด์ของเอกสารนี้</w:t>
@@ -6104,13 +6221,13 @@
             </w:pPr>
             <w:r>
               <w:rPr>
-                <w:rFonts w:ascii="Arial" w:hAnsi="Arial" w:eastAsia="Arial"/>
-                <w:sz w:val="18"/>
-              </w:rPr>
-            </w:r>
-            <w:r>
-              <w:rPr>
-                <w:rFonts w:ascii="Arial" w:hAnsi="Arial" w:eastAsia="Arial"/>
+                <w:rFonts w:ascii="Arial" w:hAnsi="Arial" w:eastAsia="Arial" w:cs="Tahoma"/>
+                <w:sz w:val="18"/>
+              </w:rPr>
+            </w:r>
+            <w:r>
+              <w:rPr>
+                <w:rFonts w:ascii="Arial" w:hAnsi="Arial" w:eastAsia="Arial" w:cs="Tahoma"/>
                 <w:sz w:val="18"/>
               </w:rPr>
               <w:t>store-backend · src/modules/sbpgi-document-list-search/sbpgi-document-list-search.module.ts</w:t>
@@ -6129,20 +6246,20 @@
             </w:pPr>
             <w:r>
               <w:rPr>
-                <w:rFonts w:ascii="Arial" w:hAnsi="Arial" w:eastAsia="Arial"/>
-                <w:sz w:val="18"/>
-              </w:rPr>
-            </w:r>
-            <w:r>
-              <w:rPr>
-                <w:rFonts w:ascii="Arial" w:hAnsi="Arial" w:eastAsia="Arial"/>
+                <w:rFonts w:ascii="Arial" w:hAnsi="Arial" w:eastAsia="Arial" w:cs="Tahoma"/>
+                <w:sz w:val="18"/>
+              </w:rPr>
+            </w:r>
+            <w:r>
+              <w:rPr>
+                <w:rFonts w:ascii="Arial" w:hAnsi="Arial" w:eastAsia="Arial" w:cs="Tahoma"/>
                 <w:sz w:val="18"/>
               </w:rPr>
               <w:t xml:space="preserve">ประกอบ controller/service/providers แล้ว register ที่ </w:t>
             </w:r>
             <w:r>
               <w:rPr>
-                <w:rFonts w:ascii="Courier New" w:hAnsi="Courier New" w:eastAsia="Arial"/>
+                <w:rFonts w:ascii="Courier New" w:hAnsi="Courier New" w:eastAsia="Courier New" w:cs="Tahoma"/>
                 <w:sz w:val="18"/>
               </w:rPr>
               <w:t>app.module.ts</w:t>
@@ -6166,13 +6283,13 @@
             </w:pPr>
             <w:r>
               <w:rPr>
-                <w:rFonts w:ascii="Arial" w:hAnsi="Arial" w:eastAsia="Arial"/>
-                <w:sz w:val="18"/>
-              </w:rPr>
-            </w:r>
-            <w:r>
-              <w:rPr>
-                <w:rFonts w:ascii="Arial" w:hAnsi="Arial" w:eastAsia="Arial"/>
+                <w:rFonts w:ascii="Arial" w:hAnsi="Arial" w:eastAsia="Arial" w:cs="Tahoma"/>
+                <w:sz w:val="18"/>
+              </w:rPr>
+            </w:r>
+            <w:r>
+              <w:rPr>
+                <w:rFonts w:ascii="Arial" w:hAnsi="Arial" w:eastAsia="Arial" w:cs="Tahoma"/>
                 <w:sz w:val="18"/>
               </w:rPr>
               <w:t>store-backend · src/entitys/compensation-documents.entity.ts</w:t>
@@ -6191,48 +6308,48 @@
             </w:pPr>
             <w:r>
               <w:rPr>
-                <w:rFonts w:ascii="Arial" w:hAnsi="Arial" w:eastAsia="Arial"/>
-                <w:sz w:val="18"/>
-              </w:rPr>
-            </w:r>
-            <w:r>
-              <w:rPr>
-                <w:rFonts w:ascii="Arial" w:hAnsi="Arial" w:eastAsia="Arial"/>
+                <w:rFonts w:ascii="Arial" w:hAnsi="Arial" w:eastAsia="Arial" w:cs="Tahoma"/>
+                <w:sz w:val="18"/>
+              </w:rPr>
+            </w:r>
+            <w:r>
+              <w:rPr>
+                <w:rFonts w:ascii="Arial" w:hAnsi="Arial" w:eastAsia="Arial" w:cs="Tahoma"/>
                 <w:sz w:val="18"/>
               </w:rPr>
               <w:t xml:space="preserve">entity ของ </w:t>
             </w:r>
             <w:r>
               <w:rPr>
-                <w:rFonts w:ascii="Courier New" w:hAnsi="Courier New" w:eastAsia="Arial"/>
+                <w:rFonts w:ascii="Courier New" w:hAnsi="Courier New" w:eastAsia="Courier New" w:cs="Tahoma"/>
                 <w:sz w:val="18"/>
               </w:rPr>
               <w:t>compensation_documents</w:t>
             </w:r>
             <w:r>
               <w:rPr>
-                <w:rFonts w:ascii="Arial" w:hAnsi="Arial" w:eastAsia="Arial"/>
+                <w:rFonts w:ascii="Arial" w:hAnsi="Arial" w:eastAsia="Arial" w:cs="Tahoma"/>
                 <w:sz w:val="18"/>
               </w:rPr>
               <w:t xml:space="preserve"> (</w:t>
             </w:r>
             <w:r>
               <w:rPr>
-                <w:rFonts w:ascii="Courier New" w:hAnsi="Courier New" w:eastAsia="Arial"/>
+                <w:rFonts w:ascii="Courier New" w:hAnsi="Courier New" w:eastAsia="Courier New" w:cs="Tahoma"/>
                 <w:sz w:val="18"/>
               </w:rPr>
               <w:t>@Entity({schema: process.env.DB_SCHEMA})</w:t>
             </w:r>
             <w:r>
               <w:rPr>
-                <w:rFonts w:ascii="Arial" w:hAnsi="Arial" w:eastAsia="Arial"/>
+                <w:rFonts w:ascii="Arial" w:hAnsi="Arial" w:eastAsia="Arial" w:cs="Tahoma"/>
                 <w:sz w:val="18"/>
               </w:rPr>
               <w:t xml:space="preserve">, ไม่ประกาศ relation) — </w:t>
             </w:r>
             <w:r>
               <w:rPr>
-                <w:rFonts w:ascii="Arial" w:hAnsi="Arial" w:eastAsia="Arial"/>
+                <w:rFonts w:ascii="Arial" w:hAnsi="Arial" w:eastAsia="Arial" w:cs="Tahoma"/>
                 <w:b/>
                 <w:sz w:val="18"/>
               </w:rPr>
@@ -6257,13 +6374,13 @@
             </w:pPr>
             <w:r>
               <w:rPr>
-                <w:rFonts w:ascii="Arial" w:hAnsi="Arial" w:eastAsia="Arial"/>
-                <w:sz w:val="18"/>
-              </w:rPr>
-            </w:r>
-            <w:r>
-              <w:rPr>
-                <w:rFonts w:ascii="Arial" w:hAnsi="Arial" w:eastAsia="Arial"/>
+                <w:rFonts w:ascii="Arial" w:hAnsi="Arial" w:eastAsia="Arial" w:cs="Tahoma"/>
+                <w:sz w:val="18"/>
+              </w:rPr>
+            </w:r>
+            <w:r>
+              <w:rPr>
+                <w:rFonts w:ascii="Arial" w:hAnsi="Arial" w:eastAsia="Arial" w:cs="Tahoma"/>
                 <w:sz w:val="18"/>
               </w:rPr>
               <w:t>store-backend · src/entitys/impacted-stores.entity.ts</w:t>
@@ -6282,41 +6399,41 @@
             </w:pPr>
             <w:r>
               <w:rPr>
-                <w:rFonts w:ascii="Arial" w:hAnsi="Arial" w:eastAsia="Arial"/>
-                <w:sz w:val="18"/>
-              </w:rPr>
-            </w:r>
-            <w:r>
-              <w:rPr>
-                <w:rFonts w:ascii="Arial" w:hAnsi="Arial" w:eastAsia="Arial"/>
+                <w:rFonts w:ascii="Arial" w:hAnsi="Arial" w:eastAsia="Arial" w:cs="Tahoma"/>
+                <w:sz w:val="18"/>
+              </w:rPr>
+            </w:r>
+            <w:r>
+              <w:rPr>
+                <w:rFonts w:ascii="Arial" w:hAnsi="Arial" w:eastAsia="Arial" w:cs="Tahoma"/>
                 <w:sz w:val="18"/>
               </w:rPr>
               <w:t xml:space="preserve">entity ของ </w:t>
             </w:r>
             <w:r>
               <w:rPr>
-                <w:rFonts w:ascii="Courier New" w:hAnsi="Courier New" w:eastAsia="Arial"/>
+                <w:rFonts w:ascii="Courier New" w:hAnsi="Courier New" w:eastAsia="Courier New" w:cs="Tahoma"/>
                 <w:sz w:val="18"/>
               </w:rPr>
               <w:t>impacted_stores</w:t>
             </w:r>
             <w:r>
               <w:rPr>
-                <w:rFonts w:ascii="Arial" w:hAnsi="Arial" w:eastAsia="Arial"/>
+                <w:rFonts w:ascii="Arial" w:hAnsi="Arial" w:eastAsia="Arial" w:cs="Tahoma"/>
                 <w:sz w:val="18"/>
               </w:rPr>
               <w:t xml:space="preserve"> (</w:t>
             </w:r>
             <w:r>
               <w:rPr>
-                <w:rFonts w:ascii="Courier New" w:hAnsi="Courier New" w:eastAsia="Arial"/>
+                <w:rFonts w:ascii="Courier New" w:hAnsi="Courier New" w:eastAsia="Courier New" w:cs="Tahoma"/>
                 <w:sz w:val="18"/>
               </w:rPr>
               <w:t>@Entity({schema: process.env.DB_SCHEMA})</w:t>
             </w:r>
             <w:r>
               <w:rPr>
-                <w:rFonts w:ascii="Arial" w:hAnsi="Arial" w:eastAsia="Arial"/>
+                <w:rFonts w:ascii="Arial" w:hAnsi="Arial" w:eastAsia="Arial" w:cs="Tahoma"/>
                 <w:sz w:val="18"/>
               </w:rPr>
               <w:t>, ไม่ประกาศ relation)</w:t>
@@ -6340,13 +6457,13 @@
             </w:pPr>
             <w:r>
               <w:rPr>
-                <w:rFonts w:ascii="Arial" w:hAnsi="Arial" w:eastAsia="Arial"/>
-                <w:sz w:val="18"/>
-              </w:rPr>
-            </w:r>
-            <w:r>
-              <w:rPr>
-                <w:rFonts w:ascii="Arial" w:hAnsi="Arial" w:eastAsia="Arial"/>
+                <w:rFonts w:ascii="Arial" w:hAnsi="Arial" w:eastAsia="Arial" w:cs="Tahoma"/>
+                <w:sz w:val="18"/>
+              </w:rPr>
+            </w:r>
+            <w:r>
+              <w:rPr>
+                <w:rFonts w:ascii="Arial" w:hAnsi="Arial" w:eastAsia="Arial" w:cs="Tahoma"/>
                 <w:sz w:val="18"/>
               </w:rPr>
               <w:t>store-backend · src/entitys/fgi-impact-sales-summaries.entity.ts</w:t>
@@ -6365,41 +6482,41 @@
             </w:pPr>
             <w:r>
               <w:rPr>
-                <w:rFonts w:ascii="Arial" w:hAnsi="Arial" w:eastAsia="Arial"/>
-                <w:sz w:val="18"/>
-              </w:rPr>
-            </w:r>
-            <w:r>
-              <w:rPr>
-                <w:rFonts w:ascii="Arial" w:hAnsi="Arial" w:eastAsia="Arial"/>
+                <w:rFonts w:ascii="Arial" w:hAnsi="Arial" w:eastAsia="Arial" w:cs="Tahoma"/>
+                <w:sz w:val="18"/>
+              </w:rPr>
+            </w:r>
+            <w:r>
+              <w:rPr>
+                <w:rFonts w:ascii="Arial" w:hAnsi="Arial" w:eastAsia="Arial" w:cs="Tahoma"/>
                 <w:sz w:val="18"/>
               </w:rPr>
               <w:t xml:space="preserve">entity ของ </w:t>
             </w:r>
             <w:r>
               <w:rPr>
-                <w:rFonts w:ascii="Courier New" w:hAnsi="Courier New" w:eastAsia="Arial"/>
+                <w:rFonts w:ascii="Courier New" w:hAnsi="Courier New" w:eastAsia="Courier New" w:cs="Tahoma"/>
                 <w:sz w:val="18"/>
               </w:rPr>
               <w:t>fgi_impact_sales_summaries</w:t>
             </w:r>
             <w:r>
               <w:rPr>
-                <w:rFonts w:ascii="Arial" w:hAnsi="Arial" w:eastAsia="Arial"/>
+                <w:rFonts w:ascii="Arial" w:hAnsi="Arial" w:eastAsia="Arial" w:cs="Tahoma"/>
                 <w:sz w:val="18"/>
               </w:rPr>
               <w:t xml:space="preserve"> (</w:t>
             </w:r>
             <w:r>
               <w:rPr>
-                <w:rFonts w:ascii="Courier New" w:hAnsi="Courier New" w:eastAsia="Arial"/>
+                <w:rFonts w:ascii="Courier New" w:hAnsi="Courier New" w:eastAsia="Courier New" w:cs="Tahoma"/>
                 <w:sz w:val="18"/>
               </w:rPr>
               <w:t>@Entity({schema: process.env.DB_SCHEMA})</w:t>
             </w:r>
             <w:r>
               <w:rPr>
-                <w:rFonts w:ascii="Arial" w:hAnsi="Arial" w:eastAsia="Arial"/>
+                <w:rFonts w:ascii="Arial" w:hAnsi="Arial" w:eastAsia="Arial" w:cs="Tahoma"/>
                 <w:sz w:val="18"/>
               </w:rPr>
               <w:t>, ไม่ประกาศ relation)</w:t>
@@ -6423,13 +6540,13 @@
             </w:pPr>
             <w:r>
               <w:rPr>
-                <w:rFonts w:ascii="Arial" w:hAnsi="Arial" w:eastAsia="Arial"/>
-                <w:sz w:val="18"/>
-              </w:rPr>
-            </w:r>
-            <w:r>
-              <w:rPr>
-                <w:rFonts w:ascii="Arial" w:hAnsi="Arial" w:eastAsia="Arial"/>
+                <w:rFonts w:ascii="Arial" w:hAnsi="Arial" w:eastAsia="Arial" w:cs="Tahoma"/>
+                <w:sz w:val="18"/>
+              </w:rPr>
+            </w:r>
+            <w:r>
+              <w:rPr>
+                <w:rFonts w:ascii="Arial" w:hAnsi="Arial" w:eastAsia="Arial" w:cs="Tahoma"/>
                 <w:sz w:val="18"/>
               </w:rPr>
               <w:t>store-backend · src/providers/sbpgi/sbpgi.ts</w:t>
@@ -6448,34 +6565,34 @@
             </w:pPr>
             <w:r>
               <w:rPr>
-                <w:rFonts w:ascii="Arial" w:hAnsi="Arial" w:eastAsia="Arial"/>
-                <w:sz w:val="18"/>
-              </w:rPr>
-            </w:r>
-            <w:r>
-              <w:rPr>
-                <w:rFonts w:ascii="Arial" w:hAnsi="Arial" w:eastAsia="Arial"/>
+                <w:rFonts w:ascii="Arial" w:hAnsi="Arial" w:eastAsia="Arial" w:cs="Tahoma"/>
+                <w:sz w:val="18"/>
+              </w:rPr>
+            </w:r>
+            <w:r>
+              <w:rPr>
+                <w:rFonts w:ascii="Arial" w:hAnsi="Arial" w:eastAsia="Arial" w:cs="Tahoma"/>
                 <w:sz w:val="18"/>
               </w:rPr>
               <w:t xml:space="preserve">repository provider แบบ factory ผูก token string กับ </w:t>
             </w:r>
             <w:r>
               <w:rPr>
-                <w:rFonts w:ascii="Courier New" w:hAnsi="Courier New" w:eastAsia="Arial"/>
+                <w:rFonts w:ascii="Courier New" w:hAnsi="Courier New" w:eastAsia="Courier New" w:cs="Tahoma"/>
                 <w:sz w:val="18"/>
               </w:rPr>
               <w:t>DATA_SOURCE</w:t>
             </w:r>
             <w:r>
               <w:rPr>
-                <w:rFonts w:ascii="Arial" w:hAnsi="Arial" w:eastAsia="Arial"/>
+                <w:rFonts w:ascii="Arial" w:hAnsi="Arial" w:eastAsia="Arial" w:cs="Tahoma"/>
                 <w:sz w:val="18"/>
               </w:rPr>
               <w:t xml:space="preserve"> — </w:t>
             </w:r>
             <w:r>
               <w:rPr>
-                <w:rFonts w:ascii="Arial" w:hAnsi="Arial" w:eastAsia="Arial"/>
+                <w:rFonts w:ascii="Arial" w:hAnsi="Arial" w:eastAsia="Arial" w:cs="Tahoma"/>
                 <w:b/>
                 <w:sz w:val="18"/>
               </w:rPr>
@@ -6500,13 +6617,13 @@
             </w:pPr>
             <w:r>
               <w:rPr>
-                <w:rFonts w:ascii="Arial" w:hAnsi="Arial" w:eastAsia="Arial"/>
-                <w:sz w:val="18"/>
-              </w:rPr>
-            </w:r>
-            <w:r>
-              <w:rPr>
-                <w:rFonts w:ascii="Arial" w:hAnsi="Arial" w:eastAsia="Arial"/>
+                <w:rFonts w:ascii="Arial" w:hAnsi="Arial" w:eastAsia="Arial" w:cs="Tahoma"/>
+                <w:sz w:val="18"/>
+              </w:rPr>
+            </w:r>
+            <w:r>
+              <w:rPr>
+                <w:rFonts w:ascii="Arial" w:hAnsi="Arial" w:eastAsia="Arial" w:cs="Tahoma"/>
                 <w:sz w:val="18"/>
               </w:rPr>
               <w:t>store-backend · sql/deploy-sbpgi-document-list-search.sql</w:t>
@@ -6525,13 +6642,13 @@
             </w:pPr>
             <w:r>
               <w:rPr>
-                <w:rFonts w:ascii="Arial" w:hAnsi="Arial" w:eastAsia="Arial"/>
-                <w:sz w:val="18"/>
-              </w:rPr>
-            </w:r>
-            <w:r>
-              <w:rPr>
-                <w:rFonts w:ascii="Arial" w:hAnsi="Arial" w:eastAsia="Arial"/>
+                <w:rFonts w:ascii="Arial" w:hAnsi="Arial" w:eastAsia="Arial" w:cs="Tahoma"/>
+                <w:sz w:val="18"/>
+              </w:rPr>
+            </w:r>
+            <w:r>
+              <w:rPr>
+                <w:rFonts w:ascii="Arial" w:hAnsi="Arial" w:eastAsia="Arial" w:cs="Tahoma"/>
                 <w:sz w:val="18"/>
               </w:rPr>
               <w:t>DDL production แบบ idempotent (ทีมนี้ไม่ใช้ migration เป็นหลัก)</w:t>
@@ -6555,13 +6672,13 @@
             </w:pPr>
             <w:r>
               <w:rPr>
-                <w:rFonts w:ascii="Arial" w:hAnsi="Arial" w:eastAsia="Arial"/>
-                <w:sz w:val="18"/>
-              </w:rPr>
-            </w:r>
-            <w:r>
-              <w:rPr>
-                <w:rFonts w:ascii="Arial" w:hAnsi="Arial" w:eastAsia="Arial"/>
+                <w:rFonts w:ascii="Arial" w:hAnsi="Arial" w:eastAsia="Arial" w:cs="Tahoma"/>
+                <w:sz w:val="18"/>
+              </w:rPr>
+            </w:r>
+            <w:r>
+              <w:rPr>
+                <w:rFonts w:ascii="Arial" w:hAnsi="Arial" w:eastAsia="Arial" w:cs="Tahoma"/>
                 <w:sz w:val="18"/>
               </w:rPr>
               <w:t>BFF · src/common/client-services/sbpgi-client.service.ts</w:t>
@@ -6580,48 +6697,48 @@
             </w:pPr>
             <w:r>
               <w:rPr>
-                <w:rFonts w:ascii="Arial" w:hAnsi="Arial" w:eastAsia="Arial"/>
-                <w:sz w:val="18"/>
-              </w:rPr>
-            </w:r>
-            <w:r>
-              <w:rPr>
-                <w:rFonts w:ascii="Arial" w:hAnsi="Arial" w:eastAsia="Arial"/>
+                <w:rFonts w:ascii="Arial" w:hAnsi="Arial" w:eastAsia="Arial" w:cs="Tahoma"/>
+                <w:sz w:val="18"/>
+              </w:rPr>
+            </w:r>
+            <w:r>
+              <w:rPr>
+                <w:rFonts w:ascii="Arial" w:hAnsi="Arial" w:eastAsia="Arial" w:cs="Tahoma"/>
                 <w:sz w:val="18"/>
               </w:rPr>
               <w:t xml:space="preserve">client ต่อจาก </w:t>
             </w:r>
             <w:r>
               <w:rPr>
-                <w:rFonts w:ascii="Courier New" w:hAnsi="Courier New" w:eastAsia="Arial"/>
+                <w:rFonts w:ascii="Courier New" w:hAnsi="Courier New" w:eastAsia="Courier New" w:cs="Tahoma"/>
                 <w:sz w:val="18"/>
               </w:rPr>
               <w:t>BaseClientService</w:t>
             </w:r>
             <w:r>
               <w:rPr>
-                <w:rFonts w:ascii="Arial" w:hAnsi="Arial" w:eastAsia="Arial"/>
+                <w:rFonts w:ascii="Arial" w:hAnsi="Arial" w:eastAsia="Arial" w:cs="Tahoma"/>
                 <w:sz w:val="18"/>
               </w:rPr>
               <w:t xml:space="preserve"> ตั้ง baseUrl + </w:t>
             </w:r>
             <w:r>
               <w:rPr>
-                <w:rFonts w:ascii="Courier New" w:hAnsi="Courier New" w:eastAsia="Arial"/>
+                <w:rFonts w:ascii="Courier New" w:hAnsi="Courier New" w:eastAsia="Courier New" w:cs="Tahoma"/>
                 <w:sz w:val="18"/>
               </w:rPr>
               <w:t>x-api-key</w:t>
             </w:r>
             <w:r>
               <w:rPr>
-                <w:rFonts w:ascii="Arial" w:hAnsi="Arial" w:eastAsia="Arial"/>
+                <w:rFonts w:ascii="Arial" w:hAnsi="Arial" w:eastAsia="Arial" w:cs="Tahoma"/>
                 <w:sz w:val="18"/>
               </w:rPr>
               <w:t xml:space="preserve"> ตอน </w:t>
             </w:r>
             <w:r>
               <w:rPr>
-                <w:rFonts w:ascii="Courier New" w:hAnsi="Courier New" w:eastAsia="Arial"/>
+                <w:rFonts w:ascii="Courier New" w:hAnsi="Courier New" w:eastAsia="Courier New" w:cs="Tahoma"/>
                 <w:sz w:val="18"/>
               </w:rPr>
               <w:t>onModuleInit</w:t>
@@ -6645,13 +6762,13 @@
             </w:pPr>
             <w:r>
               <w:rPr>
-                <w:rFonts w:ascii="Arial" w:hAnsi="Arial" w:eastAsia="Arial"/>
-                <w:sz w:val="18"/>
-              </w:rPr>
-            </w:r>
-            <w:r>
-              <w:rPr>
-                <w:rFonts w:ascii="Arial" w:hAnsi="Arial" w:eastAsia="Arial"/>
+                <w:rFonts w:ascii="Arial" w:hAnsi="Arial" w:eastAsia="Arial" w:cs="Tahoma"/>
+                <w:sz w:val="18"/>
+              </w:rPr>
+            </w:r>
+            <w:r>
+              <w:rPr>
+                <w:rFonts w:ascii="Arial" w:hAnsi="Arial" w:eastAsia="Arial" w:cs="Tahoma"/>
                 <w:sz w:val="18"/>
               </w:rPr>
               <w:t>BFF · src/modules/sbpgi-document-list-search/sbpgi-document-list-search.controller.ts</w:t>
@@ -6670,34 +6787,35 @@
             </w:pPr>
             <w:r>
               <w:rPr>
-                <w:rFonts w:ascii="Arial" w:hAnsi="Arial" w:eastAsia="Arial"/>
-                <w:sz w:val="18"/>
-              </w:rPr>
-            </w:r>
-            <w:r>
-              <w:rPr>
-                <w:rFonts w:ascii="Arial" w:hAnsi="Arial" w:eastAsia="Arial"/>
+                <w:rFonts w:ascii="Arial" w:hAnsi="Arial" w:eastAsia="Arial" w:cs="Tahoma"/>
+                <w:sz w:val="18"/>
+              </w:rPr>
+            </w:r>
+            <w:r>
+              <w:rPr>
+                <w:rFonts w:ascii="Arial" w:hAnsi="Arial" w:eastAsia="Arial" w:cs="Tahoma"/>
                 <w:sz w:val="18"/>
               </w:rPr>
               <w:t xml:space="preserve">route ฝั่ง BFF prefix </w:t>
             </w:r>
             <w:r>
               <w:rPr>
-                <w:rFonts w:ascii="Courier New" w:hAnsi="Courier New" w:eastAsia="Arial"/>
+                <w:rFonts w:ascii="Arial" w:hAnsi="Arial" w:eastAsia="Arial" w:cs="Tahoma"/>
+                <w:color w:val="8A3324"/>
                 <w:sz w:val="18"/>
               </w:rPr>
               <w:t>/bff/sbpgi/…</w:t>
             </w:r>
             <w:r>
               <w:rPr>
-                <w:rFonts w:ascii="Arial" w:hAnsi="Arial" w:eastAsia="Arial"/>
+                <w:rFonts w:ascii="Arial" w:hAnsi="Arial" w:eastAsia="Arial" w:cs="Tahoma"/>
                 <w:sz w:val="18"/>
               </w:rPr>
               <w:t xml:space="preserve"> + </w:t>
             </w:r>
             <w:r>
               <w:rPr>
-                <w:rFonts w:ascii="Courier New" w:hAnsi="Courier New" w:eastAsia="Arial"/>
+                <w:rFonts w:ascii="Courier New" w:hAnsi="Courier New" w:eastAsia="Courier New" w:cs="Tahoma"/>
                 <w:sz w:val="18"/>
               </w:rPr>
               <w:t>@UseGuards(AuthGuard('jwt'))</w:t>
@@ -6721,13 +6839,13 @@
             </w:pPr>
             <w:r>
               <w:rPr>
-                <w:rFonts w:ascii="Arial" w:hAnsi="Arial" w:eastAsia="Arial"/>
-                <w:sz w:val="18"/>
-              </w:rPr>
-            </w:r>
-            <w:r>
-              <w:rPr>
-                <w:rFonts w:ascii="Arial" w:hAnsi="Arial" w:eastAsia="Arial"/>
+                <w:rFonts w:ascii="Arial" w:hAnsi="Arial" w:eastAsia="Arial" w:cs="Tahoma"/>
+                <w:sz w:val="18"/>
+              </w:rPr>
+            </w:r>
+            <w:r>
+              <w:rPr>
+                <w:rFonts w:ascii="Arial" w:hAnsi="Arial" w:eastAsia="Arial" w:cs="Tahoma"/>
                 <w:sz w:val="18"/>
               </w:rPr>
               <w:t>BFF · src/modules/sbpgi-document-list-search/sbpgi-document-list-search.service.ts</w:t>
@@ -6746,55 +6864,55 @@
             </w:pPr>
             <w:r>
               <w:rPr>
-                <w:rFonts w:ascii="Arial" w:hAnsi="Arial" w:eastAsia="Arial"/>
-                <w:sz w:val="18"/>
-              </w:rPr>
-            </w:r>
-            <w:r>
-              <w:rPr>
-                <w:rFonts w:ascii="Arial" w:hAnsi="Arial" w:eastAsia="Arial"/>
+                <w:rFonts w:ascii="Arial" w:hAnsi="Arial" w:eastAsia="Arial" w:cs="Tahoma"/>
+                <w:sz w:val="18"/>
+              </w:rPr>
+            </w:r>
+            <w:r>
+              <w:rPr>
+                <w:rFonts w:ascii="Arial" w:hAnsi="Arial" w:eastAsia="Arial" w:cs="Tahoma"/>
                 <w:sz w:val="18"/>
               </w:rPr>
               <w:t xml:space="preserve">แนบ </w:t>
             </w:r>
             <w:r>
               <w:rPr>
-                <w:rFonts w:ascii="Courier New" w:hAnsi="Courier New" w:eastAsia="Arial"/>
+                <w:rFonts w:ascii="Courier New" w:hAnsi="Courier New" w:eastAsia="Courier New" w:cs="Tahoma"/>
                 <w:sz w:val="18"/>
               </w:rPr>
               <w:t>x-user-id</w:t>
             </w:r>
             <w:r>
               <w:rPr>
-                <w:rFonts w:ascii="Arial" w:hAnsi="Arial" w:eastAsia="Arial"/>
+                <w:rFonts w:ascii="Arial" w:hAnsi="Arial" w:eastAsia="Arial" w:cs="Tahoma"/>
                 <w:sz w:val="18"/>
               </w:rPr>
               <w:t xml:space="preserve"> / </w:t>
             </w:r>
             <w:r>
               <w:rPr>
-                <w:rFonts w:ascii="Courier New" w:hAnsi="Courier New" w:eastAsia="Arial"/>
+                <w:rFonts w:ascii="Courier New" w:hAnsi="Courier New" w:eastAsia="Courier New" w:cs="Tahoma"/>
                 <w:sz w:val="18"/>
               </w:rPr>
               <w:t>x-user-group-id</w:t>
             </w:r>
             <w:r>
               <w:rPr>
-                <w:rFonts w:ascii="Arial" w:hAnsi="Arial" w:eastAsia="Arial"/>
+                <w:rFonts w:ascii="Arial" w:hAnsi="Arial" w:eastAsia="Arial" w:cs="Tahoma"/>
                 <w:sz w:val="18"/>
               </w:rPr>
               <w:t xml:space="preserve"> / </w:t>
             </w:r>
             <w:r>
               <w:rPr>
-                <w:rFonts w:ascii="Courier New" w:hAnsi="Courier New" w:eastAsia="Arial"/>
+                <w:rFonts w:ascii="Courier New" w:hAnsi="Courier New" w:eastAsia="Courier New" w:cs="Tahoma"/>
                 <w:sz w:val="18"/>
               </w:rPr>
               <w:t>x-user-permissions</w:t>
             </w:r>
             <w:r>
               <w:rPr>
-                <w:rFonts w:ascii="Arial" w:hAnsi="Arial" w:eastAsia="Arial"/>
+                <w:rFonts w:ascii="Arial" w:hAnsi="Arial" w:eastAsia="Arial" w:cs="Tahoma"/>
                 <w:sz w:val="18"/>
               </w:rPr>
               <w:t xml:space="preserve"> แล้ว forward ไป backend</w:t>
@@ -6822,7 +6940,7 @@
       </w:pPr>
       <w:r>
         <w:rPr>
-          <w:rFonts w:ascii="Courier New" w:hAnsi="Courier New"/>
+          <w:rFonts w:ascii="Courier New" w:hAnsi="Courier New" w:eastAsia="Courier New" w:cs="Tahoma"/>
           <w:sz w:val="16"/>
         </w:rPr>
         <w:t>// src/modules/sbpgi-document-list-search/sbpgi-document-list-search.controller.ts</w:t>
@@ -6897,7 +7015,7 @@
       </w:pPr>
       <w:r>
         <w:rPr>
-          <w:rFonts w:ascii="Courier New" w:hAnsi="Courier New"/>
+          <w:rFonts w:ascii="Courier New" w:hAnsi="Courier New" w:eastAsia="Courier New" w:cs="Tahoma"/>
           <w:sz w:val="16"/>
         </w:rPr>
         <w:t>// src/modules/sbpgi-document-list-search/dto/sbpgi-document-list-search.dto.ts</w:t>
@@ -7021,7 +7139,7 @@
       </w:r>
       <w:r>
         <w:rPr>
-          <w:rFonts w:ascii="Courier New" w:hAnsi="Courier New"/>
+          <w:rFonts w:ascii="Courier New" w:hAnsi="Courier New" w:eastAsia="Courier New" w:cs="Tahoma"/>
         </w:rPr>
         <w:t>throw new NotImplementedException(...)</w:t>
       </w:r>
@@ -7036,7 +7154,7 @@
       </w:pPr>
       <w:r>
         <w:rPr>
-          <w:rFonts w:ascii="Courier New" w:hAnsi="Courier New"/>
+          <w:rFonts w:ascii="Courier New" w:hAnsi="Courier New" w:eastAsia="Courier New" w:cs="Tahoma"/>
           <w:sz w:val="16"/>
         </w:rPr>
         <w:t>// src/modules/sbpgi-document-list-search/sbpgi-document-list-search.service.ts</w:t>
@@ -7132,29 +7250,47 @@
         <w:keepNext w:val="0"/>
       </w:pPr>
       <w:r>
-        <w:t xml:space="preserve">⚠️ </w:t>
+        <w:t xml:space="preserve">✅ </w:t>
       </w:r>
       <w:r>
         <w:rPr>
           <w:b/>
         </w:rPr>
-        <w:t>ชื่อ function ของ engine ยังไม่ยืนยัน (บันทึก 2026-08-07)</w:t>
+        <w:t>ชื่อ function ของ engine — ยึด LLDD ของ lib (ปิดข้อค้าง 2026-08-14)</w:t>
       </w:r>
       <w:r>
-        <w:t xml:space="preserve"> — แหล่งอ้างอิง 3 แหล่งให้ชื่อไม่ตรงกัน ชุด A </w:t>
+        <w:t xml:space="preserve"> · API จริงคือ 8 ตัวตามชีต </w:t>
       </w:r>
       <w:r>
         <w:rPr>
-          <w:rFonts w:ascii="Courier New" w:hAnsi="Courier New"/>
+          <w:rFonts w:ascii="Courier New" w:hAnsi="Courier New" w:eastAsia="Courier New" w:cs="Tahoma"/>
         </w:rPr>
-        <w:t>TSM SRM LLDD SBP workflow ไฟล์1.2</w:t>
+        <w:t>Detail</w:t>
       </w:r>
       <w:r>
-        <w:t xml:space="preserve"> ชีต Detail = </w:t>
+        <w:t xml:space="preserve"> ของ </w:t>
       </w:r>
       <w:r>
         <w:rPr>
-          <w:rFonts w:ascii="Courier New" w:hAnsi="Courier New"/>
+          <w:rFonts w:ascii="Courier New" w:hAnsi="Courier New" w:eastAsia="Courier New" w:cs="Tahoma"/>
+        </w:rPr>
+        <w:t>SBP/TSM-SRM-LLDD SBP workflow 1.2.xlsx</w:t>
+      </w:r>
+      <w:r>
+        <w:t xml:space="preserve"> (เอกสารของ lib เอง): </w:t>
+      </w:r>
+      <w:r>
+        <w:rPr>
+          <w:rFonts w:ascii="Courier New" w:hAnsi="Courier New" w:eastAsia="Courier New" w:cs="Tahoma"/>
+        </w:rPr>
+        <w:t>initializeWorkflow</w:t>
+      </w:r>
+      <w:r>
+        <w:t xml:space="preserve"> · </w:t>
+      </w:r>
+      <w:r>
+        <w:rPr>
+          <w:rFonts w:ascii="Courier New" w:hAnsi="Courier New" w:eastAsia="Courier New" w:cs="Tahoma"/>
         </w:rPr>
         <w:t>eventWorkflow</w:t>
       </w:r>
@@ -7163,120 +7299,84 @@
       </w:r>
       <w:r>
         <w:rPr>
-          <w:rFonts w:ascii="Courier New" w:hAnsi="Courier New"/>
+          <w:rFonts w:ascii="Courier New" w:hAnsi="Courier New" w:eastAsia="Courier New" w:cs="Tahoma"/>
         </w:rPr>
-        <w:t>addPreApprover</w:t>
+        <w:t>getPermissionEvents</w:t>
       </w:r>
       <w:r>
         <w:t xml:space="preserve"> · </w:t>
       </w:r>
       <w:r>
         <w:rPr>
-          <w:rFonts w:ascii="Courier New" w:hAnsi="Courier New"/>
+          <w:rFonts w:ascii="Courier New" w:hAnsi="Courier New" w:eastAsia="Courier New" w:cs="Tahoma"/>
         </w:rPr>
-        <w:t>getPendingFlowByUser</w:t>
-      </w:r>
-      <w:r>
-        <w:t xml:space="preserve"> · ชุด B ชีต </w:t>
-      </w:r>
-      <w:r>
-        <w:rPr>
-          <w:rFonts w:ascii="Courier New" w:hAnsi="Courier New"/>
-        </w:rPr>
-        <w:t>Mermaid seq</w:t>
-      </w:r>
-      <w:r>
-        <w:t xml:space="preserve"> ของไฟล์เดียวกัน = </w:t>
-      </w:r>
-      <w:r>
-        <w:rPr>
-          <w:rFonts w:ascii="Courier New" w:hAnsi="Courier New"/>
-        </w:rPr>
-        <w:t>triggerEvent</w:t>
-      </w:r>
-      <w:r>
-        <w:t xml:space="preserve"> · ชุด C </w:t>
-      </w:r>
-      <w:r>
-        <w:rPr>
-          <w:rFonts w:ascii="Courier New" w:hAnsi="Courier New"/>
-        </w:rPr>
-        <w:t>srm sps spsap store backend</w:t>
-      </w:r>
-      <w:r>
-        <w:t xml:space="preserve"> §1.5 = </w:t>
-      </w:r>
-      <w:r>
-        <w:rPr>
-          <w:rFonts w:ascii="Courier New" w:hAnsi="Courier New"/>
-        </w:rPr>
-        <w:t>TriggerEventUseCase</w:t>
+        <w:t>getHistory</w:t>
       </w:r>
       <w:r>
         <w:t xml:space="preserve"> · </w:t>
       </w:r>
       <w:r>
         <w:rPr>
-          <w:rFonts w:ascii="Courier New" w:hAnsi="Courier New"/>
+          <w:rFonts w:ascii="Courier New" w:hAnsi="Courier New" w:eastAsia="Courier New" w:cs="Tahoma"/>
         </w:rPr>
-        <w:t>AddPreparedApproverUseCase</w:t>
+        <w:t>getTransaction</w:t>
       </w:r>
       <w:r>
         <w:t xml:space="preserve"> · </w:t>
       </w:r>
       <w:r>
         <w:rPr>
-          <w:rFonts w:ascii="Courier New" w:hAnsi="Courier New"/>
+          <w:rFonts w:ascii="Courier New" w:hAnsi="Courier New" w:eastAsia="Courier New" w:cs="Tahoma"/>
         </w:rPr>
-        <w:t>GetPendingFlowUseCase</w:t>
+        <w:t>getPendingFlowByUser</w:t>
       </w:r>
       <w:r>
-        <w:t xml:space="preserve"> · ชื่อที่ใช้ใน skeleton ด้านล่างเป็น </w:t>
+        <w:t xml:space="preserve"> · </w:t>
       </w:r>
       <w:r>
         <w:rPr>
-          <w:b/>
+          <w:rFonts w:ascii="Courier New" w:hAnsi="Courier New" w:eastAsia="Courier New" w:cs="Tahoma"/>
         </w:rPr>
-        <w:t>ชื่อชั่วคราว</w:t>
+        <w:t>getWorkflowsByUser</w:t>
       </w:r>
       <w:r>
-        <w:t xml:space="preserve"> ต้องยืนยันกับทีมเจ้าของ library ก่อนเขียนโค้ดจริง (ดู </w:t>
+        <w:t xml:space="preserve"> · </w:t>
       </w:r>
       <w:r>
         <w:rPr>
-          <w:rFonts w:ascii="Courier New" w:hAnsi="Courier New"/>
+          <w:rFonts w:ascii="Courier New" w:hAnsi="Courier New" w:eastAsia="Courier New" w:cs="Tahoma"/>
+        </w:rPr>
+        <w:t>addPreApprover</w:t>
+      </w:r>
+      <w:r>
+        <w:t xml:space="preserve"> · ชื่อที่เคยขัดกันไม่ใช่ชื่อ API — *Trigger Event* เป็นชื่อหัวข้อขั้นตอนภายใน </w:t>
+      </w:r>
+      <w:r>
+        <w:rPr>
+          <w:rFonts w:ascii="Courier New" w:hAnsi="Courier New" w:eastAsia="Courier New" w:cs="Tahoma"/>
+        </w:rPr>
+        <w:t>eventWorkflow</w:t>
+      </w:r>
+      <w:r>
+        <w:t xml:space="preserve"> และ </w:t>
+      </w:r>
+      <w:r>
+        <w:rPr>
+          <w:rFonts w:ascii="Courier New" w:hAnsi="Courier New" w:eastAsia="Courier New" w:cs="Tahoma"/>
+        </w:rPr>
+        <w:t>*UseCase</w:t>
+      </w:r>
+      <w:r>
+        <w:t xml:space="preserve"> เป็น class ที่ store-backend ห่อไว้ใช้เอง (ดู </w:t>
+      </w:r>
+      <w:r>
+        <w:rPr>
+          <w:rFonts w:ascii="Courier New" w:hAnsi="Courier New" w:eastAsia="Courier New" w:cs="Tahoma"/>
         </w:rPr>
         <w:t>LLDD-BE-Workflow-Engine-Definition.pdf</w:t>
       </w:r>
       <w:r>
-        <w:t xml:space="preserve"> หัวข้อ 5.3) · engine มี </w:t>
-      </w:r>
-      <w:r>
-        <w:rPr>
-          <w:b/>
-        </w:rPr>
-        <w:t>13 ตาราง</w:t>
-      </w:r>
-      <w:r>
-        <w:t xml:space="preserve"> อยู่ใน schema </w:t>
-      </w:r>
-      <w:r>
-        <w:rPr>
-          <w:b/>
-        </w:rPr>
-        <w:t>`sps_store`</w:t>
-      </w:r>
-      <w:r>
-        <w:t xml:space="preserve"> (ไม่ใช่ 10 ตาราง และไม่ใช่ </w:t>
-      </w:r>
-      <w:r>
-        <w:rPr>
-          <w:rFonts w:ascii="Courier New" w:hAnsi="Courier New"/>
-        </w:rPr>
-        <w:t>sps_auth</w:t>
-      </w:r>
-      <w:r>
-        <w:t>)</w:t>
+        <w:t xml:space="preserve"> หัวข้อ 5.3)</w:t>
       </w:r>
     </w:p>
     <w:tbl>
@@ -7309,7 +7409,7 @@
             <w:r/>
             <w:r>
               <w:rPr>
-                <w:rFonts w:ascii="Arial" w:hAnsi="Arial" w:eastAsia="Arial"/>
+                <w:rFonts w:ascii="Arial" w:hAnsi="Arial" w:eastAsia="Arial" w:cs="Tahoma"/>
                 <w:b/>
                 <w:sz w:val="18"/>
               </w:rPr>
@@ -7331,7 +7431,7 @@
             <w:r/>
             <w:r>
               <w:rPr>
-                <w:rFonts w:ascii="Arial" w:hAnsi="Arial" w:eastAsia="Arial"/>
+                <w:rFonts w:ascii="Arial" w:hAnsi="Arial" w:eastAsia="Arial" w:cs="Tahoma"/>
                 <w:b/>
                 <w:sz w:val="18"/>
               </w:rPr>
@@ -7353,7 +7453,7 @@
             <w:r/>
             <w:r>
               <w:rPr>
-                <w:rFonts w:ascii="Arial" w:hAnsi="Arial" w:eastAsia="Arial"/>
+                <w:rFonts w:ascii="Arial" w:hAnsi="Arial" w:eastAsia="Arial" w:cs="Tahoma"/>
                 <w:b/>
                 <w:sz w:val="18"/>
               </w:rPr>
@@ -7378,13 +7478,13 @@
             </w:pPr>
             <w:r>
               <w:rPr>
-                <w:rFonts w:ascii="Arial" w:hAnsi="Arial" w:eastAsia="Arial"/>
-                <w:sz w:val="18"/>
-              </w:rPr>
-            </w:r>
-            <w:r>
-              <w:rPr>
-                <w:rFonts w:ascii="Arial" w:hAnsi="Arial" w:eastAsia="Arial"/>
+                <w:rFonts w:ascii="Arial" w:hAnsi="Arial" w:eastAsia="Arial" w:cs="Tahoma"/>
+                <w:sz w:val="18"/>
+              </w:rPr>
+            </w:r>
+            <w:r>
+              <w:rPr>
+                <w:rFonts w:ascii="Arial" w:hAnsi="Arial" w:eastAsia="Arial" w:cs="Tahoma"/>
                 <w:sz w:val="18"/>
               </w:rPr>
               <w:t>GET /api/v1/tasks</w:t>
@@ -7403,16 +7503,16 @@
             </w:pPr>
             <w:r>
               <w:rPr>
-                <w:rFonts w:ascii="Arial" w:hAnsi="Arial" w:eastAsia="Arial"/>
-                <w:sz w:val="18"/>
-              </w:rPr>
-            </w:r>
-            <w:r>
-              <w:rPr>
-                <w:rFonts w:ascii="Arial" w:hAnsi="Arial" w:eastAsia="Arial"/>
-                <w:sz w:val="18"/>
-              </w:rPr>
-              <w:t>getPendingFlow()</w:t>
+                <w:rFonts w:ascii="Arial" w:hAnsi="Arial" w:eastAsia="Arial" w:cs="Tahoma"/>
+                <w:sz w:val="18"/>
+              </w:rPr>
+            </w:r>
+            <w:r>
+              <w:rPr>
+                <w:rFonts w:ascii="Arial" w:hAnsi="Arial" w:eastAsia="Arial" w:cs="Tahoma"/>
+                <w:sz w:val="18"/>
+              </w:rPr>
+              <w:t>getPendingFlowByUser()</w:t>
             </w:r>
           </w:p>
         </w:tc>
@@ -7428,13 +7528,13 @@
             </w:pPr>
             <w:r>
               <w:rPr>
-                <w:rFonts w:ascii="Arial" w:hAnsi="Arial" w:eastAsia="Arial"/>
-                <w:sz w:val="18"/>
-              </w:rPr>
-            </w:r>
-            <w:r>
-              <w:rPr>
-                <w:rFonts w:ascii="Arial" w:hAnsi="Arial" w:eastAsia="Arial"/>
+                <w:rFonts w:ascii="Arial" w:hAnsi="Arial" w:eastAsia="Arial" w:cs="Tahoma"/>
+                <w:sz w:val="18"/>
+              </w:rPr>
+            </w:r>
+            <w:r>
+              <w:rPr>
+                <w:rFonts w:ascii="Arial" w:hAnsi="Arial" w:eastAsia="Arial" w:cs="Tahoma"/>
                 <w:sz w:val="18"/>
               </w:rPr>
               <w:t>inbox งานค้างของ userId/groupId ที่ BFF ส่งมาใน header</w:t>
@@ -7451,7 +7551,7 @@
       </w:pPr>
       <w:r>
         <w:rPr>
-          <w:rFonts w:ascii="Courier New" w:hAnsi="Courier New"/>
+          <w:rFonts w:ascii="Courier New" w:hAnsi="Courier New" w:eastAsia="Courier New" w:cs="Tahoma"/>
           <w:sz w:val="16"/>
         </w:rPr>
         <w:t>// src/modules/sbpgi-document-list-search/sbpgi-document-list-search.workflow.ts (หรือรวมไว้ใน service เดียวกัน)</w:t>
@@ -7463,7 +7563,7 @@
         <w:br/>
         <w:t xml:space="preserve">  // inbox งานค้าง — ใช้ร่วมกับ /api/workflow/pending ของ backlog เดิมได้</w:t>
         <w:br/>
-        <w:t xml:space="preserve">  const pending = await this.workflow.getPendingFlow({</w:t>
+        <w:t xml:space="preserve">  const pending = await this.workflow.getPendingFlowByUser({</w:t>
         <w:br/>
         <w:t xml:space="preserve">    userData: { userId: Number(userId), groupId: Number(groupId) },</w:t>
         <w:br/>
@@ -7492,7 +7592,7 @@
       </w:pPr>
       <w:r>
         <w:rPr>
-          <w:rFonts w:ascii="Courier New" w:hAnsi="Courier New"/>
+          <w:rFonts w:ascii="Courier New" w:hAnsi="Courier New" w:eastAsia="Courier New" w:cs="Tahoma"/>
           <w:sz w:val="16"/>
         </w:rPr>
         <w:t>// src/entitys/compensation-documents.entity.ts</w:t>
@@ -7598,7 +7698,7 @@
       </w:pPr>
       <w:r>
         <w:rPr>
-          <w:rFonts w:ascii="Courier New" w:hAnsi="Courier New"/>
+          <w:rFonts w:ascii="Courier New" w:hAnsi="Courier New" w:eastAsia="Courier New" w:cs="Tahoma"/>
           <w:sz w:val="16"/>
         </w:rPr>
         <w:t>// src/entitys/impacted-stores.entity.ts</w:t>
@@ -7658,7 +7758,7 @@
       </w:r>
       <w:r>
         <w:rPr>
-          <w:rFonts w:ascii="Courier New" w:hAnsi="Courier New"/>
+          <w:rFonts w:ascii="Courier New" w:hAnsi="Courier New" w:eastAsia="Courier New" w:cs="Tahoma"/>
         </w:rPr>
         <w:t>fgi_impact_sales_summaries</w:t>
       </w:r>
@@ -7667,7 +7767,7 @@
       </w:r>
       <w:r>
         <w:rPr>
-          <w:rFonts w:ascii="Courier New" w:hAnsi="Courier New"/>
+          <w:rFonts w:ascii="Courier New" w:hAnsi="Courier New" w:eastAsia="Courier New" w:cs="Tahoma"/>
         </w:rPr>
         <w:t>Database design</w:t>
       </w:r>
@@ -7716,7 +7816,7 @@
             <w:r/>
             <w:r>
               <w:rPr>
-                <w:rFonts w:ascii="Arial" w:hAnsi="Arial" w:eastAsia="Arial"/>
+                <w:rFonts w:ascii="Arial" w:hAnsi="Arial" w:eastAsia="Arial" w:cs="Tahoma"/>
                 <w:b/>
                 <w:sz w:val="18"/>
               </w:rPr>
@@ -7738,7 +7838,7 @@
             <w:r/>
             <w:r>
               <w:rPr>
-                <w:rFonts w:ascii="Arial" w:hAnsi="Arial" w:eastAsia="Arial"/>
+                <w:rFonts w:ascii="Arial" w:hAnsi="Arial" w:eastAsia="Arial" w:cs="Tahoma"/>
                 <w:b/>
                 <w:sz w:val="18"/>
               </w:rPr>
@@ -7760,7 +7860,7 @@
             <w:r/>
             <w:r>
               <w:rPr>
-                <w:rFonts w:ascii="Arial" w:hAnsi="Arial" w:eastAsia="Arial"/>
+                <w:rFonts w:ascii="Arial" w:hAnsi="Arial" w:eastAsia="Arial" w:cs="Tahoma"/>
                 <w:b/>
                 <w:sz w:val="18"/>
               </w:rPr>
@@ -7785,13 +7885,13 @@
             </w:pPr>
             <w:r>
               <w:rPr>
-                <w:rFonts w:ascii="Arial" w:hAnsi="Arial" w:eastAsia="Arial"/>
-                <w:sz w:val="18"/>
-              </w:rPr>
-            </w:r>
-            <w:r>
-              <w:rPr>
-                <w:rFonts w:ascii="Arial" w:hAnsi="Arial" w:eastAsia="Arial"/>
+                <w:rFonts w:ascii="Arial" w:hAnsi="Arial" w:eastAsia="Arial" w:cs="Tahoma"/>
+                <w:sz w:val="18"/>
+              </w:rPr>
+            </w:r>
+            <w:r>
+              <w:rPr>
+                <w:rFonts w:ascii="Arial" w:hAnsi="Arial" w:eastAsia="Arial" w:cs="Tahoma"/>
                 <w:sz w:val="18"/>
               </w:rPr>
               <w:t>workflow_transaction</w:t>
@@ -7810,13 +7910,13 @@
             </w:pPr>
             <w:r>
               <w:rPr>
-                <w:rFonts w:ascii="Arial" w:hAnsi="Arial" w:eastAsia="Arial"/>
-                <w:sz w:val="18"/>
-              </w:rPr>
-            </w:r>
-            <w:r>
-              <w:rPr>
-                <w:rFonts w:ascii="Arial" w:hAnsi="Arial" w:eastAsia="Arial"/>
+                <w:rFonts w:ascii="Arial" w:hAnsi="Arial" w:eastAsia="Arial" w:cs="Tahoma"/>
+                <w:sz w:val="18"/>
+              </w:rPr>
+            </w:r>
+            <w:r>
+              <w:rPr>
+                <w:rFonts w:ascii="Arial" w:hAnsi="Arial" w:eastAsia="Arial" w:cs="Tahoma"/>
                 <w:sz w:val="18"/>
               </w:rPr>
               <w:t>R</w:t>
@@ -7835,13 +7935,13 @@
             </w:pPr>
             <w:r>
               <w:rPr>
-                <w:rFonts w:ascii="Arial" w:hAnsi="Arial" w:eastAsia="Arial"/>
-                <w:sz w:val="18"/>
-              </w:rPr>
-            </w:r>
-            <w:r>
-              <w:rPr>
-                <w:rFonts w:ascii="Arial" w:hAnsi="Arial" w:eastAsia="Arial"/>
+                <w:rFonts w:ascii="Arial" w:hAnsi="Arial" w:eastAsia="Arial" w:cs="Tahoma"/>
+                <w:sz w:val="18"/>
+              </w:rPr>
+            </w:r>
+            <w:r>
+              <w:rPr>
+                <w:rFonts w:ascii="Arial" w:hAnsi="Arial" w:eastAsia="Arial" w:cs="Tahoma"/>
                 <w:sz w:val="18"/>
               </w:rPr>
               <w:t>workflow engine @srm/glb-workflow</w:t>
@@ -7865,13 +7965,13 @@
             </w:pPr>
             <w:r>
               <w:rPr>
-                <w:rFonts w:ascii="Arial" w:hAnsi="Arial" w:eastAsia="Arial"/>
-                <w:sz w:val="18"/>
-              </w:rPr>
-            </w:r>
-            <w:r>
-              <w:rPr>
-                <w:rFonts w:ascii="Arial" w:hAnsi="Arial" w:eastAsia="Arial"/>
+                <w:rFonts w:ascii="Arial" w:hAnsi="Arial" w:eastAsia="Arial" w:cs="Tahoma"/>
+                <w:sz w:val="18"/>
+              </w:rPr>
+            </w:r>
+            <w:r>
+              <w:rPr>
+                <w:rFonts w:ascii="Arial" w:hAnsi="Arial" w:eastAsia="Arial" w:cs="Tahoma"/>
                 <w:sz w:val="18"/>
               </w:rPr>
               <w:t>workflow_approver</w:t>
@@ -7890,13 +7990,13 @@
             </w:pPr>
             <w:r>
               <w:rPr>
-                <w:rFonts w:ascii="Arial" w:hAnsi="Arial" w:eastAsia="Arial"/>
-                <w:sz w:val="18"/>
-              </w:rPr>
-            </w:r>
-            <w:r>
-              <w:rPr>
-                <w:rFonts w:ascii="Arial" w:hAnsi="Arial" w:eastAsia="Arial"/>
+                <w:rFonts w:ascii="Arial" w:hAnsi="Arial" w:eastAsia="Arial" w:cs="Tahoma"/>
+                <w:sz w:val="18"/>
+              </w:rPr>
+            </w:r>
+            <w:r>
+              <w:rPr>
+                <w:rFonts w:ascii="Arial" w:hAnsi="Arial" w:eastAsia="Arial" w:cs="Tahoma"/>
                 <w:sz w:val="18"/>
               </w:rPr>
               <w:t>R</w:t>
@@ -7915,13 +8015,13 @@
             </w:pPr>
             <w:r>
               <w:rPr>
-                <w:rFonts w:ascii="Arial" w:hAnsi="Arial" w:eastAsia="Arial"/>
-                <w:sz w:val="18"/>
-              </w:rPr>
-            </w:r>
-            <w:r>
-              <w:rPr>
-                <w:rFonts w:ascii="Arial" w:hAnsi="Arial" w:eastAsia="Arial"/>
+                <w:rFonts w:ascii="Arial" w:hAnsi="Arial" w:eastAsia="Arial" w:cs="Tahoma"/>
+                <w:sz w:val="18"/>
+              </w:rPr>
+            </w:r>
+            <w:r>
+              <w:rPr>
+                <w:rFonts w:ascii="Arial" w:hAnsi="Arial" w:eastAsia="Arial" w:cs="Tahoma"/>
                 <w:sz w:val="18"/>
               </w:rPr>
               <w:t>workflow engine @srm/glb-workflow</w:t>
@@ -7949,7 +8049,7 @@
       </w:pPr>
       <w:r>
         <w:rPr>
-          <w:rFonts w:ascii="Courier New" w:hAnsi="Courier New"/>
+          <w:rFonts w:ascii="Courier New" w:hAnsi="Courier New" w:eastAsia="Courier New" w:cs="Tahoma"/>
           <w:sz w:val="16"/>
         </w:rPr>
         <w:t>// src/providers/sbpgi/sbpgi.ts — repository provider แบบ factory (ไม่ใช้ TypeOrmModule.forFeature)</w:t>
@@ -8078,7 +8178,7 @@
       </w:r>
       <w:r>
         <w:rPr>
-          <w:rFonts w:ascii="Courier New" w:hAnsi="Courier New"/>
+          <w:color w:val="8A3324"/>
         </w:rPr>
         <w:t>/bff/sbpgi/…</w:t>
       </w:r>
@@ -8087,7 +8187,7 @@
       </w:r>
       <w:r>
         <w:rPr>
-          <w:rFonts w:ascii="Courier New" w:hAnsi="Courier New"/>
+          <w:rFonts w:ascii="Courier New" w:hAnsi="Courier New" w:eastAsia="Courier New" w:cs="Tahoma"/>
         </w:rPr>
         <w:t>/bff</w:t>
       </w:r>
@@ -8102,7 +8202,7 @@
       </w:pPr>
       <w:r>
         <w:rPr>
-          <w:rFonts w:ascii="Courier New" w:hAnsi="Courier New"/>
+          <w:rFonts w:ascii="Courier New" w:hAnsi="Courier New" w:eastAsia="Courier New" w:cs="Tahoma"/>
           <w:sz w:val="16"/>
         </w:rPr>
         <w:t>// src/common/client-services/sbpgi-client.service.ts</w:t>
@@ -8145,7 +8245,7 @@
       </w:pPr>
       <w:r>
         <w:rPr>
-          <w:rFonts w:ascii="Courier New" w:hAnsi="Courier New"/>
+          <w:rFonts w:ascii="Courier New" w:hAnsi="Courier New" w:eastAsia="Courier New" w:cs="Tahoma"/>
           <w:sz w:val="16"/>
         </w:rPr>
         <w:t>// src/modules/sbpgi-document-list-search/sbpgi-document-list-search.service.ts (BFF)</w:t>
@@ -8291,7 +8391,7 @@
             <w:r/>
             <w:r>
               <w:rPr>
-                <w:rFonts w:ascii="Arial" w:hAnsi="Arial" w:eastAsia="Arial"/>
+                <w:rFonts w:ascii="Arial" w:hAnsi="Arial" w:eastAsia="Arial" w:cs="Tahoma"/>
                 <w:b/>
                 <w:sz w:val="18"/>
               </w:rPr>
@@ -8313,7 +8413,7 @@
             <w:r/>
             <w:r>
               <w:rPr>
-                <w:rFonts w:ascii="Arial" w:hAnsi="Arial" w:eastAsia="Arial"/>
+                <w:rFonts w:ascii="Arial" w:hAnsi="Arial" w:eastAsia="Arial" w:cs="Tahoma"/>
                 <w:b/>
                 <w:sz w:val="18"/>
               </w:rPr>
@@ -8335,7 +8435,7 @@
             <w:r/>
             <w:r>
               <w:rPr>
-                <w:rFonts w:ascii="Arial" w:hAnsi="Arial" w:eastAsia="Arial"/>
+                <w:rFonts w:ascii="Arial" w:hAnsi="Arial" w:eastAsia="Arial" w:cs="Tahoma"/>
                 <w:b/>
                 <w:sz w:val="18"/>
               </w:rPr>
@@ -8360,13 +8460,13 @@
             </w:pPr>
             <w:r>
               <w:rPr>
-                <w:rFonts w:ascii="Arial" w:hAnsi="Arial" w:eastAsia="Arial"/>
-                <w:sz w:val="18"/>
-              </w:rPr>
-            </w:r>
-            <w:r>
-              <w:rPr>
-                <w:rFonts w:ascii="Arial" w:hAnsi="Arial" w:eastAsia="Arial"/>
+                <w:rFonts w:ascii="Arial" w:hAnsi="Arial" w:eastAsia="Arial" w:cs="Tahoma"/>
+                <w:sz w:val="18"/>
+              </w:rPr>
+            </w:r>
+            <w:r>
+              <w:rPr>
+                <w:rFonts w:ascii="Arial" w:hAnsi="Arial" w:eastAsia="Arial" w:cs="Tahoma"/>
                 <w:sz w:val="18"/>
               </w:rPr>
               <w:t>compensation_documents</w:t>
@@ -8385,13 +8485,13 @@
             </w:pPr>
             <w:r>
               <w:rPr>
-                <w:rFonts w:ascii="Arial" w:hAnsi="Arial" w:eastAsia="Arial"/>
-                <w:sz w:val="18"/>
-              </w:rPr>
-            </w:r>
-            <w:r>
-              <w:rPr>
-                <w:rFonts w:ascii="Arial" w:hAnsi="Arial" w:eastAsia="Arial"/>
+                <w:rFonts w:ascii="Arial" w:hAnsi="Arial" w:eastAsia="Arial" w:cs="Tahoma"/>
+                <w:sz w:val="18"/>
+              </w:rPr>
+            </w:r>
+            <w:r>
+              <w:rPr>
+                <w:rFonts w:ascii="Arial" w:hAnsi="Arial" w:eastAsia="Arial" w:cs="Tahoma"/>
                 <w:sz w:val="18"/>
               </w:rPr>
               <w:t>R</w:t>
@@ -8410,13 +8510,13 @@
             </w:pPr>
             <w:r>
               <w:rPr>
-                <w:rFonts w:ascii="Arial" w:hAnsi="Arial" w:eastAsia="Arial"/>
-                <w:sz w:val="18"/>
-              </w:rPr>
-            </w:r>
-            <w:r>
-              <w:rPr>
-                <w:rFonts w:ascii="Arial" w:hAnsi="Arial" w:eastAsia="Arial"/>
+                <w:rFonts w:ascii="Arial" w:hAnsi="Arial" w:eastAsia="Arial" w:cs="Tahoma"/>
+                <w:sz w:val="18"/>
+              </w:rPr>
+            </w:r>
+            <w:r>
+              <w:rPr>
+                <w:rFonts w:ascii="Arial" w:hAnsi="Arial" w:eastAsia="Arial" w:cs="Tahoma"/>
                 <w:sz w:val="18"/>
               </w:rPr>
               <w:t>ค้นเอกสารตาม year/status/store</w:t>
@@ -8440,13 +8540,13 @@
             </w:pPr>
             <w:r>
               <w:rPr>
-                <w:rFonts w:ascii="Arial" w:hAnsi="Arial" w:eastAsia="Arial"/>
-                <w:sz w:val="18"/>
-              </w:rPr>
-            </w:r>
-            <w:r>
-              <w:rPr>
-                <w:rFonts w:ascii="Arial" w:hAnsi="Arial" w:eastAsia="Arial"/>
+                <w:rFonts w:ascii="Arial" w:hAnsi="Arial" w:eastAsia="Arial" w:cs="Tahoma"/>
+                <w:sz w:val="18"/>
+              </w:rPr>
+            </w:r>
+            <w:r>
+              <w:rPr>
+                <w:rFonts w:ascii="Arial" w:hAnsi="Arial" w:eastAsia="Arial" w:cs="Tahoma"/>
                 <w:sz w:val="18"/>
               </w:rPr>
               <w:t>impacted_stores</w:t>
@@ -8465,13 +8565,13 @@
             </w:pPr>
             <w:r>
               <w:rPr>
-                <w:rFonts w:ascii="Arial" w:hAnsi="Arial" w:eastAsia="Arial"/>
-                <w:sz w:val="18"/>
-              </w:rPr>
-            </w:r>
-            <w:r>
-              <w:rPr>
-                <w:rFonts w:ascii="Arial" w:hAnsi="Arial" w:eastAsia="Arial"/>
+                <w:rFonts w:ascii="Arial" w:hAnsi="Arial" w:eastAsia="Arial" w:cs="Tahoma"/>
+                <w:sz w:val="18"/>
+              </w:rPr>
+            </w:r>
+            <w:r>
+              <w:rPr>
+                <w:rFonts w:ascii="Arial" w:hAnsi="Arial" w:eastAsia="Arial" w:cs="Tahoma"/>
                 <w:sz w:val="18"/>
               </w:rPr>
               <w:t>R</w:t>
@@ -8490,13 +8590,13 @@
             </w:pPr>
             <w:r>
               <w:rPr>
-                <w:rFonts w:ascii="Arial" w:hAnsi="Arial" w:eastAsia="Arial"/>
-                <w:sz w:val="18"/>
-              </w:rPr>
-            </w:r>
-            <w:r>
-              <w:rPr>
-                <w:rFonts w:ascii="Arial" w:hAnsi="Arial" w:eastAsia="Arial"/>
+                <w:rFonts w:ascii="Arial" w:hAnsi="Arial" w:eastAsia="Arial" w:cs="Tahoma"/>
+                <w:sz w:val="18"/>
+              </w:rPr>
+            </w:r>
+            <w:r>
+              <w:rPr>
+                <w:rFonts w:ascii="Arial" w:hAnsi="Arial" w:eastAsia="Arial" w:cs="Tahoma"/>
                 <w:sz w:val="18"/>
               </w:rPr>
               <w:t>ชื่อร้าน ภาค และข้อมูลร้าน</w:t>
@@ -8520,13 +8620,13 @@
             </w:pPr>
             <w:r>
               <w:rPr>
-                <w:rFonts w:ascii="Arial" w:hAnsi="Arial" w:eastAsia="Arial"/>
-                <w:sz w:val="18"/>
-              </w:rPr>
-            </w:r>
-            <w:r>
-              <w:rPr>
-                <w:rFonts w:ascii="Arial" w:hAnsi="Arial" w:eastAsia="Arial"/>
+                <w:rFonts w:ascii="Arial" w:hAnsi="Arial" w:eastAsia="Arial" w:cs="Tahoma"/>
+                <w:sz w:val="18"/>
+              </w:rPr>
+            </w:r>
+            <w:r>
+              <w:rPr>
+                <w:rFonts w:ascii="Arial" w:hAnsi="Arial" w:eastAsia="Arial" w:cs="Tahoma"/>
                 <w:sz w:val="18"/>
               </w:rPr>
               <w:t>fgi_impact_sales_summaries</w:t>
@@ -8545,13 +8645,13 @@
             </w:pPr>
             <w:r>
               <w:rPr>
-                <w:rFonts w:ascii="Arial" w:hAnsi="Arial" w:eastAsia="Arial"/>
-                <w:sz w:val="18"/>
-              </w:rPr>
-            </w:r>
-            <w:r>
-              <w:rPr>
-                <w:rFonts w:ascii="Arial" w:hAnsi="Arial" w:eastAsia="Arial"/>
+                <w:rFonts w:ascii="Arial" w:hAnsi="Arial" w:eastAsia="Arial" w:cs="Tahoma"/>
+                <w:sz w:val="18"/>
+              </w:rPr>
+            </w:r>
+            <w:r>
+              <w:rPr>
+                <w:rFonts w:ascii="Arial" w:hAnsi="Arial" w:eastAsia="Arial" w:cs="Tahoma"/>
                 <w:sz w:val="18"/>
               </w:rPr>
               <w:t>R</w:t>
@@ -8570,13 +8670,13 @@
             </w:pPr>
             <w:r>
               <w:rPr>
-                <w:rFonts w:ascii="Arial" w:hAnsi="Arial" w:eastAsia="Arial"/>
-                <w:sz w:val="18"/>
-              </w:rPr>
-            </w:r>
-            <w:r>
-              <w:rPr>
-                <w:rFonts w:ascii="Arial" w:hAnsi="Arial" w:eastAsia="Arial"/>
+                <w:rFonts w:ascii="Arial" w:hAnsi="Arial" w:eastAsia="Arial" w:cs="Tahoma"/>
+                <w:sz w:val="18"/>
+              </w:rPr>
+            </w:r>
+            <w:r>
+              <w:rPr>
+                <w:rFonts w:ascii="Arial" w:hAnsi="Arial" w:eastAsia="Arial" w:cs="Tahoma"/>
                 <w:sz w:val="18"/>
               </w:rPr>
               <w:t>flag ข้อมูลผิดปกติ/ยอดขายไม่ครบ 60 วัน</w:t>
@@ -8600,13 +8700,13 @@
             </w:pPr>
             <w:r>
               <w:rPr>
-                <w:rFonts w:ascii="Arial" w:hAnsi="Arial" w:eastAsia="Arial"/>
-                <w:sz w:val="18"/>
-              </w:rPr>
-            </w:r>
-            <w:r>
-              <w:rPr>
-                <w:rFonts w:ascii="Arial" w:hAnsi="Arial" w:eastAsia="Arial"/>
+                <w:rFonts w:ascii="Arial" w:hAnsi="Arial" w:eastAsia="Arial" w:cs="Tahoma"/>
+                <w:sz w:val="18"/>
+              </w:rPr>
+            </w:r>
+            <w:r>
+              <w:rPr>
+                <w:rFonts w:ascii="Arial" w:hAnsi="Arial" w:eastAsia="Arial" w:cs="Tahoma"/>
                 <w:sz w:val="18"/>
               </w:rPr>
               <w:t>workflow_transaction</w:t>
@@ -8625,13 +8725,13 @@
             </w:pPr>
             <w:r>
               <w:rPr>
-                <w:rFonts w:ascii="Arial" w:hAnsi="Arial" w:eastAsia="Arial"/>
-                <w:sz w:val="18"/>
-              </w:rPr>
-            </w:r>
-            <w:r>
-              <w:rPr>
-                <w:rFonts w:ascii="Arial" w:hAnsi="Arial" w:eastAsia="Arial"/>
+                <w:rFonts w:ascii="Arial" w:hAnsi="Arial" w:eastAsia="Arial" w:cs="Tahoma"/>
+                <w:sz w:val="18"/>
+              </w:rPr>
+            </w:r>
+            <w:r>
+              <w:rPr>
+                <w:rFonts w:ascii="Arial" w:hAnsi="Arial" w:eastAsia="Arial" w:cs="Tahoma"/>
                 <w:sz w:val="18"/>
               </w:rPr>
               <w:t>R</w:t>
@@ -8650,13 +8750,13 @@
             </w:pPr>
             <w:r>
               <w:rPr>
-                <w:rFonts w:ascii="Arial" w:hAnsi="Arial" w:eastAsia="Arial"/>
-                <w:sz w:val="18"/>
-              </w:rPr>
-            </w:r>
-            <w:r>
-              <w:rPr>
-                <w:rFonts w:ascii="Arial" w:hAnsi="Arial" w:eastAsia="Arial"/>
+                <w:rFonts w:ascii="Arial" w:hAnsi="Arial" w:eastAsia="Arial" w:cs="Tahoma"/>
+                <w:sz w:val="18"/>
+              </w:rPr>
+            </w:r>
+            <w:r>
+              <w:rPr>
+                <w:rFonts w:ascii="Arial" w:hAnsi="Arial" w:eastAsia="Arial" w:cs="Tahoma"/>
                 <w:sz w:val="18"/>
               </w:rPr>
               <w:t>ใช้ของระบบเดิม: workflow engine @srm/glb-workflow</w:t>
@@ -8680,13 +8780,13 @@
             </w:pPr>
             <w:r>
               <w:rPr>
-                <w:rFonts w:ascii="Arial" w:hAnsi="Arial" w:eastAsia="Arial"/>
-                <w:sz w:val="18"/>
-              </w:rPr>
-            </w:r>
-            <w:r>
-              <w:rPr>
-                <w:rFonts w:ascii="Arial" w:hAnsi="Arial" w:eastAsia="Arial"/>
+                <w:rFonts w:ascii="Arial" w:hAnsi="Arial" w:eastAsia="Arial" w:cs="Tahoma"/>
+                <w:sz w:val="18"/>
+              </w:rPr>
+            </w:r>
+            <w:r>
+              <w:rPr>
+                <w:rFonts w:ascii="Arial" w:hAnsi="Arial" w:eastAsia="Arial" w:cs="Tahoma"/>
                 <w:sz w:val="18"/>
               </w:rPr>
               <w:t>workflow_approver</w:t>
@@ -8705,13 +8805,13 @@
             </w:pPr>
             <w:r>
               <w:rPr>
-                <w:rFonts w:ascii="Arial" w:hAnsi="Arial" w:eastAsia="Arial"/>
-                <w:sz w:val="18"/>
-              </w:rPr>
-            </w:r>
-            <w:r>
-              <w:rPr>
-                <w:rFonts w:ascii="Arial" w:hAnsi="Arial" w:eastAsia="Arial"/>
+                <w:rFonts w:ascii="Arial" w:hAnsi="Arial" w:eastAsia="Arial" w:cs="Tahoma"/>
+                <w:sz w:val="18"/>
+              </w:rPr>
+            </w:r>
+            <w:r>
+              <w:rPr>
+                <w:rFonts w:ascii="Arial" w:hAnsi="Arial" w:eastAsia="Arial" w:cs="Tahoma"/>
                 <w:sz w:val="18"/>
               </w:rPr>
               <w:t>R</w:t>
@@ -8730,13 +8830,13 @@
             </w:pPr>
             <w:r>
               <w:rPr>
-                <w:rFonts w:ascii="Arial" w:hAnsi="Arial" w:eastAsia="Arial"/>
-                <w:sz w:val="18"/>
-              </w:rPr>
-            </w:r>
-            <w:r>
-              <w:rPr>
-                <w:rFonts w:ascii="Arial" w:hAnsi="Arial" w:eastAsia="Arial"/>
+                <w:rFonts w:ascii="Arial" w:hAnsi="Arial" w:eastAsia="Arial" w:cs="Tahoma"/>
+                <w:sz w:val="18"/>
+              </w:rPr>
+            </w:r>
+            <w:r>
+              <w:rPr>
+                <w:rFonts w:ascii="Arial" w:hAnsi="Arial" w:eastAsia="Arial" w:cs="Tahoma"/>
                 <w:sz w:val="18"/>
               </w:rPr>
               <w:t>ใช้ของระบบเดิม: workflow engine @srm/glb-workflow</w:t>
@@ -8778,7 +8878,7 @@
       </w:pPr>
       <w:r>
         <w:rPr>
-          <w:rFonts w:ascii="Courier New" w:hAnsi="Courier New"/>
+          <w:rFonts w:ascii="Courier New" w:hAnsi="Courier New" w:eastAsia="Courier New" w:cs="Tahoma"/>
           <w:sz w:val="16"/>
         </w:rPr>
         <w:t>-- ⚠️ ชื่อคอลัมน์ต่อไปนี้ไม่ตรงกับ entity ที่หัวข้อ Entity ของเอกสารนี้ประกาศไว้:</w:t>
@@ -8791,9 +8891,9 @@
         <w:br/>
         <w:t>-- ⚠️ ไม่มีตาราง workflow_tasks ของ SBPGI แล้ว — กล่องงานอ่านจาก engine กลาง (schema sps_store)</w:t>
         <w:br/>
-        <w:t>--    getPendingFlow({userData:{userId,groupId}, versionId}) [ชื่อ function ยังไม่ยืนยัน · 3 ชุดขัดกัน]</w:t>
-        <w:br/>
-        <w:t>-- ⚠️ DP-1 (reference_id = doc_no หรือ surrogate id) · DP-2 (workflow_transaction ไม่มี PK/index · 19,283 แถว → seq-scan)</w:t>
+        <w:t xml:space="preserve">--    getPendingFlowByUser({userData}) </w:t>
+        <w:br/>
+        <w:t>-- ✅ DP-1 ปิดแล้ว: reference_id = compensation_documents.id (surrogate · varchar(255)) · ⚠️ DP-2 workflow_transaction ไม่มี PK/index (19,283 แถว → seq-scan) ยังไม่ตัดสิน</w:t>
         <w:br/>
         <w:t>--    ยังไม่ตัดสิน — ดู SBPGI vs existing system หัวข้อ 4</w:t>
         <w:br/>
@@ -8833,7 +8933,7 @@
         <w:br/>
         <w:t>JOIN sps_store.workflow_transaction w ON w.transaction_id = a.transaction_id</w:t>
         <w:br/>
-        <w:t>JOIN compensation_documents d ON d.doc_no = w.reference_id   -- DP-1</w:t>
+        <w:t>JOIN compensation_documents d ON d.id::text = w.reference_id   -- DP-1 = surrogate id   -- DP-1</w:t>
         <w:br/>
         <w:t>JOIN store s ON s.store_id = d.impacted_store_code</w:t>
         <w:br/>
@@ -8864,7 +8964,7 @@
       </w:pPr>
       <w:r>
         <w:rPr>
-          <w:rFonts w:ascii="Courier New" w:hAnsi="Courier New"/>
+          <w:rFonts w:ascii="Courier New" w:hAnsi="Courier New" w:eastAsia="Courier New" w:cs="Tahoma"/>
           <w:sz w:val="16"/>
         </w:rPr>
         <w:t>-- ⚠️ ชื่อคอลัมน์ต่อไปนี้ไม่ตรงกับ entity ที่หัวข้อ Entity ของเอกสารนี้ประกาศไว้:</w:t>
@@ -8909,7 +9009,7 @@
         <w:br/>
         <w:t>LEFT JOIN fgi_impact_sales_summaries ss ON ss.impact_process_id = d.impact_process_id</w:t>
         <w:br/>
-        <w:t>LEFT JOIN sps_store.workflow_transaction w ON w.reference_id = d.doc_no AND w.version_id = :sbpgiVersionId   -- DP-1 · DP-2 (ไม่มี index → seq-scan)</w:t>
+        <w:t>LEFT JOIN sps_store.workflow_transaction w ON w.reference_id = d.id::text   -- DP-1 = surrogate id (reference_id เป็น varchar(255)) AND w.version_id = :sbpgiVersionId   -- DP-1 · DP-2 (ไม่มี index → seq-scan)</w:t>
         <w:br/>
         <w:t>WHERE d.year = :year</w:t>
         <w:br/>
@@ -8963,7 +9063,7 @@
             <w:r/>
             <w:r>
               <w:rPr>
-                <w:rFonts w:ascii="Arial" w:hAnsi="Arial" w:eastAsia="Arial"/>
+                <w:rFonts w:ascii="Arial" w:hAnsi="Arial" w:eastAsia="Arial" w:cs="Tahoma"/>
                 <w:b/>
                 <w:sz w:val="18"/>
               </w:rPr>
@@ -8985,7 +9085,7 @@
             <w:r/>
             <w:r>
               <w:rPr>
-                <w:rFonts w:ascii="Arial" w:hAnsi="Arial" w:eastAsia="Arial"/>
+                <w:rFonts w:ascii="Arial" w:hAnsi="Arial" w:eastAsia="Arial" w:cs="Tahoma"/>
                 <w:b/>
                 <w:sz w:val="18"/>
               </w:rPr>
@@ -9007,7 +9107,7 @@
             <w:r/>
             <w:r>
               <w:rPr>
-                <w:rFonts w:ascii="Arial" w:hAnsi="Arial" w:eastAsia="Arial"/>
+                <w:rFonts w:ascii="Arial" w:hAnsi="Arial" w:eastAsia="Arial" w:cs="Tahoma"/>
                 <w:b/>
                 <w:sz w:val="18"/>
               </w:rPr>
@@ -9032,16 +9132,16 @@
             </w:pPr>
             <w:r>
               <w:rPr>
-                <w:rFonts w:ascii="Arial" w:hAnsi="Arial" w:eastAsia="Arial"/>
-                <w:sz w:val="18"/>
-              </w:rPr>
-            </w:r>
-            <w:r>
-              <w:rPr>
-                <w:rFonts w:ascii="Arial" w:hAnsi="Arial" w:eastAsia="Arial"/>
-                <w:sz w:val="18"/>
-              </w:rPr>
-              <w:t>compensation_documents</w:t>
+                <w:rFonts w:ascii="Arial" w:hAnsi="Arial" w:eastAsia="Arial" w:cs="Tahoma"/>
+                <w:sz w:val="18"/>
+              </w:rPr>
+            </w:r>
+            <w:r>
+              <w:rPr>
+                <w:rFonts w:ascii="Arial" w:hAnsi="Arial" w:eastAsia="Arial" w:cs="Tahoma"/>
+                <w:sz w:val="18"/>
+              </w:rPr>
+              <w:t>fgi_impact_sales_summaries</w:t>
             </w:r>
           </w:p>
         </w:tc>
@@ -9057,16 +9157,16 @@
             </w:pPr>
             <w:r>
               <w:rPr>
-                <w:rFonts w:ascii="Arial" w:hAnsi="Arial" w:eastAsia="Arial"/>
-                <w:sz w:val="18"/>
-              </w:rPr>
-            </w:r>
-            <w:r>
-              <w:rPr>
-                <w:rFonts w:ascii="Arial" w:hAnsi="Arial" w:eastAsia="Arial"/>
-                <w:sz w:val="18"/>
-              </w:rPr>
-              <w:t>CREATE INDEX idx_compensation_documents_year_impacted_store_code_status_code ON compensation_documents (year, impacted_store_code, status_code);</w:t>
+                <w:rFonts w:ascii="Arial" w:hAnsi="Arial" w:eastAsia="Arial" w:cs="Tahoma"/>
+                <w:sz w:val="18"/>
+              </w:rPr>
+            </w:r>
+            <w:r>
+              <w:rPr>
+                <w:rFonts w:ascii="Arial" w:hAnsi="Arial" w:eastAsia="Arial" w:cs="Tahoma"/>
+                <w:sz w:val="18"/>
+              </w:rPr>
+              <w:t>CREATE INDEX idx_fgi_impact_sales_summaries_impact_process_id ON fgi_impact_sales_summaries (impact_process_id);</w:t>
             </w:r>
           </w:p>
         </w:tc>
@@ -9082,13 +9182,13 @@
             </w:pPr>
             <w:r>
               <w:rPr>
-                <w:rFonts w:ascii="Arial" w:hAnsi="Arial" w:eastAsia="Arial"/>
-                <w:sz w:val="18"/>
-              </w:rPr>
-            </w:r>
-            <w:r>
-              <w:rPr>
-                <w:rFonts w:ascii="Arial" w:hAnsi="Arial" w:eastAsia="Arial"/>
+                <w:rFonts w:ascii="Arial" w:hAnsi="Arial" w:eastAsia="Arial" w:cs="Tahoma"/>
+                <w:sz w:val="18"/>
+              </w:rPr>
+            </w:r>
+            <w:r>
+              <w:rPr>
+                <w:rFonts w:ascii="Arial" w:hAnsi="Arial" w:eastAsia="Arial" w:cs="Tahoma"/>
                 <w:sz w:val="18"/>
               </w:rPr>
               <w:t>ข้อเสนอ — อนุมานจากคอลัมน์ที่ปรากฏใน WHERE/JOIN ของ SQL ด้านบน ต้องวัด EXPLAIN ก่อนใช้จริง</w:t>
@@ -9112,16 +9212,16 @@
             </w:pPr>
             <w:r>
               <w:rPr>
-                <w:rFonts w:ascii="Arial" w:hAnsi="Arial" w:eastAsia="Arial"/>
-                <w:sz w:val="18"/>
-              </w:rPr>
-            </w:r>
-            <w:r>
-              <w:rPr>
-                <w:rFonts w:ascii="Arial" w:hAnsi="Arial" w:eastAsia="Arial"/>
-                <w:sz w:val="18"/>
-              </w:rPr>
-              <w:t>fgi_impact_sales_summaries</w:t>
+                <w:rFonts w:ascii="Arial" w:hAnsi="Arial" w:eastAsia="Arial" w:cs="Tahoma"/>
+                <w:sz w:val="18"/>
+              </w:rPr>
+            </w:r>
+            <w:r>
+              <w:rPr>
+                <w:rFonts w:ascii="Arial" w:hAnsi="Arial" w:eastAsia="Arial" w:cs="Tahoma"/>
+                <w:sz w:val="18"/>
+              </w:rPr>
+              <w:t>compensation_documents</w:t>
             </w:r>
           </w:p>
         </w:tc>
@@ -9137,16 +9237,16 @@
             </w:pPr>
             <w:r>
               <w:rPr>
-                <w:rFonts w:ascii="Arial" w:hAnsi="Arial" w:eastAsia="Arial"/>
-                <w:sz w:val="18"/>
-              </w:rPr>
-            </w:r>
-            <w:r>
-              <w:rPr>
-                <w:rFonts w:ascii="Arial" w:hAnsi="Arial" w:eastAsia="Arial"/>
-                <w:sz w:val="18"/>
-              </w:rPr>
-              <w:t>CREATE INDEX idx_fgi_impact_sales_summaries_impact_process_id ON fgi_impact_sales_summaries (impact_process_id);</w:t>
+                <w:rFonts w:ascii="Arial" w:hAnsi="Arial" w:eastAsia="Arial" w:cs="Tahoma"/>
+                <w:sz w:val="18"/>
+              </w:rPr>
+            </w:r>
+            <w:r>
+              <w:rPr>
+                <w:rFonts w:ascii="Arial" w:hAnsi="Arial" w:eastAsia="Arial" w:cs="Tahoma"/>
+                <w:sz w:val="18"/>
+              </w:rPr>
+              <w:t>CREATE INDEX idx_compensation_documents_year_impacted_store_code_status_code ON compensation_documents (year, impacted_store_code, status_code);</w:t>
             </w:r>
           </w:p>
         </w:tc>
@@ -9162,13 +9262,13 @@
             </w:pPr>
             <w:r>
               <w:rPr>
-                <w:rFonts w:ascii="Arial" w:hAnsi="Arial" w:eastAsia="Arial"/>
-                <w:sz w:val="18"/>
-              </w:rPr>
-            </w:r>
-            <w:r>
-              <w:rPr>
-                <w:rFonts w:ascii="Arial" w:hAnsi="Arial" w:eastAsia="Arial"/>
+                <w:rFonts w:ascii="Arial" w:hAnsi="Arial" w:eastAsia="Arial" w:cs="Tahoma"/>
+                <w:sz w:val="18"/>
+              </w:rPr>
+            </w:r>
+            <w:r>
+              <w:rPr>
+                <w:rFonts w:ascii="Arial" w:hAnsi="Arial" w:eastAsia="Arial" w:cs="Tahoma"/>
                 <w:sz w:val="18"/>
               </w:rPr>
               <w:t>ข้อเสนอ — อนุมานจากคอลัมน์ที่ปรากฏใน WHERE/JOIN ของ SQL ด้านบน ต้องวัด EXPLAIN ก่อนใช้จริง</w:t>
@@ -9193,7 +9293,7 @@
       </w:r>
       <w:r>
         <w:rPr>
-          <w:rFonts w:ascii="Courier New" w:hAnsi="Courier New"/>
+          <w:rFonts w:ascii="Courier New" w:hAnsi="Courier New" w:eastAsia="Courier New" w:cs="Tahoma"/>
         </w:rPr>
         <w:t>EXPLAIN ANALYZE</w:t>
       </w:r>
@@ -9202,7 +9302,7 @@
       </w:r>
       <w:r>
         <w:rPr>
-          <w:rFonts w:ascii="Courier New" w:hAnsi="Courier New"/>
+          <w:rFonts w:ascii="Courier New" w:hAnsi="Courier New" w:eastAsia="Courier New" w:cs="Tahoma"/>
         </w:rPr>
         <w:t>sql/deploy-sbpgi-*.sql</w:t>
       </w:r>
@@ -9211,7 +9311,7 @@
       </w:r>
       <w:r>
         <w:rPr>
-          <w:rFonts w:ascii="Courier New" w:hAnsi="Courier New"/>
+          <w:rFonts w:ascii="Courier New" w:hAnsi="Courier New" w:eastAsia="Courier New" w:cs="Tahoma"/>
         </w:rPr>
         <w:t>CREATE INDEX IF NOT EXISTS</w:t>
       </w:r>
@@ -9259,7 +9359,7 @@
             <w:r/>
             <w:r>
               <w:rPr>
-                <w:rFonts w:ascii="Arial" w:hAnsi="Arial" w:eastAsia="Arial"/>
+                <w:rFonts w:ascii="Arial" w:hAnsi="Arial" w:eastAsia="Arial" w:cs="Tahoma"/>
                 <w:b/>
                 <w:sz w:val="18"/>
               </w:rPr>
@@ -9281,7 +9381,7 @@
             <w:r/>
             <w:r>
               <w:rPr>
-                <w:rFonts w:ascii="Arial" w:hAnsi="Arial" w:eastAsia="Arial"/>
+                <w:rFonts w:ascii="Arial" w:hAnsi="Arial" w:eastAsia="Arial" w:cs="Tahoma"/>
                 <w:b/>
                 <w:sz w:val="18"/>
               </w:rPr>
@@ -9306,13 +9406,13 @@
             </w:pPr>
             <w:r>
               <w:rPr>
-                <w:rFonts w:ascii="Arial" w:hAnsi="Arial" w:eastAsia="Arial"/>
-                <w:sz w:val="18"/>
-              </w:rPr>
-            </w:r>
-            <w:r>
-              <w:rPr>
-                <w:rFonts w:ascii="Arial" w:hAnsi="Arial" w:eastAsia="Arial"/>
+                <w:rFonts w:ascii="Arial" w:hAnsi="Arial" w:eastAsia="Arial" w:cs="Tahoma"/>
+                <w:sz w:val="18"/>
+              </w:rPr>
+            </w:r>
+            <w:r>
+              <w:rPr>
+                <w:rFonts w:ascii="Arial" w:hAnsi="Arial" w:eastAsia="Arial" w:cs="Tahoma"/>
                 <w:sz w:val="18"/>
               </w:rPr>
               <w:t>1</w:t>
@@ -9331,13 +9431,13 @@
             </w:pPr>
             <w:r>
               <w:rPr>
-                <w:rFonts w:ascii="Arial" w:hAnsi="Arial" w:eastAsia="Arial"/>
-                <w:sz w:val="18"/>
-              </w:rPr>
-            </w:r>
-            <w:r>
-              <w:rPr>
-                <w:rFonts w:ascii="Arial" w:hAnsi="Arial" w:eastAsia="Arial"/>
+                <w:rFonts w:ascii="Arial" w:hAnsi="Arial" w:eastAsia="Arial" w:cs="Tahoma"/>
+                <w:sz w:val="18"/>
+              </w:rPr>
+            </w:r>
+            <w:r>
+              <w:rPr>
+                <w:rFonts w:ascii="Arial" w:hAnsi="Arial" w:eastAsia="Arial" w:cs="Tahoma"/>
                 <w:sz w:val="18"/>
               </w:rPr>
               <w:t>Read JWT section/role</w:t>
@@ -9361,13 +9461,13 @@
             </w:pPr>
             <w:r>
               <w:rPr>
-                <w:rFonts w:ascii="Arial" w:hAnsi="Arial" w:eastAsia="Arial"/>
-                <w:sz w:val="18"/>
-              </w:rPr>
-            </w:r>
-            <w:r>
-              <w:rPr>
-                <w:rFonts w:ascii="Arial" w:hAnsi="Arial" w:eastAsia="Arial"/>
+                <w:rFonts w:ascii="Arial" w:hAnsi="Arial" w:eastAsia="Arial" w:cs="Tahoma"/>
+                <w:sz w:val="18"/>
+              </w:rPr>
+            </w:r>
+            <w:r>
+              <w:rPr>
+                <w:rFonts w:ascii="Arial" w:hAnsi="Arial" w:eastAsia="Arial" w:cs="Tahoma"/>
                 <w:sz w:val="18"/>
               </w:rPr>
               <w:t>2</w:t>
@@ -9386,13 +9486,13 @@
             </w:pPr>
             <w:r>
               <w:rPr>
-                <w:rFonts w:ascii="Arial" w:hAnsi="Arial" w:eastAsia="Arial"/>
-                <w:sz w:val="18"/>
-              </w:rPr>
-            </w:r>
-            <w:r>
-              <w:rPr>
-                <w:rFonts w:ascii="Arial" w:hAnsi="Arial" w:eastAsia="Arial"/>
+                <w:rFonts w:ascii="Arial" w:hAnsi="Arial" w:eastAsia="Arial" w:cs="Tahoma"/>
+                <w:sz w:val="18"/>
+              </w:rPr>
+            </w:r>
+            <w:r>
+              <w:rPr>
+                <w:rFonts w:ascii="Arial" w:hAnsi="Arial" w:eastAsia="Arial" w:cs="Tahoma"/>
                 <w:sz w:val="18"/>
               </w:rPr>
               <w:t>Validate year for documents</w:t>
@@ -9416,13 +9516,13 @@
             </w:pPr>
             <w:r>
               <w:rPr>
-                <w:rFonts w:ascii="Arial" w:hAnsi="Arial" w:eastAsia="Arial"/>
-                <w:sz w:val="18"/>
-              </w:rPr>
-            </w:r>
-            <w:r>
-              <w:rPr>
-                <w:rFonts w:ascii="Arial" w:hAnsi="Arial" w:eastAsia="Arial"/>
+                <w:rFonts w:ascii="Arial" w:hAnsi="Arial" w:eastAsia="Arial" w:cs="Tahoma"/>
+                <w:sz w:val="18"/>
+              </w:rPr>
+            </w:r>
+            <w:r>
+              <w:rPr>
+                <w:rFonts w:ascii="Arial" w:hAnsi="Arial" w:eastAsia="Arial" w:cs="Tahoma"/>
                 <w:sz w:val="18"/>
               </w:rPr>
               <w:t>3</w:t>
@@ -9441,13 +9541,13 @@
             </w:pPr>
             <w:r>
               <w:rPr>
-                <w:rFonts w:ascii="Arial" w:hAnsi="Arial" w:eastAsia="Arial"/>
-                <w:sz w:val="18"/>
-              </w:rPr>
-            </w:r>
-            <w:r>
-              <w:rPr>
-                <w:rFonts w:ascii="Arial" w:hAnsi="Arial" w:eastAsia="Arial"/>
+                <w:rFonts w:ascii="Arial" w:hAnsi="Arial" w:eastAsia="Arial" w:cs="Tahoma"/>
+                <w:sz w:val="18"/>
+              </w:rPr>
+            </w:r>
+            <w:r>
+              <w:rPr>
+                <w:rFonts w:ascii="Arial" w:hAnsi="Arial" w:eastAsia="Arial" w:cs="Tahoma"/>
                 <w:sz w:val="18"/>
               </w:rPr>
               <w:t>Build filter query</w:t>
@@ -9471,13 +9571,13 @@
             </w:pPr>
             <w:r>
               <w:rPr>
-                <w:rFonts w:ascii="Arial" w:hAnsi="Arial" w:eastAsia="Arial"/>
-                <w:sz w:val="18"/>
-              </w:rPr>
-            </w:r>
-            <w:r>
-              <w:rPr>
-                <w:rFonts w:ascii="Arial" w:hAnsi="Arial" w:eastAsia="Arial"/>
+                <w:rFonts w:ascii="Arial" w:hAnsi="Arial" w:eastAsia="Arial" w:cs="Tahoma"/>
+                <w:sz w:val="18"/>
+              </w:rPr>
+            </w:r>
+            <w:r>
+              <w:rPr>
+                <w:rFonts w:ascii="Arial" w:hAnsi="Arial" w:eastAsia="Arial" w:cs="Tahoma"/>
                 <w:sz w:val="18"/>
               </w:rPr>
               <w:t>4</w:t>
@@ -9496,13 +9596,13 @@
             </w:pPr>
             <w:r>
               <w:rPr>
-                <w:rFonts w:ascii="Arial" w:hAnsi="Arial" w:eastAsia="Arial"/>
-                <w:sz w:val="18"/>
-              </w:rPr>
-            </w:r>
-            <w:r>
-              <w:rPr>
-                <w:rFonts w:ascii="Arial" w:hAnsi="Arial" w:eastAsia="Arial"/>
+                <w:rFonts w:ascii="Arial" w:hAnsi="Arial" w:eastAsia="Arial" w:cs="Tahoma"/>
+                <w:sz w:val="18"/>
+              </w:rPr>
+            </w:r>
+            <w:r>
+              <w:rPr>
+                <w:rFonts w:ascii="Arial" w:hAnsi="Arial" w:eastAsia="Arial" w:cs="Tahoma"/>
                 <w:sz w:val="18"/>
               </w:rPr>
               <w:t>Join impacted_stores</w:t>
@@ -9526,13 +9626,13 @@
             </w:pPr>
             <w:r>
               <w:rPr>
-                <w:rFonts w:ascii="Arial" w:hAnsi="Arial" w:eastAsia="Arial"/>
-                <w:sz w:val="18"/>
-              </w:rPr>
-            </w:r>
-            <w:r>
-              <w:rPr>
-                <w:rFonts w:ascii="Arial" w:hAnsi="Arial" w:eastAsia="Arial"/>
+                <w:rFonts w:ascii="Arial" w:hAnsi="Arial" w:eastAsia="Arial" w:cs="Tahoma"/>
+                <w:sz w:val="18"/>
+              </w:rPr>
+            </w:r>
+            <w:r>
+              <w:rPr>
+                <w:rFonts w:ascii="Arial" w:hAnsi="Arial" w:eastAsia="Arial" w:cs="Tahoma"/>
                 <w:sz w:val="18"/>
               </w:rPr>
               <w:t>5</w:t>
@@ -9551,13 +9651,13 @@
             </w:pPr>
             <w:r>
               <w:rPr>
-                <w:rFonts w:ascii="Arial" w:hAnsi="Arial" w:eastAsia="Arial"/>
-                <w:sz w:val="18"/>
-              </w:rPr>
-            </w:r>
-            <w:r>
-              <w:rPr>
-                <w:rFonts w:ascii="Arial" w:hAnsi="Arial" w:eastAsia="Arial"/>
+                <w:rFonts w:ascii="Arial" w:hAnsi="Arial" w:eastAsia="Arial" w:cs="Tahoma"/>
+                <w:sz w:val="18"/>
+              </w:rPr>
+            </w:r>
+            <w:r>
+              <w:rPr>
+                <w:rFonts w:ascii="Arial" w:hAnsi="Arial" w:eastAsia="Arial" w:cs="Tahoma"/>
                 <w:sz w:val="18"/>
               </w:rPr>
               <w:t>Return page result</w:t>
@@ -9654,7 +9754,7 @@
             <w:r/>
             <w:r>
               <w:rPr>
-                <w:rFonts w:ascii="Arial" w:hAnsi="Arial" w:eastAsia="Arial"/>
+                <w:rFonts w:ascii="Arial" w:hAnsi="Arial" w:eastAsia="Arial" w:cs="Tahoma"/>
                 <w:b/>
                 <w:sz w:val="18"/>
               </w:rPr>
@@ -9676,7 +9776,7 @@
             <w:r/>
             <w:r>
               <w:rPr>
-                <w:rFonts w:ascii="Arial" w:hAnsi="Arial" w:eastAsia="Arial"/>
+                <w:rFonts w:ascii="Arial" w:hAnsi="Arial" w:eastAsia="Arial" w:cs="Tahoma"/>
                 <w:b/>
                 <w:sz w:val="18"/>
               </w:rPr>
@@ -9701,13 +9801,13 @@
             </w:pPr>
             <w:r>
               <w:rPr>
-                <w:rFonts w:ascii="Arial" w:hAnsi="Arial" w:eastAsia="Arial"/>
-                <w:sz w:val="18"/>
-              </w:rPr>
-            </w:r>
-            <w:r>
-              <w:rPr>
-                <w:rFonts w:ascii="Arial" w:hAnsi="Arial" w:eastAsia="Arial"/>
+                <w:rFonts w:ascii="Arial" w:hAnsi="Arial" w:eastAsia="Arial" w:cs="Tahoma"/>
+                <w:sz w:val="18"/>
+              </w:rPr>
+            </w:r>
+            <w:r>
+              <w:rPr>
+                <w:rFonts w:ascii="Arial" w:hAnsi="Arial" w:eastAsia="Arial" w:cs="Tahoma"/>
                 <w:sz w:val="18"/>
               </w:rPr>
               <w:t>1</w:t>
@@ -9726,13 +9826,13 @@
             </w:pPr>
             <w:r>
               <w:rPr>
-                <w:rFonts w:ascii="Arial" w:hAnsi="Arial" w:eastAsia="Arial"/>
-                <w:sz w:val="18"/>
-              </w:rPr>
-            </w:r>
-            <w:r>
-              <w:rPr>
-                <w:rFonts w:ascii="Arial" w:hAnsi="Arial" w:eastAsia="Arial"/>
+                <w:rFonts w:ascii="Arial" w:hAnsi="Arial" w:eastAsia="Arial" w:cs="Tahoma"/>
+                <w:sz w:val="18"/>
+              </w:rPr>
+            </w:r>
+            <w:r>
+              <w:rPr>
+                <w:rFonts w:ascii="Arial" w:hAnsi="Arial" w:eastAsia="Arial" w:cs="Tahoma"/>
                 <w:sz w:val="18"/>
               </w:rPr>
               <w:t>tasks by section</w:t>
@@ -9756,13 +9856,13 @@
             </w:pPr>
             <w:r>
               <w:rPr>
-                <w:rFonts w:ascii="Arial" w:hAnsi="Arial" w:eastAsia="Arial"/>
-                <w:sz w:val="18"/>
-              </w:rPr>
-            </w:r>
-            <w:r>
-              <w:rPr>
-                <w:rFonts w:ascii="Arial" w:hAnsi="Arial" w:eastAsia="Arial"/>
+                <w:rFonts w:ascii="Arial" w:hAnsi="Arial" w:eastAsia="Arial" w:cs="Tahoma"/>
+                <w:sz w:val="18"/>
+              </w:rPr>
+            </w:r>
+            <w:r>
+              <w:rPr>
+                <w:rFonts w:ascii="Arial" w:hAnsi="Arial" w:eastAsia="Arial" w:cs="Tahoma"/>
                 <w:sz w:val="18"/>
               </w:rPr>
               <w:t>2</w:t>
@@ -9781,13 +9881,13 @@
             </w:pPr>
             <w:r>
               <w:rPr>
-                <w:rFonts w:ascii="Arial" w:hAnsi="Arial" w:eastAsia="Arial"/>
-                <w:sz w:val="18"/>
-              </w:rPr>
-            </w:r>
-            <w:r>
-              <w:rPr>
-                <w:rFonts w:ascii="Arial" w:hAnsi="Arial" w:eastAsia="Arial"/>
+                <w:rFonts w:ascii="Arial" w:hAnsi="Arial" w:eastAsia="Arial" w:cs="Tahoma"/>
+                <w:sz w:val="18"/>
+              </w:rPr>
+            </w:r>
+            <w:r>
+              <w:rPr>
+                <w:rFonts w:ascii="Arial" w:hAnsi="Arial" w:eastAsia="Arial" w:cs="Tahoma"/>
                 <w:sz w:val="18"/>
               </w:rPr>
               <w:t>documents missing year</w:t>
@@ -9811,13 +9911,13 @@
             </w:pPr>
             <w:r>
               <w:rPr>
-                <w:rFonts w:ascii="Arial" w:hAnsi="Arial" w:eastAsia="Arial"/>
-                <w:sz w:val="18"/>
-              </w:rPr>
-            </w:r>
-            <w:r>
-              <w:rPr>
-                <w:rFonts w:ascii="Arial" w:hAnsi="Arial" w:eastAsia="Arial"/>
+                <w:rFonts w:ascii="Arial" w:hAnsi="Arial" w:eastAsia="Arial" w:cs="Tahoma"/>
+                <w:sz w:val="18"/>
+              </w:rPr>
+            </w:r>
+            <w:r>
+              <w:rPr>
+                <w:rFonts w:ascii="Arial" w:hAnsi="Arial" w:eastAsia="Arial" w:cs="Tahoma"/>
                 <w:sz w:val="18"/>
               </w:rPr>
               <w:t>3</w:t>
@@ -9836,13 +9936,13 @@
             </w:pPr>
             <w:r>
               <w:rPr>
-                <w:rFonts w:ascii="Arial" w:hAnsi="Arial" w:eastAsia="Arial"/>
-                <w:sz w:val="18"/>
-              </w:rPr>
-            </w:r>
-            <w:r>
-              <w:rPr>
-                <w:rFonts w:ascii="Arial" w:hAnsi="Arial" w:eastAsia="Arial"/>
+                <w:rFonts w:ascii="Arial" w:hAnsi="Arial" w:eastAsia="Arial" w:cs="Tahoma"/>
+                <w:sz w:val="18"/>
+              </w:rPr>
+            </w:r>
+            <w:r>
+              <w:rPr>
+                <w:rFonts w:ascii="Arial" w:hAnsi="Arial" w:eastAsia="Arial" w:cs="Tahoma"/>
                 <w:sz w:val="18"/>
               </w:rPr>
               <w:t>store search</w:t>
@@ -9866,13 +9966,13 @@
             </w:pPr>
             <w:r>
               <w:rPr>
-                <w:rFonts w:ascii="Arial" w:hAnsi="Arial" w:eastAsia="Arial"/>
-                <w:sz w:val="18"/>
-              </w:rPr>
-            </w:r>
-            <w:r>
-              <w:rPr>
-                <w:rFonts w:ascii="Arial" w:hAnsi="Arial" w:eastAsia="Arial"/>
+                <w:rFonts w:ascii="Arial" w:hAnsi="Arial" w:eastAsia="Arial" w:cs="Tahoma"/>
+                <w:sz w:val="18"/>
+              </w:rPr>
+            </w:r>
+            <w:r>
+              <w:rPr>
+                <w:rFonts w:ascii="Arial" w:hAnsi="Arial" w:eastAsia="Arial" w:cs="Tahoma"/>
                 <w:sz w:val="18"/>
               </w:rPr>
               <w:t>4</w:t>
@@ -9891,13 +9991,13 @@
             </w:pPr>
             <w:r>
               <w:rPr>
-                <w:rFonts w:ascii="Arial" w:hAnsi="Arial" w:eastAsia="Arial"/>
-                <w:sz w:val="18"/>
-              </w:rPr>
-            </w:r>
-            <w:r>
-              <w:rPr>
-                <w:rFonts w:ascii="Arial" w:hAnsi="Arial" w:eastAsia="Arial"/>
+                <w:rFonts w:ascii="Arial" w:hAnsi="Arial" w:eastAsia="Arial" w:cs="Tahoma"/>
+                <w:sz w:val="18"/>
+              </w:rPr>
+            </w:r>
+            <w:r>
+              <w:rPr>
+                <w:rFonts w:ascii="Arial" w:hAnsi="Arial" w:eastAsia="Arial" w:cs="Tahoma"/>
                 <w:sz w:val="18"/>
               </w:rPr>
               <w:t>empty result</w:t>
@@ -9906,6 +10006,1358 @@
         </w:tc>
       </w:tr>
     </w:tbl>
+    <w:p/>
+    <w:p>
+      <w:pPr>
+        <w:pStyle w:val="Heading1"/>
+        <w:keepNext/>
+        <w:keepLines/>
+        <w:pageBreakBefore w:val="0"/>
+      </w:pPr>
+      <w:r>
+        <w:t>14. Unit Test Scope</w:t>
+      </w:r>
+    </w:p>
+    <w:p>
+      <w:pPr>
+        <w:keepNext w:val="0"/>
+      </w:pPr>
+      <w:r>
+        <w:rPr>
+          <w:b/>
+        </w:rPr>
+        <w:t>6 ชั่วโมง</w:t>
+      </w:r>
+      <w:r>
+        <w:t xml:space="preserve"> (30% ของ implementation 20 ชั่วโมง) · เครื่องมือ: Jest + mock repository/DataSource (ไม่ต่อ DB จริง)</w:t>
+      </w:r>
+    </w:p>
+    <w:p>
+      <w:r>
+        <w:t xml:space="preserve">หัวข้อนี้คือ </w:t>
+      </w:r>
+      <w:r>
+        <w:rPr>
+          <w:b/>
+        </w:rPr>
+        <w:t>unit test</w:t>
+      </w:r>
+      <w:r>
+        <w:t xml:space="preserve"> ที่ต้องเขียนคู่กับโค้ด — ต่างจาก *Developer Test Checklist* ซึ่งเป็น scenario ระดับ end-to-end/manual ที่ใช้ตอนตรวจรับ · รายการด้านล่าง derive จาก field/validation, acceptance criteria, endpoint และตารางที่เอกสารนี้เขียน</w:t>
+      </w:r>
+    </w:p>
+    <w:tbl>
+      <w:tblPr>
+        <w:tblStyle w:val="TableGrid"/>
+        <w:tblW w:type="auto" w:w="0"/>
+        <w:jc w:val="center"/>
+        <w:tblLook w:firstColumn="1" w:firstRow="1" w:lastColumn="0" w:lastRow="0" w:noHBand="0" w:noVBand="1" w:val="04A0"/>
+      </w:tblPr>
+      <w:tblGrid>
+        <w:gridCol w:w="3360"/>
+        <w:gridCol w:w="3360"/>
+        <w:gridCol w:w="3360"/>
+      </w:tblGrid>
+      <w:tr>
+        <w:trPr>
+          <w:cantSplit/>
+        </w:trPr>
+        <w:tc>
+          <w:tcPr>
+            <w:tcW w:type="dxa" w:w="3360"/>
+            <w:vAlign w:val="center"/>
+            <w:shd w:fill="E8EEF5"/>
+          </w:tcPr>
+          <w:p>
+            <w:pPr>
+              <w:keepLines/>
+              <w:spacing w:after="0"/>
+            </w:pPr>
+            <w:r/>
+            <w:r>
+              <w:rPr>
+                <w:rFonts w:ascii="Arial" w:hAnsi="Arial" w:eastAsia="Arial" w:cs="Tahoma"/>
+                <w:b/>
+                <w:sz w:val="18"/>
+              </w:rPr>
+              <w:t>สิ่งที่ทดสอบ</w:t>
+            </w:r>
+          </w:p>
+        </w:tc>
+        <w:tc>
+          <w:tcPr>
+            <w:tcW w:type="dxa" w:w="3360"/>
+            <w:vAlign w:val="center"/>
+            <w:shd w:fill="E8EEF5"/>
+          </w:tcPr>
+          <w:p>
+            <w:pPr>
+              <w:keepLines/>
+              <w:spacing w:after="0"/>
+            </w:pPr>
+            <w:r/>
+            <w:r>
+              <w:rPr>
+                <w:rFonts w:ascii="Arial" w:hAnsi="Arial" w:eastAsia="Arial" w:cs="Tahoma"/>
+                <w:b/>
+                <w:sz w:val="18"/>
+              </w:rPr>
+              <w:t>ประเภท</w:t>
+            </w:r>
+          </w:p>
+        </w:tc>
+        <w:tc>
+          <w:tcPr>
+            <w:tcW w:type="dxa" w:w="3360"/>
+            <w:vAlign w:val="center"/>
+            <w:shd w:fill="E8EEF5"/>
+          </w:tcPr>
+          <w:p>
+            <w:pPr>
+              <w:keepLines/>
+              <w:spacing w:after="0"/>
+            </w:pPr>
+            <w:r/>
+            <w:r>
+              <w:rPr>
+                <w:rFonts w:ascii="Arial" w:hAnsi="Arial" w:eastAsia="Arial" w:cs="Tahoma"/>
+                <w:b/>
+                <w:sz w:val="18"/>
+              </w:rPr>
+              <w:t>เกณฑ์ผ่าน</w:t>
+            </w:r>
+          </w:p>
+        </w:tc>
+      </w:tr>
+      <w:tr>
+        <w:trPr>
+          <w:cantSplit/>
+        </w:trPr>
+        <w:tc>
+          <w:tcPr>
+            <w:tcW w:type="dxa" w:w="3360"/>
+            <w:vAlign w:val="center"/>
+          </w:tcPr>
+          <w:p>
+            <w:pPr>
+              <w:keepLines/>
+              <w:spacing w:after="0"/>
+            </w:pPr>
+            <w:r>
+              <w:rPr>
+                <w:rFonts w:ascii="Arial" w:hAnsi="Arial" w:eastAsia="Arial" w:cs="Tahoma"/>
+                <w:sz w:val="18"/>
+              </w:rPr>
+            </w:r>
+            <w:r>
+              <w:rPr>
+                <w:rFonts w:ascii="Courier New" w:hAnsi="Courier New" w:eastAsia="Courier New" w:cs="Tahoma"/>
+                <w:sz w:val="18"/>
+              </w:rPr>
+              <w:t>docNo</w:t>
+            </w:r>
+          </w:p>
+        </w:tc>
+        <w:tc>
+          <w:tcPr>
+            <w:tcW w:type="dxa" w:w="3360"/>
+            <w:vAlign w:val="center"/>
+          </w:tcPr>
+          <w:p>
+            <w:pPr>
+              <w:keepLines/>
+              <w:spacing w:after="0"/>
+            </w:pPr>
+            <w:r>
+              <w:rPr>
+                <w:rFonts w:ascii="Arial" w:hAnsi="Arial" w:eastAsia="Arial" w:cs="Tahoma"/>
+                <w:sz w:val="18"/>
+              </w:rPr>
+            </w:r>
+            <w:r>
+              <w:rPr>
+                <w:rFonts w:ascii="Arial" w:hAnsi="Arial" w:eastAsia="Arial" w:cs="Tahoma"/>
+                <w:sz w:val="18"/>
+              </w:rPr>
+              <w:t>validation</w:t>
+            </w:r>
+          </w:p>
+        </w:tc>
+        <w:tc>
+          <w:tcPr>
+            <w:tcW w:type="dxa" w:w="3360"/>
+            <w:vAlign w:val="center"/>
+          </w:tcPr>
+          <w:p>
+            <w:pPr>
+              <w:keepLines/>
+              <w:spacing w:after="0"/>
+            </w:pPr>
+            <w:r>
+              <w:rPr>
+                <w:rFonts w:ascii="Arial" w:hAnsi="Arial" w:eastAsia="Arial" w:cs="Tahoma"/>
+                <w:sz w:val="18"/>
+              </w:rPr>
+            </w:r>
+            <w:r>
+              <w:rPr>
+                <w:rFonts w:ascii="Arial" w:hAnsi="Arial" w:eastAsia="Arial" w:cs="Tahoma"/>
+                <w:sz w:val="18"/>
+              </w:rPr>
+              <w:t>ผ่านเมื่อถูกกฎ / โยน error เมื่อผิด — กฎ: required when opening existing document · รูปแบบ: YYYY/xxxxx</w:t>
+            </w:r>
+          </w:p>
+        </w:tc>
+      </w:tr>
+      <w:tr>
+        <w:trPr>
+          <w:cantSplit/>
+        </w:trPr>
+        <w:tc>
+          <w:tcPr>
+            <w:tcW w:type="dxa" w:w="3360"/>
+            <w:vAlign w:val="center"/>
+          </w:tcPr>
+          <w:p>
+            <w:pPr>
+              <w:keepLines/>
+              <w:spacing w:after="0"/>
+            </w:pPr>
+            <w:r>
+              <w:rPr>
+                <w:rFonts w:ascii="Arial" w:hAnsi="Arial" w:eastAsia="Arial" w:cs="Tahoma"/>
+                <w:sz w:val="18"/>
+              </w:rPr>
+            </w:r>
+            <w:r>
+              <w:rPr>
+                <w:rFonts w:ascii="Courier New" w:hAnsi="Courier New" w:eastAsia="Courier New" w:cs="Tahoma"/>
+                <w:sz w:val="18"/>
+              </w:rPr>
+              <w:t>storeCode</w:t>
+            </w:r>
+          </w:p>
+        </w:tc>
+        <w:tc>
+          <w:tcPr>
+            <w:tcW w:type="dxa" w:w="3360"/>
+            <w:vAlign w:val="center"/>
+          </w:tcPr>
+          <w:p>
+            <w:pPr>
+              <w:keepLines/>
+              <w:spacing w:after="0"/>
+            </w:pPr>
+            <w:r>
+              <w:rPr>
+                <w:rFonts w:ascii="Arial" w:hAnsi="Arial" w:eastAsia="Arial" w:cs="Tahoma"/>
+                <w:sz w:val="18"/>
+              </w:rPr>
+            </w:r>
+            <w:r>
+              <w:rPr>
+                <w:rFonts w:ascii="Arial" w:hAnsi="Arial" w:eastAsia="Arial" w:cs="Tahoma"/>
+                <w:sz w:val="18"/>
+              </w:rPr>
+              <w:t>validation</w:t>
+            </w:r>
+          </w:p>
+        </w:tc>
+        <w:tc>
+          <w:tcPr>
+            <w:tcW w:type="dxa" w:w="3360"/>
+            <w:vAlign w:val="center"/>
+          </w:tcPr>
+          <w:p>
+            <w:pPr>
+              <w:keepLines/>
+              <w:spacing w:after="0"/>
+            </w:pPr>
+            <w:r>
+              <w:rPr>
+                <w:rFonts w:ascii="Arial" w:hAnsi="Arial" w:eastAsia="Arial" w:cs="Tahoma"/>
+                <w:sz w:val="18"/>
+              </w:rPr>
+            </w:r>
+            <w:r>
+              <w:rPr>
+                <w:rFonts w:ascii="Arial" w:hAnsi="Arial" w:eastAsia="Arial" w:cs="Tahoma"/>
+                <w:sz w:val="18"/>
+              </w:rPr>
+              <w:t>ผ่านเมื่อถูกกฎ / โยน error เมื่อผิด — กฎ: numeric length = 5 · รูปแบบ: string 5 digits</w:t>
+            </w:r>
+          </w:p>
+        </w:tc>
+      </w:tr>
+      <w:tr>
+        <w:trPr>
+          <w:cantSplit/>
+        </w:trPr>
+        <w:tc>
+          <w:tcPr>
+            <w:tcW w:type="dxa" w:w="3360"/>
+            <w:vAlign w:val="center"/>
+          </w:tcPr>
+          <w:p>
+            <w:pPr>
+              <w:keepLines/>
+              <w:spacing w:after="0"/>
+            </w:pPr>
+            <w:r>
+              <w:rPr>
+                <w:rFonts w:ascii="Arial" w:hAnsi="Arial" w:eastAsia="Arial" w:cs="Tahoma"/>
+                <w:sz w:val="18"/>
+              </w:rPr>
+            </w:r>
+            <w:r>
+              <w:rPr>
+                <w:rFonts w:ascii="Courier New" w:hAnsi="Courier New" w:eastAsia="Courier New" w:cs="Tahoma"/>
+                <w:sz w:val="18"/>
+              </w:rPr>
+              <w:t>amount</w:t>
+            </w:r>
+          </w:p>
+        </w:tc>
+        <w:tc>
+          <w:tcPr>
+            <w:tcW w:type="dxa" w:w="3360"/>
+            <w:vAlign w:val="center"/>
+          </w:tcPr>
+          <w:p>
+            <w:pPr>
+              <w:keepLines/>
+              <w:spacing w:after="0"/>
+            </w:pPr>
+            <w:r>
+              <w:rPr>
+                <w:rFonts w:ascii="Arial" w:hAnsi="Arial" w:eastAsia="Arial" w:cs="Tahoma"/>
+                <w:sz w:val="18"/>
+              </w:rPr>
+            </w:r>
+            <w:r>
+              <w:rPr>
+                <w:rFonts w:ascii="Arial" w:hAnsi="Arial" w:eastAsia="Arial" w:cs="Tahoma"/>
+                <w:sz w:val="18"/>
+              </w:rPr>
+              <w:t>validation</w:t>
+            </w:r>
+          </w:p>
+        </w:tc>
+        <w:tc>
+          <w:tcPr>
+            <w:tcW w:type="dxa" w:w="3360"/>
+            <w:vAlign w:val="center"/>
+          </w:tcPr>
+          <w:p>
+            <w:pPr>
+              <w:keepLines/>
+              <w:spacing w:after="0"/>
+            </w:pPr>
+            <w:r>
+              <w:rPr>
+                <w:rFonts w:ascii="Arial" w:hAnsi="Arial" w:eastAsia="Arial" w:cs="Tahoma"/>
+                <w:sz w:val="18"/>
+              </w:rPr>
+            </w:r>
+            <w:r>
+              <w:rPr>
+                <w:rFonts w:ascii="Arial" w:hAnsi="Arial" w:eastAsia="Arial" w:cs="Tahoma"/>
+                <w:sz w:val="18"/>
+              </w:rPr>
+              <w:t>ผ่านเมื่อถูกกฎ / โยน error เมื่อผิด — กฎ: &gt;= 0 · รูปแบบ: number, 2 decimals</w:t>
+            </w:r>
+          </w:p>
+        </w:tc>
+      </w:tr>
+      <w:tr>
+        <w:trPr>
+          <w:cantSplit/>
+        </w:trPr>
+        <w:tc>
+          <w:tcPr>
+            <w:tcW w:type="dxa" w:w="3360"/>
+            <w:vAlign w:val="center"/>
+          </w:tcPr>
+          <w:p>
+            <w:pPr>
+              <w:keepLines/>
+              <w:spacing w:after="0"/>
+            </w:pPr>
+            <w:r>
+              <w:rPr>
+                <w:rFonts w:ascii="Arial" w:hAnsi="Arial" w:eastAsia="Arial" w:cs="Tahoma"/>
+                <w:sz w:val="18"/>
+              </w:rPr>
+            </w:r>
+            <w:r>
+              <w:rPr>
+                <w:rFonts w:ascii="Courier New" w:hAnsi="Courier New" w:eastAsia="Courier New" w:cs="Tahoma"/>
+                <w:sz w:val="18"/>
+              </w:rPr>
+              <w:t>percent</w:t>
+            </w:r>
+          </w:p>
+        </w:tc>
+        <w:tc>
+          <w:tcPr>
+            <w:tcW w:type="dxa" w:w="3360"/>
+            <w:vAlign w:val="center"/>
+          </w:tcPr>
+          <w:p>
+            <w:pPr>
+              <w:keepLines/>
+              <w:spacing w:after="0"/>
+            </w:pPr>
+            <w:r>
+              <w:rPr>
+                <w:rFonts w:ascii="Arial" w:hAnsi="Arial" w:eastAsia="Arial" w:cs="Tahoma"/>
+                <w:sz w:val="18"/>
+              </w:rPr>
+            </w:r>
+            <w:r>
+              <w:rPr>
+                <w:rFonts w:ascii="Arial" w:hAnsi="Arial" w:eastAsia="Arial" w:cs="Tahoma"/>
+                <w:sz w:val="18"/>
+              </w:rPr>
+              <w:t>validation</w:t>
+            </w:r>
+          </w:p>
+        </w:tc>
+        <w:tc>
+          <w:tcPr>
+            <w:tcW w:type="dxa" w:w="3360"/>
+            <w:vAlign w:val="center"/>
+          </w:tcPr>
+          <w:p>
+            <w:pPr>
+              <w:keepLines/>
+              <w:spacing w:after="0"/>
+            </w:pPr>
+            <w:r>
+              <w:rPr>
+                <w:rFonts w:ascii="Arial" w:hAnsi="Arial" w:eastAsia="Arial" w:cs="Tahoma"/>
+                <w:sz w:val="18"/>
+              </w:rPr>
+            </w:r>
+            <w:r>
+              <w:rPr>
+                <w:rFonts w:ascii="Arial" w:hAnsi="Arial" w:eastAsia="Arial" w:cs="Tahoma"/>
+                <w:sz w:val="18"/>
+              </w:rPr>
+              <w:t>ผ่านเมื่อถูกกฎ / โยน error เมื่อผิด — กฎ: 0-100 · รูปแบบ: number, 2 decimals</w:t>
+            </w:r>
+          </w:p>
+        </w:tc>
+      </w:tr>
+      <w:tr>
+        <w:trPr>
+          <w:cantSplit/>
+        </w:trPr>
+        <w:tc>
+          <w:tcPr>
+            <w:tcW w:type="dxa" w:w="3360"/>
+            <w:vAlign w:val="center"/>
+          </w:tcPr>
+          <w:p>
+            <w:pPr>
+              <w:keepLines/>
+              <w:spacing w:after="0"/>
+            </w:pPr>
+            <w:r>
+              <w:rPr>
+                <w:rFonts w:ascii="Arial" w:hAnsi="Arial" w:eastAsia="Arial" w:cs="Tahoma"/>
+                <w:sz w:val="18"/>
+              </w:rPr>
+            </w:r>
+            <w:r>
+              <w:rPr>
+                <w:rFonts w:ascii="Courier New" w:hAnsi="Courier New" w:eastAsia="Courier New" w:cs="Tahoma"/>
+                <w:sz w:val="18"/>
+              </w:rPr>
+              <w:t>date</w:t>
+            </w:r>
+          </w:p>
+        </w:tc>
+        <w:tc>
+          <w:tcPr>
+            <w:tcW w:type="dxa" w:w="3360"/>
+            <w:vAlign w:val="center"/>
+          </w:tcPr>
+          <w:p>
+            <w:pPr>
+              <w:keepLines/>
+              <w:spacing w:after="0"/>
+            </w:pPr>
+            <w:r>
+              <w:rPr>
+                <w:rFonts w:ascii="Arial" w:hAnsi="Arial" w:eastAsia="Arial" w:cs="Tahoma"/>
+                <w:sz w:val="18"/>
+              </w:rPr>
+            </w:r>
+            <w:r>
+              <w:rPr>
+                <w:rFonts w:ascii="Arial" w:hAnsi="Arial" w:eastAsia="Arial" w:cs="Tahoma"/>
+                <w:sz w:val="18"/>
+              </w:rPr>
+              <w:t>validation</w:t>
+            </w:r>
+          </w:p>
+        </w:tc>
+        <w:tc>
+          <w:tcPr>
+            <w:tcW w:type="dxa" w:w="3360"/>
+            <w:vAlign w:val="center"/>
+          </w:tcPr>
+          <w:p>
+            <w:pPr>
+              <w:keepLines/>
+              <w:spacing w:after="0"/>
+            </w:pPr>
+            <w:r>
+              <w:rPr>
+                <w:rFonts w:ascii="Arial" w:hAnsi="Arial" w:eastAsia="Arial" w:cs="Tahoma"/>
+                <w:sz w:val="18"/>
+              </w:rPr>
+            </w:r>
+            <w:r>
+              <w:rPr>
+                <w:rFonts w:ascii="Arial" w:hAnsi="Arial" w:eastAsia="Arial" w:cs="Tahoma"/>
+                <w:sz w:val="18"/>
+              </w:rPr>
+              <w:t>ผ่านเมื่อถูกกฎ / โยน error เมื่อผิด — กฎ: valid date · รูปแบบ: DD/MM/YYYY</w:t>
+            </w:r>
+          </w:p>
+        </w:tc>
+      </w:tr>
+      <w:tr>
+        <w:trPr>
+          <w:cantSplit/>
+        </w:trPr>
+        <w:tc>
+          <w:tcPr>
+            <w:tcW w:type="dxa" w:w="3360"/>
+            <w:vAlign w:val="center"/>
+          </w:tcPr>
+          <w:p>
+            <w:pPr>
+              <w:keepLines/>
+              <w:spacing w:after="0"/>
+            </w:pPr>
+            <w:r>
+              <w:rPr>
+                <w:rFonts w:ascii="Arial" w:hAnsi="Arial" w:eastAsia="Arial" w:cs="Tahoma"/>
+                <w:sz w:val="18"/>
+              </w:rPr>
+            </w:r>
+            <w:r>
+              <w:rPr>
+                <w:rFonts w:ascii="Courier New" w:hAnsi="Courier New" w:eastAsia="Courier New" w:cs="Tahoma"/>
+                <w:sz w:val="18"/>
+              </w:rPr>
+              <w:t>attachment</w:t>
+            </w:r>
+          </w:p>
+        </w:tc>
+        <w:tc>
+          <w:tcPr>
+            <w:tcW w:type="dxa" w:w="3360"/>
+            <w:vAlign w:val="center"/>
+          </w:tcPr>
+          <w:p>
+            <w:pPr>
+              <w:keepLines/>
+              <w:spacing w:after="0"/>
+            </w:pPr>
+            <w:r>
+              <w:rPr>
+                <w:rFonts w:ascii="Arial" w:hAnsi="Arial" w:eastAsia="Arial" w:cs="Tahoma"/>
+                <w:sz w:val="18"/>
+              </w:rPr>
+            </w:r>
+            <w:r>
+              <w:rPr>
+                <w:rFonts w:ascii="Arial" w:hAnsi="Arial" w:eastAsia="Arial" w:cs="Tahoma"/>
+                <w:sz w:val="18"/>
+              </w:rPr>
+              <w:t>validation</w:t>
+            </w:r>
+          </w:p>
+        </w:tc>
+        <w:tc>
+          <w:tcPr>
+            <w:tcW w:type="dxa" w:w="3360"/>
+            <w:vAlign w:val="center"/>
+          </w:tcPr>
+          <w:p>
+            <w:pPr>
+              <w:keepLines/>
+              <w:spacing w:after="0"/>
+            </w:pPr>
+            <w:r>
+              <w:rPr>
+                <w:rFonts w:ascii="Arial" w:hAnsi="Arial" w:eastAsia="Arial" w:cs="Tahoma"/>
+                <w:sz w:val="18"/>
+              </w:rPr>
+            </w:r>
+            <w:r>
+              <w:rPr>
+                <w:rFonts w:ascii="Arial" w:hAnsi="Arial" w:eastAsia="Arial" w:cs="Tahoma"/>
+                <w:sz w:val="18"/>
+              </w:rPr>
+              <w:t>ผ่านเมื่อถูกกฎ / โยน error เมื่อผิด — กฎ: &lt;= 5 MB · รูปแบบ: file</w:t>
+            </w:r>
+          </w:p>
+        </w:tc>
+      </w:tr>
+      <w:tr>
+        <w:trPr>
+          <w:cantSplit/>
+        </w:trPr>
+        <w:tc>
+          <w:tcPr>
+            <w:tcW w:type="dxa" w:w="3360"/>
+            <w:vAlign w:val="center"/>
+          </w:tcPr>
+          <w:p>
+            <w:pPr>
+              <w:keepLines/>
+              <w:spacing w:after="0"/>
+            </w:pPr>
+            <w:r>
+              <w:rPr>
+                <w:rFonts w:ascii="Arial" w:hAnsi="Arial" w:eastAsia="Arial" w:cs="Tahoma"/>
+                <w:sz w:val="18"/>
+              </w:rPr>
+            </w:r>
+            <w:r>
+              <w:rPr>
+                <w:rFonts w:ascii="Courier New" w:hAnsi="Courier New" w:eastAsia="Courier New" w:cs="Tahoma"/>
+                <w:sz w:val="18"/>
+              </w:rPr>
+              <w:t>year</w:t>
+            </w:r>
+          </w:p>
+        </w:tc>
+        <w:tc>
+          <w:tcPr>
+            <w:tcW w:type="dxa" w:w="3360"/>
+            <w:vAlign w:val="center"/>
+          </w:tcPr>
+          <w:p>
+            <w:pPr>
+              <w:keepLines/>
+              <w:spacing w:after="0"/>
+            </w:pPr>
+            <w:r>
+              <w:rPr>
+                <w:rFonts w:ascii="Arial" w:hAnsi="Arial" w:eastAsia="Arial" w:cs="Tahoma"/>
+                <w:sz w:val="18"/>
+              </w:rPr>
+            </w:r>
+            <w:r>
+              <w:rPr>
+                <w:rFonts w:ascii="Arial" w:hAnsi="Arial" w:eastAsia="Arial" w:cs="Tahoma"/>
+                <w:sz w:val="18"/>
+              </w:rPr>
+              <w:t>validation</w:t>
+            </w:r>
+          </w:p>
+        </w:tc>
+        <w:tc>
+          <w:tcPr>
+            <w:tcW w:type="dxa" w:w="3360"/>
+            <w:vAlign w:val="center"/>
+          </w:tcPr>
+          <w:p>
+            <w:pPr>
+              <w:keepLines/>
+              <w:spacing w:after="0"/>
+            </w:pPr>
+            <w:r>
+              <w:rPr>
+                <w:rFonts w:ascii="Arial" w:hAnsi="Arial" w:eastAsia="Arial" w:cs="Tahoma"/>
+                <w:sz w:val="18"/>
+              </w:rPr>
+            </w:r>
+            <w:r>
+              <w:rPr>
+                <w:rFonts w:ascii="Arial" w:hAnsi="Arial" w:eastAsia="Arial" w:cs="Tahoma"/>
+                <w:sz w:val="18"/>
+              </w:rPr>
+              <w:t>ผ่านเมื่อถูกกฎ / โยน error เมื่อผิด — กฎ: required for /documents · รูปแบบ: ค.ศ. YYYY</w:t>
+            </w:r>
+          </w:p>
+        </w:tc>
+      </w:tr>
+      <w:tr>
+        <w:trPr>
+          <w:cantSplit/>
+        </w:trPr>
+        <w:tc>
+          <w:tcPr>
+            <w:tcW w:type="dxa" w:w="3360"/>
+            <w:vAlign w:val="center"/>
+          </w:tcPr>
+          <w:p>
+            <w:pPr>
+              <w:keepLines/>
+              <w:spacing w:after="0"/>
+            </w:pPr>
+            <w:r>
+              <w:rPr>
+                <w:rFonts w:ascii="Arial" w:hAnsi="Arial" w:eastAsia="Arial" w:cs="Tahoma"/>
+                <w:sz w:val="18"/>
+              </w:rPr>
+            </w:r>
+            <w:r>
+              <w:rPr>
+                <w:rFonts w:ascii="Courier New" w:hAnsi="Courier New" w:eastAsia="Courier New" w:cs="Tahoma"/>
+                <w:sz w:val="18"/>
+              </w:rPr>
+              <w:t>page/size</w:t>
+            </w:r>
+          </w:p>
+        </w:tc>
+        <w:tc>
+          <w:tcPr>
+            <w:tcW w:type="dxa" w:w="3360"/>
+            <w:vAlign w:val="center"/>
+          </w:tcPr>
+          <w:p>
+            <w:pPr>
+              <w:keepLines/>
+              <w:spacing w:after="0"/>
+            </w:pPr>
+            <w:r>
+              <w:rPr>
+                <w:rFonts w:ascii="Arial" w:hAnsi="Arial" w:eastAsia="Arial" w:cs="Tahoma"/>
+                <w:sz w:val="18"/>
+              </w:rPr>
+            </w:r>
+            <w:r>
+              <w:rPr>
+                <w:rFonts w:ascii="Arial" w:hAnsi="Arial" w:eastAsia="Arial" w:cs="Tahoma"/>
+                <w:sz w:val="18"/>
+              </w:rPr>
+              <w:t>validation</w:t>
+            </w:r>
+          </w:p>
+        </w:tc>
+        <w:tc>
+          <w:tcPr>
+            <w:tcW w:type="dxa" w:w="3360"/>
+            <w:vAlign w:val="center"/>
+          </w:tcPr>
+          <w:p>
+            <w:pPr>
+              <w:keepLines/>
+              <w:spacing w:after="0"/>
+            </w:pPr>
+            <w:r>
+              <w:rPr>
+                <w:rFonts w:ascii="Arial" w:hAnsi="Arial" w:eastAsia="Arial" w:cs="Tahoma"/>
+                <w:sz w:val="18"/>
+              </w:rPr>
+            </w:r>
+            <w:r>
+              <w:rPr>
+                <w:rFonts w:ascii="Arial" w:hAnsi="Arial" w:eastAsia="Arial" w:cs="Tahoma"/>
+                <w:sz w:val="18"/>
+              </w:rPr>
+              <w:t>ผ่านเมื่อถูกกฎ / โยน error เมื่อผิด — กฎ: page&gt;=1 size&lt;=100 · รูปแบบ: integer</w:t>
+            </w:r>
+          </w:p>
+        </w:tc>
+      </w:tr>
+      <w:tr>
+        <w:trPr>
+          <w:cantSplit/>
+        </w:trPr>
+        <w:tc>
+          <w:tcPr>
+            <w:tcW w:type="dxa" w:w="3360"/>
+            <w:vAlign w:val="center"/>
+          </w:tcPr>
+          <w:p>
+            <w:pPr>
+              <w:keepLines/>
+              <w:spacing w:after="0"/>
+            </w:pPr>
+            <w:r>
+              <w:rPr>
+                <w:rFonts w:ascii="Arial" w:hAnsi="Arial" w:eastAsia="Arial" w:cs="Tahoma"/>
+                <w:sz w:val="18"/>
+              </w:rPr>
+            </w:r>
+            <w:r>
+              <w:rPr>
+                <w:rFonts w:ascii="Arial" w:hAnsi="Arial" w:eastAsia="Arial" w:cs="Tahoma"/>
+                <w:sz w:val="18"/>
+              </w:rPr>
+              <w:t>business rule</w:t>
+            </w:r>
+          </w:p>
+        </w:tc>
+        <w:tc>
+          <w:tcPr>
+            <w:tcW w:type="dxa" w:w="3360"/>
+            <w:vAlign w:val="center"/>
+          </w:tcPr>
+          <w:p>
+            <w:pPr>
+              <w:keepLines/>
+              <w:spacing w:after="0"/>
+            </w:pPr>
+            <w:r>
+              <w:rPr>
+                <w:rFonts w:ascii="Arial" w:hAnsi="Arial" w:eastAsia="Arial" w:cs="Tahoma"/>
+                <w:sz w:val="18"/>
+              </w:rPr>
+            </w:r>
+            <w:r>
+              <w:rPr>
+                <w:rFonts w:ascii="Arial" w:hAnsi="Arial" w:eastAsia="Arial" w:cs="Tahoma"/>
+                <w:sz w:val="18"/>
+              </w:rPr>
+              <w:t>logic</w:t>
+            </w:r>
+          </w:p>
+        </w:tc>
+        <w:tc>
+          <w:tcPr>
+            <w:tcW w:type="dxa" w:w="3360"/>
+            <w:vAlign w:val="center"/>
+          </w:tcPr>
+          <w:p>
+            <w:pPr>
+              <w:keepLines/>
+              <w:spacing w:after="0"/>
+            </w:pPr>
+            <w:r>
+              <w:rPr>
+                <w:rFonts w:ascii="Arial" w:hAnsi="Arial" w:eastAsia="Arial" w:cs="Tahoma"/>
+                <w:sz w:val="18"/>
+              </w:rPr>
+            </w:r>
+            <w:r>
+              <w:rPr>
+                <w:rFonts w:ascii="Arial" w:hAnsi="Arial" w:eastAsia="Arial" w:cs="Tahoma"/>
+                <w:sz w:val="18"/>
+              </w:rPr>
+              <w:t>year missing fails for /documents</w:t>
+            </w:r>
+          </w:p>
+        </w:tc>
+      </w:tr>
+      <w:tr>
+        <w:trPr>
+          <w:cantSplit/>
+        </w:trPr>
+        <w:tc>
+          <w:tcPr>
+            <w:tcW w:type="dxa" w:w="3360"/>
+            <w:vAlign w:val="center"/>
+          </w:tcPr>
+          <w:p>
+            <w:pPr>
+              <w:keepLines/>
+              <w:spacing w:after="0"/>
+            </w:pPr>
+            <w:r>
+              <w:rPr>
+                <w:rFonts w:ascii="Arial" w:hAnsi="Arial" w:eastAsia="Arial" w:cs="Tahoma"/>
+                <w:sz w:val="18"/>
+              </w:rPr>
+            </w:r>
+            <w:r>
+              <w:rPr>
+                <w:rFonts w:ascii="Arial" w:hAnsi="Arial" w:eastAsia="Arial" w:cs="Tahoma"/>
+                <w:sz w:val="18"/>
+              </w:rPr>
+              <w:t>business rule</w:t>
+            </w:r>
+          </w:p>
+        </w:tc>
+        <w:tc>
+          <w:tcPr>
+            <w:tcW w:type="dxa" w:w="3360"/>
+            <w:vAlign w:val="center"/>
+          </w:tcPr>
+          <w:p>
+            <w:pPr>
+              <w:keepLines/>
+              <w:spacing w:after="0"/>
+            </w:pPr>
+            <w:r>
+              <w:rPr>
+                <w:rFonts w:ascii="Arial" w:hAnsi="Arial" w:eastAsia="Arial" w:cs="Tahoma"/>
+                <w:sz w:val="18"/>
+              </w:rPr>
+            </w:r>
+            <w:r>
+              <w:rPr>
+                <w:rFonts w:ascii="Arial" w:hAnsi="Arial" w:eastAsia="Arial" w:cs="Tahoma"/>
+                <w:sz w:val="18"/>
+              </w:rPr>
+              <w:t>logic</w:t>
+            </w:r>
+          </w:p>
+        </w:tc>
+        <w:tc>
+          <w:tcPr>
+            <w:tcW w:type="dxa" w:w="3360"/>
+            <w:vAlign w:val="center"/>
+          </w:tcPr>
+          <w:p>
+            <w:pPr>
+              <w:keepLines/>
+              <w:spacing w:after="0"/>
+            </w:pPr>
+            <w:r>
+              <w:rPr>
+                <w:rFonts w:ascii="Arial" w:hAnsi="Arial" w:eastAsia="Arial" w:cs="Tahoma"/>
+                <w:sz w:val="18"/>
+              </w:rPr>
+            </w:r>
+            <w:r>
+              <w:rPr>
+                <w:rFonts w:ascii="Arial" w:hAnsi="Arial" w:eastAsia="Arial" w:cs="Tahoma"/>
+                <w:sz w:val="18"/>
+              </w:rPr>
+              <w:t>leading zero storeCode preserved</w:t>
+            </w:r>
+          </w:p>
+        </w:tc>
+      </w:tr>
+      <w:tr>
+        <w:trPr>
+          <w:cantSplit/>
+        </w:trPr>
+        <w:tc>
+          <w:tcPr>
+            <w:tcW w:type="dxa" w:w="3360"/>
+            <w:vAlign w:val="center"/>
+          </w:tcPr>
+          <w:p>
+            <w:pPr>
+              <w:keepLines/>
+              <w:spacing w:after="0"/>
+            </w:pPr>
+            <w:r>
+              <w:rPr>
+                <w:rFonts w:ascii="Arial" w:hAnsi="Arial" w:eastAsia="Arial" w:cs="Tahoma"/>
+                <w:sz w:val="18"/>
+              </w:rPr>
+            </w:r>
+            <w:r>
+              <w:rPr>
+                <w:rFonts w:ascii="Arial" w:hAnsi="Arial" w:eastAsia="Arial" w:cs="Tahoma"/>
+                <w:sz w:val="18"/>
+              </w:rPr>
+              <w:t>business rule</w:t>
+            </w:r>
+          </w:p>
+        </w:tc>
+        <w:tc>
+          <w:tcPr>
+            <w:tcW w:type="dxa" w:w="3360"/>
+            <w:vAlign w:val="center"/>
+          </w:tcPr>
+          <w:p>
+            <w:pPr>
+              <w:keepLines/>
+              <w:spacing w:after="0"/>
+            </w:pPr>
+            <w:r>
+              <w:rPr>
+                <w:rFonts w:ascii="Arial" w:hAnsi="Arial" w:eastAsia="Arial" w:cs="Tahoma"/>
+                <w:sz w:val="18"/>
+              </w:rPr>
+            </w:r>
+            <w:r>
+              <w:rPr>
+                <w:rFonts w:ascii="Arial" w:hAnsi="Arial" w:eastAsia="Arial" w:cs="Tahoma"/>
+                <w:sz w:val="18"/>
+              </w:rPr>
+              <w:t>logic</w:t>
+            </w:r>
+          </w:p>
+        </w:tc>
+        <w:tc>
+          <w:tcPr>
+            <w:tcW w:type="dxa" w:w="3360"/>
+            <w:vAlign w:val="center"/>
+          </w:tcPr>
+          <w:p>
+            <w:pPr>
+              <w:keepLines/>
+              <w:spacing w:after="0"/>
+            </w:pPr>
+            <w:r>
+              <w:rPr>
+                <w:rFonts w:ascii="Arial" w:hAnsi="Arial" w:eastAsia="Arial" w:cs="Tahoma"/>
+                <w:sz w:val="18"/>
+              </w:rPr>
+            </w:r>
+            <w:r>
+              <w:rPr>
+                <w:rFonts w:ascii="Arial" w:hAnsi="Arial" w:eastAsia="Arial" w:cs="Tahoma"/>
+                <w:sz w:val="18"/>
+              </w:rPr>
+              <w:t>pagination returns total</w:t>
+            </w:r>
+          </w:p>
+        </w:tc>
+      </w:tr>
+      <w:tr>
+        <w:trPr>
+          <w:cantSplit/>
+        </w:trPr>
+        <w:tc>
+          <w:tcPr>
+            <w:tcW w:type="dxa" w:w="3360"/>
+            <w:vAlign w:val="center"/>
+          </w:tcPr>
+          <w:p>
+            <w:pPr>
+              <w:keepLines/>
+              <w:spacing w:after="0"/>
+            </w:pPr>
+            <w:r>
+              <w:rPr>
+                <w:rFonts w:ascii="Arial" w:hAnsi="Arial" w:eastAsia="Arial" w:cs="Tahoma"/>
+                <w:sz w:val="18"/>
+              </w:rPr>
+            </w:r>
+            <w:r>
+              <w:rPr>
+                <w:rFonts w:ascii="Arial" w:hAnsi="Arial" w:eastAsia="Arial" w:cs="Tahoma"/>
+                <w:sz w:val="18"/>
+              </w:rPr>
+              <w:t>business rule</w:t>
+            </w:r>
+          </w:p>
+        </w:tc>
+        <w:tc>
+          <w:tcPr>
+            <w:tcW w:type="dxa" w:w="3360"/>
+            <w:vAlign w:val="center"/>
+          </w:tcPr>
+          <w:p>
+            <w:pPr>
+              <w:keepLines/>
+              <w:spacing w:after="0"/>
+            </w:pPr>
+            <w:r>
+              <w:rPr>
+                <w:rFonts w:ascii="Arial" w:hAnsi="Arial" w:eastAsia="Arial" w:cs="Tahoma"/>
+                <w:sz w:val="18"/>
+              </w:rPr>
+            </w:r>
+            <w:r>
+              <w:rPr>
+                <w:rFonts w:ascii="Arial" w:hAnsi="Arial" w:eastAsia="Arial" w:cs="Tahoma"/>
+                <w:sz w:val="18"/>
+              </w:rPr>
+              <w:t>logic</w:t>
+            </w:r>
+          </w:p>
+        </w:tc>
+        <w:tc>
+          <w:tcPr>
+            <w:tcW w:type="dxa" w:w="3360"/>
+            <w:vAlign w:val="center"/>
+          </w:tcPr>
+          <w:p>
+            <w:pPr>
+              <w:keepLines/>
+              <w:spacing w:after="0"/>
+            </w:pPr>
+            <w:r>
+              <w:rPr>
+                <w:rFonts w:ascii="Arial" w:hAnsi="Arial" w:eastAsia="Arial" w:cs="Tahoma"/>
+                <w:sz w:val="18"/>
+              </w:rPr>
+            </w:r>
+            <w:r>
+              <w:rPr>
+                <w:rFonts w:ascii="Arial" w:hAnsi="Arial" w:eastAsia="Arial" w:cs="Tahoma"/>
+                <w:sz w:val="18"/>
+              </w:rPr>
+              <w:t>status filter works</w:t>
+            </w:r>
+          </w:p>
+        </w:tc>
+      </w:tr>
+      <w:tr>
+        <w:trPr>
+          <w:cantSplit/>
+        </w:trPr>
+        <w:tc>
+          <w:tcPr>
+            <w:tcW w:type="dxa" w:w="3360"/>
+            <w:vAlign w:val="center"/>
+          </w:tcPr>
+          <w:p>
+            <w:pPr>
+              <w:keepLines/>
+              <w:spacing w:after="0"/>
+            </w:pPr>
+            <w:r>
+              <w:rPr>
+                <w:rFonts w:ascii="Arial" w:hAnsi="Arial" w:eastAsia="Arial" w:cs="Tahoma"/>
+                <w:sz w:val="18"/>
+              </w:rPr>
+            </w:r>
+            <w:r>
+              <w:rPr>
+                <w:rFonts w:ascii="Courier New" w:hAnsi="Courier New" w:eastAsia="Courier New" w:cs="Tahoma"/>
+                <w:sz w:val="18"/>
+              </w:rPr>
+              <w:t>GET /api/v1/tasks</w:t>
+            </w:r>
+          </w:p>
+        </w:tc>
+        <w:tc>
+          <w:tcPr>
+            <w:tcW w:type="dxa" w:w="3360"/>
+            <w:vAlign w:val="center"/>
+          </w:tcPr>
+          <w:p>
+            <w:pPr>
+              <w:keepLines/>
+              <w:spacing w:after="0"/>
+            </w:pPr>
+            <w:r>
+              <w:rPr>
+                <w:rFonts w:ascii="Arial" w:hAnsi="Arial" w:eastAsia="Arial" w:cs="Tahoma"/>
+                <w:sz w:val="18"/>
+              </w:rPr>
+            </w:r>
+            <w:r>
+              <w:rPr>
+                <w:rFonts w:ascii="Arial" w:hAnsi="Arial" w:eastAsia="Arial" w:cs="Tahoma"/>
+                <w:sz w:val="18"/>
+              </w:rPr>
+              <w:t>handler</w:t>
+            </w:r>
+          </w:p>
+        </w:tc>
+        <w:tc>
+          <w:tcPr>
+            <w:tcW w:type="dxa" w:w="3360"/>
+            <w:vAlign w:val="center"/>
+          </w:tcPr>
+          <w:p>
+            <w:pPr>
+              <w:keepLines/>
+              <w:spacing w:after="0"/>
+            </w:pPr>
+            <w:r>
+              <w:rPr>
+                <w:rFonts w:ascii="Arial" w:hAnsi="Arial" w:eastAsia="Arial" w:cs="Tahoma"/>
+                <w:sz w:val="18"/>
+              </w:rPr>
+            </w:r>
+            <w:r>
+              <w:rPr>
+                <w:rFonts w:ascii="Arial" w:hAnsi="Arial" w:eastAsia="Arial" w:cs="Tahoma"/>
+                <w:sz w:val="18"/>
+              </w:rPr>
+              <w:t>คืน {success:true,data} ตามรูปแบบที่ระบุ และคืน {success:false,error:{code,message}} เมื่อ input ผิด — mock repository/lib ไม่แตะ DB จริง</w:t>
+            </w:r>
+          </w:p>
+        </w:tc>
+      </w:tr>
+      <w:tr>
+        <w:trPr>
+          <w:cantSplit/>
+        </w:trPr>
+        <w:tc>
+          <w:tcPr>
+            <w:tcW w:type="dxa" w:w="3360"/>
+            <w:vAlign w:val="center"/>
+          </w:tcPr>
+          <w:p>
+            <w:pPr>
+              <w:keepLines/>
+              <w:spacing w:after="0"/>
+            </w:pPr>
+            <w:r>
+              <w:rPr>
+                <w:rFonts w:ascii="Arial" w:hAnsi="Arial" w:eastAsia="Arial" w:cs="Tahoma"/>
+                <w:sz w:val="18"/>
+              </w:rPr>
+            </w:r>
+            <w:r>
+              <w:rPr>
+                <w:rFonts w:ascii="Courier New" w:hAnsi="Courier New" w:eastAsia="Courier New" w:cs="Tahoma"/>
+                <w:sz w:val="18"/>
+              </w:rPr>
+              <w:t>GET /api/v1/documents</w:t>
+            </w:r>
+          </w:p>
+        </w:tc>
+        <w:tc>
+          <w:tcPr>
+            <w:tcW w:type="dxa" w:w="3360"/>
+            <w:vAlign w:val="center"/>
+          </w:tcPr>
+          <w:p>
+            <w:pPr>
+              <w:keepLines/>
+              <w:spacing w:after="0"/>
+            </w:pPr>
+            <w:r>
+              <w:rPr>
+                <w:rFonts w:ascii="Arial" w:hAnsi="Arial" w:eastAsia="Arial" w:cs="Tahoma"/>
+                <w:sz w:val="18"/>
+              </w:rPr>
+            </w:r>
+            <w:r>
+              <w:rPr>
+                <w:rFonts w:ascii="Arial" w:hAnsi="Arial" w:eastAsia="Arial" w:cs="Tahoma"/>
+                <w:sz w:val="18"/>
+              </w:rPr>
+              <w:t>handler</w:t>
+            </w:r>
+          </w:p>
+        </w:tc>
+        <w:tc>
+          <w:tcPr>
+            <w:tcW w:type="dxa" w:w="3360"/>
+            <w:vAlign w:val="center"/>
+          </w:tcPr>
+          <w:p>
+            <w:pPr>
+              <w:keepLines/>
+              <w:spacing w:after="0"/>
+            </w:pPr>
+            <w:r>
+              <w:rPr>
+                <w:rFonts w:ascii="Arial" w:hAnsi="Arial" w:eastAsia="Arial" w:cs="Tahoma"/>
+                <w:sz w:val="18"/>
+              </w:rPr>
+            </w:r>
+            <w:r>
+              <w:rPr>
+                <w:rFonts w:ascii="Arial" w:hAnsi="Arial" w:eastAsia="Arial" w:cs="Tahoma"/>
+                <w:sz w:val="18"/>
+              </w:rPr>
+              <w:t>คืน {success:true,data} ตามรูปแบบที่ระบุ และคืน {success:false,error:{code,message}} เมื่อ input ผิด — mock repository/lib ไม่แตะ DB จริง</w:t>
+            </w:r>
+          </w:p>
+        </w:tc>
+      </w:tr>
+      <w:tr>
+        <w:trPr>
+          <w:cantSplit/>
+        </w:trPr>
+        <w:tc>
+          <w:tcPr>
+            <w:tcW w:type="dxa" w:w="3360"/>
+            <w:vAlign w:val="center"/>
+          </w:tcPr>
+          <w:p>
+            <w:pPr>
+              <w:keepLines/>
+              <w:spacing w:after="0"/>
+            </w:pPr>
+            <w:r>
+              <w:rPr>
+                <w:rFonts w:ascii="Arial" w:hAnsi="Arial" w:eastAsia="Arial" w:cs="Tahoma"/>
+                <w:sz w:val="18"/>
+              </w:rPr>
+            </w:r>
+            <w:r>
+              <w:rPr>
+                <w:rFonts w:ascii="Arial" w:hAnsi="Arial" w:eastAsia="Arial" w:cs="Tahoma"/>
+                <w:sz w:val="18"/>
+              </w:rPr>
+              <w:t>service</w:t>
+            </w:r>
+          </w:p>
+        </w:tc>
+        <w:tc>
+          <w:tcPr>
+            <w:tcW w:type="dxa" w:w="3360"/>
+            <w:vAlign w:val="center"/>
+          </w:tcPr>
+          <w:p>
+            <w:pPr>
+              <w:keepLines/>
+              <w:spacing w:after="0"/>
+            </w:pPr>
+            <w:r>
+              <w:rPr>
+                <w:rFonts w:ascii="Arial" w:hAnsi="Arial" w:eastAsia="Arial" w:cs="Tahoma"/>
+                <w:sz w:val="18"/>
+              </w:rPr>
+            </w:r>
+            <w:r>
+              <w:rPr>
+                <w:rFonts w:ascii="Arial" w:hAnsi="Arial" w:eastAsia="Arial" w:cs="Tahoma"/>
+                <w:sz w:val="18"/>
+              </w:rPr>
+              <w:t>error mapping</w:t>
+            </w:r>
+          </w:p>
+        </w:tc>
+        <w:tc>
+          <w:tcPr>
+            <w:tcW w:type="dxa" w:w="3360"/>
+            <w:vAlign w:val="center"/>
+          </w:tcPr>
+          <w:p>
+            <w:pPr>
+              <w:keepLines/>
+              <w:spacing w:after="0"/>
+            </w:pPr>
+            <w:r>
+              <w:rPr>
+                <w:rFonts w:ascii="Arial" w:hAnsi="Arial" w:eastAsia="Arial" w:cs="Tahoma"/>
+                <w:sz w:val="18"/>
+              </w:rPr>
+            </w:r>
+            <w:r>
+              <w:rPr>
+                <w:rFonts w:ascii="Arial" w:hAnsi="Arial" w:eastAsia="Arial" w:cs="Tahoma"/>
+                <w:sz w:val="18"/>
+              </w:rPr>
+              <w:t>แปลง error ของ repository/lib เป็น error code ตามสัญญากลาง (LLDD-BE-API-Common-Contracts.pdf)</w:t>
+            </w:r>
+          </w:p>
+        </w:tc>
+      </w:tr>
+    </w:tbl>
+    <w:p/>
+    <w:p>
+      <w:pPr>
+        <w:pStyle w:val="ListBullet"/>
+        <w:keepLines/>
+      </w:pPr>
+      <w:r>
+        <w:t>ทุกเคสต้องรันได้โดยไม่ต่อ DB/บริการภายนอกจริง — mock ที่ขอบ repository/client เสมอ</w:t>
+      </w:r>
+    </w:p>
+    <w:p>
+      <w:pPr>
+        <w:pStyle w:val="ListBullet"/>
+        <w:keepLines/>
+      </w:pPr>
+      <w:r>
+        <w:t>ข้อความไทยที่ยืนยันในเทสต้องเป็น verbatim ตาม ข้อกำหนดทางธุรกิจ ห้ามพิมพ์ใหม่</w:t>
+      </w:r>
+    </w:p>
+    <w:p>
+      <w:pPr>
+        <w:pStyle w:val="ListBullet"/>
+        <w:keepLines/>
+      </w:pPr>
+      <w:r>
+        <w:t>เกณฑ์ผ่านของ CI: ทุกเคสในตารางนี้มี test จริงและผ่านทั้งหมด</w:t>
+      </w:r>
+    </w:p>
     <w:sectPr>
       <w:headerReference w:type="default" r:id="rId9"/>
       <w:footerReference w:type="default" r:id="rId10"/>
@@ -9927,7 +11379,7 @@
     </w:pPr>
     <w:r>
       <w:rPr>
-        <w:rFonts w:ascii="Arial" w:hAnsi="Arial"/>
+        <w:rFonts w:ascii="Arial" w:hAnsi="Arial" w:eastAsia="Arial" w:cs="Tahoma"/>
         <w:sz w:val="16"/>
       </w:rPr>
       <w:t xml:space="preserve">หน้า </w:t>
@@ -9946,7 +11398,7 @@
     </w:pPr>
     <w:r>
       <w:rPr>
-        <w:rFonts w:ascii="Arial" w:hAnsi="Arial" w:eastAsia="Arial"/>
+        <w:rFonts w:ascii="Arial" w:hAnsi="Arial" w:eastAsia="Arial" w:cs="Tahoma"/>
         <w:color w:val="66717F"/>
         <w:sz w:val="16"/>
       </w:rPr>
@@ -10320,7 +11772,7 @@
     <w:qFormat/>
     <w:rsid w:val="00FC693F"/>
     <w:rPr>
-      <w:rFonts w:ascii="Arial" w:hAnsi="Arial" w:eastAsia="Arial"/>
+      <w:rFonts w:ascii="Arial" w:hAnsi="Arial" w:eastAsia="Arial" w:cs="Tahoma"/>
       <w:sz w:val="20"/>
     </w:rPr>
   </w:style>
@@ -10383,7 +11835,7 @@
       <w:outlineLvl w:val="0"/>
     </w:pPr>
     <w:rPr>
-      <w:rFonts w:asciiTheme="majorHAnsi" w:eastAsiaTheme="majorEastAsia" w:hAnsiTheme="majorHAnsi" w:cstheme="majorBidi" w:ascii="Arial" w:hAnsi="Arial" w:eastAsia="Arial"/>
+      <w:rFonts w:asciiTheme="majorHAnsi" w:eastAsiaTheme="majorEastAsia" w:hAnsiTheme="majorHAnsi" w:cstheme="majorBidi" w:ascii="Arial" w:hAnsi="Arial" w:eastAsia="Arial" w:cs="Tahoma"/>
       <w:b/>
       <w:bCs/>
       <w:color w:val="1F4D78"/>
@@ -10407,7 +11859,7 @@
       <w:outlineLvl w:val="1"/>
     </w:pPr>
     <w:rPr>
-      <w:rFonts w:asciiTheme="majorHAnsi" w:eastAsiaTheme="majorEastAsia" w:hAnsiTheme="majorHAnsi" w:cstheme="majorBidi" w:ascii="Arial" w:hAnsi="Arial" w:eastAsia="Arial"/>
+      <w:rFonts w:asciiTheme="majorHAnsi" w:eastAsiaTheme="majorEastAsia" w:hAnsiTheme="majorHAnsi" w:cstheme="majorBidi" w:ascii="Arial" w:hAnsi="Arial" w:eastAsia="Arial" w:cs="Tahoma"/>
       <w:b/>
       <w:bCs/>
       <w:color w:val="2E74B5"/>
@@ -10431,7 +11883,7 @@
       <w:outlineLvl w:val="2"/>
     </w:pPr>
     <w:rPr>
-      <w:rFonts w:asciiTheme="majorHAnsi" w:eastAsiaTheme="majorEastAsia" w:hAnsiTheme="majorHAnsi" w:cstheme="majorBidi" w:ascii="Arial" w:hAnsi="Arial" w:eastAsia="Arial"/>
+      <w:rFonts w:asciiTheme="majorHAnsi" w:eastAsiaTheme="majorEastAsia" w:hAnsiTheme="majorHAnsi" w:cstheme="majorBidi" w:ascii="Arial" w:hAnsi="Arial" w:eastAsia="Arial" w:cs="Tahoma"/>
       <w:b/>
       <w:bCs/>
       <w:color w:val="1F4D78"/>
@@ -10455,7 +11907,7 @@
       <w:outlineLvl w:val="3"/>
     </w:pPr>
     <w:rPr>
-      <w:rFonts w:asciiTheme="majorHAnsi" w:eastAsiaTheme="majorEastAsia" w:hAnsiTheme="majorHAnsi" w:cstheme="majorBidi" w:ascii="Arial" w:hAnsi="Arial" w:eastAsia="Arial"/>
+      <w:rFonts w:asciiTheme="majorHAnsi" w:eastAsiaTheme="majorEastAsia" w:hAnsiTheme="majorHAnsi" w:cstheme="majorBidi" w:ascii="Arial" w:hAnsi="Arial" w:eastAsia="Arial" w:cs="Tahoma"/>
       <w:b/>
       <w:bCs/>
       <w:i/>

--- a/LLDD/word/BE/LLDD-BE-API-Document-List-Search.docx
+++ b/LLDD/word/BE/LLDD-BE-API-Document-List-Search.docx
@@ -1371,7 +1371,177 @@
                 <w:rFonts w:ascii="Arial" w:hAnsi="Arial" w:eastAsia="Arial" w:cs="Tahoma"/>
                 <w:sz w:val="18"/>
               </w:rPr>
-              <w:t xml:space="preserve"> และรวม allocation ต้องเท่ากับ 100</w:t>
+              <w:t xml:space="preserve"> และรวม allocation ต้องเท่ากับ 100 — </w:t>
+            </w:r>
+            <w:r>
+              <w:rPr>
+                <w:rFonts w:ascii="Arial" w:hAnsi="Arial" w:eastAsia="Arial" w:cs="Tahoma"/>
+                <w:b/>
+                <w:sz w:val="18"/>
+              </w:rPr>
+              <w:t>B5: เพิ่ม/ลบร้านที่กระทบเพิ่มเมื่อไร ต้องเกลี่ยใหม่ทั้งชุดแล้วคำนวณ `compensateAmount` ของทุกแถวใหม่ ไม่ใช่เฉพาะแถวที่เพิ่ม</w:t>
+            </w:r>
+          </w:p>
+        </w:tc>
+      </w:tr>
+      <w:tr>
+        <w:trPr>
+          <w:cantSplit/>
+        </w:trPr>
+        <w:tc>
+          <w:tcPr>
+            <w:tcW w:type="dxa" w:w="2520"/>
+            <w:vAlign w:val="center"/>
+          </w:tcPr>
+          <w:p>
+            <w:pPr>
+              <w:keepLines/>
+              <w:spacing w:after="0"/>
+            </w:pPr>
+            <w:r>
+              <w:rPr>
+                <w:rFonts w:ascii="Arial" w:hAnsi="Arial" w:eastAsia="Arial" w:cs="Tahoma"/>
+                <w:sz w:val="18"/>
+              </w:rPr>
+            </w:r>
+            <w:r>
+              <w:rPr>
+                <w:rFonts w:ascii="Arial" w:hAnsi="Arial" w:eastAsia="Arial" w:cs="Tahoma"/>
+                <w:sz w:val="18"/>
+              </w:rPr>
+              <w:t>sourceSystem</w:t>
+            </w:r>
+          </w:p>
+        </w:tc>
+        <w:tc>
+          <w:tcPr>
+            <w:tcW w:type="dxa" w:w="2520"/>
+            <w:vAlign w:val="center"/>
+          </w:tcPr>
+          <w:p>
+            <w:pPr>
+              <w:keepLines/>
+              <w:spacing w:after="0"/>
+            </w:pPr>
+            <w:r>
+              <w:rPr>
+                <w:rFonts w:ascii="Arial" w:hAnsi="Arial" w:eastAsia="Arial" w:cs="Tahoma"/>
+                <w:sz w:val="18"/>
+              </w:rPr>
+            </w:r>
+            <w:r>
+              <w:rPr>
+                <w:rFonts w:ascii="Arial" w:hAnsi="Arial" w:eastAsia="Arial" w:cs="Tahoma"/>
+                <w:sz w:val="18"/>
+              </w:rPr>
+              <w:t>enum</w:t>
+            </w:r>
+          </w:p>
+        </w:tc>
+        <w:tc>
+          <w:tcPr>
+            <w:tcW w:type="dxa" w:w="2520"/>
+            <w:vAlign w:val="center"/>
+          </w:tcPr>
+          <w:p>
+            <w:pPr>
+              <w:keepLines/>
+              <w:spacing w:after="0"/>
+            </w:pPr>
+            <w:r>
+              <w:rPr>
+                <w:rFonts w:ascii="Arial" w:hAnsi="Arial" w:eastAsia="Arial" w:cs="Tahoma"/>
+                <w:sz w:val="18"/>
+              </w:rPr>
+            </w:r>
+            <w:r>
+              <w:rPr>
+                <w:rFonts w:ascii="Arial" w:hAnsi="Arial" w:eastAsia="Arial" w:cs="Tahoma"/>
+                <w:sz w:val="18"/>
+              </w:rPr>
+              <w:t>ALLMAP / USER</w:t>
+            </w:r>
+          </w:p>
+        </w:tc>
+        <w:tc>
+          <w:tcPr>
+            <w:tcW w:type="dxa" w:w="2520"/>
+            <w:vAlign w:val="center"/>
+          </w:tcPr>
+          <w:p>
+            <w:pPr>
+              <w:keepLines/>
+              <w:spacing w:after="0"/>
+            </w:pPr>
+            <w:r>
+              <w:rPr>
+                <w:rFonts w:ascii="Arial" w:hAnsi="Arial" w:eastAsia="Arial" w:cs="Tahoma"/>
+                <w:sz w:val="18"/>
+              </w:rPr>
+            </w:r>
+            <w:r>
+              <w:rPr>
+                <w:rFonts w:ascii="Arial" w:hAnsi="Arial" w:eastAsia="Arial" w:cs="Tahoma"/>
+                <w:b/>
+                <w:sz w:val="18"/>
+              </w:rPr>
+              <w:t>B5</w:t>
+            </w:r>
+            <w:r>
+              <w:rPr>
+                <w:rFonts w:ascii="Arial" w:hAnsi="Arial" w:eastAsia="Arial" w:cs="Tahoma"/>
+                <w:sz w:val="18"/>
+              </w:rPr>
+              <w:t xml:space="preserve"> ที่มาของแถวร้านเปิดใหม่ — </w:t>
+            </w:r>
+            <w:r>
+              <w:rPr>
+                <w:rFonts w:ascii="Courier New" w:hAnsi="Courier New" w:eastAsia="Courier New" w:cs="Tahoma"/>
+                <w:sz w:val="18"/>
+              </w:rPr>
+              <w:t>ALLMAP</w:t>
+            </w:r>
+            <w:r>
+              <w:rPr>
+                <w:rFonts w:ascii="Arial" w:hAnsi="Arial" w:eastAsia="Arial" w:cs="Tahoma"/>
+                <w:sz w:val="18"/>
+              </w:rPr>
+              <w:t xml:space="preserve"> ระบบ default ให้อัตโนมัติ (Job 9) · </w:t>
+            </w:r>
+            <w:r>
+              <w:rPr>
+                <w:rFonts w:ascii="Courier New" w:hAnsi="Courier New" w:eastAsia="Courier New" w:cs="Tahoma"/>
+                <w:sz w:val="18"/>
+              </w:rPr>
+              <w:t>USER</w:t>
+            </w:r>
+            <w:r>
+              <w:rPr>
+                <w:rFonts w:ascii="Arial" w:hAnsi="Arial" w:eastAsia="Arial" w:cs="Tahoma"/>
+                <w:sz w:val="18"/>
+              </w:rPr>
+              <w:t xml:space="preserve"> เจ้าหน้าที่ SBP DSA คีย์เองจากเอกสารแจ้งของหน่วยงานส่งเสริม (ผัง To-Be · SDD สไลด์ 7) · ซ้ำ </w:t>
+            </w:r>
+            <w:r>
+              <w:rPr>
+                <w:rFonts w:ascii="Courier New" w:hAnsi="Courier New" w:eastAsia="Courier New" w:cs="Tahoma"/>
+                <w:sz w:val="18"/>
+              </w:rPr>
+              <w:t>(doc_no, new_store_code)</w:t>
+            </w:r>
+            <w:r>
+              <w:rPr>
+                <w:rFonts w:ascii="Arial" w:hAnsi="Arial" w:eastAsia="Arial" w:cs="Tahoma"/>
+                <w:sz w:val="18"/>
+              </w:rPr>
+              <w:t xml:space="preserve"> ให้คืน </w:t>
+            </w:r>
+            <w:r>
+              <w:rPr>
+                <w:rFonts w:ascii="Courier New" w:hAnsi="Courier New" w:eastAsia="Courier New" w:cs="Tahoma"/>
+                <w:sz w:val="18"/>
+              </w:rPr>
+              <w:t>409</w:t>
             </w:r>
           </w:p>
         </w:tc>
@@ -5559,7 +5729,7 @@
                 <w:rFonts w:ascii="Arial" w:hAnsi="Arial" w:eastAsia="Arial" w:cs="Tahoma"/>
                 <w:sz w:val="18"/>
               </w:rPr>
-              <w:t>อ่าน inbox ผ่าน getPendingFlowByUser()</w:t>
+              <w:t>อ่าน inbox ผ่าน getPendingFlowByUser() · เฉพาะ section 06 ต้อง union เอกสารที่จบด้วย หยุดชดเชยประกันรายได้ เข้ามาด้วย (stoppedReopenable)</w:t>
             </w:r>
           </w:p>
         </w:tc>
@@ -5800,6 +5970,86 @@
                 <w:sz w:val="18"/>
               </w:rPr>
               <w:t>flag ข้อมูลผิดปกติ/ยอดขายไม่ครบ 60 วัน</w:t>
+            </w:r>
+          </w:p>
+        </w:tc>
+      </w:tr>
+      <w:tr>
+        <w:trPr>
+          <w:cantSplit/>
+        </w:trPr>
+        <w:tc>
+          <w:tcPr>
+            <w:tcW w:type="dxa" w:w="3360"/>
+            <w:vAlign w:val="center"/>
+          </w:tcPr>
+          <w:p>
+            <w:pPr>
+              <w:keepLines/>
+              <w:spacing w:after="0"/>
+            </w:pPr>
+            <w:r>
+              <w:rPr>
+                <w:rFonts w:ascii="Arial" w:hAnsi="Arial" w:eastAsia="Arial" w:cs="Tahoma"/>
+                <w:sz w:val="18"/>
+              </w:rPr>
+            </w:r>
+            <w:r>
+              <w:rPr>
+                <w:rFonts w:ascii="Arial" w:hAnsi="Arial" w:eastAsia="Arial" w:cs="Tahoma"/>
+                <w:sz w:val="18"/>
+              </w:rPr>
+              <w:t>consideration_logs</w:t>
+            </w:r>
+          </w:p>
+        </w:tc>
+        <w:tc>
+          <w:tcPr>
+            <w:tcW w:type="dxa" w:w="3360"/>
+            <w:vAlign w:val="center"/>
+          </w:tcPr>
+          <w:p>
+            <w:pPr>
+              <w:keepLines/>
+              <w:spacing w:after="0"/>
+            </w:pPr>
+            <w:r>
+              <w:rPr>
+                <w:rFonts w:ascii="Arial" w:hAnsi="Arial" w:eastAsia="Arial" w:cs="Tahoma"/>
+                <w:sz w:val="18"/>
+              </w:rPr>
+            </w:r>
+            <w:r>
+              <w:rPr>
+                <w:rFonts w:ascii="Arial" w:hAnsi="Arial" w:eastAsia="Arial" w:cs="Tahoma"/>
+                <w:sz w:val="18"/>
+              </w:rPr>
+              <w:t>R</w:t>
+            </w:r>
+          </w:p>
+        </w:tc>
+        <w:tc>
+          <w:tcPr>
+            <w:tcW w:type="dxa" w:w="3360"/>
+            <w:vAlign w:val="center"/>
+          </w:tcPr>
+          <w:p>
+            <w:pPr>
+              <w:keepLines/>
+              <w:spacing w:after="0"/>
+            </w:pPr>
+            <w:r>
+              <w:rPr>
+                <w:rFonts w:ascii="Arial" w:hAnsi="Arial" w:eastAsia="Arial" w:cs="Tahoma"/>
+                <w:sz w:val="18"/>
+              </w:rPr>
+            </w:r>
+            <w:r>
+              <w:rPr>
+                <w:rFonts w:ascii="Arial" w:hAnsi="Arial" w:eastAsia="Arial" w:cs="Tahoma"/>
+                <w:sz w:val="18"/>
+              </w:rPr>
+              <w:t>ผลการพิจารณาสุดท้าย — คัดเอกสารที่จบด้วย หยุดชดเชยประกันรายได้ เข้าคิวของ section 06 (SDD สไลด์ 46 ข้อ 1.9)</w:t>
             </w:r>
           </w:p>
         </w:tc>
@@ -7763,6 +8013,15 @@
         <w:t>fgi_impact_sales_summaries</w:t>
       </w:r>
       <w:r>
+        <w:t xml:space="preserve">, </w:t>
+      </w:r>
+      <w:r>
+        <w:rPr>
+          <w:rFonts w:ascii="Courier New" w:hAnsi="Courier New" w:eastAsia="Courier New" w:cs="Tahoma"/>
+        </w:rPr>
+        <w:t>consideration_logs</w:t>
+      </w:r>
+      <w:r>
         <w:t xml:space="preserve">) ใช้รูปแบบ entity เดียวกัน — คอลัมน์อ้างจาก </w:t>
       </w:r>
       <w:r>
@@ -8680,6 +8939,86 @@
                 <w:sz w:val="18"/>
               </w:rPr>
               <w:t>flag ข้อมูลผิดปกติ/ยอดขายไม่ครบ 60 วัน</w:t>
+            </w:r>
+          </w:p>
+        </w:tc>
+      </w:tr>
+      <w:tr>
+        <w:trPr>
+          <w:cantSplit/>
+        </w:trPr>
+        <w:tc>
+          <w:tcPr>
+            <w:tcW w:type="dxa" w:w="3360"/>
+            <w:vAlign w:val="center"/>
+          </w:tcPr>
+          <w:p>
+            <w:pPr>
+              <w:keepLines/>
+              <w:spacing w:after="0"/>
+            </w:pPr>
+            <w:r>
+              <w:rPr>
+                <w:rFonts w:ascii="Arial" w:hAnsi="Arial" w:eastAsia="Arial" w:cs="Tahoma"/>
+                <w:sz w:val="18"/>
+              </w:rPr>
+            </w:r>
+            <w:r>
+              <w:rPr>
+                <w:rFonts w:ascii="Arial" w:hAnsi="Arial" w:eastAsia="Arial" w:cs="Tahoma"/>
+                <w:sz w:val="18"/>
+              </w:rPr>
+              <w:t>consideration_logs</w:t>
+            </w:r>
+          </w:p>
+        </w:tc>
+        <w:tc>
+          <w:tcPr>
+            <w:tcW w:type="dxa" w:w="3360"/>
+            <w:vAlign w:val="center"/>
+          </w:tcPr>
+          <w:p>
+            <w:pPr>
+              <w:keepLines/>
+              <w:spacing w:after="0"/>
+            </w:pPr>
+            <w:r>
+              <w:rPr>
+                <w:rFonts w:ascii="Arial" w:hAnsi="Arial" w:eastAsia="Arial" w:cs="Tahoma"/>
+                <w:sz w:val="18"/>
+              </w:rPr>
+            </w:r>
+            <w:r>
+              <w:rPr>
+                <w:rFonts w:ascii="Arial" w:hAnsi="Arial" w:eastAsia="Arial" w:cs="Tahoma"/>
+                <w:sz w:val="18"/>
+              </w:rPr>
+              <w:t>R</w:t>
+            </w:r>
+          </w:p>
+        </w:tc>
+        <w:tc>
+          <w:tcPr>
+            <w:tcW w:type="dxa" w:w="3360"/>
+            <w:vAlign w:val="center"/>
+          </w:tcPr>
+          <w:p>
+            <w:pPr>
+              <w:keepLines/>
+              <w:spacing w:after="0"/>
+            </w:pPr>
+            <w:r>
+              <w:rPr>
+                <w:rFonts w:ascii="Arial" w:hAnsi="Arial" w:eastAsia="Arial" w:cs="Tahoma"/>
+                <w:sz w:val="18"/>
+              </w:rPr>
+            </w:r>
+            <w:r>
+              <w:rPr>
+                <w:rFonts w:ascii="Arial" w:hAnsi="Arial" w:eastAsia="Arial" w:cs="Tahoma"/>
+                <w:sz w:val="18"/>
+              </w:rPr>
+              <w:t>ผลการพิจารณาสุดท้าย — คัดเอกสารที่จบด้วย หยุดชดเชยประกันรายได้ เข้าคิวของ section 06 (SDD สไลด์ 46 ข้อ 1.9)</w:t>
             </w:r>
           </w:p>
         </w:tc>
@@ -10445,6 +10784,86 @@
                 <w:sz w:val="18"/>
               </w:rPr>
               <w:t>ผ่านเมื่อถูกกฎ / โยน error เมื่อผิด — กฎ: 0-100 · รูปแบบ: number, 2 decimals</w:t>
+            </w:r>
+          </w:p>
+        </w:tc>
+      </w:tr>
+      <w:tr>
+        <w:trPr>
+          <w:cantSplit/>
+        </w:trPr>
+        <w:tc>
+          <w:tcPr>
+            <w:tcW w:type="dxa" w:w="3360"/>
+            <w:vAlign w:val="center"/>
+          </w:tcPr>
+          <w:p>
+            <w:pPr>
+              <w:keepLines/>
+              <w:spacing w:after="0"/>
+            </w:pPr>
+            <w:r>
+              <w:rPr>
+                <w:rFonts w:ascii="Arial" w:hAnsi="Arial" w:eastAsia="Arial" w:cs="Tahoma"/>
+                <w:sz w:val="18"/>
+              </w:rPr>
+            </w:r>
+            <w:r>
+              <w:rPr>
+                <w:rFonts w:ascii="Courier New" w:hAnsi="Courier New" w:eastAsia="Courier New" w:cs="Tahoma"/>
+                <w:sz w:val="18"/>
+              </w:rPr>
+              <w:t>sourceSystem</w:t>
+            </w:r>
+          </w:p>
+        </w:tc>
+        <w:tc>
+          <w:tcPr>
+            <w:tcW w:type="dxa" w:w="3360"/>
+            <w:vAlign w:val="center"/>
+          </w:tcPr>
+          <w:p>
+            <w:pPr>
+              <w:keepLines/>
+              <w:spacing w:after="0"/>
+            </w:pPr>
+            <w:r>
+              <w:rPr>
+                <w:rFonts w:ascii="Arial" w:hAnsi="Arial" w:eastAsia="Arial" w:cs="Tahoma"/>
+                <w:sz w:val="18"/>
+              </w:rPr>
+            </w:r>
+            <w:r>
+              <w:rPr>
+                <w:rFonts w:ascii="Arial" w:hAnsi="Arial" w:eastAsia="Arial" w:cs="Tahoma"/>
+                <w:sz w:val="18"/>
+              </w:rPr>
+              <w:t>validation</w:t>
+            </w:r>
+          </w:p>
+        </w:tc>
+        <w:tc>
+          <w:tcPr>
+            <w:tcW w:type="dxa" w:w="3360"/>
+            <w:vAlign w:val="center"/>
+          </w:tcPr>
+          <w:p>
+            <w:pPr>
+              <w:keepLines/>
+              <w:spacing w:after="0"/>
+            </w:pPr>
+            <w:r>
+              <w:rPr>
+                <w:rFonts w:ascii="Arial" w:hAnsi="Arial" w:eastAsia="Arial" w:cs="Tahoma"/>
+                <w:sz w:val="18"/>
+              </w:rPr>
+            </w:r>
+            <w:r>
+              <w:rPr>
+                <w:rFonts w:ascii="Arial" w:hAnsi="Arial" w:eastAsia="Arial" w:cs="Tahoma"/>
+                <w:sz w:val="18"/>
+              </w:rPr>
+              <w:t>ผ่านเมื่อถูกกฎ / โยน error เมื่อผิด — กฎ: ALLMAP / USER · รูปแบบ: enum</w:t>
             </w:r>
           </w:p>
         </w:tc>

--- a/LLDD/word/BE/LLDD-BE-API-Document-List-Search.docx
+++ b/LLDD/word/BE/LLDD-BE-API-Document-List-Search.docx
@@ -1831,7 +1831,7 @@
                 <w:rFonts w:ascii="Arial" w:hAnsi="Arial" w:eastAsia="Arial" w:cs="Tahoma"/>
                 <w:sz w:val="18"/>
               </w:rPr>
-              <w:t>required for /documents</w:t>
+              <w:t>required for /sbpgi/document</w:t>
             </w:r>
           </w:p>
         </w:tc>
@@ -2089,7 +2089,7 @@
                 <w:rFonts w:ascii="Arial" w:hAnsi="Arial" w:eastAsia="Arial" w:cs="Tahoma"/>
                 <w:sz w:val="18"/>
               </w:rPr>
-              <w:t>GET /api/v1/tasks; GET /api/v1/documents</w:t>
+              <w:t>GET /api/v1/sbpgi/document/tasks; GET /api/v1/sbpgi/document</w:t>
             </w:r>
           </w:p>
         </w:tc>
@@ -2199,7 +2199,21 @@
                 <w:rFonts w:ascii="Arial" w:hAnsi="Arial" w:eastAsia="Arial" w:cs="Tahoma"/>
                 <w:sz w:val="18"/>
               </w:rPr>
-              <w:t>Rendered UI state or normalized API response with status/message and audit-ready trace reference.</w:t>
+              <w:t xml:space="preserve">ไม่มีตารางที่เอกสารนี้เขียนเอง — output คือ response ตาม envelope กลาง </w:t>
+            </w:r>
+            <w:r>
+              <w:rPr>
+                <w:rFonts w:ascii="Courier New" w:hAnsi="Courier New" w:eastAsia="Courier New" w:cs="Tahoma"/>
+                <w:sz w:val="18"/>
+              </w:rPr>
+              <w:t>{success, data}</w:t>
+            </w:r>
+            <w:r>
+              <w:rPr>
+                <w:rFonts w:ascii="Arial" w:hAnsi="Arial" w:eastAsia="Arial" w:cs="Tahoma"/>
+                <w:sz w:val="18"/>
+              </w:rPr>
+              <w:t xml:space="preserve"> และร่องรอยที่ตรวจย้อนได้ (log / consideration_logs / workflow_history ของ engine)</w:t>
             </w:r>
           </w:p>
         </w:tc>
@@ -2348,7 +2362,7 @@
                 <w:rFonts w:ascii="Arial" w:hAnsi="Arial" w:eastAsia="Arial" w:cs="Tahoma"/>
                 <w:sz w:val="18"/>
               </w:rPr>
-              <w:t>GET /api/v1/tasks</w:t>
+              <w:t>GET /api/v1/sbpgi/document/tasks</w:t>
             </w:r>
           </w:p>
         </w:tc>
@@ -2423,7 +2437,7 @@
                 <w:rFonts w:ascii="Arial" w:hAnsi="Arial" w:eastAsia="Arial" w:cs="Tahoma"/>
                 <w:sz w:val="18"/>
               </w:rPr>
-              <w:t>year missing fails for /documents</w:t>
+              <w:t>year missing fails for /sbpgi/document</w:t>
             </w:r>
           </w:p>
         </w:tc>
@@ -2453,7 +2467,7 @@
                 <w:rFonts w:ascii="Arial" w:hAnsi="Arial" w:eastAsia="Arial" w:cs="Tahoma"/>
                 <w:sz w:val="18"/>
               </w:rPr>
-              <w:t>GET /api/v1/documents</w:t>
+              <w:t>GET /api/v1/sbpgi/document</w:t>
             </w:r>
           </w:p>
         </w:tc>
@@ -3024,13 +3038,353 @@
                 <w:rFonts w:ascii="Arial" w:hAnsi="Arial" w:eastAsia="Arial" w:cs="Tahoma"/>
                 <w:sz w:val="18"/>
               </w:rPr>
-              <w:t>tasks by section</w:t>
+              <w:t>— (ยังไม่มี test เฉพาะขั้นนี้ · ครอบด้วย test รวมของเอกสารในหัวข้อ 11)</w:t>
             </w:r>
           </w:p>
         </w:tc>
       </w:tr>
     </w:tbl>
     <w:p/>
+    <w:p>
+      <w:pPr>
+        <w:pStyle w:val="Heading2"/>
+        <w:keepNext/>
+        <w:keepLines/>
+        <w:pageBreakBefore w:val="0"/>
+      </w:pPr>
+      <w:r>
+        <w:t>5.92 Workflow Trigger Event Contract</w:t>
+      </w:r>
+    </w:p>
+    <w:p>
+      <w:pPr>
+        <w:keepNext w:val="0"/>
+      </w:pPr>
+      <w:r>
+        <w:t xml:space="preserve">งานชิ้นนี้ </w:t>
+      </w:r>
+      <w:r>
+        <w:rPr>
+          <w:b/>
+        </w:rPr>
+        <w:t>ต้องเรียก workflow engine</w:t>
+      </w:r>
+      <w:r>
+        <w:t xml:space="preserve"> ตามตารางด้านล่าง · ชื่อ function ยึด API 8 ตัวของ </w:t>
+      </w:r>
+      <w:r>
+        <w:rPr>
+          <w:rFonts w:ascii="Courier New" w:hAnsi="Courier New" w:eastAsia="Courier New" w:cs="Tahoma"/>
+        </w:rPr>
+        <w:t>@srm/glb-workflow</w:t>
+      </w:r>
+      <w:r>
+        <w:t xml:space="preserve"> ตามชีต </w:t>
+      </w:r>
+      <w:r>
+        <w:rPr>
+          <w:rFonts w:ascii="Courier New" w:hAnsi="Courier New" w:eastAsia="Courier New" w:cs="Tahoma"/>
+        </w:rPr>
+        <w:t>Detail</w:t>
+      </w:r>
+      <w:r>
+        <w:t xml:space="preserve"> ของ </w:t>
+      </w:r>
+      <w:r>
+        <w:rPr>
+          <w:color w:val="8A3324"/>
+        </w:rPr>
+        <w:t>TSM SRM LLDD SBP workflow ไฟล์1.2</w:t>
+      </w:r>
+      <w:r>
+        <w:t xml:space="preserve"> — รายละเอียด signature และตารางที่ engine เขียน ดู </w:t>
+      </w:r>
+      <w:r>
+        <w:rPr>
+          <w:b/>
+        </w:rPr>
+        <w:t>LLDD-BE-Workflow-Engine-Definition.pdf</w:t>
+      </w:r>
+      <w:r>
+        <w:t xml:space="preserve"> หัวข้อ 5.3</w:t>
+      </w:r>
+    </w:p>
+    <w:tbl>
+      <w:tblPr>
+        <w:tblStyle w:val="TableGrid"/>
+        <w:tblW w:type="auto" w:w="0"/>
+        <w:jc w:val="center"/>
+        <w:tblLook w:firstColumn="1" w:firstRow="1" w:lastColumn="0" w:lastRow="0" w:noHBand="0" w:noVBand="1" w:val="04A0"/>
+      </w:tblPr>
+      <w:tblGrid>
+        <w:gridCol w:w="2520"/>
+        <w:gridCol w:w="2520"/>
+        <w:gridCol w:w="2520"/>
+        <w:gridCol w:w="2520"/>
+      </w:tblGrid>
+      <w:tr>
+        <w:trPr>
+          <w:cantSplit/>
+        </w:trPr>
+        <w:tc>
+          <w:tcPr>
+            <w:tcW w:type="dxa" w:w="2520"/>
+            <w:vAlign w:val="center"/>
+            <w:shd w:fill="E8EEF5"/>
+          </w:tcPr>
+          <w:p>
+            <w:pPr>
+              <w:keepLines/>
+              <w:spacing w:after="0"/>
+            </w:pPr>
+            <w:r/>
+            <w:r>
+              <w:rPr>
+                <w:rFonts w:ascii="Arial" w:hAnsi="Arial" w:eastAsia="Arial" w:cs="Tahoma"/>
+                <w:b/>
+                <w:sz w:val="18"/>
+              </w:rPr>
+              <w:t>จุดที่เรียก (call site)</w:t>
+            </w:r>
+          </w:p>
+        </w:tc>
+        <w:tc>
+          <w:tcPr>
+            <w:tcW w:type="dxa" w:w="2520"/>
+            <w:vAlign w:val="center"/>
+            <w:shd w:fill="E8EEF5"/>
+          </w:tcPr>
+          <w:p>
+            <w:pPr>
+              <w:keepLines/>
+              <w:spacing w:after="0"/>
+            </w:pPr>
+            <w:r/>
+            <w:r>
+              <w:rPr>
+                <w:rFonts w:ascii="Arial" w:hAnsi="Arial" w:eastAsia="Arial" w:cs="Tahoma"/>
+                <w:b/>
+                <w:sz w:val="18"/>
+              </w:rPr>
+              <w:t>Engine function</w:t>
+            </w:r>
+          </w:p>
+        </w:tc>
+        <w:tc>
+          <w:tcPr>
+            <w:tcW w:type="dxa" w:w="2520"/>
+            <w:vAlign w:val="center"/>
+            <w:shd w:fill="E8EEF5"/>
+          </w:tcPr>
+          <w:p>
+            <w:pPr>
+              <w:keepLines/>
+              <w:spacing w:after="0"/>
+            </w:pPr>
+            <w:r/>
+            <w:r>
+              <w:rPr>
+                <w:rFonts w:ascii="Arial" w:hAnsi="Arial" w:eastAsia="Arial" w:cs="Tahoma"/>
+                <w:b/>
+                <w:sz w:val="18"/>
+              </w:rPr>
+              <w:t>พารามิเตอร์หลัก</w:t>
+            </w:r>
+          </w:p>
+        </w:tc>
+        <w:tc>
+          <w:tcPr>
+            <w:tcW w:type="dxa" w:w="2520"/>
+            <w:vAlign w:val="center"/>
+            <w:shd w:fill="E8EEF5"/>
+          </w:tcPr>
+          <w:p>
+            <w:pPr>
+              <w:keepLines/>
+              <w:spacing w:after="0"/>
+            </w:pPr>
+            <w:r/>
+            <w:r>
+              <w:rPr>
+                <w:rFonts w:ascii="Arial" w:hAnsi="Arial" w:eastAsia="Arial" w:cs="Tahoma"/>
+                <w:b/>
+                <w:sz w:val="18"/>
+              </w:rPr>
+              <w:t>กติกา / transaction boundary</w:t>
+            </w:r>
+          </w:p>
+        </w:tc>
+      </w:tr>
+      <w:tr>
+        <w:trPr>
+          <w:cantSplit/>
+        </w:trPr>
+        <w:tc>
+          <w:tcPr>
+            <w:tcW w:type="dxa" w:w="2520"/>
+            <w:vAlign w:val="center"/>
+          </w:tcPr>
+          <w:p>
+            <w:pPr>
+              <w:keepLines/>
+              <w:spacing w:after="0"/>
+            </w:pPr>
+            <w:r>
+              <w:rPr>
+                <w:rFonts w:ascii="Arial" w:hAnsi="Arial" w:eastAsia="Arial" w:cs="Tahoma"/>
+                <w:sz w:val="18"/>
+              </w:rPr>
+            </w:r>
+            <w:r>
+              <w:rPr>
+                <w:rFonts w:ascii="Arial" w:hAnsi="Arial" w:eastAsia="Arial" w:cs="Tahoma"/>
+                <w:sz w:val="18"/>
+              </w:rPr>
+              <w:t>กล่องงานรอดำเนินการ</w:t>
+            </w:r>
+          </w:p>
+        </w:tc>
+        <w:tc>
+          <w:tcPr>
+            <w:tcW w:type="dxa" w:w="2520"/>
+            <w:vAlign w:val="center"/>
+          </w:tcPr>
+          <w:p>
+            <w:pPr>
+              <w:keepLines/>
+              <w:spacing w:after="0"/>
+            </w:pPr>
+            <w:r>
+              <w:rPr>
+                <w:rFonts w:ascii="Arial" w:hAnsi="Arial" w:eastAsia="Arial" w:cs="Tahoma"/>
+                <w:sz w:val="18"/>
+              </w:rPr>
+            </w:r>
+            <w:r>
+              <w:rPr>
+                <w:rFonts w:ascii="Courier New" w:hAnsi="Courier New" w:eastAsia="Courier New" w:cs="Tahoma"/>
+                <w:sz w:val="18"/>
+              </w:rPr>
+              <w:t>getPendingFlowByUser</w:t>
+            </w:r>
+          </w:p>
+        </w:tc>
+        <w:tc>
+          <w:tcPr>
+            <w:tcW w:type="dxa" w:w="2520"/>
+            <w:vAlign w:val="center"/>
+          </w:tcPr>
+          <w:p>
+            <w:pPr>
+              <w:keepLines/>
+              <w:spacing w:after="0"/>
+            </w:pPr>
+            <w:r>
+              <w:rPr>
+                <w:rFonts w:ascii="Arial" w:hAnsi="Arial" w:eastAsia="Arial" w:cs="Tahoma"/>
+                <w:sz w:val="18"/>
+              </w:rPr>
+            </w:r>
+            <w:r>
+              <w:rPr>
+                <w:rFonts w:ascii="Arial" w:hAnsi="Arial" w:eastAsia="Arial" w:cs="Tahoma"/>
+                <w:sz w:val="18"/>
+              </w:rPr>
+              <w:t>userData, versionId</w:t>
+            </w:r>
+          </w:p>
+        </w:tc>
+        <w:tc>
+          <w:tcPr>
+            <w:tcW w:type="dxa" w:w="2520"/>
+            <w:vAlign w:val="center"/>
+          </w:tcPr>
+          <w:p>
+            <w:pPr>
+              <w:keepLines/>
+              <w:spacing w:after="0"/>
+            </w:pPr>
+            <w:r>
+              <w:rPr>
+                <w:rFonts w:ascii="Arial" w:hAnsi="Arial" w:eastAsia="Arial" w:cs="Tahoma"/>
+                <w:sz w:val="18"/>
+              </w:rPr>
+            </w:r>
+            <w:r>
+              <w:rPr>
+                <w:rFonts w:ascii="Arial" w:hAnsi="Arial" w:eastAsia="Arial" w:cs="Tahoma"/>
+                <w:sz w:val="18"/>
+              </w:rPr>
+              <w:t>เป็นแหล่งความจริงของรายการรอดำเนินการ · section 06 ต้อง union เอกสารที่จบด้วย หยุดชดเชยฯ (stoppedReopenable) เพิ่มเอง</w:t>
+            </w:r>
+          </w:p>
+        </w:tc>
+      </w:tr>
+    </w:tbl>
+    <w:p/>
+    <w:p>
+      <w:pPr>
+        <w:pStyle w:val="ListBullet"/>
+        <w:keepLines/>
+      </w:pPr>
+      <w:r>
+        <w:t xml:space="preserve">🔴 กติกาเหล็ก: ตาราง </w:t>
+      </w:r>
+      <w:r>
+        <w:rPr>
+          <w:rFonts w:ascii="Courier New" w:hAnsi="Courier New" w:eastAsia="Courier New" w:cs="Tahoma"/>
+        </w:rPr>
+        <w:t>sps_store.workflow_*</w:t>
+      </w:r>
+      <w:r>
+        <w:t xml:space="preserve"> (13 ตาราง) เป็นของ lib — SBPGI </w:t>
+      </w:r>
+      <w:r>
+        <w:rPr>
+          <w:b/>
+        </w:rPr>
+        <w:t>R เท่านั้น</w:t>
+      </w:r>
+      <w:r>
+        <w:t xml:space="preserve"> ห้าม INSERT/UPDATE/DELETE ตรงในทุกกรณี</w:t>
+      </w:r>
+    </w:p>
+    <w:p>
+      <w:pPr>
+        <w:pStyle w:val="ListBullet"/>
+        <w:keepLines/>
+      </w:pPr>
+      <w:r>
+        <w:t xml:space="preserve">ทุกการเรียก engine ต้องผ่านตัวห่อกลาง </w:t>
+      </w:r>
+      <w:r>
+        <w:rPr>
+          <w:rFonts w:ascii="Courier New" w:hAnsi="Courier New" w:eastAsia="Courier New" w:cs="Tahoma"/>
+        </w:rPr>
+        <w:t>WorkflowGateway</w:t>
+      </w:r>
+      <w:r>
+        <w:t xml:space="preserve"> ที่นิยามใน </w:t>
+      </w:r>
+      <w:r>
+        <w:rPr>
+          <w:b/>
+        </w:rPr>
+        <w:t>LLDD-BE-API-Common-Contracts.pdf</w:t>
+      </w:r>
+      <w:r>
+        <w:t xml:space="preserve"> (timeout · retry · map error เข้า envelope) ห้าม import lib ตรงจาก service</w:t>
+      </w:r>
+    </w:p>
+    <w:p>
+      <w:pPr>
+        <w:pStyle w:val="ListBullet"/>
+        <w:keepLines/>
+      </w:pPr>
+      <w:r>
+        <w:t>unit test ต้อง mock engine และครอบอย่างน้อย: เรียกสำเร็จ · engine โยน error แล้ว rollback ฝั่ง SBPGI ครบ · เรียกซ้ำด้วย referenceId เดิมไม่เกิดผลซ้ำ</w:t>
+      </w:r>
+    </w:p>
     <w:p>
       <w:pPr>
         <w:pStyle w:val="Heading1"/>
@@ -3379,7 +3733,7 @@
         <w:pageBreakBefore w:val="0"/>
       </w:pPr>
       <w:r>
-        <w:t>GET /api/v1/tasks</w:t>
+        <w:t>GET /api/v1/sbpgi/document/tasks</w:t>
       </w:r>
     </w:p>
     <w:p>
@@ -4416,7 +4770,7 @@
         <w:pageBreakBefore w:val="0"/>
       </w:pPr>
       <w:r>
-        <w:t>GET /api/v1/documents</w:t>
+        <w:t>GET /api/v1/sbpgi/document</w:t>
       </w:r>
     </w:p>
     <w:p>
@@ -7210,7 +7564,7 @@
         <w:br/>
         <w:t>// BFF เรียกด้วย x-api-key และแนบ x-user-id / x-user-group-id / x-user-permissions มาให้</w:t>
         <w:br/>
-        <w:t>@Controller('sbpgi')</w:t>
+        <w:t>@Controller('sbpgi/sbpgi/document')</w:t>
         <w:br/>
         <w:t>@UseGuards(HttpHeaderGuard)</w:t>
         <w:br/>
@@ -7219,28 +7573,28 @@
         <w:t xml:space="preserve">  constructor(private readonly service: SbpgiDocumentListSearchService) {}</w:t>
         <w:br/>
         <w:br/>
-        <w:t xml:space="preserve">  // GET /api/v1/tasks — Inbox tasks API</w:t>
-        <w:br/>
-        <w:t xml:space="preserve">  @Get('tasks')</w:t>
-        <w:br/>
-        <w:t xml:space="preserve">  getTasks(@Query() query: DocumentListSearchQueryDto, @UserId() userId: string) {</w:t>
+        <w:t xml:space="preserve">  // GET /api/v1/sbpgi/document/tasks — Inbox tasks API</w:t>
+        <w:br/>
+        <w:t xml:space="preserve">  @Get('document/tasks')</w:t>
+        <w:br/>
+        <w:t xml:space="preserve">  getSbpgiDocumentTasks(@Query() query: DocumentListSearchQueryDto, @UserId() userId: string) {</w:t>
         <w:br/>
         <w:t xml:space="preserve">    // TODO: ตรวจ x-user-permissions ก่อนเรียก service ถ้า endpoint นี้จำกัดสิทธิ์เมนู</w:t>
         <w:br/>
-        <w:t xml:space="preserve">    return this.service.getTasks(query, userId);</w:t>
+        <w:t xml:space="preserve">    return this.service.getSbpgiDocumentTasks(query, userId);</w:t>
         <w:br/>
         <w:t xml:space="preserve">  }</w:t>
         <w:br/>
         <w:br/>
-        <w:t xml:space="preserve">  // GET /api/v1/documents — Document search API</w:t>
-        <w:br/>
-        <w:t xml:space="preserve">  @Get('documents')</w:t>
-        <w:br/>
-        <w:t xml:space="preserve">  getDocuments(@Query() query: DocumentListSearchQueryDto, @UserId() userId: string) {</w:t>
+        <w:t xml:space="preserve">  // GET /api/v1/sbpgi/document — Document search API</w:t>
+        <w:br/>
+        <w:t xml:space="preserve">  @Get('document')</w:t>
+        <w:br/>
+        <w:t xml:space="preserve">  getSbpgiDocument(@Query() query: DocumentListSearchQueryDto, @UserId() userId: string) {</w:t>
         <w:br/>
         <w:t xml:space="preserve">    // TODO: ตรวจ x-user-permissions ก่อนเรียก service ถ้า endpoint นี้จำกัดสิทธิ์เมนู</w:t>
         <w:br/>
-        <w:t xml:space="preserve">    return this.service.getDocuments(query, userId);</w:t>
+        <w:t xml:space="preserve">    return this.service.getSbpgiDocument(query, userId);</w:t>
         <w:br/>
         <w:t xml:space="preserve">  }</w:t>
         <w:br/>
@@ -7440,21 +7794,21 @@
         <w:t xml:space="preserve">  ) {}</w:t>
         <w:br/>
         <w:br/>
-        <w:t xml:space="preserve">  // GET /api/v1/tasks — Inbox tasks API</w:t>
-        <w:br/>
-        <w:t xml:space="preserve">  async getTasks(query: DocumentListSearchQueryDto, userId: string) {</w:t>
+        <w:t xml:space="preserve">  // GET /api/v1/sbpgi/document/tasks — Inbox tasks API</w:t>
+        <w:br/>
+        <w:t xml:space="preserve">  async getSbpgiDocumentTasks(query: DocumentListSearchQueryDto, userId: string) {</w:t>
         <w:br/>
         <w:t xml:space="preserve">    const page = Number(query.page ?? 1);</w:t>
         <w:br/>
         <w:t xml:space="preserve">    const size = Math.min(Number(query.size ?? 20), 100);</w:t>
         <w:br/>
-        <w:t xml:space="preserve">    // SQL เต็มอยู่ในหัวข้อ Database SQL ของเอกสารนี้ (คีย์ 'GET /api/v1/tasks')</w:t>
+        <w:t xml:space="preserve">    // SQL เต็มอยู่ในหัวข้อ Database SQL ของเอกสารนี้ (คีย์ 'GET /api/v1/sbpgi/document/tasks')</w:t>
         <w:br/>
         <w:t xml:space="preserve">    // ⚠️ SQL ตัวอย่างบางเส้นเขียนด้วย named parameter (:size/:offset) แต่ dataSource.query()</w:t>
         <w:br/>
         <w:t xml:space="preserve">    //    รับเฉพาะ positional $1..$n — ต้องแปลงชื่อเป็นลำดับก่อน หรือใช้ QueryBuilder แทน</w:t>
         <w:br/>
-        <w:t xml:space="preserve">    const rows = await this.dataSource.query(SBPGI_SQL.getTasks, [</w:t>
+        <w:t xml:space="preserve">    const rows = await this.dataSource.query(SBPGI_SQL.getSbpgiDocumentTasks, [</w:t>
         <w:br/>
         <w:t xml:space="preserve">      // TODO: เรียงพารามิเตอร์ให้ตรงกับ $1..$n ของ SQL จริง</w:t>
         <w:br/>
@@ -7469,15 +7823,15 @@
         <w:t xml:space="preserve">  }</w:t>
         <w:br/>
         <w:br/>
-        <w:t xml:space="preserve">  // GET /api/v1/documents — Document search API</w:t>
-        <w:br/>
-        <w:t xml:space="preserve">  async getDocuments(query: DocumentListSearchQueryDto, userId: string) {</w:t>
-        <w:br/>
-        <w:t xml:space="preserve">    // TODO: implement ตาม business rule ของ GET /api/v1/documents</w:t>
-        <w:br/>
-        <w:t xml:space="preserve">    //       (SQL อยู่ในหัวข้อ Database SQL คีย์ 'GET /api/v1/documents')</w:t>
-        <w:br/>
-        <w:t xml:space="preserve">    throw new NotImplementedException('getDocuments ยังไม่ implement');</w:t>
+        <w:t xml:space="preserve">  // GET /api/v1/sbpgi/document — Document search API</w:t>
+        <w:br/>
+        <w:t xml:space="preserve">  async getSbpgiDocument(query: DocumentListSearchQueryDto, userId: string) {</w:t>
+        <w:br/>
+        <w:t xml:space="preserve">    // TODO: implement ตาม business rule ของ GET /api/v1/sbpgi/document</w:t>
+        <w:br/>
+        <w:t xml:space="preserve">    //       (SQL อยู่ในหัวข้อ Database SQL คีย์ 'GET /api/v1/sbpgi/document')</w:t>
+        <w:br/>
+        <w:t xml:space="preserve">    throw new NotImplementedException('getSbpgiDocument ยังไม่ implement');</w:t>
         <w:br/>
         <w:t xml:space="preserve">  }</w:t>
         <w:br/>
@@ -7737,7 +8091,7 @@
                 <w:rFonts w:ascii="Arial" w:hAnsi="Arial" w:eastAsia="Arial" w:cs="Tahoma"/>
                 <w:sz w:val="18"/>
               </w:rPr>
-              <w:t>GET /api/v1/tasks</w:t>
+              <w:t>GET /api/v1/sbpgi/document/tasks</w:t>
             </w:r>
           </w:p>
         </w:tc>
@@ -8538,16 +8892,16 @@
         <w:t xml:space="preserve">  }</w:t>
         <w:br/>
         <w:br/>
-        <w:t xml:space="preserve">  getTasks(params: any, user: any) {</w:t>
-        <w:br/>
-        <w:t xml:space="preserve">    return this.client.get('/api/v1/tasks', { params, headers: this.userHeaders(user) });</w:t>
+        <w:t xml:space="preserve">  getSbpgiDocumentTasks(params: any, user: any) {</w:t>
+        <w:br/>
+        <w:t xml:space="preserve">    return this.client.get('/api/v1/sbpgi/document/tasks', { params, headers: this.userHeaders(user) });</w:t>
         <w:br/>
         <w:t xml:space="preserve">  }</w:t>
         <w:br/>
         <w:br/>
-        <w:t xml:space="preserve">  getDocuments(params: any, user: any) {</w:t>
-        <w:br/>
-        <w:t xml:space="preserve">    return this.client.get('/api/v1/documents', { params, headers: this.userHeaders(user) });</w:t>
+        <w:t xml:space="preserve">  getSbpgiDocument(params: any, user: any) {</w:t>
+        <w:br/>
+        <w:t xml:space="preserve">    return this.client.get('/api/v1/sbpgi/document', { params, headers: this.userHeaders(user) });</w:t>
         <w:br/>
         <w:t xml:space="preserve">  }</w:t>
         <w:br/>
@@ -8572,24 +8926,24 @@
         <w:t xml:space="preserve">  constructor(private readonly service: SbpgiDocumentListSearchBffService) {}</w:t>
         <w:br/>
         <w:br/>
-        <w:t xml:space="preserve">  // proxy ของ GET /api/v1/tasks</w:t>
-        <w:br/>
-        <w:t xml:space="preserve">  @Get('tasks')</w:t>
-        <w:br/>
-        <w:t xml:space="preserve">  getTasks(@Query() query: any, @Req() req: any) {</w:t>
-        <w:br/>
-        <w:t xml:space="preserve">    return this.service.getTasks(query, req.user);</w:t>
+        <w:t xml:space="preserve">  // proxy ของ GET /api/v1/sbpgi/document/tasks</w:t>
+        <w:br/>
+        <w:t xml:space="preserve">  @Get('sbpgi/document/tasks')</w:t>
+        <w:br/>
+        <w:t xml:space="preserve">  getSbpgiDocumentTasks(@Query() query: any, @Req() req: any) {</w:t>
+        <w:br/>
+        <w:t xml:space="preserve">    return this.service.getSbpgiDocumentTasks(query, req.user);</w:t>
         <w:br/>
         <w:t xml:space="preserve">  }</w:t>
         <w:br/>
         <w:br/>
-        <w:t xml:space="preserve">  // proxy ของ GET /api/v1/documents</w:t>
-        <w:br/>
-        <w:t xml:space="preserve">  @Get('documents')</w:t>
-        <w:br/>
-        <w:t xml:space="preserve">  getDocuments(@Query() query: any, @Req() req: any) {</w:t>
-        <w:br/>
-        <w:t xml:space="preserve">    return this.service.getDocuments(query, req.user);</w:t>
+        <w:t xml:space="preserve">  // proxy ของ GET /api/v1/sbpgi/document</w:t>
+        <w:br/>
+        <w:t xml:space="preserve">  @Get('sbpgi/document')</w:t>
+        <w:br/>
+        <w:t xml:space="preserve">  getSbpgiDocument(@Query() query: any, @Req() req: any) {</w:t>
+        <w:br/>
+        <w:t xml:space="preserve">    return this.service.getSbpgiDocument(query, req.user);</w:t>
         <w:br/>
         <w:t xml:space="preserve">  }</w:t>
         <w:br/>
@@ -9204,7 +9558,7 @@
         <w:rPr>
           <w:b/>
         </w:rPr>
-        <w:t>GET /api/v1/tasks</w:t>
+        <w:t>GET /api/v1/sbpgi/document/tasks</w:t>
       </w:r>
       <w:r>
         <w:t xml:space="preserve"> — Inbox tasks API</w:t>
@@ -9290,7 +9644,7 @@
         <w:rPr>
           <w:b/>
         </w:rPr>
-        <w:t>GET /api/v1/documents</w:t>
+        <w:t>GET /api/v1/sbpgi/document</w:t>
       </w:r>
       <w:r>
         <w:t xml:space="preserve"> — Document search API</w:t>
@@ -10023,7 +10377,7 @@
         <w:keepLines/>
       </w:pPr>
       <w:r>
-        <w:t>year missing fails for /documents</w:t>
+        <w:t>year missing fails for /sbpgi/document</w:t>
       </w:r>
     </w:p>
     <w:p>
@@ -11103,7 +11457,7 @@
                 <w:rFonts w:ascii="Arial" w:hAnsi="Arial" w:eastAsia="Arial" w:cs="Tahoma"/>
                 <w:sz w:val="18"/>
               </w:rPr>
-              <w:t>ผ่านเมื่อถูกกฎ / โยน error เมื่อผิด — กฎ: required for /documents · รูปแบบ: ค.ศ. YYYY</w:t>
+              <w:t>ผ่านเมื่อถูกกฎ / โยน error เมื่อผิด — กฎ: required for /sbpgi/document · รูปแบบ: ค.ศ. YYYY</w:t>
             </w:r>
           </w:p>
         </w:tc>
@@ -11263,7 +11617,7 @@
                 <w:rFonts w:ascii="Arial" w:hAnsi="Arial" w:eastAsia="Arial" w:cs="Tahoma"/>
                 <w:sz w:val="18"/>
               </w:rPr>
-              <w:t>year missing fails for /documents</w:t>
+              <w:t>year missing fails for /sbpgi/document</w:t>
             </w:r>
           </w:p>
         </w:tc>
@@ -11533,7 +11887,7 @@
                 <w:rFonts w:ascii="Courier New" w:hAnsi="Courier New" w:eastAsia="Courier New" w:cs="Tahoma"/>
                 <w:sz w:val="18"/>
               </w:rPr>
-              <w:t>GET /api/v1/tasks</w:t>
+              <w:t>GET /api/v1/sbpgi/document/tasks</w:t>
             </w:r>
           </w:p>
         </w:tc>
@@ -11613,7 +11967,7 @@
                 <w:rFonts w:ascii="Courier New" w:hAnsi="Courier New" w:eastAsia="Courier New" w:cs="Tahoma"/>
                 <w:sz w:val="18"/>
               </w:rPr>
-              <w:t>GET /api/v1/documents</w:t>
+              <w:t>GET /api/v1/sbpgi/document</w:t>
             </w:r>
           </w:p>
         </w:tc>

--- a/LLDD/word/BE/LLDD-BE-API-Document-List-Search.docx
+++ b/LLDD/word/BE/LLDD-BE-API-Document-List-Search.docx
@@ -657,6 +657,733 @@
         <w:t>Common contract reference: ทุกหัวข้อ API/FE ต้องยึด LLDD-BE-API-Common-Contracts.pdf และ LLDD-FE-Integration-Contracts.pdf สำหรับ error/auth/format/pagination/action/RBAC ก่อนลงรายละเอียดเฉพาะหน้าหรือเฉพาะ endpoint</w:t>
       </w:r>
     </w:p>
+    <w:p>
+      <w:pPr>
+        <w:pStyle w:val="Heading2"/>
+        <w:keepNext/>
+        <w:keepLines/>
+        <w:pageBreakBefore w:val="0"/>
+      </w:pPr>
+      <w:r>
+        <w:t>1.1 เอกสาร LLDD ที่เกี่ยวข้อง</w:t>
+      </w:r>
+    </w:p>
+    <w:p>
+      <w:pPr>
+        <w:keepNext w:val="0"/>
+      </w:pPr>
+      <w:r>
+        <w:t>ตารางนี้สร้างจาก endpoint และตารางที่เอกสารฉบับนี้ประกาศไว้จริง — อ่านฉบับที่อยู่ในตารางก่อนลงมือ เพื่อไม่ให้สัญญา request/response หรือชื่อคอลัมน์หลุดจากกัน</w:t>
+      </w:r>
+    </w:p>
+    <w:tbl>
+      <w:tblPr>
+        <w:tblStyle w:val="TableGrid"/>
+        <w:tblW w:type="auto" w:w="0"/>
+        <w:jc w:val="center"/>
+        <w:tblLook w:firstColumn="1" w:firstRow="1" w:lastColumn="0" w:lastRow="0" w:noHBand="0" w:noVBand="1" w:val="04A0"/>
+      </w:tblPr>
+      <w:tblGrid>
+        <w:gridCol w:w="3360"/>
+        <w:gridCol w:w="3360"/>
+        <w:gridCol w:w="3360"/>
+      </w:tblGrid>
+      <w:tr>
+        <w:trPr>
+          <w:cantSplit/>
+        </w:trPr>
+        <w:tc>
+          <w:tcPr>
+            <w:tcW w:type="dxa" w:w="3360"/>
+            <w:vAlign w:val="center"/>
+            <w:shd w:fill="E8EEF5"/>
+          </w:tcPr>
+          <w:p>
+            <w:pPr>
+              <w:keepLines/>
+              <w:spacing w:after="0"/>
+            </w:pPr>
+            <w:r/>
+            <w:r>
+              <w:rPr>
+                <w:rFonts w:ascii="Arial" w:hAnsi="Arial" w:eastAsia="Arial" w:cs="Tahoma"/>
+                <w:b/>
+                <w:sz w:val="18"/>
+              </w:rPr>
+              <w:t>ความสัมพันธ์</w:t>
+            </w:r>
+          </w:p>
+        </w:tc>
+        <w:tc>
+          <w:tcPr>
+            <w:tcW w:type="dxa" w:w="3360"/>
+            <w:vAlign w:val="center"/>
+            <w:shd w:fill="E8EEF5"/>
+          </w:tcPr>
+          <w:p>
+            <w:pPr>
+              <w:keepLines/>
+              <w:spacing w:after="0"/>
+            </w:pPr>
+            <w:r/>
+            <w:r>
+              <w:rPr>
+                <w:rFonts w:ascii="Arial" w:hAnsi="Arial" w:eastAsia="Arial" w:cs="Tahoma"/>
+                <w:b/>
+                <w:sz w:val="18"/>
+              </w:rPr>
+              <w:t>เอกสาร LLDD</w:t>
+            </w:r>
+          </w:p>
+        </w:tc>
+        <w:tc>
+          <w:tcPr>
+            <w:tcW w:type="dxa" w:w="3360"/>
+            <w:vAlign w:val="center"/>
+            <w:shd w:fill="E8EEF5"/>
+          </w:tcPr>
+          <w:p>
+            <w:pPr>
+              <w:keepLines/>
+              <w:spacing w:after="0"/>
+            </w:pPr>
+            <w:r/>
+            <w:r>
+              <w:rPr>
+                <w:rFonts w:ascii="Arial" w:hAnsi="Arial" w:eastAsia="Arial" w:cs="Tahoma"/>
+                <w:b/>
+                <w:sz w:val="18"/>
+              </w:rPr>
+              <w:t>เกี่ยวข้องตรงไหน</w:t>
+            </w:r>
+          </w:p>
+        </w:tc>
+      </w:tr>
+      <w:tr>
+        <w:trPr>
+          <w:cantSplit/>
+        </w:trPr>
+        <w:tc>
+          <w:tcPr>
+            <w:tcW w:type="dxa" w:w="3360"/>
+            <w:vAlign w:val="center"/>
+          </w:tcPr>
+          <w:p>
+            <w:pPr>
+              <w:keepLines/>
+              <w:spacing w:after="0"/>
+            </w:pPr>
+            <w:r>
+              <w:rPr>
+                <w:rFonts w:ascii="Arial" w:hAnsi="Arial" w:eastAsia="Arial" w:cs="Tahoma"/>
+                <w:sz w:val="18"/>
+              </w:rPr>
+            </w:r>
+            <w:r>
+              <w:rPr>
+                <w:rFonts w:ascii="Arial" w:hAnsi="Arial" w:eastAsia="Arial" w:cs="Tahoma"/>
+                <w:sz w:val="18"/>
+              </w:rPr>
+              <w:t>ถูกเรียกจาก</w:t>
+            </w:r>
+          </w:p>
+        </w:tc>
+        <w:tc>
+          <w:tcPr>
+            <w:tcW w:type="dxa" w:w="3360"/>
+            <w:vAlign w:val="center"/>
+          </w:tcPr>
+          <w:p>
+            <w:pPr>
+              <w:keepLines/>
+              <w:spacing w:after="0"/>
+            </w:pPr>
+            <w:r>
+              <w:rPr>
+                <w:rFonts w:ascii="Arial" w:hAnsi="Arial" w:eastAsia="Arial" w:cs="Tahoma"/>
+                <w:sz w:val="18"/>
+              </w:rPr>
+            </w:r>
+            <w:r>
+              <w:rPr>
+                <w:rFonts w:ascii="Arial" w:hAnsi="Arial" w:eastAsia="Arial" w:cs="Tahoma"/>
+                <w:b/>
+                <w:sz w:val="18"/>
+              </w:rPr>
+              <w:t>LLDD-FE-Document-Lists.pdf</w:t>
+            </w:r>
+          </w:p>
+        </w:tc>
+        <w:tc>
+          <w:tcPr>
+            <w:tcW w:type="dxa" w:w="3360"/>
+            <w:vAlign w:val="center"/>
+          </w:tcPr>
+          <w:p>
+            <w:pPr>
+              <w:keepLines/>
+              <w:spacing w:after="0"/>
+            </w:pPr>
+            <w:r>
+              <w:rPr>
+                <w:rFonts w:ascii="Arial" w:hAnsi="Arial" w:eastAsia="Arial" w:cs="Tahoma"/>
+                <w:sz w:val="18"/>
+              </w:rPr>
+            </w:r>
+            <w:r>
+              <w:rPr>
+                <w:rFonts w:ascii="Courier New" w:hAnsi="Courier New" w:eastAsia="Courier New" w:cs="Tahoma"/>
+                <w:sz w:val="18"/>
+              </w:rPr>
+              <w:t>GET /api/v1/sgi/document</w:t>
+            </w:r>
+            <w:r>
+              <w:rPr>
+                <w:rFonts w:ascii="Arial" w:hAnsi="Arial" w:eastAsia="Arial" w:cs="Tahoma"/>
+                <w:sz w:val="18"/>
+              </w:rPr>
+              <w:t xml:space="preserve"> · </w:t>
+            </w:r>
+            <w:r>
+              <w:rPr>
+                <w:rFonts w:ascii="Courier New" w:hAnsi="Courier New" w:eastAsia="Courier New" w:cs="Tahoma"/>
+                <w:sz w:val="18"/>
+              </w:rPr>
+              <w:t>GET /api/v1/sgi/document/tasks</w:t>
+            </w:r>
+          </w:p>
+        </w:tc>
+      </w:tr>
+      <w:tr>
+        <w:trPr>
+          <w:cantSplit/>
+        </w:trPr>
+        <w:tc>
+          <w:tcPr>
+            <w:tcW w:type="dxa" w:w="3360"/>
+            <w:vAlign w:val="center"/>
+          </w:tcPr>
+          <w:p>
+            <w:pPr>
+              <w:keepLines/>
+              <w:spacing w:after="0"/>
+            </w:pPr>
+            <w:r>
+              <w:rPr>
+                <w:rFonts w:ascii="Arial" w:hAnsi="Arial" w:eastAsia="Arial" w:cs="Tahoma"/>
+                <w:sz w:val="18"/>
+              </w:rPr>
+            </w:r>
+            <w:r>
+              <w:rPr>
+                <w:rFonts w:ascii="Arial" w:hAnsi="Arial" w:eastAsia="Arial" w:cs="Tahoma"/>
+                <w:sz w:val="18"/>
+              </w:rPr>
+              <w:t>สัญญากลาง</w:t>
+            </w:r>
+          </w:p>
+        </w:tc>
+        <w:tc>
+          <w:tcPr>
+            <w:tcW w:type="dxa" w:w="3360"/>
+            <w:vAlign w:val="center"/>
+          </w:tcPr>
+          <w:p>
+            <w:pPr>
+              <w:keepLines/>
+              <w:spacing w:after="0"/>
+            </w:pPr>
+            <w:r>
+              <w:rPr>
+                <w:rFonts w:ascii="Arial" w:hAnsi="Arial" w:eastAsia="Arial" w:cs="Tahoma"/>
+                <w:sz w:val="18"/>
+              </w:rPr>
+            </w:r>
+            <w:r>
+              <w:rPr>
+                <w:rFonts w:ascii="Arial" w:hAnsi="Arial" w:eastAsia="Arial" w:cs="Tahoma"/>
+                <w:b/>
+                <w:sz w:val="18"/>
+              </w:rPr>
+              <w:t>LLDD-BE-API-Common-Contracts.pdf</w:t>
+            </w:r>
+          </w:p>
+        </w:tc>
+        <w:tc>
+          <w:tcPr>
+            <w:tcW w:type="dxa" w:w="3360"/>
+            <w:vAlign w:val="center"/>
+          </w:tcPr>
+          <w:p>
+            <w:pPr>
+              <w:keepLines/>
+              <w:spacing w:after="0"/>
+            </w:pPr>
+            <w:r>
+              <w:rPr>
+                <w:rFonts w:ascii="Arial" w:hAnsi="Arial" w:eastAsia="Arial" w:cs="Tahoma"/>
+                <w:sz w:val="18"/>
+              </w:rPr>
+            </w:r>
+            <w:r>
+              <w:rPr>
+                <w:rFonts w:ascii="Arial" w:hAnsi="Arial" w:eastAsia="Arial" w:cs="Tahoma"/>
+                <w:sz w:val="18"/>
+              </w:rPr>
+              <w:t xml:space="preserve">envelope </w:t>
+            </w:r>
+            <w:r>
+              <w:rPr>
+                <w:rFonts w:ascii="Courier New" w:hAnsi="Courier New" w:eastAsia="Courier New" w:cs="Tahoma"/>
+                <w:sz w:val="18"/>
+              </w:rPr>
+              <w:t>{success,data}</w:t>
+            </w:r>
+            <w:r>
+              <w:rPr>
+                <w:rFonts w:ascii="Arial" w:hAnsi="Arial" w:eastAsia="Arial" w:cs="Tahoma"/>
+                <w:sz w:val="18"/>
+              </w:rPr>
+              <w:t xml:space="preserve"> · error code · pagination · รูปแบบวันที่/เลขเอกสาร</w:t>
+            </w:r>
+          </w:p>
+        </w:tc>
+      </w:tr>
+      <w:tr>
+        <w:trPr>
+          <w:cantSplit/>
+        </w:trPr>
+        <w:tc>
+          <w:tcPr>
+            <w:tcW w:type="dxa" w:w="3360"/>
+            <w:vAlign w:val="center"/>
+          </w:tcPr>
+          <w:p>
+            <w:pPr>
+              <w:keepLines/>
+              <w:spacing w:after="0"/>
+            </w:pPr>
+            <w:r>
+              <w:rPr>
+                <w:rFonts w:ascii="Arial" w:hAnsi="Arial" w:eastAsia="Arial" w:cs="Tahoma"/>
+                <w:sz w:val="18"/>
+              </w:rPr>
+            </w:r>
+            <w:r>
+              <w:rPr>
+                <w:rFonts w:ascii="Arial" w:hAnsi="Arial" w:eastAsia="Arial" w:cs="Tahoma"/>
+                <w:sz w:val="18"/>
+              </w:rPr>
+              <w:t>โครงสร้างข้อมูล</w:t>
+            </w:r>
+          </w:p>
+        </w:tc>
+        <w:tc>
+          <w:tcPr>
+            <w:tcW w:type="dxa" w:w="3360"/>
+            <w:vAlign w:val="center"/>
+          </w:tcPr>
+          <w:p>
+            <w:pPr>
+              <w:keepLines/>
+              <w:spacing w:after="0"/>
+            </w:pPr>
+            <w:r>
+              <w:rPr>
+                <w:rFonts w:ascii="Arial" w:hAnsi="Arial" w:eastAsia="Arial" w:cs="Tahoma"/>
+                <w:sz w:val="18"/>
+              </w:rPr>
+            </w:r>
+            <w:r>
+              <w:rPr>
+                <w:rFonts w:ascii="Arial" w:hAnsi="Arial" w:eastAsia="Arial" w:cs="Tahoma"/>
+                <w:b/>
+                <w:sz w:val="18"/>
+              </w:rPr>
+              <w:t>LLDD-BE-Database-Structure.pdf</w:t>
+            </w:r>
+          </w:p>
+        </w:tc>
+        <w:tc>
+          <w:tcPr>
+            <w:tcW w:type="dxa" w:w="3360"/>
+            <w:vAlign w:val="center"/>
+          </w:tcPr>
+          <w:p>
+            <w:pPr>
+              <w:keepLines/>
+              <w:spacing w:after="0"/>
+            </w:pPr>
+            <w:r>
+              <w:rPr>
+                <w:rFonts w:ascii="Arial" w:hAnsi="Arial" w:eastAsia="Arial" w:cs="Tahoma"/>
+                <w:sz w:val="18"/>
+              </w:rPr>
+            </w:r>
+            <w:r>
+              <w:rPr>
+                <w:rFonts w:ascii="Arial" w:hAnsi="Arial" w:eastAsia="Arial" w:cs="Tahoma"/>
+                <w:sz w:val="18"/>
+              </w:rPr>
+              <w:t>DDL ของตารางที่หัวข้อ Reference DB Mapping อ้างถึง</w:t>
+            </w:r>
+          </w:p>
+        </w:tc>
+      </w:tr>
+      <w:tr>
+        <w:trPr>
+          <w:cantSplit/>
+        </w:trPr>
+        <w:tc>
+          <w:tcPr>
+            <w:tcW w:type="dxa" w:w="3360"/>
+            <w:vAlign w:val="center"/>
+          </w:tcPr>
+          <w:p>
+            <w:pPr>
+              <w:keepLines/>
+              <w:spacing w:after="0"/>
+            </w:pPr>
+            <w:r>
+              <w:rPr>
+                <w:rFonts w:ascii="Arial" w:hAnsi="Arial" w:eastAsia="Arial" w:cs="Tahoma"/>
+                <w:sz w:val="18"/>
+              </w:rPr>
+            </w:r>
+            <w:r>
+              <w:rPr>
+                <w:rFonts w:ascii="Arial" w:hAnsi="Arial" w:eastAsia="Arial" w:cs="Tahoma"/>
+                <w:sz w:val="18"/>
+              </w:rPr>
+              <w:t>workflow engine</w:t>
+            </w:r>
+          </w:p>
+        </w:tc>
+        <w:tc>
+          <w:tcPr>
+            <w:tcW w:type="dxa" w:w="3360"/>
+            <w:vAlign w:val="center"/>
+          </w:tcPr>
+          <w:p>
+            <w:pPr>
+              <w:keepLines/>
+              <w:spacing w:after="0"/>
+            </w:pPr>
+            <w:r>
+              <w:rPr>
+                <w:rFonts w:ascii="Arial" w:hAnsi="Arial" w:eastAsia="Arial" w:cs="Tahoma"/>
+                <w:sz w:val="18"/>
+              </w:rPr>
+            </w:r>
+            <w:r>
+              <w:rPr>
+                <w:rFonts w:ascii="Arial" w:hAnsi="Arial" w:eastAsia="Arial" w:cs="Tahoma"/>
+                <w:b/>
+                <w:sz w:val="18"/>
+              </w:rPr>
+              <w:t>LLDD-BE-Workflow-Engine-Definition.pdf</w:t>
+            </w:r>
+          </w:p>
+        </w:tc>
+        <w:tc>
+          <w:tcPr>
+            <w:tcW w:type="dxa" w:w="3360"/>
+            <w:vAlign w:val="center"/>
+          </w:tcPr>
+          <w:p>
+            <w:pPr>
+              <w:keepLines/>
+              <w:spacing w:after="0"/>
+            </w:pPr>
+            <w:r>
+              <w:rPr>
+                <w:rFonts w:ascii="Arial" w:hAnsi="Arial" w:eastAsia="Arial" w:cs="Tahoma"/>
+                <w:sz w:val="18"/>
+              </w:rPr>
+            </w:r>
+            <w:r>
+              <w:rPr>
+                <w:rFonts w:ascii="Arial" w:hAnsi="Arial" w:eastAsia="Arial" w:cs="Tahoma"/>
+                <w:sz w:val="18"/>
+              </w:rPr>
+              <w:t>นิยาม state/route/event ที่หัวข้อ Workflow Trigger Event Contract เรียกใช้</w:t>
+            </w:r>
+          </w:p>
+        </w:tc>
+      </w:tr>
+      <w:tr>
+        <w:trPr>
+          <w:cantSplit/>
+        </w:trPr>
+        <w:tc>
+          <w:tcPr>
+            <w:tcW w:type="dxa" w:w="3360"/>
+            <w:vAlign w:val="center"/>
+          </w:tcPr>
+          <w:p>
+            <w:pPr>
+              <w:keepLines/>
+              <w:spacing w:after="0"/>
+            </w:pPr>
+            <w:r>
+              <w:rPr>
+                <w:rFonts w:ascii="Arial" w:hAnsi="Arial" w:eastAsia="Arial" w:cs="Tahoma"/>
+                <w:sz w:val="18"/>
+              </w:rPr>
+            </w:r>
+            <w:r>
+              <w:rPr>
+                <w:rFonts w:ascii="Arial" w:hAnsi="Arial" w:eastAsia="Arial" w:cs="Tahoma"/>
+                <w:sz w:val="18"/>
+              </w:rPr>
+              <w:t>แพลตฟอร์มระบบเดิม</w:t>
+            </w:r>
+          </w:p>
+        </w:tc>
+        <w:tc>
+          <w:tcPr>
+            <w:tcW w:type="dxa" w:w="3360"/>
+            <w:vAlign w:val="center"/>
+          </w:tcPr>
+          <w:p>
+            <w:pPr>
+              <w:keepLines/>
+              <w:spacing w:after="0"/>
+            </w:pPr>
+            <w:r>
+              <w:rPr>
+                <w:rFonts w:ascii="Arial" w:hAnsi="Arial" w:eastAsia="Arial" w:cs="Tahoma"/>
+                <w:sz w:val="18"/>
+              </w:rPr>
+            </w:r>
+            <w:r>
+              <w:rPr>
+                <w:rFonts w:ascii="Arial" w:hAnsi="Arial" w:eastAsia="Arial" w:cs="Tahoma"/>
+                <w:b/>
+                <w:sz w:val="18"/>
+              </w:rPr>
+              <w:t>LLDD-BE-Integration-SBP-Platform.pdf</w:t>
+            </w:r>
+          </w:p>
+        </w:tc>
+        <w:tc>
+          <w:tcPr>
+            <w:tcW w:type="dxa" w:w="3360"/>
+            <w:vAlign w:val="center"/>
+          </w:tcPr>
+          <w:p>
+            <w:pPr>
+              <w:keepLines/>
+              <w:spacing w:after="0"/>
+            </w:pPr>
+            <w:r>
+              <w:rPr>
+                <w:rFonts w:ascii="Arial" w:hAnsi="Arial" w:eastAsia="Arial" w:cs="Tahoma"/>
+                <w:sz w:val="18"/>
+              </w:rPr>
+            </w:r>
+            <w:r>
+              <w:rPr>
+                <w:rFonts w:ascii="Arial" w:hAnsi="Arial" w:eastAsia="Arial" w:cs="Tahoma"/>
+                <w:sz w:val="18"/>
+              </w:rPr>
+              <w:t>header จาก BFF (</w:t>
+            </w:r>
+            <w:r>
+              <w:rPr>
+                <w:rFonts w:ascii="Courier New" w:hAnsi="Courier New" w:eastAsia="Courier New" w:cs="Tahoma"/>
+                <w:sz w:val="18"/>
+              </w:rPr>
+              <w:t>x-api-key</w:t>
+            </w:r>
+            <w:r>
+              <w:rPr>
+                <w:rFonts w:ascii="Arial" w:hAnsi="Arial" w:eastAsia="Arial" w:cs="Tahoma"/>
+                <w:sz w:val="18"/>
+              </w:rPr>
+              <w:t xml:space="preserve"> / </w:t>
+            </w:r>
+            <w:r>
+              <w:rPr>
+                <w:rFonts w:ascii="Courier New" w:hAnsi="Courier New" w:eastAsia="Courier New" w:cs="Tahoma"/>
+                <w:sz w:val="18"/>
+              </w:rPr>
+              <w:t>x-user-*</w:t>
+            </w:r>
+            <w:r>
+              <w:rPr>
+                <w:rFonts w:ascii="Arial" w:hAnsi="Arial" w:eastAsia="Arial" w:cs="Tahoma"/>
+                <w:sz w:val="18"/>
+              </w:rPr>
+              <w:t>) · การ reuse ตารางและ service ของระบบ SBP เดิม</w:t>
+            </w:r>
+          </w:p>
+        </w:tc>
+      </w:tr>
+      <w:tr>
+        <w:trPr>
+          <w:cantSplit/>
+        </w:trPr>
+        <w:tc>
+          <w:tcPr>
+            <w:tcW w:type="dxa" w:w="3360"/>
+            <w:vAlign w:val="center"/>
+          </w:tcPr>
+          <w:p>
+            <w:pPr>
+              <w:keepLines/>
+              <w:spacing w:after="0"/>
+            </w:pPr>
+            <w:r>
+              <w:rPr>
+                <w:rFonts w:ascii="Arial" w:hAnsi="Arial" w:eastAsia="Arial" w:cs="Tahoma"/>
+                <w:sz w:val="18"/>
+              </w:rPr>
+            </w:r>
+            <w:r>
+              <w:rPr>
+                <w:rFonts w:ascii="Arial" w:hAnsi="Arial" w:eastAsia="Arial" w:cs="Tahoma"/>
+                <w:sz w:val="18"/>
+              </w:rPr>
+              <w:t>ต้องจบก่อน (ลำดับงาน)</w:t>
+            </w:r>
+          </w:p>
+        </w:tc>
+        <w:tc>
+          <w:tcPr>
+            <w:tcW w:type="dxa" w:w="3360"/>
+            <w:vAlign w:val="center"/>
+          </w:tcPr>
+          <w:p>
+            <w:pPr>
+              <w:keepLines/>
+              <w:spacing w:after="0"/>
+            </w:pPr>
+            <w:r>
+              <w:rPr>
+                <w:rFonts w:ascii="Arial" w:hAnsi="Arial" w:eastAsia="Arial" w:cs="Tahoma"/>
+                <w:sz w:val="18"/>
+              </w:rPr>
+            </w:r>
+            <w:r>
+              <w:rPr>
+                <w:rFonts w:ascii="Arial" w:hAnsi="Arial" w:eastAsia="Arial" w:cs="Tahoma"/>
+                <w:b/>
+                <w:sz w:val="18"/>
+              </w:rPr>
+              <w:t>LLDD-BE-API-Common-Contracts.pdf</w:t>
+            </w:r>
+          </w:p>
+        </w:tc>
+        <w:tc>
+          <w:tcPr>
+            <w:tcW w:type="dxa" w:w="3360"/>
+            <w:vAlign w:val="center"/>
+          </w:tcPr>
+          <w:p>
+            <w:pPr>
+              <w:keepLines/>
+              <w:spacing w:after="0"/>
+            </w:pPr>
+            <w:r>
+              <w:rPr>
+                <w:rFonts w:ascii="Arial" w:hAnsi="Arial" w:eastAsia="Arial" w:cs="Tahoma"/>
+                <w:sz w:val="18"/>
+              </w:rPr>
+            </w:r>
+            <w:r>
+              <w:rPr>
+                <w:rFonts w:ascii="Arial" w:hAnsi="Arial" w:eastAsia="Arial" w:cs="Tahoma"/>
+                <w:sz w:val="18"/>
+              </w:rPr>
+              <w:t>เป็นฉบับต้นทางของสัญญา/โครงที่ฉบับนี้อ้าง</w:t>
+            </w:r>
+          </w:p>
+        </w:tc>
+      </w:tr>
+      <w:tr>
+        <w:trPr>
+          <w:cantSplit/>
+        </w:trPr>
+        <w:tc>
+          <w:tcPr>
+            <w:tcW w:type="dxa" w:w="3360"/>
+            <w:vAlign w:val="center"/>
+          </w:tcPr>
+          <w:p>
+            <w:pPr>
+              <w:keepLines/>
+              <w:spacing w:after="0"/>
+            </w:pPr>
+            <w:r>
+              <w:rPr>
+                <w:rFonts w:ascii="Arial" w:hAnsi="Arial" w:eastAsia="Arial" w:cs="Tahoma"/>
+                <w:sz w:val="18"/>
+              </w:rPr>
+            </w:r>
+            <w:r>
+              <w:rPr>
+                <w:rFonts w:ascii="Arial" w:hAnsi="Arial" w:eastAsia="Arial" w:cs="Tahoma"/>
+                <w:sz w:val="18"/>
+              </w:rPr>
+              <w:t>ต้องจบก่อน (ลำดับงาน)</w:t>
+            </w:r>
+          </w:p>
+        </w:tc>
+        <w:tc>
+          <w:tcPr>
+            <w:tcW w:type="dxa" w:w="3360"/>
+            <w:vAlign w:val="center"/>
+          </w:tcPr>
+          <w:p>
+            <w:pPr>
+              <w:keepLines/>
+              <w:spacing w:after="0"/>
+            </w:pPr>
+            <w:r>
+              <w:rPr>
+                <w:rFonts w:ascii="Arial" w:hAnsi="Arial" w:eastAsia="Arial" w:cs="Tahoma"/>
+                <w:sz w:val="18"/>
+              </w:rPr>
+            </w:r>
+            <w:r>
+              <w:rPr>
+                <w:rFonts w:ascii="Arial" w:hAnsi="Arial" w:eastAsia="Arial" w:cs="Tahoma"/>
+                <w:b/>
+                <w:sz w:val="18"/>
+              </w:rPr>
+              <w:t>LLDD-BE-Database-Structure.pdf</w:t>
+            </w:r>
+          </w:p>
+        </w:tc>
+        <w:tc>
+          <w:tcPr>
+            <w:tcW w:type="dxa" w:w="3360"/>
+            <w:vAlign w:val="center"/>
+          </w:tcPr>
+          <w:p>
+            <w:pPr>
+              <w:keepLines/>
+              <w:spacing w:after="0"/>
+            </w:pPr>
+            <w:r>
+              <w:rPr>
+                <w:rFonts w:ascii="Arial" w:hAnsi="Arial" w:eastAsia="Arial" w:cs="Tahoma"/>
+                <w:sz w:val="18"/>
+              </w:rPr>
+            </w:r>
+            <w:r>
+              <w:rPr>
+                <w:rFonts w:ascii="Arial" w:hAnsi="Arial" w:eastAsia="Arial" w:cs="Tahoma"/>
+                <w:sz w:val="18"/>
+              </w:rPr>
+              <w:t>เป็นฉบับต้นทางของสัญญา/โครงที่ฉบับนี้อ้าง</w:t>
+            </w:r>
+          </w:p>
+        </w:tc>
+      </w:tr>
+    </w:tbl>
+    <w:p/>
     <w:p>
       <w:pPr>
         <w:pStyle w:val="Heading1"/>
@@ -740,7 +1467,18 @@
         <w:pageBreakBefore w:val="0"/>
       </w:pPr>
       <w:r>
-        <w:t>4. Implementation Flow Diagram (Reference)</w:t>
+        <w:t>4. Implementation Flow &amp; Sequence Diagram (Reference)</w:t>
+      </w:r>
+    </w:p>
+    <w:p>
+      <w:pPr>
+        <w:pStyle w:val="Heading2"/>
+        <w:keepNext/>
+        <w:keepLines/>
+        <w:pageBreakBefore w:val="0"/>
+      </w:pPr>
+      <w:r>
+        <w:t>4.1 Implementation Flow (ลำดับขั้นการทำงาน)</w:t>
       </w:r>
     </w:p>
     <w:p>
@@ -798,6 +1536,78 @@
     </w:p>
     <w:p>
       <w:pPr>
+        <w:pStyle w:val="Heading2"/>
+        <w:keepNext/>
+        <w:keepLines/>
+        <w:pageBreakBefore w:val="0"/>
+      </w:pPr>
+      <w:r>
+        <w:t>4.2 Sequence Diagram (ใครคุยกับใคร ลำดับไหน)</w:t>
+      </w:r>
+    </w:p>
+    <w:p>
+      <w:pPr>
+        <w:keepNext w:val="0"/>
+      </w:pPr>
+      <w:r>
+        <w:t>ผู้แสดงและลำดับข้อความในภาพนี้สร้างจาก endpoint ในหัวข้อ 7 และตารางในหัวข้อ Reference DB Mapping ของเอกสารฉบับนี้เอง จึงตรงกับสัญญาเสมอ</w:t>
+      </w:r>
+    </w:p>
+    <w:p>
+      <w:pPr>
+        <w:keepNext/>
+        <w:jc w:val="center"/>
+      </w:pPr>
+      <w:r>
+        <w:drawing>
+          <wp:inline xmlns:a="http://schemas.openxmlformats.org/drawingml/2006/main" xmlns:pic="http://schemas.openxmlformats.org/drawingml/2006/picture">
+            <wp:extent cx="5669280" cy="2918629"/>
+            <wp:docPr id="2" name="Picture 2"/>
+            <wp:cNvGraphicFramePr>
+              <a:graphicFrameLocks noChangeAspect="1"/>
+            </wp:cNvGraphicFramePr>
+            <a:graphic>
+              <a:graphicData uri="http://schemas.openxmlformats.org/drawingml/2006/picture">
+                <pic:pic>
+                  <pic:nvPicPr>
+                    <pic:cNvPr id="0" name="BE-LLDD-BE-API-Document-List-Search-sequence.png"/>
+                    <pic:cNvPicPr/>
+                  </pic:nvPicPr>
+                  <pic:blipFill>
+                    <a:blip r:embed="rId12"/>
+                    <a:stretch>
+                      <a:fillRect/>
+                    </a:stretch>
+                  </pic:blipFill>
+                  <pic:spPr>
+                    <a:xfrm>
+                      <a:off x="0" y="0"/>
+                      <a:ext cx="5669280" cy="2918629"/>
+                    </a:xfrm>
+                    <a:prstGeom prst="rect"/>
+                  </pic:spPr>
+                </pic:pic>
+              </a:graphicData>
+            </a:graphic>
+          </wp:inline>
+        </w:drawing>
+      </w:r>
+    </w:p>
+    <w:p>
+      <w:pPr>
+        <w:keepLines/>
+        <w:jc w:val="center"/>
+      </w:pPr>
+      <w:r>
+        <w:rPr>
+          <w:i/>
+          <w:sz w:val="18"/>
+        </w:rPr>
+        <w:t>รูปที่ 2: Sequence diagram: LLDD BE - API Document List and Search</w:t>
+      </w:r>
+    </w:p>
+    <w:p>
+      <w:pPr>
         <w:pStyle w:val="Heading1"/>
         <w:keepNext/>
         <w:keepLines/>
@@ -1831,7 +2641,7 @@
                 <w:rFonts w:ascii="Arial" w:hAnsi="Arial" w:eastAsia="Arial" w:cs="Tahoma"/>
                 <w:sz w:val="18"/>
               </w:rPr>
-              <w:t>required for /sbpgi/document</w:t>
+              <w:t>required for /sgi/document</w:t>
             </w:r>
           </w:p>
         </w:tc>
@@ -2089,7 +2899,7 @@
                 <w:rFonts w:ascii="Arial" w:hAnsi="Arial" w:eastAsia="Arial" w:cs="Tahoma"/>
                 <w:sz w:val="18"/>
               </w:rPr>
-              <w:t>GET /api/v1/sbpgi/document/tasks; GET /api/v1/sbpgi/document</w:t>
+              <w:t>GET /api/v1/sgi/document/tasks; GET /api/v1/sgi/document</w:t>
             </w:r>
           </w:p>
         </w:tc>
@@ -2144,7 +2954,7 @@
                 <w:rFonts w:ascii="Arial" w:hAnsi="Arial" w:eastAsia="Arial" w:cs="Tahoma"/>
                 <w:sz w:val="18"/>
               </w:rPr>
-              <w:t>Read JWT section/role; Validate year for documents; Build filter query; Join impacted_stores</w:t>
+              <w:t>Read JWT section/role; Validate year for documents; Build filter query; Join sgi_impacted_stores</w:t>
             </w:r>
           </w:p>
         </w:tc>
@@ -2213,7 +3023,7 @@
                 <w:rFonts w:ascii="Arial" w:hAnsi="Arial" w:eastAsia="Arial" w:cs="Tahoma"/>
                 <w:sz w:val="18"/>
               </w:rPr>
-              <w:t xml:space="preserve"> และร่องรอยที่ตรวจย้อนได้ (log / consideration_logs / workflow_history ของ engine)</w:t>
+              <w:t xml:space="preserve"> และร่องรอยที่ตรวจย้อนได้ (log / sgi_consideration_logs / workflow_history ของ engine)</w:t>
             </w:r>
           </w:p>
         </w:tc>
@@ -2362,7 +3172,7 @@
                 <w:rFonts w:ascii="Arial" w:hAnsi="Arial" w:eastAsia="Arial" w:cs="Tahoma"/>
                 <w:sz w:val="18"/>
               </w:rPr>
-              <w:t>GET /api/v1/sbpgi/document/tasks</w:t>
+              <w:t>GET /api/v1/sgi/document/tasks</w:t>
             </w:r>
           </w:p>
         </w:tc>
@@ -2437,7 +3247,7 @@
                 <w:rFonts w:ascii="Arial" w:hAnsi="Arial" w:eastAsia="Arial" w:cs="Tahoma"/>
                 <w:sz w:val="18"/>
               </w:rPr>
-              <w:t>year missing fails for /sbpgi/document</w:t>
+              <w:t>year missing fails for /sgi/document</w:t>
             </w:r>
           </w:p>
         </w:tc>
@@ -2467,7 +3277,7 @@
                 <w:rFonts w:ascii="Arial" w:hAnsi="Arial" w:eastAsia="Arial" w:cs="Tahoma"/>
                 <w:sz w:val="18"/>
               </w:rPr>
-              <w:t>GET /api/v1/sbpgi/document</w:t>
+              <w:t>GET /api/v1/sgi/document</w:t>
             </w:r>
           </w:p>
         </w:tc>
@@ -2933,7 +3743,7 @@
                 <w:rFonts w:ascii="Arial" w:hAnsi="Arial" w:eastAsia="Arial" w:cs="Tahoma"/>
                 <w:sz w:val="18"/>
               </w:rPr>
-              <w:t>Join impacted_stores</w:t>
+              <w:t>Join sgi_impacted_stores</w:t>
             </w:r>
           </w:p>
         </w:tc>
@@ -3337,7 +4147,7 @@
         <w:t>sps_store.workflow_*</w:t>
       </w:r>
       <w:r>
-        <w:t xml:space="preserve"> (13 ตาราง) เป็นของ lib — SBPGI </w:t>
+        <w:t xml:space="preserve"> (13 ตาราง) เป็นของ lib — SGI </w:t>
       </w:r>
       <w:r>
         <w:rPr>
@@ -3382,7 +4192,7 @@
         <w:keepLines/>
       </w:pPr>
       <w:r>
-        <w:t>unit test ต้อง mock engine และครอบอย่างน้อย: เรียกสำเร็จ · engine โยน error แล้ว rollback ฝั่ง SBPGI ครบ · เรียกซ้ำด้วย referenceId เดิมไม่เกิดผลซ้ำ</w:t>
+        <w:t>unit test ต้อง mock engine และครอบอย่างน้อย: เรียกสำเร็จ · engine โยน error แล้ว rollback ฝั่ง SGI ครบ · เรียกซ้ำด้วย referenceId เดิมไม่เกิดผลซ้ำ</w:t>
       </w:r>
     </w:p>
     <w:p>
@@ -3733,7 +4543,7 @@
         <w:pageBreakBefore w:val="0"/>
       </w:pPr>
       <w:r>
-        <w:t>GET /api/v1/sbpgi/document/tasks</w:t>
+        <w:t>GET /api/v1/sgi/document/tasks</w:t>
       </w:r>
     </w:p>
     <w:p>
@@ -4770,7 +5580,7 @@
         <w:pageBreakBefore w:val="0"/>
       </w:pPr>
       <w:r>
-        <w:t>GET /api/v1/sbpgi/document</w:t>
+        <w:t>GET /api/v1/sgi/document</w:t>
       </w:r>
     </w:p>
     <w:p>
@@ -6113,7 +6923,7 @@
                 <w:rFonts w:ascii="Arial" w:hAnsi="Arial" w:eastAsia="Arial" w:cs="Tahoma"/>
                 <w:sz w:val="18"/>
               </w:rPr>
-              <w:t>compensation_documents</w:t>
+              <w:t>sgi_compensation_documents</w:t>
             </w:r>
           </w:p>
         </w:tc>
@@ -6193,7 +7003,7 @@
                 <w:rFonts w:ascii="Arial" w:hAnsi="Arial" w:eastAsia="Arial" w:cs="Tahoma"/>
                 <w:sz w:val="18"/>
               </w:rPr>
-              <w:t>impacted_stores</w:t>
+              <w:t>sgi_impacted_stores</w:t>
             </w:r>
           </w:p>
         </w:tc>
@@ -6273,7 +7083,7 @@
                 <w:rFonts w:ascii="Arial" w:hAnsi="Arial" w:eastAsia="Arial" w:cs="Tahoma"/>
                 <w:sz w:val="18"/>
               </w:rPr>
-              <w:t>fgi_impact_sales_summaries</w:t>
+              <w:t>sgi_fgi_impact_sales_summaries</w:t>
             </w:r>
           </w:p>
         </w:tc>
@@ -6353,7 +7163,7 @@
                 <w:rFonts w:ascii="Arial" w:hAnsi="Arial" w:eastAsia="Arial" w:cs="Tahoma"/>
                 <w:sz w:val="18"/>
               </w:rPr>
-              <w:t>consideration_logs</w:t>
+              <w:t>sgi_consideration_logs</w:t>
             </w:r>
           </w:p>
         </w:tc>
@@ -6579,7 +7389,7 @@
                 <w:rFonts w:ascii="Arial" w:hAnsi="Arial" w:eastAsia="Arial" w:cs="Tahoma"/>
                 <w:sz w:val="18"/>
               </w:rPr>
-              <w:t>store-backend · src/modules/sbpgi-document-list-search/sbpgi-document-list-search.controller.ts</w:t>
+              <w:t>store-backend · src/modules/sgi-document-list-search/sgi-document-list-search.controller.ts</w:t>
             </w:r>
           </w:p>
         </w:tc>
@@ -6655,7 +7465,7 @@
                 <w:rFonts w:ascii="Arial" w:hAnsi="Arial" w:eastAsia="Arial" w:cs="Tahoma"/>
                 <w:sz w:val="18"/>
               </w:rPr>
-              <w:t>store-backend · src/modules/sbpgi-document-list-search/sbpgi-document-list-search.service.ts</w:t>
+              <w:t>store-backend · src/modules/sgi-document-list-search/sgi-document-list-search.service.ts</w:t>
             </w:r>
           </w:p>
         </w:tc>
@@ -6724,7 +7534,7 @@
                 <w:rFonts w:ascii="Arial" w:hAnsi="Arial" w:eastAsia="Arial" w:cs="Tahoma"/>
                 <w:sz w:val="18"/>
               </w:rPr>
-              <w:t>store-backend · src/modules/sbpgi-document-list-search/sbpgi-document-list-search.sql.ts</w:t>
+              <w:t>store-backend · src/modules/sgi-document-list-search/sgi-document-list-search.sql.ts</w:t>
             </w:r>
           </w:p>
         </w:tc>
@@ -6779,7 +7589,7 @@
                 <w:rFonts w:ascii="Arial" w:hAnsi="Arial" w:eastAsia="Arial" w:cs="Tahoma"/>
                 <w:sz w:val="18"/>
               </w:rPr>
-              <w:t>store-backend · src/modules/sbpgi-document-list-search/dto/sbpgi-document-list-search.dto.ts</w:t>
+              <w:t>store-backend · src/modules/sgi-document-list-search/dto/sgi-document-list-search.dto.ts</w:t>
             </w:r>
           </w:p>
         </w:tc>
@@ -6834,7 +7644,7 @@
                 <w:rFonts w:ascii="Arial" w:hAnsi="Arial" w:eastAsia="Arial" w:cs="Tahoma"/>
                 <w:sz w:val="18"/>
               </w:rPr>
-              <w:t>store-backend · src/modules/sbpgi-document-list-search/sbpgi-document-list-search.module.ts</w:t>
+              <w:t>store-backend · src/modules/sgi-document-list-search/sgi-document-list-search.module.ts</w:t>
             </w:r>
           </w:p>
         </w:tc>
@@ -6896,7 +7706,7 @@
                 <w:rFonts w:ascii="Arial" w:hAnsi="Arial" w:eastAsia="Arial" w:cs="Tahoma"/>
                 <w:sz w:val="18"/>
               </w:rPr>
-              <w:t>store-backend · src/entitys/compensation-documents.entity.ts</w:t>
+              <w:t>store-backend · src/entitys/sgi-compensation-documents.entity.ts</w:t>
             </w:r>
           </w:p>
         </w:tc>
@@ -6928,7 +7738,7 @@
                 <w:rFonts w:ascii="Courier New" w:hAnsi="Courier New" w:eastAsia="Courier New" w:cs="Tahoma"/>
                 <w:sz w:val="18"/>
               </w:rPr>
-              <w:t>compensation_documents</w:t>
+              <w:t>sgi_compensation_documents</w:t>
             </w:r>
             <w:r>
               <w:rPr>
@@ -6987,7 +7797,7 @@
                 <w:rFonts w:ascii="Arial" w:hAnsi="Arial" w:eastAsia="Arial" w:cs="Tahoma"/>
                 <w:sz w:val="18"/>
               </w:rPr>
-              <w:t>store-backend · src/entitys/impacted-stores.entity.ts</w:t>
+              <w:t>store-backend · src/entitys/sgi-impacted-stores.entity.ts</w:t>
             </w:r>
           </w:p>
         </w:tc>
@@ -7019,7 +7829,7 @@
                 <w:rFonts w:ascii="Courier New" w:hAnsi="Courier New" w:eastAsia="Courier New" w:cs="Tahoma"/>
                 <w:sz w:val="18"/>
               </w:rPr>
-              <w:t>impacted_stores</w:t>
+              <w:t>sgi_impacted_stores</w:t>
             </w:r>
             <w:r>
               <w:rPr>
@@ -7070,7 +7880,7 @@
                 <w:rFonts w:ascii="Arial" w:hAnsi="Arial" w:eastAsia="Arial" w:cs="Tahoma"/>
                 <w:sz w:val="18"/>
               </w:rPr>
-              <w:t>store-backend · src/entitys/fgi-impact-sales-summaries.entity.ts</w:t>
+              <w:t>store-backend · src/entitys/sgi-fgi-impact-sales-summaries.entity.ts</w:t>
             </w:r>
           </w:p>
         </w:tc>
@@ -7102,7 +7912,7 @@
                 <w:rFonts w:ascii="Courier New" w:hAnsi="Courier New" w:eastAsia="Courier New" w:cs="Tahoma"/>
                 <w:sz w:val="18"/>
               </w:rPr>
-              <w:t>fgi_impact_sales_summaries</w:t>
+              <w:t>sgi_fgi_impact_sales_summaries</w:t>
             </w:r>
             <w:r>
               <w:rPr>
@@ -7153,7 +7963,7 @@
                 <w:rFonts w:ascii="Arial" w:hAnsi="Arial" w:eastAsia="Arial" w:cs="Tahoma"/>
                 <w:sz w:val="18"/>
               </w:rPr>
-              <w:t>store-backend · src/providers/sbpgi/sbpgi.ts</w:t>
+              <w:t>store-backend · src/providers/sgi/sgi.ts</w:t>
             </w:r>
           </w:p>
         </w:tc>
@@ -7230,7 +8040,7 @@
                 <w:rFonts w:ascii="Arial" w:hAnsi="Arial" w:eastAsia="Arial" w:cs="Tahoma"/>
                 <w:sz w:val="18"/>
               </w:rPr>
-              <w:t>store-backend · sql/deploy-sbpgi-document-list-search.sql</w:t>
+              <w:t>store-backend · sql/deploy-sgi-document-list-search.sql</w:t>
             </w:r>
           </w:p>
         </w:tc>
@@ -7285,7 +8095,7 @@
                 <w:rFonts w:ascii="Arial" w:hAnsi="Arial" w:eastAsia="Arial" w:cs="Tahoma"/>
                 <w:sz w:val="18"/>
               </w:rPr>
-              <w:t>BFF · src/common/client-services/sbpgi-client.service.ts</w:t>
+              <w:t>BFF · src/common/client-services/sgi-client.service.ts</w:t>
             </w:r>
           </w:p>
         </w:tc>
@@ -7375,7 +8185,7 @@
                 <w:rFonts w:ascii="Arial" w:hAnsi="Arial" w:eastAsia="Arial" w:cs="Tahoma"/>
                 <w:sz w:val="18"/>
               </w:rPr>
-              <w:t>BFF · src/modules/sbpgi-document-list-search/sbpgi-document-list-search.controller.ts</w:t>
+              <w:t>BFF · src/modules/sgi-document-list-search/sgi-document-list-search.controller.ts</w:t>
             </w:r>
           </w:p>
         </w:tc>
@@ -7408,7 +8218,7 @@
                 <w:color w:val="8A3324"/>
                 <w:sz w:val="18"/>
               </w:rPr>
-              <w:t>/bff/sbpgi/…</w:t>
+              <w:t>/bff/sgi/…</w:t>
             </w:r>
             <w:r>
               <w:rPr>
@@ -7452,7 +8262,7 @@
                 <w:rFonts w:ascii="Arial" w:hAnsi="Arial" w:eastAsia="Arial" w:cs="Tahoma"/>
                 <w:sz w:val="18"/>
               </w:rPr>
-              <w:t>BFF · src/modules/sbpgi-document-list-search/sbpgi-document-list-search.service.ts</w:t>
+              <w:t>BFF · src/modules/sgi-document-list-search/sgi-document-list-search.service.ts</w:t>
             </w:r>
           </w:p>
         </w:tc>
@@ -7547,7 +8357,7 @@
           <w:rFonts w:ascii="Courier New" w:hAnsi="Courier New" w:eastAsia="Courier New" w:cs="Tahoma"/>
           <w:sz w:val="16"/>
         </w:rPr>
-        <w:t>// src/modules/sbpgi-document-list-search/sbpgi-document-list-search.controller.ts</w:t>
+        <w:t>// src/modules/sgi-document-list-search/sgi-document-list-search.controller.ts</w:t>
         <w:br/>
         <w:t>import { Controller, Get, Query, UseGuards } from '@nestjs/common';</w:t>
         <w:br/>
@@ -7555,46 +8365,46 @@
         <w:br/>
         <w:t>import { UserId } from '../../common/decorators/user-id.decorator';</w:t>
         <w:br/>
-        <w:t>import { SbpgiDocumentListSearchService } from './sbpgi-document-list-search.service';</w:t>
-        <w:br/>
-        <w:t>import { DocumentListSearchQueryDto } from './dto/sbpgi-document-list-search.dto';</w:t>
+        <w:t>import { SgiDocumentListSearchService } from './sgi-document-list-search.service';</w:t>
+        <w:br/>
+        <w:t>import { DocumentListSearchQueryDto } from './dto/sgi-document-list-search.dto';</w:t>
         <w:br/>
         <w:br/>
         <w:t>// LLDD BE - API Document List and Search</w:t>
         <w:br/>
         <w:t>// BFF เรียกด้วย x-api-key และแนบ x-user-id / x-user-group-id / x-user-permissions มาให้</w:t>
         <w:br/>
-        <w:t>@Controller('sbpgi/sbpgi/document')</w:t>
+        <w:t>@Controller('sgi/sgi/document')</w:t>
         <w:br/>
         <w:t>@UseGuards(HttpHeaderGuard)</w:t>
         <w:br/>
-        <w:t>export class SbpgiDocumentListSearchController {</w:t>
-        <w:br/>
-        <w:t xml:space="preserve">  constructor(private readonly service: SbpgiDocumentListSearchService) {}</w:t>
-        <w:br/>
-        <w:br/>
-        <w:t xml:space="preserve">  // GET /api/v1/sbpgi/document/tasks — Inbox tasks API</w:t>
+        <w:t>export class SgiDocumentListSearchController {</w:t>
+        <w:br/>
+        <w:t xml:space="preserve">  constructor(private readonly service: SgiDocumentListSearchService) {}</w:t>
+        <w:br/>
+        <w:br/>
+        <w:t xml:space="preserve">  // GET /api/v1/sgi/document/tasks — Inbox tasks API</w:t>
         <w:br/>
         <w:t xml:space="preserve">  @Get('document/tasks')</w:t>
         <w:br/>
-        <w:t xml:space="preserve">  getSbpgiDocumentTasks(@Query() query: DocumentListSearchQueryDto, @UserId() userId: string) {</w:t>
+        <w:t xml:space="preserve">  getSgiDocumentTasks(@Query() query: DocumentListSearchQueryDto, @UserId() userId: string) {</w:t>
         <w:br/>
         <w:t xml:space="preserve">    // TODO: ตรวจ x-user-permissions ก่อนเรียก service ถ้า endpoint นี้จำกัดสิทธิ์เมนู</w:t>
         <w:br/>
-        <w:t xml:space="preserve">    return this.service.getSbpgiDocumentTasks(query, userId);</w:t>
+        <w:t xml:space="preserve">    return this.service.getSgiDocumentTasks(query, userId);</w:t>
         <w:br/>
         <w:t xml:space="preserve">  }</w:t>
         <w:br/>
         <w:br/>
-        <w:t xml:space="preserve">  // GET /api/v1/sbpgi/document — Document search API</w:t>
+        <w:t xml:space="preserve">  // GET /api/v1/sgi/document — Document search API</w:t>
         <w:br/>
         <w:t xml:space="preserve">  @Get('document')</w:t>
         <w:br/>
-        <w:t xml:space="preserve">  getSbpgiDocument(@Query() query: DocumentListSearchQueryDto, @UserId() userId: string) {</w:t>
+        <w:t xml:space="preserve">  getSgiDocument(@Query() query: DocumentListSearchQueryDto, @UserId() userId: string) {</w:t>
         <w:br/>
         <w:t xml:space="preserve">    // TODO: ตรวจ x-user-permissions ก่อนเรียก service ถ้า endpoint นี้จำกัดสิทธิ์เมนู</w:t>
         <w:br/>
-        <w:t xml:space="preserve">    return this.service.getSbpgiDocument(query, userId);</w:t>
+        <w:t xml:space="preserve">    return this.service.getSgiDocument(query, userId);</w:t>
         <w:br/>
         <w:t xml:space="preserve">  }</w:t>
         <w:br/>
@@ -7622,7 +8432,7 @@
           <w:rFonts w:ascii="Courier New" w:hAnsi="Courier New" w:eastAsia="Courier New" w:cs="Tahoma"/>
           <w:sz w:val="16"/>
         </w:rPr>
-        <w:t>// src/modules/sbpgi-document-list-search/dto/sbpgi-document-list-search.dto.ts</w:t>
+        <w:t>// src/modules/sgi-document-list-search/dto/sgi-document-list-search.dto.ts</w:t>
         <w:br/>
         <w:t>import { Type } from 'class-transformer';</w:t>
         <w:br/>
@@ -7761,7 +8571,7 @@
           <w:rFonts w:ascii="Courier New" w:hAnsi="Courier New" w:eastAsia="Courier New" w:cs="Tahoma"/>
           <w:sz w:val="16"/>
         </w:rPr>
-        <w:t>// src/modules/sbpgi-document-list-search/sbpgi-document-list-search.service.ts</w:t>
+        <w:t>// src/modules/sgi-document-list-search/sgi-document-list-search.service.ts</w:t>
         <w:br/>
         <w:t>import { Inject, Injectable, Logger, NotFoundException, NotImplementedException } from '@nestjs/common';</w:t>
         <w:br/>
@@ -7769,18 +8579,18 @@
         <w:br/>
         <w:t>import { WorkflowService } from '../workflow/workflow.service';</w:t>
         <w:br/>
-        <w:t>import { SBPGI_SQL } from './sbpgi-document-list-search.sql';</w:t>
+        <w:t>import { SGI_SQL } from './sgi-document-list-search.sql';</w:t>
         <w:br/>
         <w:br/>
         <w:t>@Injectable()</w:t>
         <w:br/>
-        <w:t>export class SbpgiDocumentListSearchService {</w:t>
-        <w:br/>
-        <w:t xml:space="preserve">  private readonly logger = new Logger(SbpgiDocumentListSearchService.name);</w:t>
+        <w:t>export class SgiDocumentListSearchService {</w:t>
+        <w:br/>
+        <w:t xml:space="preserve">  private readonly logger = new Logger(SgiDocumentListSearchService.name);</w:t>
         <w:br/>
         <w:t xml:space="preserve">  // versionId ของ workflow ประกันรายได้ (ตั้งใน env เหมือน COOPERATION_WORKFLOW_VERSION_ID)</w:t>
         <w:br/>
-        <w:t xml:space="preserve">  private readonly versionId = Number(process.env.SBPGI_WORKFLOW_VERSION_ID);</w:t>
+        <w:t xml:space="preserve">  private readonly versionId = Number(process.env.SGI_WORKFLOW_VERSION_ID);</w:t>
         <w:br/>
         <w:br/>
         <w:t xml:space="preserve">  constructor(</w:t>
@@ -7794,21 +8604,21 @@
         <w:t xml:space="preserve">  ) {}</w:t>
         <w:br/>
         <w:br/>
-        <w:t xml:space="preserve">  // GET /api/v1/sbpgi/document/tasks — Inbox tasks API</w:t>
-        <w:br/>
-        <w:t xml:space="preserve">  async getSbpgiDocumentTasks(query: DocumentListSearchQueryDto, userId: string) {</w:t>
+        <w:t xml:space="preserve">  // GET /api/v1/sgi/document/tasks — Inbox tasks API</w:t>
+        <w:br/>
+        <w:t xml:space="preserve">  async getSgiDocumentTasks(query: DocumentListSearchQueryDto, userId: string) {</w:t>
         <w:br/>
         <w:t xml:space="preserve">    const page = Number(query.page ?? 1);</w:t>
         <w:br/>
         <w:t xml:space="preserve">    const size = Math.min(Number(query.size ?? 20), 100);</w:t>
         <w:br/>
-        <w:t xml:space="preserve">    // SQL เต็มอยู่ในหัวข้อ Database SQL ของเอกสารนี้ (คีย์ 'GET /api/v1/sbpgi/document/tasks')</w:t>
+        <w:t xml:space="preserve">    // SQL เต็มอยู่ในหัวข้อ Database SQL ของเอกสารนี้ (คีย์ 'GET /api/v1/sgi/document/tasks')</w:t>
         <w:br/>
         <w:t xml:space="preserve">    // ⚠️ SQL ตัวอย่างบางเส้นเขียนด้วย named parameter (:size/:offset) แต่ dataSource.query()</w:t>
         <w:br/>
         <w:t xml:space="preserve">    //    รับเฉพาะ positional $1..$n — ต้องแปลงชื่อเป็นลำดับก่อน หรือใช้ QueryBuilder แทน</w:t>
         <w:br/>
-        <w:t xml:space="preserve">    const rows = await this.dataSource.query(SBPGI_SQL.getSbpgiDocumentTasks, [</w:t>
+        <w:t xml:space="preserve">    const rows = await this.dataSource.query(SGI_SQL.getSgiDocumentTasks, [</w:t>
         <w:br/>
         <w:t xml:space="preserve">      // TODO: เรียงพารามิเตอร์ให้ตรงกับ $1..$n ของ SQL จริง</w:t>
         <w:br/>
@@ -7823,15 +8633,15 @@
         <w:t xml:space="preserve">  }</w:t>
         <w:br/>
         <w:br/>
-        <w:t xml:space="preserve">  // GET /api/v1/sbpgi/document — Document search API</w:t>
-        <w:br/>
-        <w:t xml:space="preserve">  async getSbpgiDocument(query: DocumentListSearchQueryDto, userId: string) {</w:t>
-        <w:br/>
-        <w:t xml:space="preserve">    // TODO: implement ตาม business rule ของ GET /api/v1/sbpgi/document</w:t>
-        <w:br/>
-        <w:t xml:space="preserve">    //       (SQL อยู่ในหัวข้อ Database SQL คีย์ 'GET /api/v1/sbpgi/document')</w:t>
-        <w:br/>
-        <w:t xml:space="preserve">    throw new NotImplementedException('getSbpgiDocument ยังไม่ implement');</w:t>
+        <w:t xml:space="preserve">  // GET /api/v1/sgi/document — Document search API</w:t>
+        <w:br/>
+        <w:t xml:space="preserve">  async getSgiDocument(query: DocumentListSearchQueryDto, userId: string) {</w:t>
+        <w:br/>
+        <w:t xml:space="preserve">    // TODO: implement ตาม business rule ของ GET /api/v1/sgi/document</w:t>
+        <w:br/>
+        <w:t xml:space="preserve">    //       (SQL อยู่ในหัวข้อ Database SQL คีย์ 'GET /api/v1/sgi/document')</w:t>
+        <w:br/>
+        <w:t xml:space="preserve">    throw new NotImplementedException('getSgiDocument ยังไม่ implement');</w:t>
         <w:br/>
         <w:t xml:space="preserve">  }</w:t>
         <w:br/>
@@ -7860,7 +8670,7 @@
         <w:rPr>
           <w:b/>
         </w:rPr>
-        <w:t>ชื่อ function ของ engine — ยึด LLDD ของ lib (ปิดข้อค้าง 2026-08-14)</w:t>
+        <w:t>ชื่อ function ของ engine — ยึด LLDD ของ lib (ยืนยันแล้ว 2026-08-14)</w:t>
       </w:r>
       <w:r>
         <w:t xml:space="preserve"> · API จริงคือ 8 ตัวตามชีต </w:t>
@@ -8091,7 +8901,7 @@
                 <w:rFonts w:ascii="Arial" w:hAnsi="Arial" w:eastAsia="Arial" w:cs="Tahoma"/>
                 <w:sz w:val="18"/>
               </w:rPr>
-              <w:t>GET /api/v1/sbpgi/document/tasks</w:t>
+              <w:t>GET /api/v1/sgi/document/tasks</w:t>
             </w:r>
           </w:p>
         </w:tc>
@@ -8158,7 +8968,7 @@
           <w:rFonts w:ascii="Courier New" w:hAnsi="Courier New" w:eastAsia="Courier New" w:cs="Tahoma"/>
           <w:sz w:val="16"/>
         </w:rPr>
-        <w:t>// src/modules/sbpgi-document-list-search/sbpgi-document-list-search.workflow.ts (หรือรวมไว้ใน service เดียวกัน)</w:t>
+        <w:t>// src/modules/sgi-document-list-search/sgi-document-list-search.workflow.ts (หรือรวมไว้ใน service เดียวกัน)</w:t>
         <w:br/>
         <w:t>// WorkflowService = wrapper ของ @srm/glb-workflow ที่ store-backend มีอยู่แล้ว</w:t>
         <w:br/>
@@ -8175,7 +8985,7 @@
         <w:br/>
         <w:t xml:space="preserve">  });</w:t>
         <w:br/>
-        <w:t xml:space="preserve">  // TODO: join referenceId (= doc_no) กลับไปที่ compensation_documents เพื่อเติมข้อมูลเอกสาร</w:t>
+        <w:t xml:space="preserve">  // TODO: join referenceId (= doc_no) กลับไปที่ sgi_compensation_documents เพื่อเติมข้อมูลเอกสาร</w:t>
       </w:r>
     </w:p>
     <w:p>
@@ -8199,12 +9009,12 @@
           <w:rFonts w:ascii="Courier New" w:hAnsi="Courier New" w:eastAsia="Courier New" w:cs="Tahoma"/>
           <w:sz w:val="16"/>
         </w:rPr>
-        <w:t>// src/entitys/compensation-documents.entity.ts</w:t>
+        <w:t>// src/entitys/sgi-compensation-documents.entity.ts</w:t>
         <w:br/>
         <w:t>import { Column, Entity, PrimaryColumn } from 'typeorm';</w:t>
         <w:br/>
         <w:br/>
-        <w:t>@Entity({ name: 'compensation_documents', schema: process.env.DB_SCHEMA })</w:t>
+        <w:t>@Entity({ name: 'sgi_compensation_documents', schema: process.env.DB_SCHEMA })</w:t>
         <w:br/>
         <w:t>export class CompensationDocument {</w:t>
         <w:br/>
@@ -8288,7 +9098,7 @@
         <w:t xml:space="preserve">  updatedAt?: Date;</w:t>
         <w:br/>
         <w:br/>
-        <w:t xml:space="preserve">  // TODO: ตรวจความยาว/precision กับ DDL จริงใน sql/deploy-sbpgi-*.sql ก่อน merge</w:t>
+        <w:t xml:space="preserve">  // TODO: ตรวจความยาว/precision กับ DDL จริงใน sql/deploy-sgi-*.sql ก่อน merge</w:t>
         <w:br/>
         <w:t xml:space="preserve">  //       entity ชุดนี้ไม่ประกาศ relation ตาม convention (join ด้วย raw SQL)</w:t>
         <w:br/>
@@ -8305,12 +9115,12 @@
           <w:rFonts w:ascii="Courier New" w:hAnsi="Courier New" w:eastAsia="Courier New" w:cs="Tahoma"/>
           <w:sz w:val="16"/>
         </w:rPr>
-        <w:t>// src/entitys/impacted-stores.entity.ts</w:t>
+        <w:t>// src/entitys/sgi-impacted-stores.entity.ts</w:t>
         <w:br/>
         <w:t>import { Column, Entity, PrimaryColumn } from 'typeorm';</w:t>
         <w:br/>
         <w:br/>
-        <w:t>@Entity({ name: 'impacted_stores', schema: process.env.DB_SCHEMA })</w:t>
+        <w:t>@Entity({ name: 'sgi_impacted_stores', schema: process.env.DB_SCHEMA })</w:t>
         <w:br/>
         <w:t>export class ImpactedStore {</w:t>
         <w:br/>
@@ -8349,7 +9159,7 @@
         <w:t xml:space="preserve">  isActive: boolean;</w:t>
         <w:br/>
         <w:br/>
-        <w:t xml:space="preserve">  // TODO: ตรวจความยาว/precision กับ DDL จริงใน sql/deploy-sbpgi-*.sql ก่อน merge</w:t>
+        <w:t xml:space="preserve">  // TODO: ตรวจความยาว/precision กับ DDL จริงใน sql/deploy-sgi-*.sql ก่อน merge</w:t>
         <w:br/>
         <w:t xml:space="preserve">  //       entity ชุดนี้ไม่ประกาศ relation ตาม convention (join ด้วย raw SQL)</w:t>
         <w:br/>
@@ -8364,7 +9174,7 @@
         <w:rPr>
           <w:rFonts w:ascii="Courier New" w:hAnsi="Courier New" w:eastAsia="Courier New" w:cs="Tahoma"/>
         </w:rPr>
-        <w:t>fgi_impact_sales_summaries</w:t>
+        <w:t>sgi_fgi_impact_sales_summaries</w:t>
       </w:r>
       <w:r>
         <w:t xml:space="preserve">, </w:t>
@@ -8373,7 +9183,7 @@
         <w:rPr>
           <w:rFonts w:ascii="Courier New" w:hAnsi="Courier New" w:eastAsia="Courier New" w:cs="Tahoma"/>
         </w:rPr>
-        <w:t>consideration_logs</w:t>
+        <w:t>sgi_consideration_logs</w:t>
       </w:r>
       <w:r>
         <w:t xml:space="preserve">) ใช้รูปแบบ entity เดียวกัน — คอลัมน์อ้างจาก </w:t>
@@ -8665,7 +9475,7 @@
           <w:rFonts w:ascii="Courier New" w:hAnsi="Courier New" w:eastAsia="Courier New" w:cs="Tahoma"/>
           <w:sz w:val="16"/>
         </w:rPr>
-        <w:t>// src/providers/sbpgi/sbpgi.ts — repository provider แบบ factory (ไม่ใช้ TypeOrmModule.forFeature)</w:t>
+        <w:t>// src/providers/sgi/sgi.ts — repository provider แบบ factory (ไม่ใช้ TypeOrmModule.forFeature)</w:t>
         <w:br/>
         <w:t>// convention ของโฟลเดอร์ providers คือ 1 ไฟล์ต่อโดเมน ตั้งชื่อตามโดเมน (business_user/business_user.ts,</w:t>
         <w:br/>
@@ -8673,24 +9483,24 @@
         <w:br/>
         <w:t>//</w:t>
         <w:br/>
-        <w:t>// ⚠️ ไฟล์นี้ใช้ร่วมกันทุกเอกสาร BE ของ SBPGI — ให้ **merge array เพิ่ม** เข้าไฟล์เดิม ห้ามเขียนทับ</w:t>
+        <w:t>// ⚠️ ไฟล์นี้ใช้ร่วมกันทุกเอกสาร BE ของ SGI — ให้ **merge array เพิ่ม** เข้าไฟล์เดิม ห้ามเขียนทับ</w:t>
         <w:br/>
         <w:t>//    (ชื่อ const แยกต่อเอกสารไว้แล้วเพื่อไม่ให้ชนกัน)</w:t>
         <w:br/>
         <w:t>import { DataSource } from 'typeorm';</w:t>
         <w:br/>
-        <w:t>import { CompensationDocument } from '../../entitys/compensation-documents.entity';</w:t>
-        <w:br/>
-        <w:t>import { ImpactedStore } from '../../entitys/impacted-stores.entity';</w:t>
-        <w:br/>
-        <w:t>import { FgiImpactSalesSummary } from '../../entitys/fgi-impact-sales-summaries.entity';</w:t>
-        <w:br/>
-        <w:br/>
-        <w:t>export const sbpgiDocumentListSearchProviders = [</w:t>
+        <w:t>import { CompensationDocument } from '../../entitys/sgi-compensation-documents.entity';</w:t>
+        <w:br/>
+        <w:t>import { ImpactedStore } from '../../entitys/sgi-impacted-stores.entity';</w:t>
+        <w:br/>
+        <w:t>import { FgiImpactSalesSummary } from '../../entitys/sgi-fgi-impact-sales-summaries.entity';</w:t>
+        <w:br/>
+        <w:br/>
+        <w:t>export const sgiDocumentListSearchProviders = [</w:t>
         <w:br/>
         <w:t xml:space="preserve">  {</w:t>
         <w:br/>
-        <w:t xml:space="preserve">    provide: 'COMPENSATION_DOCUMENT_REPOSITORY',</w:t>
+        <w:t xml:space="preserve">    provide: 'SGI_COMPENSATION_DOCUMENT_REPOSITORY',</w:t>
         <w:br/>
         <w:t xml:space="preserve">    useFactory: (dataSource: DataSource) =&gt; dataSource.getRepository(CompensationDocument),</w:t>
         <w:br/>
@@ -8700,7 +9510,7 @@
         <w:br/>
         <w:t xml:space="preserve">  {</w:t>
         <w:br/>
-        <w:t xml:space="preserve">    provide: 'IMPACTED_STORE_REPOSITORY',</w:t>
+        <w:t xml:space="preserve">    provide: 'SGI_IMPACTED_STORE_REPOSITORY',</w:t>
         <w:br/>
         <w:t xml:space="preserve">    useFactory: (dataSource: DataSource) =&gt; dataSource.getRepository(ImpactedStore),</w:t>
         <w:br/>
@@ -8710,7 +9520,7 @@
         <w:br/>
         <w:t xml:space="preserve">  {</w:t>
         <w:br/>
-        <w:t xml:space="preserve">    provide: 'FGI_IMPACT_SALES_SUMMARIES_REPOSITORY',</w:t>
+        <w:t xml:space="preserve">    provide: 'SGI_FGI_IMPACT_SALES_SUMMARIES_REPOSITORY',</w:t>
         <w:br/>
         <w:t xml:space="preserve">    useFactory: (dataSource: DataSource) =&gt; dataSource.getRepository(FgiImpactSalesSummary),</w:t>
         <w:br/>
@@ -8721,7 +9531,7 @@
         <w:t>];</w:t>
         <w:br/>
         <w:br/>
-        <w:t>// src/modules/sbpgi-document-list-search/sbpgi-document-list-search.module.ts</w:t>
+        <w:t>// src/modules/sgi-document-list-search/sgi-document-list-search.module.ts</w:t>
         <w:br/>
         <w:t>import { MiddlewareConsumer, Module, NestModule } from '@nestjs/common';</w:t>
         <w:br/>
@@ -8737,38 +9547,38 @@
         <w:br/>
         <w:t>import { WorkflowModule } from '../workflow/workflow.module';</w:t>
         <w:br/>
-        <w:t>import { sbpgiDocumentListSearchProviders } from '../../providers/sbpgi/sbpgi';</w:t>
-        <w:br/>
-        <w:t>import { SbpgiDocumentListSearchController } from './sbpgi-document-list-search.controller';</w:t>
-        <w:br/>
-        <w:t>import { SbpgiDocumentListSearchService } from './sbpgi-document-list-search.service';</w:t>
+        <w:t>import { sgiDocumentListSearchProviders } from '../../providers/sgi/sgi';</w:t>
+        <w:br/>
+        <w:t>import { SgiDocumentListSearchController } from './sgi-document-list-search.controller';</w:t>
+        <w:br/>
+        <w:t>import { SgiDocumentListSearchService } from './sgi-document-list-search.service';</w:t>
         <w:br/>
         <w:br/>
         <w:t>@Module({</w:t>
         <w:br/>
         <w:t xml:space="preserve">  imports: [DatabaseModule, WorkflowModule],</w:t>
         <w:br/>
-        <w:t xml:space="preserve">  controllers: [SbpgiDocumentListSearchController],</w:t>
-        <w:br/>
-        <w:t xml:space="preserve">  providers: [SbpgiDocumentListSearchService, ...sbpgiDocumentListSearchProviders],</w:t>
-        <w:br/>
-        <w:t xml:space="preserve">  exports: [SbpgiDocumentListSearchService],</w:t>
+        <w:t xml:space="preserve">  controllers: [SgiDocumentListSearchController],</w:t>
+        <w:br/>
+        <w:t xml:space="preserve">  providers: [SgiDocumentListSearchService, ...sgiDocumentListSearchProviders],</w:t>
+        <w:br/>
+        <w:t xml:space="preserve">  exports: [SgiDocumentListSearchService],</w:t>
         <w:br/>
         <w:t>})</w:t>
         <w:br/>
-        <w:t>export class SbpgiDocumentListSearchModule implements NestModule {</w:t>
+        <w:t>export class SgiDocumentListSearchModule implements NestModule {</w:t>
         <w:br/>
         <w:t xml:space="preserve">  configure(consumer: MiddlewareConsumer) {</w:t>
         <w:br/>
         <w:t xml:space="preserve">    // ถ้าไม่ apply ตรงนี้ userId จะเป็น undefined เงียบ ๆ ทุก endpoint</w:t>
         <w:br/>
-        <w:t xml:space="preserve">    consumer.apply(UserContextMiddleware).forRoutes(SbpgiDocumentListSearchController);</w:t>
+        <w:t xml:space="preserve">    consumer.apply(UserContextMiddleware).forRoutes(SgiDocumentListSearchController);</w:t>
         <w:br/>
         <w:t xml:space="preserve">  }</w:t>
         <w:br/>
         <w:t>}</w:t>
         <w:br/>
-        <w:t>// TODO: register module นี้ใน app.module.ts (imports) พร้อมกับโมดูล SBPGI ตัวอื่น</w:t>
+        <w:t>// TODO: register module นี้ใน app.module.ts (imports) พร้อมกับโมดูล SGI ตัวอื่น</w:t>
       </w:r>
     </w:p>
     <w:p>
@@ -8793,7 +9603,7 @@
         <w:rPr>
           <w:color w:val="8A3324"/>
         </w:rPr>
-        <w:t>/bff/sbpgi/…</w:t>
+        <w:t>/bff/sgi/…</w:t>
       </w:r>
       <w:r>
         <w:t xml:space="preserve">) เพื่อไม่ให้ปนแบบที่มี/ไม่มี </w:t>
@@ -8818,7 +9628,7 @@
           <w:rFonts w:ascii="Courier New" w:hAnsi="Courier New" w:eastAsia="Courier New" w:cs="Tahoma"/>
           <w:sz w:val="16"/>
         </w:rPr>
-        <w:t>// src/common/client-services/sbpgi-client.service.ts</w:t>
+        <w:t>// src/common/client-services/sgi-client.service.ts</w:t>
         <w:br/>
         <w:t>import { Injectable, Logger, OnModuleInit } from '@nestjs/common';</w:t>
         <w:br/>
@@ -8827,14 +9637,14 @@
         <w:br/>
         <w:t>@Injectable()</w:t>
         <w:br/>
-        <w:t>export class SbpgiClientService extends BaseClientService implements OnModuleInit {</w:t>
-        <w:br/>
-        <w:t xml:space="preserve">  protected logger: Logger = new Logger(SbpgiClientService.name);</w:t>
+        <w:t>export class SgiClientService extends BaseClientService implements OnModuleInit {</w:t>
+        <w:br/>
+        <w:t xml:space="preserve">  protected logger: Logger = new Logger(SgiClientService.name);</w:t>
         <w:br/>
         <w:br/>
         <w:t xml:space="preserve">  onModuleInit() {</w:t>
         <w:br/>
-        <w:t xml:space="preserve">    // TODO: ถ้า deploy SBPGI แยก service ให้เพิ่ม API_SBPGI_BACKEND_* ใน AppConfigService</w:t>
+        <w:t xml:space="preserve">    // TODO: ถ้า deploy SGI แยก service ให้เพิ่ม API_SGI_BACKEND_* ใน AppConfigService</w:t>
         <w:br/>
         <w:t xml:space="preserve">    //       ตอนนี้ชี้ store backend ตัวเดียวกับ StoreClientService</w:t>
         <w:br/>
@@ -8848,7 +9658,7 @@
         <w:br/>
         <w:t>// BaseClientService แกะ { success, data } ให้แล้ว — service ฝั่ง BFF จึงได้ data ตรง ๆ</w:t>
         <w:br/>
-        <w:t>// TODO: เพิ่ม SbpgiClientService ใน providers/exports ของ ClientServiceModule (@Global)</w:t>
+        <w:t>// TODO: เพิ่ม SgiClientService ใน providers/exports ของ ClientServiceModule (@Global)</w:t>
       </w:r>
     </w:p>
     <w:p>
@@ -8861,18 +9671,18 @@
           <w:rFonts w:ascii="Courier New" w:hAnsi="Courier New" w:eastAsia="Courier New" w:cs="Tahoma"/>
           <w:sz w:val="16"/>
         </w:rPr>
-        <w:t>// src/modules/sbpgi-document-list-search/sbpgi-document-list-search.service.ts (BFF)</w:t>
+        <w:t>// src/modules/sgi-document-list-search/sgi-document-list-search.service.ts (BFF)</w:t>
         <w:br/>
         <w:t>import { Injectable } from '@nestjs/common';</w:t>
         <w:br/>
-        <w:t>import { SbpgiClientService } from '@common/client-services/sbpgi-client.service';</w:t>
+        <w:t>import { SgiClientService } from '@common/client-services/sgi-client.service';</w:t>
         <w:br/>
         <w:br/>
         <w:t>@Injectable()</w:t>
         <w:br/>
-        <w:t>export class SbpgiDocumentListSearchBffService {</w:t>
-        <w:br/>
-        <w:t xml:space="preserve">  constructor(private readonly client: SbpgiClientService) {}</w:t>
+        <w:t>export class SgiDocumentListSearchBffService {</w:t>
+        <w:br/>
+        <w:t xml:space="preserve">  constructor(private readonly client: SgiClientService) {}</w:t>
         <w:br/>
         <w:br/>
         <w:t xml:space="preserve">  // BFF ไม่มี DB — หน้าที่เดียวคือแนบ user context แล้ว forward</w:t>
@@ -8892,64 +9702,64 @@
         <w:t xml:space="preserve">  }</w:t>
         <w:br/>
         <w:br/>
-        <w:t xml:space="preserve">  getSbpgiDocumentTasks(params: any, user: any) {</w:t>
-        <w:br/>
-        <w:t xml:space="preserve">    return this.client.get('/api/v1/sbpgi/document/tasks', { params, headers: this.userHeaders(user) });</w:t>
+        <w:t xml:space="preserve">  getSgiDocumentTasks(params: any, user: any) {</w:t>
+        <w:br/>
+        <w:t xml:space="preserve">    return this.client.get('/api/v1/sgi/document/tasks', { params, headers: this.userHeaders(user) });</w:t>
         <w:br/>
         <w:t xml:space="preserve">  }</w:t>
         <w:br/>
         <w:br/>
-        <w:t xml:space="preserve">  getSbpgiDocument(params: any, user: any) {</w:t>
-        <w:br/>
-        <w:t xml:space="preserve">    return this.client.get('/api/v1/sbpgi/document', { params, headers: this.userHeaders(user) });</w:t>
+        <w:t xml:space="preserve">  getSgiDocument(params: any, user: any) {</w:t>
+        <w:br/>
+        <w:t xml:space="preserve">    return this.client.get('/api/v1/sgi/document', { params, headers: this.userHeaders(user) });</w:t>
         <w:br/>
         <w:t xml:space="preserve">  }</w:t>
         <w:br/>
         <w:t>}</w:t>
         <w:br/>
         <w:br/>
-        <w:t>// ---------- src/modules/sbpgi-document-list-search/sbpgi-document-list-search.controller.ts (BFF) ----------</w:t>
+        <w:t>// ---------- src/modules/sgi-document-list-search/sgi-document-list-search.controller.ts (BFF) ----------</w:t>
         <w:br/>
         <w:t>import { Body, Controller, Delete, Get, Param, Post, Put, Query, Req, UseGuards } from '@nestjs/common';</w:t>
         <w:br/>
         <w:t>import { AuthGuard } from '@nestjs/passport';</w:t>
         <w:br/>
         <w:br/>
-        <w:t>// เลือก prefix แบบเดียวทั้งโมดูล: ใช้ '/bff/sbpgi/...' (ห้ามปนกับแบบไม่มี /bff)</w:t>
-        <w:br/>
-        <w:t>@Controller('bff/sbpgi/document-list-search')</w:t>
+        <w:t>// เลือก prefix แบบเดียวทั้งโมดูล: ใช้ '/bff/sgi/...' (ห้ามปนกับแบบไม่มี /bff)</w:t>
+        <w:br/>
+        <w:t>@Controller('bff/sgi/document-list-search')</w:t>
         <w:br/>
         <w:t>@UseGuards(AuthGuard('jwt'))</w:t>
         <w:br/>
-        <w:t>export class SbpgiDocumentListSearchBffController {</w:t>
-        <w:br/>
-        <w:t xml:space="preserve">  constructor(private readonly service: SbpgiDocumentListSearchBffService) {}</w:t>
-        <w:br/>
-        <w:br/>
-        <w:t xml:space="preserve">  // proxy ของ GET /api/v1/sbpgi/document/tasks</w:t>
-        <w:br/>
-        <w:t xml:space="preserve">  @Get('sbpgi/document/tasks')</w:t>
-        <w:br/>
-        <w:t xml:space="preserve">  getSbpgiDocumentTasks(@Query() query: any, @Req() req: any) {</w:t>
-        <w:br/>
-        <w:t xml:space="preserve">    return this.service.getSbpgiDocumentTasks(query, req.user);</w:t>
+        <w:t>export class SgiDocumentListSearchBffController {</w:t>
+        <w:br/>
+        <w:t xml:space="preserve">  constructor(private readonly service: SgiDocumentListSearchBffService) {}</w:t>
+        <w:br/>
+        <w:br/>
+        <w:t xml:space="preserve">  // proxy ของ GET /api/v1/sgi/document/tasks</w:t>
+        <w:br/>
+        <w:t xml:space="preserve">  @Get('sgi/document/tasks')</w:t>
+        <w:br/>
+        <w:t xml:space="preserve">  getSgiDocumentTasks(@Query() query: any, @Req() req: any) {</w:t>
+        <w:br/>
+        <w:t xml:space="preserve">    return this.service.getSgiDocumentTasks(query, req.user);</w:t>
         <w:br/>
         <w:t xml:space="preserve">  }</w:t>
         <w:br/>
         <w:br/>
-        <w:t xml:space="preserve">  // proxy ของ GET /api/v1/sbpgi/document</w:t>
-        <w:br/>
-        <w:t xml:space="preserve">  @Get('sbpgi/document')</w:t>
-        <w:br/>
-        <w:t xml:space="preserve">  getSbpgiDocument(@Query() query: any, @Req() req: any) {</w:t>
-        <w:br/>
-        <w:t xml:space="preserve">    return this.service.getSbpgiDocument(query, req.user);</w:t>
+        <w:t xml:space="preserve">  // proxy ของ GET /api/v1/sgi/document</w:t>
+        <w:br/>
+        <w:t xml:space="preserve">  @Get('sgi/document')</w:t>
+        <w:br/>
+        <w:t xml:space="preserve">  getSgiDocument(@Query() query: any, @Req() req: any) {</w:t>
+        <w:br/>
+        <w:t xml:space="preserve">    return this.service.getSgiDocument(query, req.user);</w:t>
         <w:br/>
         <w:t xml:space="preserve">  }</w:t>
         <w:br/>
         <w:t>}</w:t>
         <w:br/>
-        <w:t>// TODO: register module ใน app.module.ts ของ BFF และเพิ่ม SbpgiClientService ใน ClientServiceModule (@Global)</w:t>
+        <w:t>// TODO: register module ใน app.module.ts ของ BFF และเพิ่ม SgiClientService ใน ClientServiceModule (@Global)</w:t>
       </w:r>
     </w:p>
     <w:p>
@@ -9082,7 +9892,7 @@
                 <w:rFonts w:ascii="Arial" w:hAnsi="Arial" w:eastAsia="Arial" w:cs="Tahoma"/>
                 <w:sz w:val="18"/>
               </w:rPr>
-              <w:t>compensation_documents</w:t>
+              <w:t>sgi_compensation_documents</w:t>
             </w:r>
           </w:p>
         </w:tc>
@@ -9162,7 +9972,7 @@
                 <w:rFonts w:ascii="Arial" w:hAnsi="Arial" w:eastAsia="Arial" w:cs="Tahoma"/>
                 <w:sz w:val="18"/>
               </w:rPr>
-              <w:t>impacted_stores</w:t>
+              <w:t>sgi_impacted_stores</w:t>
             </w:r>
           </w:p>
         </w:tc>
@@ -9242,7 +10052,7 @@
                 <w:rFonts w:ascii="Arial" w:hAnsi="Arial" w:eastAsia="Arial" w:cs="Tahoma"/>
                 <w:sz w:val="18"/>
               </w:rPr>
-              <w:t>fgi_impact_sales_summaries</w:t>
+              <w:t>sgi_fgi_impact_sales_summaries</w:t>
             </w:r>
           </w:p>
         </w:tc>
@@ -9322,7 +10132,7 @@
                 <w:rFonts w:ascii="Arial" w:hAnsi="Arial" w:eastAsia="Arial" w:cs="Tahoma"/>
                 <w:sz w:val="18"/>
               </w:rPr>
-              <w:t>consideration_logs</w:t>
+              <w:t>sgi_consideration_logs</w:t>
             </w:r>
           </w:p>
         </w:tc>
@@ -9558,7 +10368,7 @@
         <w:rPr>
           <w:b/>
         </w:rPr>
-        <w:t>GET /api/v1/sbpgi/document/tasks</w:t>
+        <w:t>GET /api/v1/sgi/document/tasks</w:t>
       </w:r>
       <w:r>
         <w:t xml:space="preserve"> — Inbox tasks API</w:t>
@@ -9582,13 +10392,13 @@
         <w:br/>
         <w:t>--    รับเฉพาะ positional $1..$n — ต้องแปลงเป็นลำดับ หรือรันผ่าน QueryBuilder</w:t>
         <w:br/>
-        <w:t>-- ⚠️ ไม่มีตาราง workflow_tasks ของ SBPGI แล้ว — กล่องงานอ่านจาก engine กลาง (schema sps_store)</w:t>
+        <w:t>-- ⚠️ ไม่มีตาราง workflow_tasks ของ SGI แล้ว — กล่องงานอ่านจาก engine กลาง (schema sps_store)</w:t>
         <w:br/>
         <w:t xml:space="preserve">--    getPendingFlowByUser({userData}) </w:t>
         <w:br/>
-        <w:t>-- ✅ DP-1 ปิดแล้ว: reference_id = compensation_documents.id (surrogate · varchar(255)) · ⚠️ DP-2 workflow_transaction ไม่มี PK/index (19,283 แถว → seq-scan) ยังไม่ตัดสิน</w:t>
-        <w:br/>
-        <w:t>--    ยังไม่ตัดสิน — ดู SBPGI vs existing system หัวข้อ 4</w:t>
+        <w:t>-- ✅ DP-1 ปิดแล้ว: reference_id = sgi_compensation_documents.id (surrogate · varchar(255)) · ⚠️ DP-2 workflow_transaction ไม่มี PK/index (19,283 แถว → seq-scan) ห้ามแก้ schema ของ library</w:t>
+        <w:br/>
+        <w:t>--    ห้ามแก้ schema ของ library — กันซ้ำที่ระดับ application ของ SGI</w:t>
         <w:br/>
         <w:t>WITH wh AS (</w:t>
         <w:br/>
@@ -9626,13 +10436,13 @@
         <w:br/>
         <w:t>JOIN sps_store.workflow_transaction w ON w.transaction_id = a.transaction_id</w:t>
         <w:br/>
-        <w:t>JOIN compensation_documents d ON d.id::text = w.reference_id   -- DP-1 = surrogate id   -- DP-1</w:t>
+        <w:t>JOIN sgi_compensation_documents d ON d.id::text = w.reference_id   -- DP-1 = surrogate id   -- DP-1</w:t>
         <w:br/>
         <w:t>JOIN store s ON s.store_id = d.impacted_store_code</w:t>
         <w:br/>
-        <w:t>LEFT JOIN fgi_impact_sales_summaries ss ON ss.impact_process_id = d.impact_process_id</w:t>
-        <w:br/>
-        <w:t>WHERE a.state_id = :sectionFromJwt AND a.state_id = w.current_state_id AND w.version_id = :sbpgiVersionId</w:t>
+        <w:t>LEFT JOIN sgi_fgi_impact_sales_summaries ss ON ss.impact_process_id = d.impact_process_id</w:t>
+        <w:br/>
+        <w:t>WHERE a.state_id = :sectionFromJwt AND a.state_id = w.current_state_id AND w.version_id = :sgiVersionId</w:t>
         <w:br/>
         <w:t>ORDER BY w.update_date</w:t>
         <w:br/>
@@ -9644,7 +10454,7 @@
         <w:rPr>
           <w:b/>
         </w:rPr>
-        <w:t>GET /api/v1/sbpgi/document</w:t>
+        <w:t>GET /api/v1/sgi/document</w:t>
       </w:r>
       <w:r>
         <w:t xml:space="preserve"> — Document search API</w:t>
@@ -9696,13 +10506,13 @@
         <w:br/>
         <w:t xml:space="preserve">       ss.total_working_days AS "salesDataDays"</w:t>
         <w:br/>
-        <w:t>FROM compensation_documents d</w:t>
+        <w:t>FROM sgi_compensation_documents d</w:t>
         <w:br/>
         <w:t>JOIN store s ON s.store_id = d.impacted_store_code</w:t>
         <w:br/>
-        <w:t>LEFT JOIN fgi_impact_sales_summaries ss ON ss.impact_process_id = d.impact_process_id</w:t>
-        <w:br/>
-        <w:t>LEFT JOIN sps_store.workflow_transaction w ON w.reference_id = d.id::text   -- DP-1 = surrogate id (reference_id เป็น varchar(255)) AND w.version_id = :sbpgiVersionId   -- DP-1 · DP-2 (ไม่มี index → seq-scan)</w:t>
+        <w:t>LEFT JOIN sgi_fgi_impact_sales_summaries ss ON ss.impact_process_id = d.impact_process_id</w:t>
+        <w:br/>
+        <w:t>LEFT JOIN sps_store.workflow_transaction w ON w.reference_id = d.id::text   -- DP-1 = surrogate id (reference_id เป็น varchar(255)) AND w.version_id = :sgiVersionId   -- DP-1 · DP-2 (ไม่มี index → seq-scan)</w:t>
         <w:br/>
         <w:t>WHERE d.year = :year</w:t>
         <w:br/>
@@ -9834,7 +10644,7 @@
                 <w:rFonts w:ascii="Arial" w:hAnsi="Arial" w:eastAsia="Arial" w:cs="Tahoma"/>
                 <w:sz w:val="18"/>
               </w:rPr>
-              <w:t>fgi_impact_sales_summaries</w:t>
+              <w:t>sgi_fgi_impact_sales_summaries</w:t>
             </w:r>
           </w:p>
         </w:tc>
@@ -9859,7 +10669,7 @@
                 <w:rFonts w:ascii="Arial" w:hAnsi="Arial" w:eastAsia="Arial" w:cs="Tahoma"/>
                 <w:sz w:val="18"/>
               </w:rPr>
-              <w:t>CREATE INDEX idx_fgi_impact_sales_summaries_impact_process_id ON fgi_impact_sales_summaries (impact_process_id);</w:t>
+              <w:t>CREATE INDEX idx_sgi_fgi_impact_sales_summaries_impact_process_id ON sgi_fgi_impact_sales_summaries (impact_process_id);</w:t>
             </w:r>
           </w:p>
         </w:tc>
@@ -9914,7 +10724,7 @@
                 <w:rFonts w:ascii="Arial" w:hAnsi="Arial" w:eastAsia="Arial" w:cs="Tahoma"/>
                 <w:sz w:val="18"/>
               </w:rPr>
-              <w:t>compensation_documents</w:t>
+              <w:t>sgi_compensation_documents</w:t>
             </w:r>
           </w:p>
         </w:tc>
@@ -9939,7 +10749,7 @@
                 <w:rFonts w:ascii="Arial" w:hAnsi="Arial" w:eastAsia="Arial" w:cs="Tahoma"/>
                 <w:sz w:val="18"/>
               </w:rPr>
-              <w:t>CREATE INDEX idx_compensation_documents_year_impacted_store_code_status_code ON compensation_documents (year, impacted_store_code, status_code);</w:t>
+              <w:t>CREATE INDEX idx_sgi_compensation_documents_year_impacted_store_code_status_ ON sgi_compensation_documents (year, impacted_store_code, status_code);</w:t>
             </w:r>
           </w:p>
         </w:tc>
@@ -9997,7 +10807,7 @@
         <w:rPr>
           <w:rFonts w:ascii="Courier New" w:hAnsi="Courier New" w:eastAsia="Courier New" w:cs="Tahoma"/>
         </w:rPr>
-        <w:t>sql/deploy-sbpgi-*.sql</w:t>
+        <w:t>sql/deploy-sgi-*.sql</w:t>
       </w:r>
       <w:r>
         <w:t xml:space="preserve"> แบบ idempotent (</w:t>
@@ -10298,7 +11108,7 @@
                 <w:rFonts w:ascii="Arial" w:hAnsi="Arial" w:eastAsia="Arial" w:cs="Tahoma"/>
                 <w:sz w:val="18"/>
               </w:rPr>
-              <w:t>Join impacted_stores</w:t>
+              <w:t>Join sgi_impacted_stores</w:t>
             </w:r>
           </w:p>
         </w:tc>
@@ -10377,7 +11187,7 @@
         <w:keepLines/>
       </w:pPr>
       <w:r>
-        <w:t>year missing fails for /sbpgi/document</w:t>
+        <w:t>year missing fails for /sgi/document</w:t>
       </w:r>
     </w:p>
     <w:p>
@@ -11457,7 +12267,7 @@
                 <w:rFonts w:ascii="Arial" w:hAnsi="Arial" w:eastAsia="Arial" w:cs="Tahoma"/>
                 <w:sz w:val="18"/>
               </w:rPr>
-              <w:t>ผ่านเมื่อถูกกฎ / โยน error เมื่อผิด — กฎ: required for /sbpgi/document · รูปแบบ: ค.ศ. YYYY</w:t>
+              <w:t>ผ่านเมื่อถูกกฎ / โยน error เมื่อผิด — กฎ: required for /sgi/document · รูปแบบ: ค.ศ. YYYY</w:t>
             </w:r>
           </w:p>
         </w:tc>
@@ -11617,7 +12427,7 @@
                 <w:rFonts w:ascii="Arial" w:hAnsi="Arial" w:eastAsia="Arial" w:cs="Tahoma"/>
                 <w:sz w:val="18"/>
               </w:rPr>
-              <w:t>year missing fails for /sbpgi/document</w:t>
+              <w:t>year missing fails for /sgi/document</w:t>
             </w:r>
           </w:p>
         </w:tc>
@@ -11887,7 +12697,7 @@
                 <w:rFonts w:ascii="Courier New" w:hAnsi="Courier New" w:eastAsia="Courier New" w:cs="Tahoma"/>
                 <w:sz w:val="18"/>
               </w:rPr>
-              <w:t>GET /api/v1/sbpgi/document/tasks</w:t>
+              <w:t>GET /api/v1/sgi/document/tasks</w:t>
             </w:r>
           </w:p>
         </w:tc>
@@ -11967,7 +12777,7 @@
                 <w:rFonts w:ascii="Courier New" w:hAnsi="Courier New" w:eastAsia="Courier New" w:cs="Tahoma"/>
                 <w:sz w:val="18"/>
               </w:rPr>
-              <w:t>GET /api/v1/sbpgi/document</w:t>
+              <w:t>GET /api/v1/sgi/document</w:t>
             </w:r>
           </w:p>
         </w:tc>
